--- a/estudos/mateus/20-1-16-sermao.docx
+++ b/estudos/mateus/20-1-16-sermao.docx
@@ -308,7 +308,7 @@
           <w:sz w:val="23"/>
           <w:szCs w:val="23"/>
         </w:rPr>
-        <w:t xml:space="preserve">Irmãos, estamos na nossa série Parábolas do Reino, e este é o nono sermão. Estamos no segundo bloco da série, que chamamos de "O Coração do Rei". A pergunta deste bloco é: que tipo de Rei governa esse Reino? Já vimos o Rei que sai atrás da ovelha perdida e da moeda perdida e faz festa quando encontra. Já vimos o pai que corre para o filho que volta — e que sai de casa de novo para rogar ao filho mais velho, que ficou do lado de fora da festa.</w:t>
+        <w:t xml:space="preserve">Este é o nono sermão da série Parábolas do Reino, no segundo bloco, que chamamos de "O Coração do Rei". A pergunta deste bloco é: que tipo de Rei governa esse Reino? Já vimos o Rei que sai atrás da ovelha perdida e da moeda perdida e faz festa quando encontra. Já vimos o pai que corre para o filho que volta — e que sai de casa de novo para rogar ao filho mais velho, que ficou do lado de fora da festa.</w:t>
       </w:r>
     </w:p>
     <w:p>
@@ -334,15 +334,6 @@
       <w:r>
         <w:rPr>
           <w:rFonts w:ascii="Cambria" w:cs="Cambria" w:eastAsia="Cambria" w:hAnsi="Cambria"/>
-          <w:color w:val="2B2B33"/>
-          <w:sz w:val="23"/>
-          <w:szCs w:val="23"/>
-        </w:rPr>
-        <w:t xml:space="preserve">Então, se vocês esquecerem tudo o que eu disser hoje, guardem isto: </w:t>
-      </w:r>
-      <w:r>
-        <w:rPr>
-          <w:rFonts w:ascii="Cambria" w:cs="Cambria" w:eastAsia="Cambria" w:hAnsi="Cambria"/>
           <w:b/>
           <w:bCs/>
           <w:color w:val="2B2B33"/>
@@ -350,21 +341,6 @@
           <w:szCs w:val="23"/>
         </w:rPr>
         <w:t xml:space="preserve">Deus é bom: ele reparte como Rei, não paga como patrão — e cura o olho ressentido.</w:t>
-      </w:r>
-    </w:p>
-    <w:p>
-      <w:pPr>
-        <w:spacing w:after="150" w:before="0" w:line="300" w:lineRule="auto"/>
-        <w:jc w:val="left"/>
-      </w:pPr>
-      <w:r>
-        <w:rPr>
-          <w:rFonts w:ascii="Cambria" w:cs="Cambria" w:eastAsia="Cambria" w:hAnsi="Cambria"/>
-          <w:color w:val="2B2B33"/>
-          <w:sz w:val="23"/>
-          <w:szCs w:val="23"/>
-        </w:rPr>
-        <w:t xml:space="preserve">Vamos lá.</w:t>
       </w:r>
     </w:p>
     <w:p>
@@ -415,7 +391,7 @@
           <w:sz w:val="23"/>
           <w:szCs w:val="23"/>
         </w:rPr>
-        <w:t xml:space="preserve">Eu quero começar com dois homens que estiveram muito perto de Jesus.</w:t>
+        <w:t xml:space="preserve">Dois homens estiveram muito perto de Jesus.</w:t>
       </w:r>
     </w:p>
     <w:p>
@@ -556,7 +532,7 @@
           <w:sz w:val="23"/>
           <w:szCs w:val="23"/>
         </w:rPr>
-        <w:t xml:space="preserve">Olha só que interessante: Jesus contou uma história para gente que fazia exatamente essa pergunta. E não eram os fariseus. Eram os discípulos dele. Pedro tinha acabado de dizer: "Eis que nós tudo deixamos e te seguimos; que, pois, teremos?" (19.27). Jesus prometeu que eles teriam, sim — tronos, cem vezes mais, vida eterna (19.28-29). E logo em seguida contou essa parábola.</w:t>
+        <w:t xml:space="preserve">Jesus contou uma história para gente que fazia exatamente essa pergunta. E não eram os fariseus. Eram os discípulos dele. Pedro tinha acabado de dizer: "Eis que nós tudo deixamos e te seguimos; que, pois, teremos?" (19.27). Jesus prometeu que eles teriam, sim — tronos, cem vezes mais, vida eterna (19.28-29). E logo em seguida contou essa parábola.</w:t>
       </w:r>
     </w:p>
     <w:p>
@@ -591,22 +567,22 @@
           <w:sz w:val="23"/>
           <w:szCs w:val="23"/>
         </w:rPr>
-        <w:t xml:space="preserve"> (v. 15). E é essa a pergunta que vai nos acompanhar até o fim.</w:t>
-      </w:r>
-    </w:p>
-    <w:p>
-      <w:pPr>
-        <w:spacing w:after="150" w:before="0" w:line="300" w:lineRule="auto"/>
-        <w:jc w:val="left"/>
-      </w:pPr>
-      <w:r>
-        <w:rPr>
-          <w:rFonts w:ascii="Cambria" w:cs="Cambria" w:eastAsia="Cambria" w:hAnsi="Cambria"/>
-          <w:color w:val="2B2B33"/>
-          <w:sz w:val="23"/>
-          <w:szCs w:val="23"/>
-        </w:rPr>
-        <w:t xml:space="preserve">Antes de tudo, uma ressalva honesta: Judas não se perdeu por fazer conta. Ele se perdeu porque traiu o Senhor e não creu. Mas a imagem fica: um olho que mede tudo em denário, levado até o fim, não consegue mais enxergar Jesus.</w:t>
+        <w:t xml:space="preserve"> (v. 15).</w:t>
+      </w:r>
+    </w:p>
+    <w:p>
+      <w:pPr>
+        <w:spacing w:after="150" w:before="0" w:line="300" w:lineRule="auto"/>
+        <w:jc w:val="left"/>
+      </w:pPr>
+      <w:r>
+        <w:rPr>
+          <w:rFonts w:ascii="Cambria" w:cs="Cambria" w:eastAsia="Cambria" w:hAnsi="Cambria"/>
+          <w:color w:val="2B2B33"/>
+          <w:sz w:val="23"/>
+          <w:szCs w:val="23"/>
+        </w:rPr>
+        <w:t xml:space="preserve">Uma ressalva: Judas não se perdeu por fazer conta. Ele se perdeu porque traiu o Senhor e não creu. Mas a imagem fica: um olho que mede tudo em denário, levado até o fim, não consegue mais enxergar Jesus.</w:t>
       </w:r>
     </w:p>
     <w:p>
@@ -674,7 +650,7 @@
           <w:sz w:val="23"/>
           <w:szCs w:val="23"/>
         </w:rPr>
-        <w:t xml:space="preserve">Pra entender essa parábola, a gente precisa ver a moldura em que Mateus a colocou. Volta comigo um pouquinho no capítulo 19.</w:t>
+        <w:t xml:space="preserve">Para entender essa parábola, é preciso ver a moldura em que Mateus a colocou, no capítulo 19.</w:t>
       </w:r>
     </w:p>
     <w:p>
@@ -724,7 +700,7 @@
           <w:sz w:val="23"/>
           <w:szCs w:val="23"/>
         </w:rPr>
-        <w:t xml:space="preserve"> para alcançar a vida eterna?" (19.16). Olha a lógica: o que eu preciso fazer de bom pra ganhar? E Jesus responde de um jeito estranho: "Por que me perguntas acerca do que é bom? </w:t>
+        <w:t xml:space="preserve"> para alcançar a vida eterna?" (19.16). A lógica é esta: o que eu preciso fazer de bom pra ganhar? E Jesus responde de um jeito estranho: "Por que me perguntas acerca do que é bom? </w:t>
       </w:r>
       <w:r>
         <w:rPr>
@@ -759,22 +735,22 @@
           <w:sz w:val="23"/>
           <w:szCs w:val="23"/>
         </w:rPr>
-        <w:t xml:space="preserve">Guarda essa palavra, "bom". Ela vai voltar no fim da parábola, na boca do dono da vinha.</w:t>
-      </w:r>
-    </w:p>
-    <w:p>
-      <w:pPr>
-        <w:spacing w:after="150" w:before="0" w:line="300" w:lineRule="auto"/>
-        <w:jc w:val="left"/>
-      </w:pPr>
-      <w:r>
-        <w:rPr>
-          <w:rFonts w:ascii="Cambria" w:cs="Cambria" w:eastAsia="Cambria" w:hAnsi="Cambria"/>
-          <w:color w:val="2B2B33"/>
-          <w:sz w:val="23"/>
-          <w:szCs w:val="23"/>
-        </w:rPr>
-        <w:t xml:space="preserve">Agora olha como a parábola começa. Ela não começa assim: "Alguns trabalhadores procuravam emprego...". Ela começa com o Senhor: "um dono de casa que </w:t>
+        <w:t xml:space="preserve">Essa palavra, "bom", vai voltar no fim da parábola, na boca do dono da vinha.</w:t>
+      </w:r>
+    </w:p>
+    <w:p>
+      <w:pPr>
+        <w:spacing w:after="150" w:before="0" w:line="300" w:lineRule="auto"/>
+        <w:jc w:val="left"/>
+      </w:pPr>
+      <w:r>
+        <w:rPr>
+          <w:rFonts w:ascii="Cambria" w:cs="Cambria" w:eastAsia="Cambria" w:hAnsi="Cambria"/>
+          <w:color w:val="2B2B33"/>
+          <w:sz w:val="23"/>
+          <w:szCs w:val="23"/>
+        </w:rPr>
+        <w:t xml:space="preserve">A parábola não começa assim: "Alguns trabalhadores procuravam emprego...". Ela começa com o Senhor: "um dono de casa que </w:t>
       </w:r>
       <w:r>
         <w:rPr>
@@ -809,7 +785,7 @@
           <w:sz w:val="23"/>
           <w:szCs w:val="23"/>
         </w:rPr>
-        <w:t xml:space="preserve">E ele não sai uma vez só. Olha o verso 3: "</w:t>
+        <w:t xml:space="preserve">E ele não sai uma vez só. Verso 3: "</w:t>
       </w:r>
       <w:r>
         <w:rPr>
@@ -884,22 +860,22 @@
           <w:sz w:val="23"/>
           <w:szCs w:val="23"/>
         </w:rPr>
-        <w:t xml:space="preserve">Vamos colocar no nosso relógio. O dia de trabalho ia do nascer do sol, mais ou menos seis da manhã, até o pôr do sol, mais ou menos seis da tarde. Às seis da manhã, ele contrata o primeiro grupo e combina o preço: um denário pelo dia (v. 2). O denário era o salário de um dia de trabalho braçal. Era o pão da família naquele dia. Às nove, ele volta e contrata mais gente, agora sem valor definido: "Ide vós também para a vinha, e vos darei o que for justo" (v. 4). Ao meio-dia e às três da tarde, a mesma coisa.</w:t>
-      </w:r>
-    </w:p>
-    <w:p>
-      <w:pPr>
-        <w:spacing w:after="150" w:before="0" w:line="300" w:lineRule="auto"/>
-        <w:jc w:val="left"/>
-      </w:pPr>
-      <w:r>
-        <w:rPr>
-          <w:rFonts w:ascii="Cambria" w:cs="Cambria" w:eastAsia="Cambria" w:hAnsi="Cambria"/>
-          <w:color w:val="2B2B33"/>
-          <w:sz w:val="23"/>
-          <w:szCs w:val="23"/>
-        </w:rPr>
-        <w:t xml:space="preserve">E aí, às cinco da tarde, faltando uma hora para acabar o dia, ele sai de novo. E Mateus troca o verbo. Nas outras vezes, ele "viu" gente na praça. Agora ele "</w:t>
+        <w:t xml:space="preserve">O dia de trabalho ia do nascer do sol, mais ou menos seis da manhã, até o pôr do sol, mais ou menos seis da tarde. Às seis da manhã, ele contrata o primeiro grupo e combina o preço: um denário pelo dia (v. 2). O denário era o salário de um dia de trabalho braçal. Era o pão da família naquele dia. Às nove, ele volta e contrata mais gente, agora sem valor definido: "Ide vós também para a vinha, e vos darei o que for justo" (v. 4). Ao meio-dia e às três da tarde, a mesma coisa.</w:t>
+      </w:r>
+    </w:p>
+    <w:p>
+      <w:pPr>
+        <w:spacing w:after="150" w:before="0" w:line="300" w:lineRule="auto"/>
+        <w:jc w:val="left"/>
+      </w:pPr>
+      <w:r>
+        <w:rPr>
+          <w:rFonts w:ascii="Cambria" w:cs="Cambria" w:eastAsia="Cambria" w:hAnsi="Cambria"/>
+          <w:color w:val="2B2B33"/>
+          <w:sz w:val="23"/>
+          <w:szCs w:val="23"/>
+        </w:rPr>
+        <w:t xml:space="preserve">Às cinco da tarde, faltando uma hora para acabar o dia, ele sai de novo. E Mateus troca o verbo. Nas outras vezes, ele "viu" gente na praça. Agora ele "</w:t>
       </w:r>
       <w:r>
         <w:rPr>
@@ -934,7 +910,7 @@
           <w:sz w:val="23"/>
           <w:szCs w:val="23"/>
         </w:rPr>
-        <w:t xml:space="preserve">Eu consigo enxergar essa cena aqui na Baixada. Cinco da manhã, num ponto conhecido, tem uns homens com a ferramenta no ombro esperando um carro parar pra pegar uma diária. Os mais fortes, os mais conhecidos, saem primeiro. O grupo vai diminuindo ao longo do dia. E às cinco da tarde ainda tem um ali. O que ninguém quis levar. E ele já sabe que hoje não vai ter pão em casa.</w:t>
+        <w:t xml:space="preserve">Essa cena existe aqui na Baixada. Cinco da manhã, num ponto conhecido, tem uns homens com a ferramenta no ombro esperando um carro parar pra pegar uma diária. Os mais fortes, os mais conhecidos, saem primeiro. O grupo vai diminuindo ao longo do dia. Às cinco da tarde ainda tem um ali. O que ninguém quis levar. E ele já sabe que hoje não vai ter pão em casa.</w:t>
       </w:r>
     </w:p>
     <w:p>
@@ -966,7 +942,7 @@
           <w:sz w:val="23"/>
           <w:szCs w:val="23"/>
         </w:rPr>
-        <w:t xml:space="preserve">O dono pergunta: "Por que estivestes aqui desocupados o dia todo?". E a resposta é de cortar o coração: "</w:t>
+        <w:t xml:space="preserve">O dono pergunta: "Por que estivestes aqui desocupados o dia todo?". E a resposta corta o coração: "</w:t>
       </w:r>
       <w:r>
         <w:rPr>
@@ -1001,22 +977,22 @@
           <w:sz w:val="23"/>
           <w:szCs w:val="23"/>
         </w:rPr>
-        <w:t xml:space="preserve">E o dono diz: "Ide vós também para a vinha". Repara: para esse grupo, não tem promessa nenhuma. Não tem "um denário", não tem "o que for justo". Só o convite. Do ponto de vista do negócio, contratar alguém às cinco da tarde não faz sentido nenhum. Ele não precisa desses homens. São eles que precisam dele.</w:t>
-      </w:r>
-    </w:p>
-    <w:p>
-      <w:pPr>
-        <w:spacing w:after="150" w:before="0" w:line="300" w:lineRule="auto"/>
-        <w:jc w:val="left"/>
-      </w:pPr>
-      <w:r>
-        <w:rPr>
-          <w:rFonts w:ascii="Cambria" w:cs="Cambria" w:eastAsia="Cambria" w:hAnsi="Cambria"/>
-          <w:color w:val="2B2B33"/>
-          <w:sz w:val="23"/>
-          <w:szCs w:val="23"/>
-        </w:rPr>
-        <w:t xml:space="preserve">Um comentarista chamado R. T. France resume isso de um jeito que eu gosto muito:</w:t>
+        <w:t xml:space="preserve">E o dono diz: "Ide vós também para a vinha". Para esse grupo, não tem promessa nenhuma. Não tem "um denário", não tem "o que for justo". Só o convite. Do ponto de vista do negócio, contratar alguém às cinco da tarde não faz sentido nenhum. Ele não precisa desses homens. São eles que precisam dele.</w:t>
+      </w:r>
+    </w:p>
+    <w:p>
+      <w:pPr>
+        <w:spacing w:after="150" w:before="0" w:line="300" w:lineRule="auto"/>
+        <w:jc w:val="left"/>
+      </w:pPr>
+      <w:r>
+        <w:rPr>
+          <w:rFonts w:ascii="Cambria" w:cs="Cambria" w:eastAsia="Cambria" w:hAnsi="Cambria"/>
+          <w:color w:val="2B2B33"/>
+          <w:sz w:val="23"/>
+          <w:szCs w:val="23"/>
+        </w:rPr>
+        <w:t xml:space="preserve">R. T. France resume:</w:t>
       </w:r>
     </w:p>
     <w:tbl>
@@ -1121,52 +1097,52 @@
           <w:sz w:val="23"/>
           <w:szCs w:val="23"/>
         </w:rPr>
-        <w:t xml:space="preserve">Irmãos, a bondade de Deus começa antes do pagamento. Começa na praça. Começa quando ele sai para buscar gente que ninguém quis.</w:t>
-      </w:r>
-    </w:p>
-    <w:p>
-      <w:pPr>
-        <w:spacing w:after="150" w:before="0" w:line="300" w:lineRule="auto"/>
-        <w:jc w:val="left"/>
-      </w:pPr>
-      <w:r>
-        <w:rPr>
-          <w:rFonts w:ascii="Cambria" w:cs="Cambria" w:eastAsia="Cambria" w:hAnsi="Cambria"/>
-          <w:color w:val="2B2B33"/>
-          <w:sz w:val="23"/>
-          <w:szCs w:val="23"/>
-        </w:rPr>
-        <w:t xml:space="preserve">E eu preciso dizer isso para você que está aqui há muito tempo: você também estava na praça um dia. Ninguém aqui se contratou sozinho. "Que tens tu que não tenhas recebido?" (1Co 4.7). Ser chamado para trabalhar na vinha do Senhor já é, em si, uma recompensa. Você tinha esquecido disso?</w:t>
-      </w:r>
-    </w:p>
-    <w:p>
-      <w:pPr>
-        <w:spacing w:after="150" w:before="0" w:line="300" w:lineRule="auto"/>
-        <w:jc w:val="left"/>
-      </w:pPr>
-      <w:r>
-        <w:rPr>
-          <w:rFonts w:ascii="Cambria" w:cs="Cambria" w:eastAsia="Cambria" w:hAnsi="Cambria"/>
-          <w:color w:val="2B2B33"/>
-          <w:sz w:val="23"/>
-          <w:szCs w:val="23"/>
-        </w:rPr>
-        <w:t xml:space="preserve">E para você que talvez esteja hoje se sentindo na praça às cinco da tarde — achando que já passou da hora, que ninguém mais vai te querer, que você desperdiçou tempo demais —, ouve isso: o Rei ainda sai. Ele sai às cinco da tarde.</w:t>
-      </w:r>
-    </w:p>
-    <w:p>
-      <w:pPr>
-        <w:spacing w:after="150" w:before="0" w:line="300" w:lineRule="auto"/>
-        <w:jc w:val="left"/>
-      </w:pPr>
-      <w:r>
-        <w:rPr>
-          <w:rFonts w:ascii="Cambria" w:cs="Cambria" w:eastAsia="Cambria" w:hAnsi="Cambria"/>
-          <w:color w:val="2B2B33"/>
-          <w:sz w:val="23"/>
-          <w:szCs w:val="23"/>
-        </w:rPr>
-        <w:t xml:space="preserve">Até aqui, irmãos, é uma história feliz. Todo mundo foi contratado, todo mundo trabalhou, todo mundo vai comer. Um final feliz parece certo. Mas aí chega a tarde. E chega a hora do pagamento.</w:t>
+        <w:t xml:space="preserve">A bondade de Deus começa antes do pagamento. Começa na praça. Começa quando ele sai para buscar gente que ninguém quis.</w:t>
+      </w:r>
+    </w:p>
+    <w:p>
+      <w:pPr>
+        <w:spacing w:after="150" w:before="0" w:line="300" w:lineRule="auto"/>
+        <w:jc w:val="left"/>
+      </w:pPr>
+      <w:r>
+        <w:rPr>
+          <w:rFonts w:ascii="Cambria" w:cs="Cambria" w:eastAsia="Cambria" w:hAnsi="Cambria"/>
+          <w:color w:val="2B2B33"/>
+          <w:sz w:val="23"/>
+          <w:szCs w:val="23"/>
+        </w:rPr>
+        <w:t xml:space="preserve">Você que está aqui há muito tempo: você também estava na praça um dia. Ninguém aqui se contratou sozinho. "Que tens tu que não tenhas recebido?" (1Co 4.7). Ser chamado para trabalhar na vinha do Senhor já é, em si, uma recompensa. Você tinha esquecido disso?</w:t>
+      </w:r>
+    </w:p>
+    <w:p>
+      <w:pPr>
+        <w:spacing w:after="150" w:before="0" w:line="300" w:lineRule="auto"/>
+        <w:jc w:val="left"/>
+      </w:pPr>
+      <w:r>
+        <w:rPr>
+          <w:rFonts w:ascii="Cambria" w:cs="Cambria" w:eastAsia="Cambria" w:hAnsi="Cambria"/>
+          <w:color w:val="2B2B33"/>
+          <w:sz w:val="23"/>
+          <w:szCs w:val="23"/>
+        </w:rPr>
+        <w:t xml:space="preserve">E para você que talvez esteja hoje se sentindo na praça às cinco da tarde — achando que já passou da hora, que ninguém mais vai te querer, que você desperdiçou tempo demais —: o Rei ainda sai. Ele sai às cinco da tarde.</w:t>
+      </w:r>
+    </w:p>
+    <w:p>
+      <w:pPr>
+        <w:spacing w:after="150" w:before="0" w:line="300" w:lineRule="auto"/>
+        <w:jc w:val="left"/>
+      </w:pPr>
+      <w:r>
+        <w:rPr>
+          <w:rFonts w:ascii="Cambria" w:cs="Cambria" w:eastAsia="Cambria" w:hAnsi="Cambria"/>
+          <w:color w:val="2B2B33"/>
+          <w:sz w:val="23"/>
+          <w:szCs w:val="23"/>
+        </w:rPr>
+        <w:t xml:space="preserve">Até aqui, é uma história feliz. Todo mundo foi contratado, todo mundo trabalhou, todo mundo vai comer. Um final feliz parece certo. Mas chega a tarde. E chega a hora do pagamento.</w:t>
       </w:r>
     </w:p>
     <w:p>
@@ -1249,7 +1225,7 @@
           <w:sz w:val="23"/>
           <w:szCs w:val="23"/>
         </w:rPr>
-        <w:t xml:space="preserve">Por quê? Pensa comigo. Se ele pagasse os primeiros primeiro, eles iam pegar o denário deles e ir embora felizes. Nunca iam saber quanto os outros receberam. A ordem invertida existe para uma coisa: para que os primeiros </w:t>
+        <w:t xml:space="preserve">Por quê? Se ele pagasse os primeiros primeiro, eles iam pegar o denário deles e ir embora felizes. Nunca iam saber quanto os outros receberam. A ordem invertida existe para uma coisa: para que os primeiros </w:t>
       </w:r>
       <w:r>
         <w:rPr>
@@ -1301,22 +1277,22 @@
           <w:sz w:val="23"/>
           <w:szCs w:val="23"/>
         </w:rPr>
-        <w:t xml:space="preserve">Um denário. O salário do dia inteiro, para quem trabalhou uma hora. Imagina a cara desses homens. Saíram de casa sem nada, passaram o dia na praça, já estavam imaginando a conversa com a mulher à noite, e voltam com o pão do dia inteiro na mão.</w:t>
-      </w:r>
-    </w:p>
-    <w:p>
-      <w:pPr>
-        <w:spacing w:after="150" w:before="0" w:line="300" w:lineRule="auto"/>
-        <w:jc w:val="left"/>
-      </w:pPr>
-      <w:r>
-        <w:rPr>
-          <w:rFonts w:ascii="Cambria" w:cs="Cambria" w:eastAsia="Cambria" w:hAnsi="Cambria"/>
-          <w:color w:val="2B2B33"/>
-          <w:sz w:val="23"/>
-          <w:szCs w:val="23"/>
-        </w:rPr>
-        <w:t xml:space="preserve">E olha um detalhe precioso do grego. No verso 8, o dono manda "pagar" (</w:t>
+        <w:t xml:space="preserve">Um denário. O salário do dia inteiro, para quem trabalhou uma hora. Esses homens saíram de casa sem nada, passaram o dia na praça, já imaginavam a conversa com a mulher à noite. E voltam com o pão do dia inteiro na mão.</w:t>
+      </w:r>
+    </w:p>
+    <w:p>
+      <w:pPr>
+        <w:spacing w:after="150" w:before="0" w:line="300" w:lineRule="auto"/>
+        <w:jc w:val="left"/>
+      </w:pPr>
+      <w:r>
+        <w:rPr>
+          <w:rFonts w:ascii="Cambria" w:cs="Cambria" w:eastAsia="Cambria" w:hAnsi="Cambria"/>
+          <w:color w:val="2B2B33"/>
+          <w:sz w:val="23"/>
+          <w:szCs w:val="23"/>
+        </w:rPr>
+        <w:t xml:space="preserve">O grego guarda um detalhe precioso. No verso 8, o dono manda "pagar" (</w:t>
       </w:r>
       <w:r>
         <w:rPr>
@@ -1371,7 +1347,7 @@
           <w:sz w:val="23"/>
           <w:szCs w:val="23"/>
         </w:rPr>
-        <w:t xml:space="preserve">Um biblista inglês chamado T. W. Manson lembrou de uma moeda daquela época, o pôndio, que valia a duodécima parte de um denário. Era, exatamente, o que seria "justo" pagar por uma hora de trabalho. E ele escreveu:</w:t>
+        <w:t xml:space="preserve">O biblista inglês T. W. Manson lembrou de uma moeda daquela época, o pôndio, que valia a duodécima parte de um denário. Era, exatamente, o que seria "justo" pagar por uma hora de trabalho. E ele escreveu:</w:t>
       </w:r>
     </w:p>
     <w:tbl>
@@ -1476,7 +1452,7 @@
           <w:sz w:val="23"/>
           <w:szCs w:val="23"/>
         </w:rPr>
-        <w:t xml:space="preserve">É isso, irmãos. O patrão paga por hora. O Rei reparte do que é dele. E o que ele reparte não se divide em fração.</w:t>
+        <w:t xml:space="preserve">O patrão paga por hora. O Rei reparte do que é dele. E o que ele reparte não se divide em fração.</w:t>
       </w:r>
     </w:p>
     <w:p>
@@ -1543,52 +1519,52 @@
           <w:sz w:val="23"/>
           <w:szCs w:val="23"/>
         </w:rPr>
-        <w:t xml:space="preserve">Repara: de manhã, esses homens não eram mercenários. Eram trabalhadores dispostos, que acordaram cedo, foram para a praça e ficaram felizes com o contrato. Um denário era um salário justo, e eles toparam. Mas quando viram o outro recebendo, a conta abriu. "Se ele, que trabalhou uma hora, ganhou um denário, a gente que trabalhou doze vai ganhar doze." E recebem... um denário.</w:t>
-      </w:r>
-    </w:p>
-    <w:p>
-      <w:pPr>
-        <w:spacing w:after="150" w:before="0" w:line="300" w:lineRule="auto"/>
-        <w:jc w:val="left"/>
-      </w:pPr>
-      <w:r>
-        <w:rPr>
-          <w:rFonts w:ascii="Cambria" w:cs="Cambria" w:eastAsia="Cambria" w:hAnsi="Cambria"/>
-          <w:color w:val="2B2B33"/>
-          <w:sz w:val="23"/>
-          <w:szCs w:val="23"/>
-        </w:rPr>
-        <w:t xml:space="preserve">Olha que coisa: o denário que às seis da manhã era alívio — "graças a Deus, hoje tem pão" — às seis da tarde virou ofensa. E não mudou um centavo. O que mudou foi a comparação.</w:t>
-      </w:r>
-    </w:p>
-    <w:p>
-      <w:pPr>
-        <w:spacing w:after="150" w:before="0" w:line="300" w:lineRule="auto"/>
-        <w:jc w:val="left"/>
-      </w:pPr>
-      <w:r>
-        <w:rPr>
-          <w:rFonts w:ascii="Cambria" w:cs="Cambria" w:eastAsia="Cambria" w:hAnsi="Cambria"/>
-          <w:color w:val="2B2B33"/>
-          <w:sz w:val="23"/>
-          <w:szCs w:val="23"/>
-        </w:rPr>
-        <w:t xml:space="preserve">E quero ser justo com o texto: Jesus não está dizendo que não existe recompensa. Ele acabou de prometer tronos e cem vezes mais para quem deixou tudo (19.28-29). A recompensa é real. O que a parábola diz é que ela tem outro molde. Não é o molde do mercado, é o molde do Reino.</w:t>
-      </w:r>
-    </w:p>
-    <w:p>
-      <w:pPr>
-        <w:spacing w:after="150" w:before="0" w:line="300" w:lineRule="auto"/>
-        <w:jc w:val="left"/>
-      </w:pPr>
-      <w:r>
-        <w:rPr>
-          <w:rFonts w:ascii="Cambria" w:cs="Cambria" w:eastAsia="Cambria" w:hAnsi="Cambria"/>
-          <w:color w:val="2B2B33"/>
-          <w:sz w:val="23"/>
-          <w:szCs w:val="23"/>
-        </w:rPr>
-        <w:t xml:space="preserve">O pastor Fritz Rienecker, comentando esse texto, disse uma frase que eu queria que vocês levassem pra casa:</w:t>
+        <w:t xml:space="preserve">De manhã, esses homens não eram mercenários. Eram trabalhadores dispostos, que acordaram cedo, foram para a praça e ficaram felizes com o contrato. Um denário era um salário justo, e eles toparam. Mas quando viram o outro recebendo, a conta abriu. "Se ele, que trabalhou uma hora, ganhou um denário, a gente que trabalhou doze vai ganhar doze." E recebem... um denário.</w:t>
+      </w:r>
+    </w:p>
+    <w:p>
+      <w:pPr>
+        <w:spacing w:after="150" w:before="0" w:line="300" w:lineRule="auto"/>
+        <w:jc w:val="left"/>
+      </w:pPr>
+      <w:r>
+        <w:rPr>
+          <w:rFonts w:ascii="Cambria" w:cs="Cambria" w:eastAsia="Cambria" w:hAnsi="Cambria"/>
+          <w:color w:val="2B2B33"/>
+          <w:sz w:val="23"/>
+          <w:szCs w:val="23"/>
+        </w:rPr>
+        <w:t xml:space="preserve">O denário que às seis da manhã era alívio — "graças a Deus, hoje tem pão" — às seis da tarde virou ofensa. E não mudou um centavo. O que mudou foi a comparação.</w:t>
+      </w:r>
+    </w:p>
+    <w:p>
+      <w:pPr>
+        <w:spacing w:after="150" w:before="0" w:line="300" w:lineRule="auto"/>
+        <w:jc w:val="left"/>
+      </w:pPr>
+      <w:r>
+        <w:rPr>
+          <w:rFonts w:ascii="Cambria" w:cs="Cambria" w:eastAsia="Cambria" w:hAnsi="Cambria"/>
+          <w:color w:val="2B2B33"/>
+          <w:sz w:val="23"/>
+          <w:szCs w:val="23"/>
+        </w:rPr>
+        <w:t xml:space="preserve">Jesus não está dizendo que não existe recompensa. Ele acabou de prometer tronos e cem vezes mais para quem deixou tudo (19.28-29). A recompensa é real. O que a parábola diz é que ela tem outro molde. Não é o molde do mercado, é o molde do Reino.</w:t>
+      </w:r>
+    </w:p>
+    <w:p>
+      <w:pPr>
+        <w:spacing w:after="150" w:before="0" w:line="300" w:lineRule="auto"/>
+        <w:jc w:val="left"/>
+      </w:pPr>
+      <w:r>
+        <w:rPr>
+          <w:rFonts w:ascii="Cambria" w:cs="Cambria" w:eastAsia="Cambria" w:hAnsi="Cambria"/>
+          <w:color w:val="2B2B33"/>
+          <w:sz w:val="23"/>
+          <w:szCs w:val="23"/>
+        </w:rPr>
+        <w:t xml:space="preserve">Fritz Rienecker, comentando esse texto:</w:t>
       </w:r>
     </w:p>
     <w:tbl>
@@ -1738,7 +1714,7 @@
           <w:sz w:val="23"/>
           <w:szCs w:val="23"/>
         </w:rPr>
-        <w:t xml:space="preserve">N. T. Wright coloca o contraste de um jeito muito bonito, e muito presbiteriano, embora ele seja anglicano:</w:t>
+        <w:t xml:space="preserve">N. T. Wright coloca o contraste assim:</w:t>
       </w:r>
     </w:p>
     <w:tbl>
@@ -1884,22 +1860,22 @@
           <w:sz w:val="23"/>
           <w:szCs w:val="23"/>
         </w:rPr>
-        <w:t xml:space="preserve">Deixa eu contar uma história que o pastor James Boice conta, sobre um evangelista chamado R. A. Torrey. Torrey estava fazendo uma série de reuniões sobre oração na Austrália, e antes de uma delas alguém colocou um bilhete na mão dele. Dizia mais ou menos assim: "Pastor, estou perplexo. Sou membro da igreja presbiteriana há trinta anos. Sou superintendente da escola dominical há vinte e cinco. Sou presbítero há vinte. E Deus não responde à minha oração. O senhor pode me explicar?". Torrey leu o bilhete em público e disse: "É fácil explicar. Esse homem acha que, por causa de trinta anos de igreja, Deus tem a obrigação de responder. Ele está orando em seu próprio nome". No fim da reunião, o autor do bilhete foi até ele e disse: "O senhor acertou".</w:t>
-      </w:r>
-    </w:p>
-    <w:p>
-      <w:pPr>
-        <w:spacing w:after="150" w:before="0" w:line="300" w:lineRule="auto"/>
-        <w:jc w:val="left"/>
-      </w:pPr>
-      <w:r>
-        <w:rPr>
-          <w:rFonts w:ascii="Cambria" w:cs="Cambria" w:eastAsia="Cambria" w:hAnsi="Cambria"/>
-          <w:color w:val="2B2B33"/>
-          <w:sz w:val="23"/>
-          <w:szCs w:val="23"/>
-        </w:rPr>
-        <w:t xml:space="preserve">Fala a verdade: quantos de nós temos um bilhete desses guardado no bolso? "Senhor, eu sirvo há tanto tempo..." Isso é o patrão. O Rei não funciona assim.</w:t>
+        <w:t xml:space="preserve">O pastor James Boice conta uma história sobre o evangelista R. A. Torrey. Torrey estava fazendo uma série de reuniões sobre oração na Austrália, e antes de uma delas alguém colocou um bilhete na mão dele. Dizia mais ou menos assim: "Pastor, estou perplexo. Sou membro da igreja presbiteriana há trinta anos. Sou superintendente da escola dominical há vinte e cinco. Sou presbítero há vinte. E Deus não responde à minha oração. O senhor pode me explicar?". Torrey leu o bilhete em público e disse: "É fácil explicar. Esse homem acha que, por causa de trinta anos de igreja, Deus tem a obrigação de responder. Ele está orando em seu próprio nome". No fim da reunião, o autor do bilhete foi até ele e disse: "O senhor acertou".</w:t>
+      </w:r>
+    </w:p>
+    <w:p>
+      <w:pPr>
+        <w:spacing w:after="150" w:before="0" w:line="300" w:lineRule="auto"/>
+        <w:jc w:val="left"/>
+      </w:pPr>
+      <w:r>
+        <w:rPr>
+          <w:rFonts w:ascii="Cambria" w:cs="Cambria" w:eastAsia="Cambria" w:hAnsi="Cambria"/>
+          <w:color w:val="2B2B33"/>
+          <w:sz w:val="23"/>
+          <w:szCs w:val="23"/>
+        </w:rPr>
+        <w:t xml:space="preserve">Quantos de nós temos um bilhete desses guardado no bolso? "Senhor, eu sirvo há tanto tempo..." Isso é o patrão. O Rei não funciona assim.</w:t>
       </w:r>
     </w:p>
     <w:p>
@@ -1997,7 +1973,7 @@
           <w:sz w:val="23"/>
           <w:szCs w:val="23"/>
         </w:rPr>
-        <w:t xml:space="preserve">E repara contra quem eles murmuram: "contra o </w:t>
+        <w:t xml:space="preserve">E eles murmuram "contra o </w:t>
       </w:r>
       <w:r>
         <w:rPr>
@@ -2049,7 +2025,7 @@
           <w:sz w:val="23"/>
           <w:szCs w:val="23"/>
         </w:rPr>
-        <w:t xml:space="preserve">Olha a queixa com atenção. Eles não dizem "você pagou pouco". Não podiam dizer isso: receberam exatamente o combinado. Eles dizem: "</w:t>
+        <w:t xml:space="preserve">Eles não dizem "você pagou pouco". Não podiam: receberam exatamente o combinado. Eles dizem: "</w:t>
       </w:r>
       <w:r>
         <w:rPr>
@@ -2069,7 +2045,7 @@
           <w:sz w:val="23"/>
           <w:szCs w:val="23"/>
         </w:rPr>
-        <w:t xml:space="preserve">". Repara: não é "tu nos fizeste iguais a eles". É "tu os fizeste iguais a nós". O foco está no que o outro recebeu.</w:t>
+        <w:t xml:space="preserve">". Não é "tu nos fizeste iguais a eles". É "tu os fizeste iguais a nós". O foco está no que o outro recebeu.</w:t>
       </w:r>
     </w:p>
     <w:p>
@@ -2099,7 +2075,7 @@
           <w:sz w:val="23"/>
           <w:szCs w:val="23"/>
         </w:rPr>
-        <w:t xml:space="preserve">Por que dói tanto ser igualado? C. S. Lewis tem uma observação que explica isso como poucas:</w:t>
+        <w:t xml:space="preserve">Por que dói tanto ser igualado? C. S. Lewis explica:</w:t>
       </w:r>
     </w:p>
     <w:tbl>
@@ -2204,7 +2180,7 @@
           <w:sz w:val="23"/>
           <w:szCs w:val="23"/>
         </w:rPr>
-        <w:t xml:space="preserve">É isso. Os primeiros trabalhadores não perderam nada. Perderam a vantagem. Perderam a distância. E quando a nossa identidade depende da distância, basta o outro subir para a gente se sentir menor — mesmo sem ter perdido coisa nenhuma.</w:t>
+        <w:t xml:space="preserve">Os primeiros trabalhadores não perderam nada. Perderam a vantagem. Perderam a distância. E quando a nossa identidade depende da distância, basta o outro subir para a gente se sentir menor — mesmo sem ter perdido coisa nenhuma.</w:t>
       </w:r>
     </w:p>
     <w:p>
@@ -2286,7 +2262,7 @@
           <w:sz w:val="23"/>
           <w:szCs w:val="23"/>
         </w:rPr>
-        <w:t xml:space="preserve">E olha a palavra "amigo". Em grego é </w:t>
+        <w:t xml:space="preserve">A palavra "amigo", em grego, é </w:t>
       </w:r>
       <w:r>
         <w:rPr>
@@ -2306,22 +2282,22 @@
           <w:sz w:val="23"/>
           <w:szCs w:val="23"/>
         </w:rPr>
-        <w:t xml:space="preserve">. Mateus usa essa palavra só três vezes no Evangelho inteiro: aqui, com o murmurador; no capítulo 22, com o homem que entrou na festa de casamento sem a roupa de festa; e no capítulo 26, quando Jesus olha para Judas no Getsêmani e diz: "Amigo, para que vieste?". É sempre alguém que está dentro e está errado. É uma repreensão gentil — mas é repreensão. E a porta, ainda assim, não é batida.</w:t>
-      </w:r>
-    </w:p>
-    <w:p>
-      <w:pPr>
-        <w:spacing w:after="150" w:before="0" w:line="300" w:lineRule="auto"/>
-        <w:jc w:val="left"/>
-      </w:pPr>
-      <w:r>
-        <w:rPr>
-          <w:rFonts w:ascii="Cambria" w:cs="Cambria" w:eastAsia="Cambria" w:hAnsi="Cambria"/>
-          <w:color w:val="2B2B33"/>
-          <w:sz w:val="23"/>
-          <w:szCs w:val="23"/>
-        </w:rPr>
-        <w:t xml:space="preserve">O R. C. Sproul resume o paradoxo dessa cena numa frase só:</w:t>
+        <w:t xml:space="preserve">. Mateus a usa só três vezes no Evangelho inteiro: aqui, com o murmurador; no capítulo 22, com o homem que entrou na festa de casamento sem a roupa de festa; e no capítulo 26, quando Jesus olha para Judas no Getsêmani e diz: "Amigo, para que vieste?". É sempre alguém que está dentro e está errado. É uma repreensão gentil — mas é repreensão. E a porta, ainda assim, não é batida.</w:t>
+      </w:r>
+    </w:p>
+    <w:p>
+      <w:pPr>
+        <w:spacing w:after="150" w:before="0" w:line="300" w:lineRule="auto"/>
+        <w:jc w:val="left"/>
+      </w:pPr>
+      <w:r>
+        <w:rPr>
+          <w:rFonts w:ascii="Cambria" w:cs="Cambria" w:eastAsia="Cambria" w:hAnsi="Cambria"/>
+          <w:color w:val="2B2B33"/>
+          <w:sz w:val="23"/>
+          <w:szCs w:val="23"/>
+        </w:rPr>
+        <w:t xml:space="preserve">R. C. Sproul resume o paradoxo dessa cena:</w:t>
       </w:r>
     </w:p>
     <w:tbl>
@@ -2426,7 +2402,7 @@
           <w:sz w:val="23"/>
           <w:szCs w:val="23"/>
         </w:rPr>
-        <w:t xml:space="preserve">Irmãos, pensa nisso com calma. Os únicos que receberam justiça foram os que reclamaram de injustiça. Todos os outros receberam graça. E aí eu preciso fazer a pergunta que o D. A. Carson faz, com uma franqueza que assusta:</w:t>
+        <w:t xml:space="preserve">Os únicos que receberam justiça foram os que reclamaram de injustiça. Todos os outros receberam graça. D. A. Carson leva isso até o fim, com uma franqueza que assusta:</w:t>
       </w:r>
     </w:p>
     <w:tbl>
@@ -2531,7 +2507,7 @@
           <w:sz w:val="23"/>
           <w:szCs w:val="23"/>
         </w:rPr>
-        <w:t xml:space="preserve">Ele não está xingando ninguém. Ele está fazendo a conta até o fim. Se você quer só justiça, se quer ser tratado exatamente pelo que merece, você está pedindo o inferno. Porque o único salário que nós conquistamos é a morte (Rm 6.23). Ninguém aqui deveria querer só justiça. A gente precisa desesperadamente de graça.</w:t>
+        <w:t xml:space="preserve">Ele não está xingando ninguém. Está fazendo a conta até o fim. Se você quer só justiça, se quer ser tratado exatamente pelo que merece, você está pedindo o inferno. Porque o único salário que nós conquistamos é a morte (Rm 6.23). Ninguém aqui deveria querer só justiça. A gente precisa desesperadamente de graça.</w:t>
       </w:r>
     </w:p>
     <w:p>
@@ -2598,7 +2574,7 @@
           <w:sz w:val="23"/>
           <w:szCs w:val="23"/>
         </w:rPr>
-        <w:t xml:space="preserve">Olha que coisa linda Mateus fez. Lembra que eu disse que essa seção tem uma moldura? No começo do capítulo 19, os fariseus chegam perguntando a Jesus: "</w:t>
+        <w:t xml:space="preserve">Mateus amarrou essa seção numa moldura. No começo do capítulo 19, os fariseus chegam perguntando a Jesus: "</w:t>
       </w:r>
       <w:r>
         <w:rPr>
@@ -2720,37 +2696,37 @@
           <w:sz w:val="23"/>
           <w:szCs w:val="23"/>
         </w:rPr>
-        <w:t xml:space="preserve">Lembra da palavra "bom"? O jovem rico perguntou o que fazer de bom. Jesus disse: "Bom só existe um". E agora o dono da vinha diz: "Eu sou bom". Ele está dizendo quem ele é.</w:t>
-      </w:r>
-    </w:p>
-    <w:p>
-      <w:pPr>
-        <w:spacing w:after="150" w:before="0" w:line="300" w:lineRule="auto"/>
-        <w:jc w:val="left"/>
-      </w:pPr>
-      <w:r>
-        <w:rPr>
-          <w:rFonts w:ascii="Cambria" w:cs="Cambria" w:eastAsia="Cambria" w:hAnsi="Cambria"/>
-          <w:color w:val="2B2B33"/>
-          <w:sz w:val="23"/>
-          <w:szCs w:val="23"/>
-        </w:rPr>
-        <w:t xml:space="preserve">"Olho mau" era um jeito judeu de falar da inveja, da mesquinharia. Provérbios diz o contrário: "O de olhos bons será abençoado, porque dá do seu pão ao pobre" (Pv 22.9). Olha que coisa: o jovem rico não quis dar aos pobres. O dono da vinha deu a quem ninguém contratou. Deus é bom porque dá. E os primeiros trabalhadores, que tinham deixado tudo, descobrem dentro de si o mesmo olho do homem que não quis deixar nada.</w:t>
-      </w:r>
-    </w:p>
-    <w:p>
-      <w:pPr>
-        <w:spacing w:after="150" w:before="0" w:line="300" w:lineRule="auto"/>
-        <w:jc w:val="left"/>
-      </w:pPr>
-      <w:r>
-        <w:rPr>
-          <w:rFonts w:ascii="Cambria" w:cs="Cambria" w:eastAsia="Cambria" w:hAnsi="Cambria"/>
-          <w:color w:val="2B2B33"/>
-          <w:sz w:val="23"/>
-          <w:szCs w:val="23"/>
-        </w:rPr>
-        <w:t xml:space="preserve">E até a nossa língua guarda isso. A palavra "inveja" vem do latim </w:t>
+        <w:t xml:space="preserve">A palavra "bom" voltou. O jovem rico perguntou o que fazer de bom. Jesus disse: "Bom só existe um". E agora o dono da vinha diz: "Eu sou bom". Ele está dizendo quem ele é.</w:t>
+      </w:r>
+    </w:p>
+    <w:p>
+      <w:pPr>
+        <w:spacing w:after="150" w:before="0" w:line="300" w:lineRule="auto"/>
+        <w:jc w:val="left"/>
+      </w:pPr>
+      <w:r>
+        <w:rPr>
+          <w:rFonts w:ascii="Cambria" w:cs="Cambria" w:eastAsia="Cambria" w:hAnsi="Cambria"/>
+          <w:color w:val="2B2B33"/>
+          <w:sz w:val="23"/>
+          <w:szCs w:val="23"/>
+        </w:rPr>
+        <w:t xml:space="preserve">"Olho mau" era um jeito judeu de falar da inveja, da mesquinharia. Provérbios diz o contrário: "O de olhos bons será abençoado, porque dá do seu pão ao pobre" (Pv 22.9). O jovem rico não quis dar aos pobres. O dono da vinha deu a quem ninguém contratou. Deus é bom porque dá. E os primeiros trabalhadores, que tinham deixado tudo, descobrem dentro de si o mesmo olho do homem que não quis deixar nada.</w:t>
+      </w:r>
+    </w:p>
+    <w:p>
+      <w:pPr>
+        <w:spacing w:after="150" w:before="0" w:line="300" w:lineRule="auto"/>
+        <w:jc w:val="left"/>
+      </w:pPr>
+      <w:r>
+        <w:rPr>
+          <w:rFonts w:ascii="Cambria" w:cs="Cambria" w:eastAsia="Cambria" w:hAnsi="Cambria"/>
+          <w:color w:val="2B2B33"/>
+          <w:sz w:val="23"/>
+          <w:szCs w:val="23"/>
+        </w:rPr>
+        <w:t xml:space="preserve">Até a nossa língua guarda isso. A palavra "inveja" vem do latim </w:t>
       </w:r>
       <w:r>
         <w:rPr>
@@ -2895,22 +2871,22 @@
           <w:sz w:val="23"/>
           <w:szCs w:val="23"/>
         </w:rPr>
-        <w:t xml:space="preserve">É exatamente o que aconteceu na vinha. Ninguém tirou nada dos primeiros trabalhadores. Mas eles sentiram o bem dos outros como se fosse um mal contra eles.</w:t>
-      </w:r>
-    </w:p>
-    <w:p>
-      <w:pPr>
-        <w:spacing w:after="150" w:before="0" w:line="300" w:lineRule="auto"/>
-        <w:jc w:val="left"/>
-      </w:pPr>
-      <w:r>
-        <w:rPr>
-          <w:rFonts w:ascii="Cambria" w:cs="Cambria" w:eastAsia="Cambria" w:hAnsi="Cambria"/>
-          <w:color w:val="2B2B33"/>
-          <w:sz w:val="23"/>
-          <w:szCs w:val="23"/>
-        </w:rPr>
-        <w:t xml:space="preserve">E por baixo disso, irmãos, tem uma mentira muito antiga. No Éden, Deus disse: "De </w:t>
+        <w:t xml:space="preserve">Foi o que aconteceu na vinha. Ninguém tirou nada dos primeiros trabalhadores. Mas eles sentiram o bem dos outros como se fosse um mal contra eles.</w:t>
+      </w:r>
+    </w:p>
+    <w:p>
+      <w:pPr>
+        <w:spacing w:after="150" w:before="0" w:line="300" w:lineRule="auto"/>
+        <w:jc w:val="left"/>
+      </w:pPr>
+      <w:r>
+        <w:rPr>
+          <w:rFonts w:ascii="Cambria" w:cs="Cambria" w:eastAsia="Cambria" w:hAnsi="Cambria"/>
+          <w:color w:val="2B2B33"/>
+          <w:sz w:val="23"/>
+          <w:szCs w:val="23"/>
+        </w:rPr>
+        <w:t xml:space="preserve">E por baixo disso tem uma mentira muito antiga. No Éden, Deus disse: "De </w:t>
       </w:r>
       <w:r>
         <w:rPr>
@@ -2945,22 +2921,22 @@
           <w:sz w:val="23"/>
           <w:szCs w:val="23"/>
         </w:rPr>
-        <w:t xml:space="preserve">A parábola termina aí, numa pergunta sem resposta. Igual ao livro de Jonas, que termina com Deus perguntando ao profeta ressentido. Igual à parábola do pai e dos dois filhos, que termina com o filho mais velho do lado de fora da festa. Jesus não responde por eles. Deixa a pergunta no ar.</w:t>
-      </w:r>
-    </w:p>
-    <w:p>
-      <w:pPr>
-        <w:spacing w:after="150" w:before="0" w:line="300" w:lineRule="auto"/>
-        <w:jc w:val="left"/>
-      </w:pPr>
-      <w:r>
-        <w:rPr>
-          <w:rFonts w:ascii="Cambria" w:cs="Cambria" w:eastAsia="Cambria" w:hAnsi="Cambria"/>
-          <w:color w:val="2B2B33"/>
-          <w:sz w:val="23"/>
-          <w:szCs w:val="23"/>
-        </w:rPr>
-        <w:t xml:space="preserve">Mas Mateus não deixa a gente esperar muito pela resposta errada. Olha o verso 20. Alguns minutos depois, na mesma estrada para Jerusalém, a mãe dos filhos de Zebedeu se ajoelha diante de Jesus. Jesus pergunta: "</w:t>
+        <w:t xml:space="preserve">A parábola termina aí, numa pergunta sem resposta. Igual ao livro de Jonas, que termina com Deus perguntando ao profeta ressentido. Jesus não responde por eles. Deixa a pergunta no ar.</w:t>
+      </w:r>
+    </w:p>
+    <w:p>
+      <w:pPr>
+        <w:spacing w:after="150" w:before="0" w:line="300" w:lineRule="auto"/>
+        <w:jc w:val="left"/>
+      </w:pPr>
+      <w:r>
+        <w:rPr>
+          <w:rFonts w:ascii="Cambria" w:cs="Cambria" w:eastAsia="Cambria" w:hAnsi="Cambria"/>
+          <w:color w:val="2B2B33"/>
+          <w:sz w:val="23"/>
+          <w:szCs w:val="23"/>
+        </w:rPr>
+        <w:t xml:space="preserve">Mas Mateus não deixa a gente esperar muito pela resposta errada. No verso 20, alguns minutos depois, na mesma estrada para Jerusalém, a mãe dos filhos de Zebedeu se ajoelha diante de Jesus. Jesus pergunta: "</w:t>
       </w:r>
       <w:r>
         <w:rPr>
@@ -3030,7 +3006,7 @@
           <w:sz w:val="23"/>
           <w:szCs w:val="23"/>
         </w:rPr>
-        <w:t xml:space="preserve">O Bonhoeffer, escrevendo sobre a vida em comunidade, comentou a discussão dos discípulos sobre quem era o maior, e disse algo que eu acho que toda igreja precisava ouvir:</w:t>
+        <w:t xml:space="preserve">Bonhoeffer, escrevendo sobre a vida em comunidade, comentou a discussão dos discípulos sobre quem era o maior:</w:t>
       </w:r>
     </w:p>
     <w:tbl>
@@ -3135,48 +3111,41 @@
           <w:sz w:val="23"/>
           <w:szCs w:val="23"/>
         </w:rPr>
-        <w:t xml:space="preserve">Irmãos, isso não é coisa de outra igreja. É coisa de toda igreja. É coisa da nossa.</w:t>
-      </w:r>
-    </w:p>
-    <w:p>
-      <w:pPr>
-        <w:spacing w:after="150" w:before="0" w:line="300" w:lineRule="auto"/>
-        <w:jc w:val="left"/>
-      </w:pPr>
-      <w:r>
-        <w:rPr>
-          <w:rFonts w:ascii="Cambria" w:cs="Cambria" w:eastAsia="Cambria" w:hAnsi="Cambria"/>
-          <w:color w:val="2B2B33"/>
-          <w:sz w:val="23"/>
-          <w:szCs w:val="23"/>
-        </w:rPr>
-        <w:t xml:space="preserve">E eu vou começar por mim. Eu sou pastor, e pastor é um trabalhador da primeira hora profissional. Eu me pego fazendo conta. Já me peguei olhando para outro ministério que cresceu mais rápido e pensando: "Senhor, e nós, que estamos aqui ralando há tanto tempo?". Já me peguei olhando pra alguém que acabou de chegar sendo muito elogiado e sentindo uma coisinha apertar aqui dentro. Isso tem nome. O texto chama de olho mau. </w:t>
-      </w:r>
-      <w:r>
-        <w:rPr>
-          <w:rFonts w:ascii="Cambria" w:cs="Cambria" w:eastAsia="Cambria" w:hAnsi="Cambria"/>
-          <w:b/>
-          <w:bCs/>
-          <w:color w:val="2B2B33"/>
-          <w:sz w:val="23"/>
-          <w:szCs w:val="23"/>
-        </w:rPr>
-        <w:t xml:space="preserve">[Personalizar com um episódio seu, se quiser.]</w:t>
-      </w:r>
-    </w:p>
-    <w:p>
-      <w:pPr>
-        <w:spacing w:after="150" w:before="0" w:line="300" w:lineRule="auto"/>
-        <w:jc w:val="left"/>
-      </w:pPr>
-      <w:r>
-        <w:rPr>
-          <w:rFonts w:ascii="Cambria" w:cs="Cambria" w:eastAsia="Cambria" w:hAnsi="Cambria"/>
-          <w:color w:val="2B2B33"/>
-          <w:sz w:val="23"/>
-          <w:szCs w:val="23"/>
-        </w:rPr>
-        <w:t xml:space="preserve">E com vocês não é diferente. Olha como isso aparece:</w:t>
+        <w:t xml:space="preserve">Isso não é coisa de outra igreja. É coisa de toda igreja. É coisa da nossa.</w:t>
+      </w:r>
+    </w:p>
+    <w:p>
+      <w:pPr>
+        <w:spacing w:after="150" w:before="0" w:line="300" w:lineRule="auto"/>
+        <w:jc w:val="left"/>
+      </w:pPr>
+      <w:r>
+        <w:rPr>
+          <w:rFonts w:ascii="Cambria" w:cs="Cambria" w:eastAsia="Cambria" w:hAnsi="Cambria"/>
+          <w:b/>
+          <w:bCs/>
+          <w:i/>
+          <w:iCs/>
+          <w:color w:val="9C6F3D"/>
+          <w:sz w:val="22"/>
+          <w:szCs w:val="22"/>
+        </w:rPr>
+        <w:t xml:space="preserve">[Momento de autoimplicação — oral, ao vivo.]</w:t>
+      </w:r>
+    </w:p>
+    <w:p>
+      <w:pPr>
+        <w:spacing w:after="150" w:before="0" w:line="300" w:lineRule="auto"/>
+        <w:jc w:val="left"/>
+      </w:pPr>
+      <w:r>
+        <w:rPr>
+          <w:rFonts w:ascii="Cambria" w:cs="Cambria" w:eastAsia="Cambria" w:hAnsi="Cambria"/>
+          <w:color w:val="2B2B33"/>
+          <w:sz w:val="23"/>
+          <w:szCs w:val="23"/>
+        </w:rPr>
+        <w:t xml:space="preserve">Isso aparece assim:</w:t>
       </w:r>
     </w:p>
     <w:p>
@@ -3221,7 +3190,7 @@
           <w:sz w:val="23"/>
           <w:szCs w:val="23"/>
         </w:rPr>
-        <w:t xml:space="preserve">Aparece quando o recém-convertido dá um testemunho lindo e todo mundo chora, e você, que está aqui há anos, pensa: "e eu, que nunca dei trabalho?". Aparece quando você serve há muito tempo, carregou peso que ninguém viu, e vê gente nova chegando e já sendo celebrada. Aparece no inventário da família: "eu cuidei da mãe dez anos sozinha; meu irmão só aparecia no Natal, e herdou igual". Aparece toda noite no celular, quando a gente fica assistindo ao pagamento dos outros na rede social — a viagem, a promoção, o carro, o casamento — e o nosso denário, que de manhã era alívio, de noite vira ofensa.</w:t>
+        <w:t xml:space="preserve">Aparece quando o recém-convertido dá um testemunho lindo e todo mundo chora, e você, que está aqui há anos, pensa: "e eu, que nunca dei trabalho?". Aparece quando você serve há muito tempo, carregou peso que ninguém viu, e vê gente nova chegando e já sendo celebrada. Aparece no inventário da família: "eu cuidei da mãe dez anos sozinha; meu irmão só aparecia no Natal, e herdou igual". Aparece toda noite no celular. A gente fica assistindo ao pagamento dos outros na rede social — a viagem, a promoção, o carro, o casamento. E o nosso denário, que de manhã era alívio, de noite vira ofensa.</w:t>
       </w:r>
     </w:p>
     <w:p>
@@ -3251,7 +3220,7 @@
           <w:sz w:val="23"/>
           <w:szCs w:val="23"/>
         </w:rPr>
-        <w:t xml:space="preserve">O Kierkegaard dizia que a preocupação mundana sempre quer arrastar a gente para dentro das comparações:</w:t>
+        <w:t xml:space="preserve">Kierkegaard dizia que a preocupação mundana sempre quer arrastar a gente para dentro das comparações:</w:t>
       </w:r>
     </w:p>
     <w:tbl>
@@ -3397,37 +3366,28 @@
       <w:r>
         <w:rPr>
           <w:rFonts w:ascii="Cambria" w:cs="Cambria" w:eastAsia="Cambria" w:hAnsi="Cambria"/>
-          <w:color w:val="2B2B33"/>
-          <w:sz w:val="23"/>
-          <w:szCs w:val="23"/>
-        </w:rPr>
-        <w:t xml:space="preserve">Uma frase pra guardar: </w:t>
-      </w:r>
-      <w:r>
-        <w:rPr>
-          <w:rFonts w:ascii="Cambria" w:cs="Cambria" w:eastAsia="Cambria" w:hAnsi="Cambria"/>
-          <w:b/>
-          <w:bCs/>
-          <w:color w:val="2B2B33"/>
-          <w:sz w:val="23"/>
-          <w:szCs w:val="23"/>
-        </w:rPr>
-        <w:t xml:space="preserve">a graça que alegra o último expõe o coração que calcula.</w:t>
-      </w:r>
-    </w:p>
-    <w:p>
-      <w:pPr>
-        <w:spacing w:after="150" w:before="0" w:line="300" w:lineRule="auto"/>
-        <w:jc w:val="left"/>
-      </w:pPr>
-      <w:r>
-        <w:rPr>
-          <w:rFonts w:ascii="Cambria" w:cs="Cambria" w:eastAsia="Cambria" w:hAnsi="Cambria"/>
-          <w:color w:val="2B2B33"/>
-          <w:sz w:val="23"/>
-          <w:szCs w:val="23"/>
-        </w:rPr>
-        <w:t xml:space="preserve">E aqui vem a pergunta mais importante do sermão. Repara: o dono não consertou o olho dos murmuradores mudando o salário. Ele não tirou dos últimos para agradar os primeiros. Não deu mais aos primeiros para comprar a paz. E a gente também não conserta o olho se esforçando para não sentir inveja. Dá para engolir a murmuração. Dá para sorrir amarelo e dizer "que bom pra ele". Mas não dá para fabricar um olho bom.</w:t>
+          <w:b/>
+          <w:bCs/>
+          <w:color w:val="2B2B33"/>
+          <w:sz w:val="23"/>
+          <w:szCs w:val="23"/>
+        </w:rPr>
+        <w:t xml:space="preserve">A graça que alegra o último expõe o coração que calcula.</w:t>
+      </w:r>
+    </w:p>
+    <w:p>
+      <w:pPr>
+        <w:spacing w:after="150" w:before="0" w:line="300" w:lineRule="auto"/>
+        <w:jc w:val="left"/>
+      </w:pPr>
+      <w:r>
+        <w:rPr>
+          <w:rFonts w:ascii="Cambria" w:cs="Cambria" w:eastAsia="Cambria" w:hAnsi="Cambria"/>
+          <w:color w:val="2B2B33"/>
+          <w:sz w:val="23"/>
+          <w:szCs w:val="23"/>
+        </w:rPr>
+        <w:t xml:space="preserve">O dono não consertou o olho dos murmuradores mudando o salário. Ele não tirou dos últimos para agradar os primeiros. Não deu mais aos primeiros para comprar a paz. E a gente também não conserta o olho se esforçando para não sentir inveja. Dá para engolir a murmuração. Dá para sorrir amarelo e dizer "que bom pra ele". Mas não dá para fabricar um olho bom.</w:t>
       </w:r>
     </w:p>
     <w:p>
@@ -3510,7 +3470,7 @@
           <w:sz w:val="23"/>
           <w:szCs w:val="23"/>
         </w:rPr>
-        <w:t xml:space="preserve">Vamos voltar a uma palavrinha do verso 15. O dono diz: "Não me é lícito fazer o que quero do que é </w:t>
+        <w:t xml:space="preserve">No verso 15, o dono diz: "Não me é lícito fazer o que quero do que é </w:t>
       </w:r>
       <w:r>
         <w:rPr>
@@ -3545,7 +3505,7 @@
           <w:sz w:val="23"/>
           <w:szCs w:val="23"/>
         </w:rPr>
-        <w:t xml:space="preserve">E olha o que Mateus coloca logo depois da parábola. Verso 17: "Estando Jesus para subir a Jerusalém, chamou à parte os doze e, em caminho, lhes disse: Eis que subimos para Jerusalém, e o Filho do Homem será entregue aos principais sacerdotes e aos escribas. Eles o condenarão à morte. E o entregarão aos gentios para ser escarnecido, açoitado e crucificado" (vv. 17-19). E no verso 28: "o Filho do Homem não veio para ser servido, mas para servir e dar a sua vida em </w:t>
+        <w:t xml:space="preserve">Logo depois da parábola, Mateus coloca o verso 17: "Estando Jesus para subir a Jerusalém, chamou à parte os doze e, em caminho, lhes disse: Eis que subimos para Jerusalém, e o Filho do Homem será entregue aos principais sacerdotes e aos escribas. Eles o condenarão à morte. E o entregarão aos gentios para ser escarnecido, açoitado e crucificado" (vv. 17-19). E no verso 28: "o Filho do Homem não veio para ser servido, mas para servir e dar a sua vida em </w:t>
       </w:r>
       <w:r>
         <w:rPr>
@@ -3580,7 +3540,7 @@
           <w:sz w:val="23"/>
           <w:szCs w:val="23"/>
         </w:rPr>
-        <w:t xml:space="preserve">Resgate. O preço da libertação. Irmãos, a bondade do Rei custa ao próprio Rei.</w:t>
+        <w:t xml:space="preserve">Resgate. O preço da libertação. A bondade do Rei custa ao próprio Rei.</w:t>
       </w:r>
     </w:p>
     <w:p>
@@ -3625,22 +3585,22 @@
           <w:sz w:val="23"/>
           <w:szCs w:val="23"/>
         </w:rPr>
-        <w:t xml:space="preserve">Lembra das horas da parábola? Sexta hora, nona hora. Mateus vai usar essas mesmas horas de novo, lá no capítulo 27: "Desde a hora sexta até a hora nona, houve trevas sobre toda a terra" (27.45). Foi ali, entre a sexta e a nona hora, que o Filho suportou o calor de verdade — o calor do juízo que era nosso. Não estou dizendo que a parábola foi escrita como um código das horas da cruz. Estou dizendo que, quando a gente olha para a cruz, entende quem realmente aguentou o peso do dia.</w:t>
-      </w:r>
-    </w:p>
-    <w:p>
-      <w:pPr>
-        <w:spacing w:after="150" w:before="0" w:line="300" w:lineRule="auto"/>
-        <w:jc w:val="left"/>
-      </w:pPr>
-      <w:r>
-        <w:rPr>
-          <w:rFonts w:ascii="Cambria" w:cs="Cambria" w:eastAsia="Cambria" w:hAnsi="Cambria"/>
-          <w:color w:val="2B2B33"/>
-          <w:sz w:val="23"/>
-          <w:szCs w:val="23"/>
-        </w:rPr>
-        <w:t xml:space="preserve">O nosso Catecismo de Heidelberg diz isso com uma precisão que me emociona. Na pergunta 60, ele pergunta como somos justos diante de Deus, e responde:</w:t>
+        <w:t xml:space="preserve">As horas da parábola — sexta hora, nona hora — voltam em Mateus, no capítulo 27: "Desde a hora sexta até a hora nona, houve trevas sobre toda a terra" (27.45). Foi ali, entre a sexta e a nona hora, que o Filho suportou o calor de verdade — o calor do juízo que era nosso. A parábola não foi escrita como um código das horas da cruz. Mas, quando a gente olha para a cruz, entende quem realmente aguentou o peso do dia.</w:t>
+      </w:r>
+    </w:p>
+    <w:p>
+      <w:pPr>
+        <w:spacing w:after="150" w:before="0" w:line="300" w:lineRule="auto"/>
+        <w:jc w:val="left"/>
+      </w:pPr>
+      <w:r>
+        <w:rPr>
+          <w:rFonts w:ascii="Cambria" w:cs="Cambria" w:eastAsia="Cambria" w:hAnsi="Cambria"/>
+          <w:color w:val="2B2B33"/>
+          <w:sz w:val="23"/>
+          <w:szCs w:val="23"/>
+        </w:rPr>
+        <w:t xml:space="preserve">O Catecismo de Heidelberg diz isso com precisão. Na pergunta 60, ele pergunta como somos justos diante de Deus, e responde:</w:t>
       </w:r>
     </w:p>
     <w:tbl>
@@ -3725,22 +3685,22 @@
           <w:sz w:val="23"/>
           <w:szCs w:val="23"/>
         </w:rPr>
-        <w:t xml:space="preserve">"Como se eu mesmo tivesse cumprido toda a obediência." Irmãos, isso é ser tratado como quem trabalhou o dia inteiro. Gente da undécima hora — ou nem isso — recebendo o salário de quem trabalhou de sol a sol.</w:t>
-      </w:r>
-    </w:p>
-    <w:p>
-      <w:pPr>
-        <w:spacing w:after="150" w:before="0" w:line="300" w:lineRule="auto"/>
-        <w:jc w:val="left"/>
-      </w:pPr>
-      <w:r>
-        <w:rPr>
-          <w:rFonts w:ascii="Cambria" w:cs="Cambria" w:eastAsia="Cambria" w:hAnsi="Cambria"/>
-          <w:color w:val="2B2B33"/>
-          <w:sz w:val="23"/>
-          <w:szCs w:val="23"/>
-        </w:rPr>
-        <w:t xml:space="preserve">E tem mais uma cena do Antigo Testamento que ajuda a enxergar isso. Em 1 Samuel 30, Davi volta de uma batalha com o despojo. Duzentos homens tinham ficado para trás, exaustos demais para lutar, guardando a bagagem. E alguns dos que lutaram — a Bíblia chama de "maus e filhos de Belial" — disseram: "esses aí não vão receber nada". E Davi, o rei, decretou: "Qual é a parte dos que desceram à peleja, tal será a parte dos que ficaram com a bagagem; </w:t>
+        <w:t xml:space="preserve">É o que Paulo diz: "Aquele que não conheceu pecado, ele o fez pecado por nós; para que, nele, fôssemos feitos justiça de Deus" (2Co 5.21). "Como se eu mesmo tivesse cumprido toda a obediência" é ser tratado como quem trabalhou o dia inteiro. Gente da undécima hora — ou nem isso — recebendo o salário de quem trabalhou de sol a sol.</w:t>
+      </w:r>
+    </w:p>
+    <w:p>
+      <w:pPr>
+        <w:spacing w:after="150" w:before="0" w:line="300" w:lineRule="auto"/>
+        <w:jc w:val="left"/>
+      </w:pPr>
+      <w:r>
+        <w:rPr>
+          <w:rFonts w:ascii="Cambria" w:cs="Cambria" w:eastAsia="Cambria" w:hAnsi="Cambria"/>
+          <w:color w:val="2B2B33"/>
+          <w:sz w:val="23"/>
+          <w:szCs w:val="23"/>
+        </w:rPr>
+        <w:t xml:space="preserve">Uma cena do Antigo Testamento ajuda a enxergar isso. Em 1 Samuel 30, Davi volta de uma batalha com o despojo. Duzentos homens tinham ficado para trás, exaustos demais para lutar, guardando a bagagem. E alguns dos que lutaram — a Bíblia chama de "maus e filhos de Belial" — disseram: "esses aí não vão receber nada". E Davi, o rei, decretou: "Qual é a parte dos que desceram à peleja, tal será a parte dos que ficaram com a bagagem; </w:t>
       </w:r>
       <w:r>
         <w:rPr>
@@ -3809,7 +3769,7 @@
           <w:sz w:val="23"/>
           <w:szCs w:val="23"/>
         </w:rPr>
-        <w:t xml:space="preserve">E agora olha o último quadro dessa moldura. Jesus está saindo de Jericó, a caminho de Jerusalém, a caminho da cruz. Dois cegos estão à beira do caminho. E eles gritam: "</w:t>
+        <w:t xml:space="preserve">O último quadro dessa moldura: Jesus está saindo de Jericó, a caminho de Jerusalém, a caminho da cruz. Dois cegos estão à beira do caminho. E eles gritam: "</w:t>
       </w:r>
       <w:r>
         <w:rPr>
@@ -3929,52 +3889,52 @@
           <w:sz w:val="23"/>
           <w:szCs w:val="23"/>
         </w:rPr>
-        <w:t xml:space="preserve">Irmãos, olha que coisa linda. A seção que começou diagnosticando o olho mau termina com Jesus curando olhos. O olho mau não se cura com esforço. Se cura com o toque de Cristo.</w:t>
-      </w:r>
-    </w:p>
-    <w:p>
-      <w:pPr>
-        <w:spacing w:after="150" w:before="0" w:line="300" w:lineRule="auto"/>
-        <w:jc w:val="left"/>
-      </w:pPr>
-      <w:r>
-        <w:rPr>
-          <w:rFonts w:ascii="Cambria" w:cs="Cambria" w:eastAsia="Cambria" w:hAnsi="Cambria"/>
-          <w:color w:val="2B2B33"/>
-          <w:sz w:val="23"/>
-          <w:szCs w:val="23"/>
-        </w:rPr>
-        <w:t xml:space="preserve">E repara no que os cegos pedem. Eles não pedem recompensa. Não apresentam currículo. Não dizem "a gente esperou o dia inteiro na beira da estrada". Eles pedem misericórdia. Essa é a postura da undécima hora.</w:t>
-      </w:r>
-    </w:p>
-    <w:p>
-      <w:pPr>
-        <w:spacing w:after="150" w:before="0" w:line="300" w:lineRule="auto"/>
-        <w:jc w:val="left"/>
-      </w:pPr>
-      <w:r>
-        <w:rPr>
-          <w:rFonts w:ascii="Cambria" w:cs="Cambria" w:eastAsia="Cambria" w:hAnsi="Cambria"/>
-          <w:color w:val="2B2B33"/>
-          <w:sz w:val="23"/>
-          <w:szCs w:val="23"/>
-        </w:rPr>
-        <w:t xml:space="preserve">E repara no que acontece depois da cura: "o foram seguindo". O fruto do olho curado não é status. Não é trono à direita ou à esquerda. É seguir Jesus.</w:t>
-      </w:r>
-    </w:p>
-    <w:p>
-      <w:pPr>
-        <w:spacing w:after="150" w:before="0" w:line="300" w:lineRule="auto"/>
-        <w:jc w:val="left"/>
-      </w:pPr>
-      <w:r>
-        <w:rPr>
-          <w:rFonts w:ascii="Cambria" w:cs="Cambria" w:eastAsia="Cambria" w:hAnsi="Cambria"/>
-          <w:color w:val="2B2B33"/>
-          <w:sz w:val="23"/>
-          <w:szCs w:val="23"/>
-        </w:rPr>
-        <w:t xml:space="preserve">Quando você vê a cruz direito, você deixa de precisar estar acima de alguém. Se o Rei pagou a própria bondade com a própria vida, ninguém aqui pode cobrar nada dele. E ninguém aqui precisa competir com ninguém. Porque o que ele reparte não é um bolo que diminui quando outro come. Lá em Gênesis 15, Deus disse a Abraão: "Eu sou o teu escudo, o teu grandíssimo galardão" (Gn 15.1). A recompensa, no fim das contas, é ele mesmo. E não se divide por horas aquilo que é uma Pessoa. O fato de outro receber Deus não diminui em nada a minha parte de Deus.</w:t>
+        <w:t xml:space="preserve">A seção que começou diagnosticando o olho mau termina com Jesus curando olhos. O olho mau não se cura com esforço. Se cura com o toque de Cristo.</w:t>
+      </w:r>
+    </w:p>
+    <w:p>
+      <w:pPr>
+        <w:spacing w:after="150" w:before="0" w:line="300" w:lineRule="auto"/>
+        <w:jc w:val="left"/>
+      </w:pPr>
+      <w:r>
+        <w:rPr>
+          <w:rFonts w:ascii="Cambria" w:cs="Cambria" w:eastAsia="Cambria" w:hAnsi="Cambria"/>
+          <w:color w:val="2B2B33"/>
+          <w:sz w:val="23"/>
+          <w:szCs w:val="23"/>
+        </w:rPr>
+        <w:t xml:space="preserve">Os cegos não pedem recompensa. Não apresentam currículo. Não dizem "a gente esperou o dia inteiro na beira da estrada". Eles pedem misericórdia. Essa é a postura da undécima hora.</w:t>
+      </w:r>
+    </w:p>
+    <w:p>
+      <w:pPr>
+        <w:spacing w:after="150" w:before="0" w:line="300" w:lineRule="auto"/>
+        <w:jc w:val="left"/>
+      </w:pPr>
+      <w:r>
+        <w:rPr>
+          <w:rFonts w:ascii="Cambria" w:cs="Cambria" w:eastAsia="Cambria" w:hAnsi="Cambria"/>
+          <w:color w:val="2B2B33"/>
+          <w:sz w:val="23"/>
+          <w:szCs w:val="23"/>
+        </w:rPr>
+        <w:t xml:space="preserve">E depois da cura: "o foram seguindo". O fruto do olho curado não é status. Não é trono à direita ou à esquerda. É seguir Jesus.</w:t>
+      </w:r>
+    </w:p>
+    <w:p>
+      <w:pPr>
+        <w:spacing w:after="150" w:before="0" w:line="300" w:lineRule="auto"/>
+        <w:jc w:val="left"/>
+      </w:pPr>
+      <w:r>
+        <w:rPr>
+          <w:rFonts w:ascii="Cambria" w:cs="Cambria" w:eastAsia="Cambria" w:hAnsi="Cambria"/>
+          <w:color w:val="2B2B33"/>
+          <w:sz w:val="23"/>
+          <w:szCs w:val="23"/>
+        </w:rPr>
+        <w:t xml:space="preserve">Quando você vê a cruz direito, deixa de precisar estar acima de alguém. Se o Rei pagou a própria bondade com a própria vida, ninguém aqui pode cobrar nada dele. E ninguém aqui precisa competir com ninguém. O que ele reparte não é um bolo que diminui quando outro come. Lá em Gênesis 15, Deus disse a Abraão: "Eu sou o teu escudo, o teu grandíssimo galardão" (Gn 15.1). A recompensa, no fim das contas, é ele mesmo. E não se divide por horas aquilo que é uma Pessoa.</w:t>
       </w:r>
     </w:p>
     <w:p>
@@ -4025,21 +3985,6 @@
           <w:sz w:val="23"/>
           <w:szCs w:val="23"/>
         </w:rPr>
-        <w:t xml:space="preserve">Eu não quero terminar só com diagnóstico. Então vamos ser bem práticos.</w:t>
-      </w:r>
-    </w:p>
-    <w:p>
-      <w:pPr>
-        <w:spacing w:after="150" w:before="0" w:line="300" w:lineRule="auto"/>
-        <w:jc w:val="left"/>
-      </w:pPr>
-      <w:r>
-        <w:rPr>
-          <w:rFonts w:ascii="Cambria" w:cs="Cambria" w:eastAsia="Cambria" w:hAnsi="Cambria"/>
-          <w:color w:val="2B2B33"/>
-          <w:sz w:val="23"/>
-          <w:szCs w:val="23"/>
-        </w:rPr>
         <w:t xml:space="preserve">Primeiro, o que </w:t>
       </w:r>
       <w:r>
@@ -4075,7 +4020,7 @@
           <w:sz w:val="23"/>
           <w:szCs w:val="23"/>
         </w:rPr>
-        <w:t xml:space="preserve">E agora, o que fazer nesta semana. Quatro passos.</w:t>
+        <w:t xml:space="preserve">O que fazer nesta semana. Quatro passos.</w:t>
       </w:r>
     </w:p>
     <w:p>
@@ -4179,22 +4124,7 @@
           <w:sz w:val="23"/>
           <w:szCs w:val="23"/>
         </w:rPr>
-        <w:t xml:space="preserve"> Quando alguém receber o que você queria — o novo convertido no ministério, o colega promovido, o irmão abençoado —, faça três coisas concretas: agradeça a Deus por ele, pelo nome. Diga a ele uma palavra de alegria sincera. E, se puder, ajude-o a florescer. "Alegrai-vos com os que se alegram" (Rm 12.15) é o mandamento mais difícil para o olho mau. Por isso mesmo é o remédio. E faça, nesta semana, um serviço que ninguém vai saber (Mt 6.1-4). Serviço escondido desliga o caixa.</w:t>
-      </w:r>
-    </w:p>
-    <w:p>
-      <w:pPr>
-        <w:spacing w:after="150" w:before="0" w:line="300" w:lineRule="auto"/>
-        <w:jc w:val="left"/>
-      </w:pPr>
-      <w:r>
-        <w:rPr>
-          <w:rFonts w:ascii="Cambria" w:cs="Cambria" w:eastAsia="Cambria" w:hAnsi="Cambria"/>
-          <w:color w:val="2B2B33"/>
-          <w:sz w:val="23"/>
-          <w:szCs w:val="23"/>
-        </w:rPr>
-        <w:t xml:space="preserve">E deixa eu falar com você especificamente.</w:t>
+        <w:t xml:space="preserve"> Quando alguém receber o que você queria — o novo convertido no ministério, o colega promovido, o irmão abençoado —, faça três coisas concretas. Agradeça a Deus por ele, pelo nome. Diga a ele uma palavra de alegria sincera. E, se puder, ajude-o a florescer. "Alegrai-vos com os que se alegram" (Rm 12.15) é o mandamento mais difícil para o olho mau. Por isso mesmo é o remédio. E faça, nesta semana, um serviço que ninguém vai saber (Mt 6.1-4). Serviço escondido desliga o caixa.</w:t>
       </w:r>
     </w:p>
     <w:p>
@@ -4239,22 +4169,22 @@
           <w:sz w:val="23"/>
           <w:szCs w:val="23"/>
         </w:rPr>
-        <w:t xml:space="preserve">E você que ainda não crê, ou que acha que é tarde demais: lembra do ladrão na cruz? Ele nunca foi batizado. Nunca participou de um culto. Nunca leu um versículo. Não tinha um minuto de serviço pra apresentar. E ouviu: "hoje estarás comigo no paraíso". O Rei ainda sai à praça às cinco da tarde. "Ninguém me contratou" não é o fim da sua história. Ele está chamando agora. E ele paga o dia inteiro.</w:t>
-      </w:r>
-    </w:p>
-    <w:p>
-      <w:pPr>
-        <w:spacing w:after="150" w:before="0" w:line="300" w:lineRule="auto"/>
-        <w:jc w:val="left"/>
-      </w:pPr>
-      <w:r>
-        <w:rPr>
-          <w:rFonts w:ascii="Cambria" w:cs="Cambria" w:eastAsia="Cambria" w:hAnsi="Cambria"/>
-          <w:color w:val="2B2B33"/>
-          <w:sz w:val="23"/>
-          <w:szCs w:val="23"/>
-        </w:rPr>
-        <w:t xml:space="preserve">Mas também tem uma palavra para você que acha que é melhor do que muito crente por aí: enquanto você estiver contando horas, a graça vai parecer injustiça para você. A porta do Reino só se abre para quem descobre que estava na praça.</w:t>
+        <w:t xml:space="preserve">Você que ainda não crê, ou que acha que é tarde demais: lembra do ladrão na cruz? Ele nunca foi batizado. Nunca participou de um culto. Nunca leu um versículo. Não tinha um minuto de serviço pra apresentar. E ouviu: "hoje estarás comigo no paraíso". O Rei ainda sai à praça às cinco da tarde. "Ninguém me contratou" não é o fim da sua história. Ele está chamando agora. E ele paga o dia inteiro.</w:t>
+      </w:r>
+    </w:p>
+    <w:p>
+      <w:pPr>
+        <w:spacing w:after="150" w:before="0" w:line="300" w:lineRule="auto"/>
+        <w:jc w:val="left"/>
+      </w:pPr>
+      <w:r>
+        <w:rPr>
+          <w:rFonts w:ascii="Cambria" w:cs="Cambria" w:eastAsia="Cambria" w:hAnsi="Cambria"/>
+          <w:color w:val="2B2B33"/>
+          <w:sz w:val="23"/>
+          <w:szCs w:val="23"/>
+        </w:rPr>
+        <w:t xml:space="preserve">E você que acha que é melhor do que muito crente por aí: enquanto estiver contando horas, a graça vai parecer injustiça. A porta do Reino só se abre para quem descobre que estava na praça.</w:t>
       </w:r>
     </w:p>
     <w:p>
@@ -4320,7 +4250,7 @@
           <w:sz w:val="23"/>
           <w:szCs w:val="23"/>
         </w:rPr>
-        <w:t xml:space="preserve">Vamos voltar aos dois homens do começo.</w:t>
+        <w:t xml:space="preserve">Os dois homens do começo.</w:t>
       </w:r>
     </w:p>
     <w:p>
@@ -4365,7 +4295,7 @@
           <w:sz w:val="23"/>
           <w:szCs w:val="23"/>
         </w:rPr>
-        <w:t xml:space="preserve">A parábola terminou com uma pergunta que Jesus não respondeu por eles. E eu também não vou responder por você. Ela fica com você: </w:t>
+        <w:t xml:space="preserve">A parábola terminou com uma pergunta que Jesus não respondeu por eles. Ela fica com você: </w:t>
       </w:r>
       <w:r>
         <w:rPr>
@@ -4391,7 +4321,7 @@
           <w:sz w:val="23"/>
           <w:szCs w:val="23"/>
         </w:rPr>
-        <w:t xml:space="preserve">Mas eu posso te mostrar uma resposta possível. É a oração dos cegos: "Senhor, Filho de Davi, tem compaixão de nós. Abre os nossos olhos."</w:t>
+        <w:t xml:space="preserve">Há uma resposta possível: a oração dos cegos. "Senhor, Filho de Davi, tem compaixão de nós. Abre os nossos olhos."</w:t>
       </w:r>
     </w:p>
     <w:p>
@@ -4698,7 +4628,7 @@
           <w:sz w:val="23"/>
           <w:szCs w:val="23"/>
         </w:rPr>
-        <w:t xml:space="preserve"> (ponto III): o trecho do pastor que se pega fazendo conta é genérico; personalize com um episódio seu.</w:t>
+        <w:t xml:space="preserve"> (ponto III): retirada do manuscrito pelo polimento; fica para o momento, ao vivo.</w:t>
       </w:r>
     </w:p>
     <w:p>

--- a/estudos/mateus/20-1-16-sermao.docx
+++ b/estudos/mateus/20-1-16-sermao.docx
@@ -393,6 +393,12 @@
         </w:rPr>
         <w:t xml:space="preserve">Dois homens estiveram muito perto de Jesus.</w:t>
       </w:r>
+      <w:r>
+        <w:rPr>
+          <w:rStyle w:val="FootnoteReference"/>
+        </w:rPr>
+        <w:footnoteReference w:id="1"/>
+      </w:r>
     </w:p>
     <w:p>
       <w:pPr>
@@ -408,6 +414,12 @@
         </w:rPr>
         <w:t xml:space="preserve">O primeiro passou três anos ao lado dele. Ouviu o Sermão do Monte ao vivo. Viu a tempestade parar. Viu gente cega enxergar. Foi enviado para pregar e curar junto com os outros onze. E era de tanta confiança que cuidava do dinheiro do grupo. Era o tesoureiro.</w:t>
       </w:r>
+      <w:r>
+        <w:rPr>
+          <w:rStyle w:val="FootnoteReference"/>
+        </w:rPr>
+        <w:footnoteReference w:id="2"/>
+      </w:r>
     </w:p>
     <w:p>
       <w:pPr>
@@ -441,7 +453,22 @@
           <w:sz w:val="23"/>
           <w:szCs w:val="23"/>
         </w:rPr>
-        <w:t xml:space="preserve"> e não se deu aos pobres?" (Jo 12.5). Trezentos denários. Ele sabia o preço exato. Era um homem que olhava para a devoção e enxergava denário.</w:t>
+        <w:t xml:space="preserve"> e não se deu aos pobres?" (Jo 12.5).</w:t>
+      </w:r>
+      <w:r>
+        <w:rPr>
+          <w:rStyle w:val="FootnoteReference"/>
+        </w:rPr>
+        <w:footnoteReference w:id="3"/>
+      </w:r>
+      <w:r>
+        <w:rPr>
+          <w:rFonts w:ascii="Cambria" w:cs="Cambria" w:eastAsia="Cambria" w:hAnsi="Cambria"/>
+          <w:color w:val="2B2B33"/>
+          <w:sz w:val="23"/>
+          <w:szCs w:val="23"/>
+        </w:rPr>
+        <w:t xml:space="preserve"> Trezentos denários. Ele sabia o preço exato. Era um homem que olhava para a devoção e enxergava denário.</w:t>
       </w:r>
     </w:p>
     <w:p>
@@ -476,22 +503,52 @@
           <w:sz w:val="23"/>
           <w:szCs w:val="23"/>
         </w:rPr>
-        <w:t xml:space="preserve"> (Mt 26.15). Trinta moedas de prata. O nome dele é Judas.</w:t>
-      </w:r>
-    </w:p>
-    <w:p>
-      <w:pPr>
-        <w:spacing w:after="150" w:before="0" w:line="300" w:lineRule="auto"/>
-        <w:jc w:val="left"/>
-      </w:pPr>
-      <w:r>
-        <w:rPr>
-          <w:rFonts w:ascii="Cambria" w:cs="Cambria" w:eastAsia="Cambria" w:hAnsi="Cambria"/>
-          <w:color w:val="2B2B33"/>
-          <w:sz w:val="23"/>
-          <w:szCs w:val="23"/>
-        </w:rPr>
-        <w:t xml:space="preserve">O segundo homem nunca ouviu um sermão de Jesus, até onde a gente sabe. Viveu do crime. Foi condenado à morte mais humilhante que Roma conhecia. E nas primeiras horas da crucificação, ele zombou de Jesus junto com o outro ladrão (Mt 27.44). Mas em algum momento daquelas horas, alguma coisa mudou. Ele olhou para o homem pregado ao lado dele e disse: "Jesus, lembra-te de mim quando vieres no teu Reino". E ouviu: "Hoje estarás comigo no paraíso" (Lc 23.42-43).</w:t>
+        <w:t xml:space="preserve"> (Mt 26.15). Trinta moedas de prata.</w:t>
+      </w:r>
+      <w:r>
+        <w:rPr>
+          <w:rStyle w:val="FootnoteReference"/>
+        </w:rPr>
+        <w:footnoteReference w:id="4"/>
+      </w:r>
+      <w:r>
+        <w:rPr>
+          <w:rFonts w:ascii="Cambria" w:cs="Cambria" w:eastAsia="Cambria" w:hAnsi="Cambria"/>
+          <w:color w:val="2B2B33"/>
+          <w:sz w:val="23"/>
+          <w:szCs w:val="23"/>
+        </w:rPr>
+        <w:t xml:space="preserve"> O nome dele é Judas.</w:t>
+      </w:r>
+    </w:p>
+    <w:p>
+      <w:pPr>
+        <w:spacing w:after="150" w:before="0" w:line="300" w:lineRule="auto"/>
+        <w:jc w:val="left"/>
+      </w:pPr>
+      <w:r>
+        <w:rPr>
+          <w:rFonts w:ascii="Cambria" w:cs="Cambria" w:eastAsia="Cambria" w:hAnsi="Cambria"/>
+          <w:color w:val="2B2B33"/>
+          <w:sz w:val="23"/>
+          <w:szCs w:val="23"/>
+        </w:rPr>
+        <w:t xml:space="preserve">O segundo homem nunca ouviu um sermão de Jesus, até onde a gente sabe. Viveu do crime. Foi condenado à morte mais humilhante que Roma conhecia. E nas primeiras horas da crucificação, ele zombou de Jesus junto com o outro ladrão (Mt 27.44).</w:t>
+      </w:r>
+      <w:r>
+        <w:rPr>
+          <w:rStyle w:val="FootnoteReference"/>
+        </w:rPr>
+        <w:footnoteReference w:id="5"/>
+      </w:r>
+      <w:r>
+        <w:rPr>
+          <w:rFonts w:ascii="Cambria" w:cs="Cambria" w:eastAsia="Cambria" w:hAnsi="Cambria"/>
+          <w:color w:val="2B2B33"/>
+          <w:sz w:val="23"/>
+          <w:szCs w:val="23"/>
+        </w:rPr>
+        <w:t xml:space="preserve"> Mas em algum momento daquelas horas, alguma coisa mudou. Ele olhou para o homem pregado ao lado dele e disse: "Jesus, lembra-te de mim quando vieres no teu Reino". E ouviu: "Hoje estarás comigo no paraíso" (Lc 23.42-43).</w:t>
       </w:r>
     </w:p>
     <w:p>
@@ -532,7 +589,52 @@
           <w:sz w:val="23"/>
           <w:szCs w:val="23"/>
         </w:rPr>
-        <w:t xml:space="preserve">Jesus contou uma história para gente que fazia exatamente essa pergunta. E não eram os fariseus. Eram os discípulos dele. Pedro tinha acabado de dizer: "Eis que nós tudo deixamos e te seguimos; que, pois, teremos?" (19.27). Jesus prometeu que eles teriam, sim — tronos, cem vezes mais, vida eterna (19.28-29). E logo em seguida contou essa parábola.</w:t>
+        <w:t xml:space="preserve">Jesus contou uma história para gente que fazia exatamente essa pergunta. E não eram os fariseus. Eram os discípulos dele.</w:t>
+      </w:r>
+      <w:r>
+        <w:rPr>
+          <w:rStyle w:val="FootnoteReference"/>
+        </w:rPr>
+        <w:footnoteReference w:id="6"/>
+      </w:r>
+      <w:r>
+        <w:rPr>
+          <w:rFonts w:ascii="Cambria" w:cs="Cambria" w:eastAsia="Cambria" w:hAnsi="Cambria"/>
+          <w:color w:val="2B2B33"/>
+          <w:sz w:val="23"/>
+          <w:szCs w:val="23"/>
+        </w:rPr>
+        <w:t xml:space="preserve"> Pedro tinha acabado de dizer: "Eis que nós tudo deixamos e te seguimos; que, pois, teremos?" (19.27).</w:t>
+      </w:r>
+      <w:r>
+        <w:rPr>
+          <w:rStyle w:val="FootnoteReference"/>
+        </w:rPr>
+        <w:footnoteReference w:id="7"/>
+      </w:r>
+      <w:r>
+        <w:rPr>
+          <w:rFonts w:ascii="Cambria" w:cs="Cambria" w:eastAsia="Cambria" w:hAnsi="Cambria"/>
+          <w:color w:val="2B2B33"/>
+          <w:sz w:val="23"/>
+          <w:szCs w:val="23"/>
+        </w:rPr>
+        <w:t xml:space="preserve"> Jesus prometeu que eles teriam, sim — tronos, cem vezes mais, vida eterna (19.28-29).</w:t>
+      </w:r>
+      <w:r>
+        <w:rPr>
+          <w:rStyle w:val="FootnoteReference"/>
+        </w:rPr>
+        <w:footnoteReference w:id="8"/>
+      </w:r>
+      <w:r>
+        <w:rPr>
+          <w:rFonts w:ascii="Cambria" w:cs="Cambria" w:eastAsia="Cambria" w:hAnsi="Cambria"/>
+          <w:color w:val="2B2B33"/>
+          <w:sz w:val="23"/>
+          <w:szCs w:val="23"/>
+        </w:rPr>
+        <w:t xml:space="preserve"> E logo em seguida contou essa parábola.</w:t>
       </w:r>
     </w:p>
     <w:p>
@@ -569,20 +671,41 @@
         </w:rPr>
         <w:t xml:space="preserve"> (v. 15).</w:t>
       </w:r>
-    </w:p>
-    <w:p>
-      <w:pPr>
-        <w:spacing w:after="150" w:before="0" w:line="300" w:lineRule="auto"/>
-        <w:jc w:val="left"/>
-      </w:pPr>
-      <w:r>
-        <w:rPr>
-          <w:rFonts w:ascii="Cambria" w:cs="Cambria" w:eastAsia="Cambria" w:hAnsi="Cambria"/>
-          <w:color w:val="2B2B33"/>
-          <w:sz w:val="23"/>
-          <w:szCs w:val="23"/>
-        </w:rPr>
-        <w:t xml:space="preserve">Uma ressalva: Judas não se perdeu por fazer conta. Ele se perdeu porque traiu o Senhor e não creu. Mas a imagem fica: um olho que mede tudo em denário, levado até o fim, não consegue mais enxergar Jesus.</w:t>
+      <w:r>
+        <w:rPr>
+          <w:rStyle w:val="FootnoteReference"/>
+        </w:rPr>
+        <w:footnoteReference w:id="9"/>
+      </w:r>
+    </w:p>
+    <w:p>
+      <w:pPr>
+        <w:spacing w:after="150" w:before="0" w:line="300" w:lineRule="auto"/>
+        <w:jc w:val="left"/>
+      </w:pPr>
+      <w:r>
+        <w:rPr>
+          <w:rFonts w:ascii="Cambria" w:cs="Cambria" w:eastAsia="Cambria" w:hAnsi="Cambria"/>
+          <w:color w:val="2B2B33"/>
+          <w:sz w:val="23"/>
+          <w:szCs w:val="23"/>
+        </w:rPr>
+        <w:t xml:space="preserve">Uma ressalva: Judas não se perdeu por fazer conta. Ele se perdeu porque traiu o Senhor e não creu.</w:t>
+      </w:r>
+      <w:r>
+        <w:rPr>
+          <w:rStyle w:val="FootnoteReference"/>
+        </w:rPr>
+        <w:footnoteReference w:id="10"/>
+      </w:r>
+      <w:r>
+        <w:rPr>
+          <w:rFonts w:ascii="Cambria" w:cs="Cambria" w:eastAsia="Cambria" w:hAnsi="Cambria"/>
+          <w:color w:val="2B2B33"/>
+          <w:sz w:val="23"/>
+          <w:szCs w:val="23"/>
+        </w:rPr>
+        <w:t xml:space="preserve"> Mas a imagem fica: um olho que mede tudo em denário, levado até o fim, não consegue mais enxergar Jesus.</w:t>
       </w:r>
     </w:p>
     <w:p>
@@ -665,7 +788,22 @@
           <w:sz w:val="23"/>
           <w:szCs w:val="23"/>
         </w:rPr>
-        <w:t xml:space="preserve">No verso 13, trazem crianças para Jesus abençoar, e os discípulos tentam afastar. Criança, no primeiro século, era gente sem currículo. Não produzia, não tinha status, não contava. Era "última". E Jesus diz: "Deixai os pequeninos, não os embaraceis de vir a mim, porque dos tais é o reino dos céus" (19.14). Os religiosos queriam fazer fila por mérito; Jesus abre a porta para quem não tem nada a apresentar.</w:t>
+        <w:t xml:space="preserve">No verso 13, trazem crianças para Jesus abençoar, e os discípulos tentam afastar. Criança, no primeiro século, era gente sem currículo.</w:t>
+      </w:r>
+      <w:r>
+        <w:rPr>
+          <w:rStyle w:val="FootnoteReference"/>
+        </w:rPr>
+        <w:footnoteReference w:id="11"/>
+      </w:r>
+      <w:r>
+        <w:rPr>
+          <w:rFonts w:ascii="Cambria" w:cs="Cambria" w:eastAsia="Cambria" w:hAnsi="Cambria"/>
+          <w:color w:val="2B2B33"/>
+          <w:sz w:val="23"/>
+          <w:szCs w:val="23"/>
+        </w:rPr>
+        <w:t xml:space="preserve"> Não produzia, não tinha status, não contava. Era "última". E Jesus diz: "Deixai os pequeninos, não os embaraceis de vir a mim, porque dos tais é o reino dos céus" (19.14). Os religiosos queriam fazer fila por mérito; Jesus abre a porta para quem não tem nada a apresentar.</w:t>
       </w:r>
     </w:p>
     <w:p>
@@ -720,7 +858,22 @@
           <w:sz w:val="23"/>
           <w:szCs w:val="23"/>
         </w:rPr>
-        <w:t xml:space="preserve">" (19.17). O jovem quer fazer o bem pra merecer. Jesus diz: espera aí, só um é bom.</w:t>
+        <w:t xml:space="preserve">" (19.17).</w:t>
+      </w:r>
+      <w:r>
+        <w:rPr>
+          <w:rStyle w:val="FootnoteReference"/>
+        </w:rPr>
+        <w:footnoteReference w:id="12"/>
+      </w:r>
+      <w:r>
+        <w:rPr>
+          <w:rFonts w:ascii="Cambria" w:cs="Cambria" w:eastAsia="Cambria" w:hAnsi="Cambria"/>
+          <w:color w:val="2B2B33"/>
+          <w:sz w:val="23"/>
+          <w:szCs w:val="23"/>
+        </w:rPr>
+        <w:t xml:space="preserve"> O jovem quer fazer o bem pra merecer. Jesus diz: espera aí, só um é bom.</w:t>
       </w:r>
     </w:p>
     <w:p>
@@ -845,22 +998,82 @@
           <w:sz w:val="23"/>
           <w:szCs w:val="23"/>
         </w:rPr>
-        <w:t xml:space="preserve"> por volta da hora undécima". O verbo "sair" aparece quatro vezes. É ele quem sai. É ele quem procura. Ninguém se candidata nessa história; todo mundo é chamado.</w:t>
-      </w:r>
-    </w:p>
-    <w:p>
-      <w:pPr>
-        <w:spacing w:after="150" w:before="0" w:line="300" w:lineRule="auto"/>
-        <w:jc w:val="left"/>
-      </w:pPr>
-      <w:r>
-        <w:rPr>
-          <w:rFonts w:ascii="Cambria" w:cs="Cambria" w:eastAsia="Cambria" w:hAnsi="Cambria"/>
-          <w:color w:val="2B2B33"/>
-          <w:sz w:val="23"/>
-          <w:szCs w:val="23"/>
-        </w:rPr>
-        <w:t xml:space="preserve">O dia de trabalho ia do nascer do sol, mais ou menos seis da manhã, até o pôr do sol, mais ou menos seis da tarde. Às seis da manhã, ele contrata o primeiro grupo e combina o preço: um denário pelo dia (v. 2). O denário era o salário de um dia de trabalho braçal. Era o pão da família naquele dia. Às nove, ele volta e contrata mais gente, agora sem valor definido: "Ide vós também para a vinha, e vos darei o que for justo" (v. 4). Ao meio-dia e às três da tarde, a mesma coisa.</w:t>
+        <w:t xml:space="preserve"> por volta da hora undécima". O verbo "sair" aparece quatro vezes.</w:t>
+      </w:r>
+      <w:r>
+        <w:rPr>
+          <w:rStyle w:val="FootnoteReference"/>
+        </w:rPr>
+        <w:footnoteReference w:id="13"/>
+      </w:r>
+      <w:r>
+        <w:rPr>
+          <w:rFonts w:ascii="Cambria" w:cs="Cambria" w:eastAsia="Cambria" w:hAnsi="Cambria"/>
+          <w:color w:val="2B2B33"/>
+          <w:sz w:val="23"/>
+          <w:szCs w:val="23"/>
+        </w:rPr>
+        <w:t xml:space="preserve"> É ele quem sai. É ele quem procura. Ninguém se candidata nessa história; todo mundo é chamado.</w:t>
+      </w:r>
+    </w:p>
+    <w:p>
+      <w:pPr>
+        <w:spacing w:after="150" w:before="0" w:line="300" w:lineRule="auto"/>
+        <w:jc w:val="left"/>
+      </w:pPr>
+      <w:r>
+        <w:rPr>
+          <w:rFonts w:ascii="Cambria" w:cs="Cambria" w:eastAsia="Cambria" w:hAnsi="Cambria"/>
+          <w:color w:val="2B2B33"/>
+          <w:sz w:val="23"/>
+          <w:szCs w:val="23"/>
+        </w:rPr>
+        <w:t xml:space="preserve">O dia de trabalho ia do nascer do sol, mais ou menos seis da manhã, até o pôr do sol, mais ou menos seis da tarde.</w:t>
+      </w:r>
+      <w:r>
+        <w:rPr>
+          <w:rStyle w:val="FootnoteReference"/>
+        </w:rPr>
+        <w:footnoteReference w:id="14"/>
+      </w:r>
+      <w:r>
+        <w:rPr>
+          <w:rFonts w:ascii="Cambria" w:cs="Cambria" w:eastAsia="Cambria" w:hAnsi="Cambria"/>
+          <w:color w:val="2B2B33"/>
+          <w:sz w:val="23"/>
+          <w:szCs w:val="23"/>
+        </w:rPr>
+        <w:t xml:space="preserve"> Às seis da manhã, ele contrata o primeiro grupo e combina o preço: um denário pelo dia (v. 2).</w:t>
+      </w:r>
+      <w:r>
+        <w:rPr>
+          <w:rStyle w:val="FootnoteReference"/>
+        </w:rPr>
+        <w:footnoteReference w:id="15"/>
+      </w:r>
+      <w:r>
+        <w:rPr>
+          <w:rFonts w:ascii="Cambria" w:cs="Cambria" w:eastAsia="Cambria" w:hAnsi="Cambria"/>
+          <w:color w:val="2B2B33"/>
+          <w:sz w:val="23"/>
+          <w:szCs w:val="23"/>
+        </w:rPr>
+        <w:t xml:space="preserve"> O denário era o salário de um dia de trabalho braçal. Era o pão da família naquele dia. Às nove, ele volta e contrata mais gente, agora sem valor definido: "Ide vós também para a vinha, e vos darei o que for justo" (v. 4).</w:t>
+      </w:r>
+      <w:r>
+        <w:rPr>
+          <w:rStyle w:val="FootnoteReference"/>
+        </w:rPr>
+        <w:footnoteReference w:id="16"/>
+      </w:r>
+      <w:r>
+        <w:rPr>
+          <w:rFonts w:ascii="Cambria" w:cs="Cambria" w:eastAsia="Cambria" w:hAnsi="Cambria"/>
+          <w:color w:val="2B2B33"/>
+          <w:sz w:val="23"/>
+          <w:szCs w:val="23"/>
+        </w:rPr>
+        <w:t xml:space="preserve"> Ao meio-dia e às três da tarde, a mesma coisa.</w:t>
       </w:r>
     </w:p>
     <w:p>
@@ -895,7 +1108,22 @@
           <w:sz w:val="23"/>
           <w:szCs w:val="23"/>
         </w:rPr>
-        <w:t xml:space="preserve">" (v. 6). Parece que ele estava procurando.</w:t>
+        <w:t xml:space="preserve">" (v. 6).</w:t>
+      </w:r>
+      <w:r>
+        <w:rPr>
+          <w:rStyle w:val="FootnoteReference"/>
+        </w:rPr>
+        <w:footnoteReference w:id="17"/>
+      </w:r>
+      <w:r>
+        <w:rPr>
+          <w:rFonts w:ascii="Cambria" w:cs="Cambria" w:eastAsia="Cambria" w:hAnsi="Cambria"/>
+          <w:color w:val="2B2B33"/>
+          <w:sz w:val="23"/>
+          <w:szCs w:val="23"/>
+        </w:rPr>
+        <w:t xml:space="preserve"> Parece que ele estava procurando.</w:t>
       </w:r>
     </w:p>
     <w:p>
@@ -962,22 +1190,52 @@
           <w:sz w:val="23"/>
           <w:szCs w:val="23"/>
         </w:rPr>
-        <w:t xml:space="preserve">". Não é preguiça. A palavra "desocupados" não quer dizer vagabundo; quer dizer sem trabalho. Eles ficaram o dia inteiro ali porque precisavam, e ninguém quis.</w:t>
-      </w:r>
-    </w:p>
-    <w:p>
-      <w:pPr>
-        <w:spacing w:after="150" w:before="0" w:line="300" w:lineRule="auto"/>
-        <w:jc w:val="left"/>
-      </w:pPr>
-      <w:r>
-        <w:rPr>
-          <w:rFonts w:ascii="Cambria" w:cs="Cambria" w:eastAsia="Cambria" w:hAnsi="Cambria"/>
-          <w:color w:val="2B2B33"/>
-          <w:sz w:val="23"/>
-          <w:szCs w:val="23"/>
-        </w:rPr>
-        <w:t xml:space="preserve">E o dono diz: "Ide vós também para a vinha". Para esse grupo, não tem promessa nenhuma. Não tem "um denário", não tem "o que for justo". Só o convite. Do ponto de vista do negócio, contratar alguém às cinco da tarde não faz sentido nenhum. Ele não precisa desses homens. São eles que precisam dele.</w:t>
+        <w:t xml:space="preserve">". Não é preguiça. A palavra "desocupados"</w:t>
+      </w:r>
+      <w:r>
+        <w:rPr>
+          <w:rStyle w:val="FootnoteReference"/>
+        </w:rPr>
+        <w:footnoteReference w:id="18"/>
+      </w:r>
+      <w:r>
+        <w:rPr>
+          <w:rFonts w:ascii="Cambria" w:cs="Cambria" w:eastAsia="Cambria" w:hAnsi="Cambria"/>
+          <w:color w:val="2B2B33"/>
+          <w:sz w:val="23"/>
+          <w:szCs w:val="23"/>
+        </w:rPr>
+        <w:t xml:space="preserve"> não quer dizer vagabundo; quer dizer sem trabalho. Eles ficaram o dia inteiro ali porque precisavam, e ninguém quis.</w:t>
+      </w:r>
+    </w:p>
+    <w:p>
+      <w:pPr>
+        <w:spacing w:after="150" w:before="0" w:line="300" w:lineRule="auto"/>
+        <w:jc w:val="left"/>
+      </w:pPr>
+      <w:r>
+        <w:rPr>
+          <w:rFonts w:ascii="Cambria" w:cs="Cambria" w:eastAsia="Cambria" w:hAnsi="Cambria"/>
+          <w:color w:val="2B2B33"/>
+          <w:sz w:val="23"/>
+          <w:szCs w:val="23"/>
+        </w:rPr>
+        <w:t xml:space="preserve">E o dono diz: "Ide vós também para a vinha". Para esse grupo, não tem promessa nenhuma. Não tem "um denário", não tem "o que for justo". Só o convite. Do ponto de vista do negócio, contratar alguém às cinco da tarde não faz sentido nenhum.</w:t>
+      </w:r>
+      <w:r>
+        <w:rPr>
+          <w:rStyle w:val="FootnoteReference"/>
+        </w:rPr>
+        <w:footnoteReference w:id="19"/>
+      </w:r>
+      <w:r>
+        <w:rPr>
+          <w:rFonts w:ascii="Cambria" w:cs="Cambria" w:eastAsia="Cambria" w:hAnsi="Cambria"/>
+          <w:color w:val="2B2B33"/>
+          <w:sz w:val="23"/>
+          <w:szCs w:val="23"/>
+        </w:rPr>
+        <w:t xml:space="preserve"> Ele não precisa desses homens. São eles que precisam dele.</w:t>
       </w:r>
     </w:p>
     <w:p>
@@ -1076,6 +1334,12 @@
               </w:rPr>
               <w:t xml:space="preserve">: "Comercialmente, o homem é um tolo. E Deus é tão pouco calculista assim."</w:t>
             </w:r>
+            <w:r>
+              <w:rPr>
+                <w:rStyle w:val="FootnoteReference"/>
+              </w:rPr>
+              <w:footnoteReference w:id="20"/>
+            </w:r>
           </w:p>
         </w:tc>
       </w:tr>
@@ -1112,7 +1376,22 @@
           <w:sz w:val="23"/>
           <w:szCs w:val="23"/>
         </w:rPr>
-        <w:t xml:space="preserve">Você que está aqui há muito tempo: você também estava na praça um dia. Ninguém aqui se contratou sozinho. "Que tens tu que não tenhas recebido?" (1Co 4.7). Ser chamado para trabalhar na vinha do Senhor já é, em si, uma recompensa. Você tinha esquecido disso?</w:t>
+        <w:t xml:space="preserve">Você que está aqui há muito tempo: você também estava na praça um dia. Ninguém aqui se contratou sozinho. "Que tens tu que não tenhas recebido?" (1Co 4.7). Ser chamado para trabalhar na vinha do Senhor já é, em si, uma recompensa.</w:t>
+      </w:r>
+      <w:r>
+        <w:rPr>
+          <w:rStyle w:val="FootnoteReference"/>
+        </w:rPr>
+        <w:footnoteReference w:id="21"/>
+      </w:r>
+      <w:r>
+        <w:rPr>
+          <w:rFonts w:ascii="Cambria" w:cs="Cambria" w:eastAsia="Cambria" w:hAnsi="Cambria"/>
+          <w:color w:val="2B2B33"/>
+          <w:sz w:val="23"/>
+          <w:szCs w:val="23"/>
+        </w:rPr>
+        <w:t xml:space="preserve"> Você tinha esquecido disso?</w:t>
       </w:r>
     </w:p>
     <w:p>
@@ -1212,6 +1491,12 @@
         </w:rPr>
         <w:t xml:space="preserve">Ao cair da tarde, o dono chama o administrador e dá uma ordem estranha: paga, mas começa pelos últimos.</w:t>
       </w:r>
+      <w:r>
+        <w:rPr>
+          <w:rStyle w:val="FootnoteReference"/>
+        </w:rPr>
+        <w:footnoteReference w:id="22"/>
+      </w:r>
     </w:p>
     <w:p>
       <w:pPr>
@@ -1333,6 +1618,12 @@
           <w:szCs w:val="23"/>
         </w:rPr>
         <w:t xml:space="preserve"> a este último tanto quanto a ti". A linguagem muda do salário para o presente. O que os últimos receberam não foi pagamento. Foi presente.</w:t>
+      </w:r>
+      <w:r>
+        <w:rPr>
+          <w:rStyle w:val="FootnoteReference"/>
+        </w:rPr>
+        <w:footnoteReference w:id="23"/>
       </w:r>
     </w:p>
     <w:p>
@@ -1431,6 +1722,12 @@
               </w:rPr>
               <w:t xml:space="preserve">: "O amor de Deus não pode ser repartido em quantidades ajustadas ao mérito de cada um. Existe a duodécima parte de um denário — chamava-se pôndio. Mas não existe a duodécima parte do amor de Deus."</w:t>
             </w:r>
+            <w:r>
+              <w:rPr>
+                <w:rStyle w:val="FootnoteReference"/>
+              </w:rPr>
+              <w:footnoteReference w:id="24"/>
+            </w:r>
           </w:p>
         </w:tc>
       </w:tr>
@@ -1454,6 +1751,12 @@
         </w:rPr>
         <w:t xml:space="preserve">O patrão paga por hora. O Rei reparte do que é dele. E o que ele reparte não se divide em fração.</w:t>
       </w:r>
+      <w:r>
+        <w:rPr>
+          <w:rStyle w:val="FootnoteReference"/>
+        </w:rPr>
+        <w:footnoteReference w:id="25"/>
+      </w:r>
     </w:p>
     <w:p>
       <w:pPr>
@@ -1506,6 +1809,12 @@
         </w:rPr>
         <w:t xml:space="preserve"> que receberiam mais". É aqui que nasce o problema da parábola.</w:t>
       </w:r>
+      <w:r>
+        <w:rPr>
+          <w:rStyle w:val="FootnoteReference"/>
+        </w:rPr>
+        <w:footnoteReference w:id="26"/>
+      </w:r>
     </w:p>
     <w:p>
       <w:pPr>
@@ -1550,6 +1859,12 @@
           <w:szCs w:val="23"/>
         </w:rPr>
         <w:t xml:space="preserve">Jesus não está dizendo que não existe recompensa. Ele acabou de prometer tronos e cem vezes mais para quem deixou tudo (19.28-29). A recompensa é real. O que a parábola diz é que ela tem outro molde. Não é o molde do mercado, é o molde do Reino.</w:t>
+      </w:r>
+      <w:r>
+        <w:rPr>
+          <w:rStyle w:val="FootnoteReference"/>
+        </w:rPr>
+        <w:footnoteReference w:id="27"/>
       </w:r>
     </w:p>
     <w:p>
@@ -1648,6 +1963,12 @@
               </w:rPr>
               <w:t xml:space="preserve">: "Quem realiza boas obras por causa da recompensa somente se irritará com a bondade de Deus."</w:t>
             </w:r>
+            <w:r>
+              <w:rPr>
+                <w:rStyle w:val="FootnoteReference"/>
+              </w:rPr>
+              <w:footnoteReference w:id="28"/>
+            </w:r>
           </w:p>
         </w:tc>
       </w:tr>
@@ -1686,6 +2007,12 @@
         </w:rPr>
         <w:t xml:space="preserve">O jeito grosseiro é o da teologia da prosperidade, que a gente conhece bem aqui na Baixada: "dá o dízimo, faz a campanha, oferta o sacrifício, que Deus vai ser obrigado a te devolver". É contrato. É Deus como patrão que precisa pagar a hora extra.</w:t>
       </w:r>
+      <w:r>
+        <w:rPr>
+          <w:rStyle w:val="FootnoteReference"/>
+        </w:rPr>
+        <w:footnoteReference w:id="29"/>
+      </w:r>
     </w:p>
     <w:p>
       <w:pPr>
@@ -1700,6 +2027,12 @@
           <w:szCs w:val="23"/>
         </w:rPr>
         <w:t xml:space="preserve">Mas tem um jeito sutil, que é o nosso, o de gente que nunca colocaria o pé numa campanha dessas. É buscar a Deus para se sentir bem. Orar porque traz paz. Ir ao culto porque faz bem. Ler a Bíblia porque organiza a cabeça. Tudo isso pode ser bom — mas, se é por isso, Deus continua sendo patrão, só que agora ele paga em paz, autoestima e equilíbrio emocional em vez de dinheiro.</w:t>
+      </w:r>
+      <w:r>
+        <w:rPr>
+          <w:rStyle w:val="FootnoteReference"/>
+        </w:rPr>
+        <w:footnoteReference w:id="30"/>
       </w:r>
     </w:p>
     <w:p>
@@ -1798,6 +2131,12 @@
               </w:rPr>
               <w:t xml:space="preserve">: "Deus não faz contratos conosco, como se pudéssemos negociar um acordo melhor. Ele faz alianças, segundo as quais ele nos promete tudo e nos pede tudo em retorno."</w:t>
             </w:r>
+            <w:r>
+              <w:rPr>
+                <w:rStyle w:val="FootnoteReference"/>
+              </w:rPr>
+              <w:footnoteReference w:id="31"/>
+            </w:r>
           </w:p>
         </w:tc>
       </w:tr>
@@ -1847,6 +2186,12 @@
         </w:rPr>
         <w:t xml:space="preserve">: "O pagamento do nosso Senhor não é salário por merecimento, mas dádiva de generosidade. Ele pagou na escala da graça, e não na tabela do mérito."]</w:t>
       </w:r>
+      <w:r>
+        <w:rPr>
+          <w:rStyle w:val="FootnoteReference"/>
+        </w:rPr>
+        <w:footnoteReference w:id="32"/>
+      </w:r>
     </w:p>
     <w:p>
       <w:pPr>
@@ -1861,6 +2206,12 @@
           <w:szCs w:val="23"/>
         </w:rPr>
         <w:t xml:space="preserve">O pastor James Boice conta uma história sobre o evangelista R. A. Torrey. Torrey estava fazendo uma série de reuniões sobre oração na Austrália, e antes de uma delas alguém colocou um bilhete na mão dele. Dizia mais ou menos assim: "Pastor, estou perplexo. Sou membro da igreja presbiteriana há trinta anos. Sou superintendente da escola dominical há vinte e cinco. Sou presbítero há vinte. E Deus não responde à minha oração. O senhor pode me explicar?". Torrey leu o bilhete em público e disse: "É fácil explicar. Esse homem acha que, por causa de trinta anos de igreja, Deus tem a obrigação de responder. Ele está orando em seu próprio nome". No fim da reunião, o autor do bilhete foi até ele e disse: "O senhor acertou".</w:t>
+      </w:r>
+      <w:r>
+        <w:rPr>
+          <w:rStyle w:val="FootnoteReference"/>
+        </w:rPr>
+        <w:footnoteReference w:id="33"/>
       </w:r>
     </w:p>
     <w:p>
@@ -1958,7 +2309,22 @@
           <w:sz w:val="23"/>
           <w:szCs w:val="23"/>
         </w:rPr>
-        <w:t xml:space="preserve">"Murmurar" é palavra do deserto. É o verbo que a Bíblia usa para Israel no deserto reclamando de Deus e de Moisés (Êx 16; Nm 14). Comendo maná todo dia e reclamando.</w:t>
+        <w:t xml:space="preserve">"Murmurar" é palavra do deserto. É o verbo que a Bíblia usa para Israel no deserto reclamando de Deus e de Moisés (Êx 16; Nm 14).</w:t>
+      </w:r>
+      <w:r>
+        <w:rPr>
+          <w:rStyle w:val="FootnoteReference"/>
+        </w:rPr>
+        <w:footnoteReference w:id="34"/>
+      </w:r>
+      <w:r>
+        <w:rPr>
+          <w:rFonts w:ascii="Cambria" w:cs="Cambria" w:eastAsia="Cambria" w:hAnsi="Cambria"/>
+          <w:color w:val="2B2B33"/>
+          <w:sz w:val="23"/>
+          <w:szCs w:val="23"/>
+        </w:rPr>
+        <w:t xml:space="preserve"> Comendo maná todo dia e reclamando.</w:t>
       </w:r>
     </w:p>
     <w:p>
@@ -1995,6 +2361,12 @@
         </w:rPr>
         <w:t xml:space="preserve">". Não contra os colegas. O problema não é com os outros trabalhadores. No fundo, o ressentimento é contra o próprio Senhor.</w:t>
       </w:r>
+      <w:r>
+        <w:rPr>
+          <w:rStyle w:val="FootnoteReference"/>
+        </w:rPr>
+        <w:footnoteReference w:id="35"/>
+      </w:r>
     </w:p>
     <w:p>
       <w:pPr>
@@ -2047,20 +2419,41 @@
         </w:rPr>
         <w:t xml:space="preserve">". Não é "tu nos fizeste iguais a eles". É "tu os fizeste iguais a nós". O foco está no que o outro recebeu.</w:t>
       </w:r>
-    </w:p>
-    <w:p>
-      <w:pPr>
-        <w:spacing w:after="150" w:before="0" w:line="300" w:lineRule="auto"/>
-        <w:jc w:val="left"/>
-      </w:pPr>
-      <w:r>
-        <w:rPr>
-          <w:rFonts w:ascii="Cambria" w:cs="Cambria" w:eastAsia="Cambria" w:hAnsi="Cambria"/>
-          <w:color w:val="2B2B33"/>
-          <w:sz w:val="23"/>
-          <w:szCs w:val="23"/>
-        </w:rPr>
-        <w:t xml:space="preserve">E aí vem o currículo: "nós suportamos a fadiga e o calor do dia". É o sofrimento apresentado como fatura. "Com tudo o que eu passei, eu merecia..."</w:t>
+      <w:r>
+        <w:rPr>
+          <w:rStyle w:val="FootnoteReference"/>
+        </w:rPr>
+        <w:footnoteReference w:id="36"/>
+      </w:r>
+    </w:p>
+    <w:p>
+      <w:pPr>
+        <w:spacing w:after="150" w:before="0" w:line="300" w:lineRule="auto"/>
+        <w:jc w:val="left"/>
+      </w:pPr>
+      <w:r>
+        <w:rPr>
+          <w:rFonts w:ascii="Cambria" w:cs="Cambria" w:eastAsia="Cambria" w:hAnsi="Cambria"/>
+          <w:color w:val="2B2B33"/>
+          <w:sz w:val="23"/>
+          <w:szCs w:val="23"/>
+        </w:rPr>
+        <w:t xml:space="preserve">E aí vem o currículo: "nós suportamos a fadiga e o calor do dia". É o sofrimento apresentado como fatura.</w:t>
+      </w:r>
+      <w:r>
+        <w:rPr>
+          <w:rStyle w:val="FootnoteReference"/>
+        </w:rPr>
+        <w:footnoteReference w:id="37"/>
+      </w:r>
+      <w:r>
+        <w:rPr>
+          <w:rFonts w:ascii="Cambria" w:cs="Cambria" w:eastAsia="Cambria" w:hAnsi="Cambria"/>
+          <w:color w:val="2B2B33"/>
+          <w:sz w:val="23"/>
+          <w:szCs w:val="23"/>
+        </w:rPr>
+        <w:t xml:space="preserve"> "Com tudo o que eu passei, eu merecia..."</w:t>
       </w:r>
     </w:p>
     <w:p>
@@ -2159,6 +2552,12 @@
               </w:rPr>
               <w:t xml:space="preserve">: "O orgulho não sente prazer em ter algo, só em ter mais do que o vizinho. [...] É a comparação que nos torna orgulhosos: o prazer de estar acima dos outros."</w:t>
             </w:r>
+            <w:r>
+              <w:rPr>
+                <w:rStyle w:val="FootnoteReference"/>
+              </w:rPr>
+              <w:footnoteReference w:id="38"/>
+            </w:r>
           </w:p>
         </w:tc>
       </w:tr>
@@ -2214,6 +2613,12 @@
         </w:rPr>
         <w:t xml:space="preserve">Agora o dono responde. E responde a um deles, olho no olho. A resposta tem três tempos, e cada um expõe uma camada do coração desses homens.</w:t>
       </w:r>
+      <w:r>
+        <w:rPr>
+          <w:rStyle w:val="FootnoteReference"/>
+        </w:rPr>
+        <w:footnoteReference w:id="39"/>
+      </w:r>
     </w:p>
     <w:p>
       <w:pPr>
@@ -2282,7 +2687,22 @@
           <w:sz w:val="23"/>
           <w:szCs w:val="23"/>
         </w:rPr>
-        <w:t xml:space="preserve">. Mateus a usa só três vezes no Evangelho inteiro: aqui, com o murmurador; no capítulo 22, com o homem que entrou na festa de casamento sem a roupa de festa; e no capítulo 26, quando Jesus olha para Judas no Getsêmani e diz: "Amigo, para que vieste?". É sempre alguém que está dentro e está errado. É uma repreensão gentil — mas é repreensão. E a porta, ainda assim, não é batida.</w:t>
+        <w:t xml:space="preserve">.</w:t>
+      </w:r>
+      <w:r>
+        <w:rPr>
+          <w:rStyle w:val="FootnoteReference"/>
+        </w:rPr>
+        <w:footnoteReference w:id="40"/>
+      </w:r>
+      <w:r>
+        <w:rPr>
+          <w:rFonts w:ascii="Cambria" w:cs="Cambria" w:eastAsia="Cambria" w:hAnsi="Cambria"/>
+          <w:color w:val="2B2B33"/>
+          <w:sz w:val="23"/>
+          <w:szCs w:val="23"/>
+        </w:rPr>
+        <w:t xml:space="preserve"> Mateus a usa só três vezes no Evangelho inteiro: aqui, com o murmurador; no capítulo 22, com o homem que entrou na festa de casamento sem a roupa de festa; e no capítulo 26, quando Jesus olha para Judas no Getsêmani e diz: "Amigo, para que vieste?". É sempre alguém que está dentro e está errado. É uma repreensão gentil — mas é repreensão. E a porta, ainda assim, não é batida.</w:t>
       </w:r>
     </w:p>
     <w:p>
@@ -2381,6 +2801,12 @@
               </w:rPr>
               <w:t xml:space="preserve">: "O primeiro grupo recebeu justiça. Todos os grupos que vieram depois receberam graça e misericórdia. Aqueles, entretanto, que receberam justiça queixaram-se de ter sido vítimas de injustiça."</w:t>
             </w:r>
+            <w:r>
+              <w:rPr>
+                <w:rStyle w:val="FootnoteReference"/>
+              </w:rPr>
+              <w:footnoteReference w:id="41"/>
+            </w:r>
           </w:p>
         </w:tc>
       </w:tr>
@@ -2486,6 +2912,12 @@
               </w:rPr>
               <w:t xml:space="preserve">: "Você realmente não quer nada além de justiça totalmente eficaz e instantânea? Então vá para o inferno."</w:t>
             </w:r>
+            <w:r>
+              <w:rPr>
+                <w:rStyle w:val="FootnoteReference"/>
+              </w:rPr>
+              <w:footnoteReference w:id="42"/>
+            </w:r>
           </w:p>
         </w:tc>
       </w:tr>
@@ -2507,7 +2939,22 @@
           <w:sz w:val="23"/>
           <w:szCs w:val="23"/>
         </w:rPr>
-        <w:t xml:space="preserve">Ele não está xingando ninguém. Está fazendo a conta até o fim. Se você quer só justiça, se quer ser tratado exatamente pelo que merece, você está pedindo o inferno. Porque o único salário que nós conquistamos é a morte (Rm 6.23). Ninguém aqui deveria querer só justiça. A gente precisa desesperadamente de graça.</w:t>
+        <w:t xml:space="preserve">Ele não está xingando ninguém. Está fazendo a conta até o fim. Se você quer só justiça, se quer ser tratado exatamente pelo que merece, você está pedindo o inferno. Porque o único salário que nós conquistamos é a morte (Rm 6.23).</w:t>
+      </w:r>
+      <w:r>
+        <w:rPr>
+          <w:rStyle w:val="FootnoteReference"/>
+        </w:rPr>
+        <w:footnoteReference w:id="43"/>
+      </w:r>
+      <w:r>
+        <w:rPr>
+          <w:rFonts w:ascii="Cambria" w:cs="Cambria" w:eastAsia="Cambria" w:hAnsi="Cambria"/>
+          <w:color w:val="2B2B33"/>
+          <w:sz w:val="23"/>
+          <w:szCs w:val="23"/>
+        </w:rPr>
+        <w:t xml:space="preserve"> Ninguém aqui deveria querer só justiça. A gente precisa desesperadamente de graça.</w:t>
       </w:r>
     </w:p>
     <w:p>
@@ -2614,7 +3061,22 @@
           <w:sz w:val="23"/>
           <w:szCs w:val="23"/>
         </w:rPr>
-        <w:t xml:space="preserve"> fazer o que quero com o que é meu?". Começa com o homem perguntando o que Deus exige dele, e termina com o homem tentando dizer a Deus o que ele pode ou não fazer com o que é dele.</w:t>
+        <w:t xml:space="preserve"> fazer o que quero com o que é meu?".</w:t>
+      </w:r>
+      <w:r>
+        <w:rPr>
+          <w:rStyle w:val="FootnoteReference"/>
+        </w:rPr>
+        <w:footnoteReference w:id="44"/>
+      </w:r>
+      <w:r>
+        <w:rPr>
+          <w:rFonts w:ascii="Cambria" w:cs="Cambria" w:eastAsia="Cambria" w:hAnsi="Cambria"/>
+          <w:color w:val="2B2B33"/>
+          <w:sz w:val="23"/>
+          <w:szCs w:val="23"/>
+        </w:rPr>
+        <w:t xml:space="preserve"> Começa com o homem perguntando o que Deus exige dele, e termina com o homem tentando dizer a Deus o que ele pode ou não fazer com o que é dele.</w:t>
       </w:r>
     </w:p>
     <w:p>
@@ -2683,6 +3145,12 @@
         </w:rPr>
         <w:t xml:space="preserve">. Literalmente: "O teu olho é mau porque eu sou bom?".</w:t>
       </w:r>
+      <w:r>
+        <w:rPr>
+          <w:rStyle w:val="FootnoteReference"/>
+        </w:rPr>
+        <w:footnoteReference w:id="45"/>
+      </w:r>
     </w:p>
     <w:p>
       <w:pPr>
@@ -2711,7 +3179,22 @@
           <w:sz w:val="23"/>
           <w:szCs w:val="23"/>
         </w:rPr>
-        <w:t xml:space="preserve">"Olho mau" era um jeito judeu de falar da inveja, da mesquinharia. Provérbios diz o contrário: "O de olhos bons será abençoado, porque dá do seu pão ao pobre" (Pv 22.9). O jovem rico não quis dar aos pobres. O dono da vinha deu a quem ninguém contratou. Deus é bom porque dá. E os primeiros trabalhadores, que tinham deixado tudo, descobrem dentro de si o mesmo olho do homem que não quis deixar nada.</w:t>
+        <w:t xml:space="preserve">"Olho mau" era um jeito judeu de falar da inveja, da mesquinharia. Provérbios diz o contrário: "O de olhos bons será abençoado, porque dá do seu pão ao pobre" (Pv 22.9).</w:t>
+      </w:r>
+      <w:r>
+        <w:rPr>
+          <w:rStyle w:val="FootnoteReference"/>
+        </w:rPr>
+        <w:footnoteReference w:id="46"/>
+      </w:r>
+      <w:r>
+        <w:rPr>
+          <w:rFonts w:ascii="Cambria" w:cs="Cambria" w:eastAsia="Cambria" w:hAnsi="Cambria"/>
+          <w:color w:val="2B2B33"/>
+          <w:sz w:val="23"/>
+          <w:szCs w:val="23"/>
+        </w:rPr>
+        <w:t xml:space="preserve"> O jovem rico não quis dar aos pobres. O dono da vinha deu a quem ninguém contratou. Deus é bom porque dá. E os primeiros trabalhadores, que tinham deixado tudo, descobrem dentro de si o mesmo olho do homem que não quis deixar nada.</w:t>
       </w:r>
     </w:p>
     <w:p>
@@ -2766,7 +3249,22 @@
           <w:sz w:val="23"/>
           <w:szCs w:val="23"/>
         </w:rPr>
-        <w:t xml:space="preserve">: olhar contra. A inveja é, literalmente, um olhar. Tomás de Aquino, citando um pai da igreja, João Damasceno, definiu assim:</w:t>
+        <w:t xml:space="preserve">: olhar contra.</w:t>
+      </w:r>
+      <w:r>
+        <w:rPr>
+          <w:rStyle w:val="FootnoteReference"/>
+        </w:rPr>
+        <w:footnoteReference w:id="47"/>
+      </w:r>
+      <w:r>
+        <w:rPr>
+          <w:rFonts w:ascii="Cambria" w:cs="Cambria" w:eastAsia="Cambria" w:hAnsi="Cambria"/>
+          <w:color w:val="2B2B33"/>
+          <w:sz w:val="23"/>
+          <w:szCs w:val="23"/>
+        </w:rPr>
+        <w:t xml:space="preserve"> A inveja é, literalmente, um olhar. Tomás de Aquino, citando um pai da igreja, João Damasceno, definiu assim:</w:t>
       </w:r>
     </w:p>
     <w:tbl>
@@ -2850,6 +3348,12 @@
               </w:rPr>
               <w:t xml:space="preserve"> II-II, q. 36: "A inveja é tristeza pelo bem alheio." [...] "O bem do outro pode ser contado como mal próprio, na medida em que diminui a própria fama ou excelência."</w:t>
             </w:r>
+            <w:r>
+              <w:rPr>
+                <w:rStyle w:val="FootnoteReference"/>
+              </w:rPr>
+              <w:footnoteReference w:id="48"/>
+            </w:r>
           </w:p>
         </w:tc>
       </w:tr>
@@ -2906,22 +3410,58 @@
           <w:sz w:val="23"/>
           <w:szCs w:val="23"/>
         </w:rPr>
-        <w:t xml:space="preserve"> árvore do jardim comerás livremente" (Gn 2.16). A serpente chegou e reescreveu: "É assim que Deus disse: não comereis de toda árvore?" (Gn 3.1). Ela pegou a generosidade de Deus e pintou de mesquinhez. O primeiro olho mau da história é esse: olhar para a bondade de Deus e chamar de injustiça. A mentira é sempre a mesma: Deus não é bom de verdade.</w:t>
-      </w:r>
-    </w:p>
-    <w:p>
-      <w:pPr>
-        <w:spacing w:after="150" w:before="0" w:line="300" w:lineRule="auto"/>
-        <w:jc w:val="left"/>
-      </w:pPr>
-      <w:r>
-        <w:rPr>
-          <w:rFonts w:ascii="Cambria" w:cs="Cambria" w:eastAsia="Cambria" w:hAnsi="Cambria"/>
-          <w:color w:val="2B2B33"/>
-          <w:sz w:val="23"/>
-          <w:szCs w:val="23"/>
-        </w:rPr>
-        <w:t xml:space="preserve">A parábola termina aí, numa pergunta sem resposta. Igual ao livro de Jonas, que termina com Deus perguntando ao profeta ressentido. Jesus não responde por eles. Deixa a pergunta no ar.</w:t>
+        <w:t xml:space="preserve"> árvore do jardim comerás livremente" (Gn 2.16). A serpente chegou e reescreveu: "É assim que Deus disse: não comereis de toda árvore?" (Gn 3.1).</w:t>
+      </w:r>
+      <w:r>
+        <w:rPr>
+          <w:rStyle w:val="FootnoteReference"/>
+        </w:rPr>
+        <w:footnoteReference w:id="49"/>
+      </w:r>
+      <w:r>
+        <w:rPr>
+          <w:rFonts w:ascii="Cambria" w:cs="Cambria" w:eastAsia="Cambria" w:hAnsi="Cambria"/>
+          <w:color w:val="2B2B33"/>
+          <w:sz w:val="23"/>
+          <w:szCs w:val="23"/>
+        </w:rPr>
+        <w:t xml:space="preserve"> Ela pegou a generosidade de Deus e pintou de mesquinhez. O primeiro olho mau da história é esse: olhar para a bondade de Deus e chamar de injustiça. A mentira é sempre a mesma: Deus não é bom de verdade.</w:t>
+      </w:r>
+      <w:r>
+        <w:rPr>
+          <w:rStyle w:val="FootnoteReference"/>
+        </w:rPr>
+        <w:footnoteReference w:id="50"/>
+      </w:r>
+    </w:p>
+    <w:p>
+      <w:pPr>
+        <w:spacing w:after="150" w:before="0" w:line="300" w:lineRule="auto"/>
+        <w:jc w:val="left"/>
+      </w:pPr>
+      <w:r>
+        <w:rPr>
+          <w:rFonts w:ascii="Cambria" w:cs="Cambria" w:eastAsia="Cambria" w:hAnsi="Cambria"/>
+          <w:color w:val="2B2B33"/>
+          <w:sz w:val="23"/>
+          <w:szCs w:val="23"/>
+        </w:rPr>
+        <w:t xml:space="preserve">A parábola termina aí, numa pergunta sem resposta. Igual ao livro de Jonas, que termina com Deus perguntando ao profeta ressentido.</w:t>
+      </w:r>
+      <w:r>
+        <w:rPr>
+          <w:rStyle w:val="FootnoteReference"/>
+        </w:rPr>
+        <w:footnoteReference w:id="51"/>
+      </w:r>
+      <w:r>
+        <w:rPr>
+          <w:rFonts w:ascii="Cambria" w:cs="Cambria" w:eastAsia="Cambria" w:hAnsi="Cambria"/>
+          <w:color w:val="2B2B33"/>
+          <w:sz w:val="23"/>
+          <w:szCs w:val="23"/>
+        </w:rPr>
+        <w:t xml:space="preserve"> Jesus não responde por eles. Deixa a pergunta no ar.</w:t>
       </w:r>
     </w:p>
     <w:p>
@@ -2956,7 +3496,22 @@
           <w:sz w:val="23"/>
           <w:szCs w:val="23"/>
         </w:rPr>
-        <w:t xml:space="preserve">". E ela pede: "Manda que, no teu reino, estes meus dois filhos se assentem, um à tua direita, e o outro à tua esquerda" (20.21). E quando os outros dez ouvem isso, ficam </w:t>
+        <w:t xml:space="preserve">".</w:t>
+      </w:r>
+      <w:r>
+        <w:rPr>
+          <w:rStyle w:val="FootnoteReference"/>
+        </w:rPr>
+        <w:footnoteReference w:id="52"/>
+      </w:r>
+      <w:r>
+        <w:rPr>
+          <w:rFonts w:ascii="Cambria" w:cs="Cambria" w:eastAsia="Cambria" w:hAnsi="Cambria"/>
+          <w:color w:val="2B2B33"/>
+          <w:sz w:val="23"/>
+          <w:szCs w:val="23"/>
+        </w:rPr>
+        <w:t xml:space="preserve"> E ela pede: "Manda que, no teu reino, estes meus dois filhos se assentem, um à tua direita, e o outro à tua esquerda" (20.21). E quando os outros dez ouvem isso, ficam </w:t>
       </w:r>
       <w:r>
         <w:rPr>
@@ -2976,7 +3531,22 @@
           <w:sz w:val="23"/>
           <w:szCs w:val="23"/>
         </w:rPr>
-        <w:t xml:space="preserve"> com os dois irmãos (20.24). Indignados porque todo mundo queria o mesmo lugar.</w:t>
+        <w:t xml:space="preserve"> com os dois irmãos (20.24).</w:t>
+      </w:r>
+      <w:r>
+        <w:rPr>
+          <w:rStyle w:val="FootnoteReference"/>
+        </w:rPr>
+        <w:footnoteReference w:id="53"/>
+      </w:r>
+      <w:r>
+        <w:rPr>
+          <w:rFonts w:ascii="Cambria" w:cs="Cambria" w:eastAsia="Cambria" w:hAnsi="Cambria"/>
+          <w:color w:val="2B2B33"/>
+          <w:sz w:val="23"/>
+          <w:szCs w:val="23"/>
+        </w:rPr>
+        <w:t xml:space="preserve"> Indignados porque todo mundo queria o mesmo lugar.</w:t>
       </w:r>
     </w:p>
     <w:p>
@@ -3090,6 +3660,12 @@
               </w:rPr>
               <w:t xml:space="preserve">: "Nenhuma comunidade cristã se reúne sem que esse pensamento brote imediatamente como semente de discórdia. Assim, no próprio início da comunhão cristã, há [...] uma disputa invisível, muitas vezes inconsciente, de vida ou morte."</w:t>
             </w:r>
+            <w:r>
+              <w:rPr>
+                <w:rStyle w:val="FootnoteReference"/>
+              </w:rPr>
+              <w:footnoteReference w:id="54"/>
+            </w:r>
           </w:p>
         </w:tc>
       </w:tr>
@@ -3304,6 +3880,12 @@
               </w:rPr>
               <w:t xml:space="preserve">: "A preocupação mundana sempre procura levar o ser humano à inquietação mesquinha das comparações, longe da calma elevada dos pensamentos simples."</w:t>
             </w:r>
+            <w:r>
+              <w:rPr>
+                <w:rStyle w:val="FootnoteReference"/>
+              </w:rPr>
+              <w:footnoteReference w:id="55"/>
+            </w:r>
           </w:p>
         </w:tc>
       </w:tr>
@@ -3341,6 +3923,12 @@
           <w:szCs w:val="23"/>
         </w:rPr>
         <w:t xml:space="preserve">E para quem já ouviu a parábola do pai e dos dois filhos: lembra do irmão mais velho, do lado de fora da festa? Aqui ele está dentro da vinha, trabalhando desde as seis da manhã. Com o mesmo olho.</w:t>
+      </w:r>
+      <w:r>
+        <w:rPr>
+          <w:rStyle w:val="FootnoteReference"/>
+        </w:rPr>
+        <w:footnoteReference w:id="56"/>
       </w:r>
     </w:p>
     <w:p>
@@ -3505,7 +4093,22 @@
           <w:sz w:val="23"/>
           <w:szCs w:val="23"/>
         </w:rPr>
-        <w:t xml:space="preserve">Logo depois da parábola, Mateus coloca o verso 17: "Estando Jesus para subir a Jerusalém, chamou à parte os doze e, em caminho, lhes disse: Eis que subimos para Jerusalém, e o Filho do Homem será entregue aos principais sacerdotes e aos escribas. Eles o condenarão à morte. E o entregarão aos gentios para ser escarnecido, açoitado e crucificado" (vv. 17-19). E no verso 28: "o Filho do Homem não veio para ser servido, mas para servir e dar a sua vida em </w:t>
+        <w:t xml:space="preserve">Logo depois da parábola, Mateus coloca o verso 17: "Estando Jesus para subir a Jerusalém, chamou à parte os doze e, em caminho, lhes disse: Eis que subimos para Jerusalém, e o Filho do Homem será entregue aos principais sacerdotes e aos escribas. Eles o condenarão à morte. E o entregarão aos gentios para ser escarnecido, açoitado e crucificado" (vv. 17-19).</w:t>
+      </w:r>
+      <w:r>
+        <w:rPr>
+          <w:rStyle w:val="FootnoteReference"/>
+        </w:rPr>
+        <w:footnoteReference w:id="57"/>
+      </w:r>
+      <w:r>
+        <w:rPr>
+          <w:rFonts w:ascii="Cambria" w:cs="Cambria" w:eastAsia="Cambria" w:hAnsi="Cambria"/>
+          <w:color w:val="2B2B33"/>
+          <w:sz w:val="23"/>
+          <w:szCs w:val="23"/>
+        </w:rPr>
+        <w:t xml:space="preserve"> E no verso 28: "o Filho do Homem não veio para ser servido, mas para servir e dar a sua vida em </w:t>
       </w:r>
       <w:r>
         <w:rPr>
@@ -3527,6 +4130,12 @@
         </w:rPr>
         <w:t xml:space="preserve"> por muitos".</w:t>
       </w:r>
+      <w:r>
+        <w:rPr>
+          <w:rStyle w:val="FootnoteReference"/>
+        </w:rPr>
+        <w:footnoteReference w:id="58"/>
+      </w:r>
     </w:p>
     <w:p>
       <w:pPr>
@@ -3555,7 +4164,22 @@
           <w:sz w:val="23"/>
           <w:szCs w:val="23"/>
         </w:rPr>
-        <w:t xml:space="preserve">Como o Deus justo pode ser bom com quem não merece sem deixar de ser justo? Na cruz. Lá, Deus é ao mesmo tempo "justo e justificador daquele que tem fé em Jesus" (Rm 3.26). A graça não significa que Deus deixou de ser justo. Significa que, em Cristo, pecadores recebem misericórdia sem que a justiça divina seja comprometida.</w:t>
+        <w:t xml:space="preserve">Como o Deus justo pode ser bom com quem não merece sem deixar de ser justo? Na cruz. Lá, Deus é ao mesmo tempo "justo e justificador daquele que tem fé em Jesus" (Rm 3.26).</w:t>
+      </w:r>
+      <w:r>
+        <w:rPr>
+          <w:rStyle w:val="FootnoteReference"/>
+        </w:rPr>
+        <w:footnoteReference w:id="59"/>
+      </w:r>
+      <w:r>
+        <w:rPr>
+          <w:rFonts w:ascii="Cambria" w:cs="Cambria" w:eastAsia="Cambria" w:hAnsi="Cambria"/>
+          <w:color w:val="2B2B33"/>
+          <w:sz w:val="23"/>
+          <w:szCs w:val="23"/>
+        </w:rPr>
+        <w:t xml:space="preserve"> A graça não significa que Deus deixou de ser justo. Significa que, em Cristo, pecadores recebem misericórdia sem que a justiça divina seja comprometida.</w:t>
       </w:r>
     </w:p>
     <w:p>
@@ -3572,20 +4196,41 @@
         </w:rPr>
         <w:t xml:space="preserve">Os primeiros trabalhadores apresentaram o currículo: "suportamos a fadiga e o calor do dia". Mas só existe um trabalhador que poderia dizer isso de verdade diante de Deus. Jesus é o único trabalhador que suportou o peso do dia inteiro — e repartiu conosco o salário que não ganhamos.</w:t>
       </w:r>
-    </w:p>
-    <w:p>
-      <w:pPr>
-        <w:spacing w:after="150" w:before="0" w:line="300" w:lineRule="auto"/>
-        <w:jc w:val="left"/>
-      </w:pPr>
-      <w:r>
-        <w:rPr>
-          <w:rFonts w:ascii="Cambria" w:cs="Cambria" w:eastAsia="Cambria" w:hAnsi="Cambria"/>
-          <w:color w:val="2B2B33"/>
-          <w:sz w:val="23"/>
-          <w:szCs w:val="23"/>
-        </w:rPr>
-        <w:t xml:space="preserve">As horas da parábola — sexta hora, nona hora — voltam em Mateus, no capítulo 27: "Desde a hora sexta até a hora nona, houve trevas sobre toda a terra" (27.45). Foi ali, entre a sexta e a nona hora, que o Filho suportou o calor de verdade — o calor do juízo que era nosso. A parábola não foi escrita como um código das horas da cruz. Mas, quando a gente olha para a cruz, entende quem realmente aguentou o peso do dia.</w:t>
+      <w:r>
+        <w:rPr>
+          <w:rStyle w:val="FootnoteReference"/>
+        </w:rPr>
+        <w:footnoteReference w:id="60"/>
+      </w:r>
+    </w:p>
+    <w:p>
+      <w:pPr>
+        <w:spacing w:after="150" w:before="0" w:line="300" w:lineRule="auto"/>
+        <w:jc w:val="left"/>
+      </w:pPr>
+      <w:r>
+        <w:rPr>
+          <w:rFonts w:ascii="Cambria" w:cs="Cambria" w:eastAsia="Cambria" w:hAnsi="Cambria"/>
+          <w:color w:val="2B2B33"/>
+          <w:sz w:val="23"/>
+          <w:szCs w:val="23"/>
+        </w:rPr>
+        <w:t xml:space="preserve">As horas da parábola — sexta hora, nona hora — voltam em Mateus, no capítulo 27: "Desde a hora sexta até a hora nona, houve trevas sobre toda a terra" (27.45).</w:t>
+      </w:r>
+      <w:r>
+        <w:rPr>
+          <w:rStyle w:val="FootnoteReference"/>
+        </w:rPr>
+        <w:footnoteReference w:id="61"/>
+      </w:r>
+      <w:r>
+        <w:rPr>
+          <w:rFonts w:ascii="Cambria" w:cs="Cambria" w:eastAsia="Cambria" w:hAnsi="Cambria"/>
+          <w:color w:val="2B2B33"/>
+          <w:sz w:val="23"/>
+          <w:szCs w:val="23"/>
+        </w:rPr>
+        <w:t xml:space="preserve"> Foi ali, entre a sexta e a nona hora, que o Filho suportou o calor de verdade — o calor do juízo que era nosso. A parábola não foi escrita como um código das horas da cruz. Mas, quando a gente olha para a cruz, entende quem realmente aguentou o peso do dia.</w:t>
       </w:r>
     </w:p>
     <w:p>
@@ -3664,6 +4309,12 @@
               </w:rPr>
               <w:t xml:space="preserve">, pergunta 60: Deus, "sem nenhum mérito meu, por pura graça, me concede e imputa a perfeita satisfação, justiça e santidade de Cristo, como se eu nunca tivesse tido nem cometido pecado algum, e como se eu mesmo tivesse cumprido toda a obediência que Cristo cumpriu por mim".</w:t>
             </w:r>
+            <w:r>
+              <w:rPr>
+                <w:rStyle w:val="FootnoteReference"/>
+              </w:rPr>
+              <w:footnoteReference w:id="62"/>
+            </w:r>
           </w:p>
         </w:tc>
       </w:tr>
@@ -3685,22 +4336,52 @@
           <w:sz w:val="23"/>
           <w:szCs w:val="23"/>
         </w:rPr>
-        <w:t xml:space="preserve">É o que Paulo diz: "Aquele que não conheceu pecado, ele o fez pecado por nós; para que, nele, fôssemos feitos justiça de Deus" (2Co 5.21). "Como se eu mesmo tivesse cumprido toda a obediência" é ser tratado como quem trabalhou o dia inteiro. Gente da undécima hora — ou nem isso — recebendo o salário de quem trabalhou de sol a sol.</w:t>
-      </w:r>
-    </w:p>
-    <w:p>
-      <w:pPr>
-        <w:spacing w:after="150" w:before="0" w:line="300" w:lineRule="auto"/>
-        <w:jc w:val="left"/>
-      </w:pPr>
-      <w:r>
-        <w:rPr>
-          <w:rFonts w:ascii="Cambria" w:cs="Cambria" w:eastAsia="Cambria" w:hAnsi="Cambria"/>
-          <w:color w:val="2B2B33"/>
-          <w:sz w:val="23"/>
-          <w:szCs w:val="23"/>
-        </w:rPr>
-        <w:t xml:space="preserve">Uma cena do Antigo Testamento ajuda a enxergar isso. Em 1 Samuel 30, Davi volta de uma batalha com o despojo. Duzentos homens tinham ficado para trás, exaustos demais para lutar, guardando a bagagem. E alguns dos que lutaram — a Bíblia chama de "maus e filhos de Belial" — disseram: "esses aí não vão receber nada". E Davi, o rei, decretou: "Qual é a parte dos que desceram à peleja, tal será a parte dos que ficaram com a bagagem; </w:t>
+        <w:t xml:space="preserve">É o que Paulo diz: "Aquele que não conheceu pecado, ele o fez pecado por nós; para que, nele, fôssemos feitos justiça de Deus" (2Co 5.21).</w:t>
+      </w:r>
+      <w:r>
+        <w:rPr>
+          <w:rStyle w:val="FootnoteReference"/>
+        </w:rPr>
+        <w:footnoteReference w:id="63"/>
+      </w:r>
+      <w:r>
+        <w:rPr>
+          <w:rFonts w:ascii="Cambria" w:cs="Cambria" w:eastAsia="Cambria" w:hAnsi="Cambria"/>
+          <w:color w:val="2B2B33"/>
+          <w:sz w:val="23"/>
+          <w:szCs w:val="23"/>
+        </w:rPr>
+        <w:t xml:space="preserve"> "Como se eu mesmo tivesse cumprido toda a obediência" é ser tratado como quem trabalhou o dia inteiro. Gente da undécima hora — ou nem isso — recebendo o salário de quem trabalhou de sol a sol.</w:t>
+      </w:r>
+    </w:p>
+    <w:p>
+      <w:pPr>
+        <w:spacing w:after="150" w:before="0" w:line="300" w:lineRule="auto"/>
+        <w:jc w:val="left"/>
+      </w:pPr>
+      <w:r>
+        <w:rPr>
+          <w:rFonts w:ascii="Cambria" w:cs="Cambria" w:eastAsia="Cambria" w:hAnsi="Cambria"/>
+          <w:color w:val="2B2B33"/>
+          <w:sz w:val="23"/>
+          <w:szCs w:val="23"/>
+        </w:rPr>
+        <w:t xml:space="preserve">Uma cena do Antigo Testamento ajuda a enxergar isso. Em 1 Samuel 30, Davi volta de uma batalha com o despojo. Duzentos homens tinham ficado para trás, exaustos demais para lutar, guardando a bagagem. E alguns dos que lutaram — a Bíblia chama de "maus e filhos de Belial"</w:t>
+      </w:r>
+      <w:r>
+        <w:rPr>
+          <w:rStyle w:val="FootnoteReference"/>
+        </w:rPr>
+        <w:footnoteReference w:id="64"/>
+      </w:r>
+      <w:r>
+        <w:rPr>
+          <w:rFonts w:ascii="Cambria" w:cs="Cambria" w:eastAsia="Cambria" w:hAnsi="Cambria"/>
+          <w:color w:val="2B2B33"/>
+          <w:sz w:val="23"/>
+          <w:szCs w:val="23"/>
+        </w:rPr>
+        <w:t xml:space="preserve"> — disseram: "esses aí não vão receber nada". E Davi, o rei, decretou: "Qual é a parte dos que desceram à peleja, tal será a parte dos que ficaram com a bagagem; </w:t>
       </w:r>
       <w:r>
         <w:rPr>
@@ -3789,7 +4470,22 @@
           <w:sz w:val="23"/>
           <w:szCs w:val="23"/>
         </w:rPr>
-        <w:t xml:space="preserve">" (20.30). A multidão manda calar a boca. Eles gritam mais alto.</w:t>
+        <w:t xml:space="preserve">" (20.30).</w:t>
+      </w:r>
+      <w:r>
+        <w:rPr>
+          <w:rStyle w:val="FootnoteReference"/>
+        </w:rPr>
+        <w:footnoteReference w:id="65"/>
+      </w:r>
+      <w:r>
+        <w:rPr>
+          <w:rFonts w:ascii="Cambria" w:cs="Cambria" w:eastAsia="Cambria" w:hAnsi="Cambria"/>
+          <w:color w:val="2B2B33"/>
+          <w:sz w:val="23"/>
+          <w:szCs w:val="23"/>
+        </w:rPr>
+        <w:t xml:space="preserve"> A multidão manda calar a boca. Eles gritam mais alto.</w:t>
       </w:r>
     </w:p>
     <w:p>
@@ -3876,6 +4572,12 @@
         </w:rPr>
         <w:t xml:space="preserve">E Mateus diz: "Condoído, Jesus tocou-lhes os olhos, e imediatamente recuperaram a vista e o foram seguindo" (20.34).</w:t>
       </w:r>
+      <w:r>
+        <w:rPr>
+          <w:rStyle w:val="FootnoteReference"/>
+        </w:rPr>
+        <w:footnoteReference w:id="66"/>
+      </w:r>
     </w:p>
     <w:p>
       <w:pPr>
@@ -3921,20 +4623,41 @@
         </w:rPr>
         <w:t xml:space="preserve">E depois da cura: "o foram seguindo". O fruto do olho curado não é status. Não é trono à direita ou à esquerda. É seguir Jesus.</w:t>
       </w:r>
-    </w:p>
-    <w:p>
-      <w:pPr>
-        <w:spacing w:after="150" w:before="0" w:line="300" w:lineRule="auto"/>
-        <w:jc w:val="left"/>
-      </w:pPr>
-      <w:r>
-        <w:rPr>
-          <w:rFonts w:ascii="Cambria" w:cs="Cambria" w:eastAsia="Cambria" w:hAnsi="Cambria"/>
-          <w:color w:val="2B2B33"/>
-          <w:sz w:val="23"/>
-          <w:szCs w:val="23"/>
-        </w:rPr>
-        <w:t xml:space="preserve">Quando você vê a cruz direito, deixa de precisar estar acima de alguém. Se o Rei pagou a própria bondade com a própria vida, ninguém aqui pode cobrar nada dele. E ninguém aqui precisa competir com ninguém. O que ele reparte não é um bolo que diminui quando outro come. Lá em Gênesis 15, Deus disse a Abraão: "Eu sou o teu escudo, o teu grandíssimo galardão" (Gn 15.1). A recompensa, no fim das contas, é ele mesmo. E não se divide por horas aquilo que é uma Pessoa.</w:t>
+      <w:r>
+        <w:rPr>
+          <w:rStyle w:val="FootnoteReference"/>
+        </w:rPr>
+        <w:footnoteReference w:id="67"/>
+      </w:r>
+    </w:p>
+    <w:p>
+      <w:pPr>
+        <w:spacing w:after="150" w:before="0" w:line="300" w:lineRule="auto"/>
+        <w:jc w:val="left"/>
+      </w:pPr>
+      <w:r>
+        <w:rPr>
+          <w:rFonts w:ascii="Cambria" w:cs="Cambria" w:eastAsia="Cambria" w:hAnsi="Cambria"/>
+          <w:color w:val="2B2B33"/>
+          <w:sz w:val="23"/>
+          <w:szCs w:val="23"/>
+        </w:rPr>
+        <w:t xml:space="preserve">Quando você vê a cruz direito, deixa de precisar estar acima de alguém. Se o Rei pagou a própria bondade com a própria vida, ninguém aqui pode cobrar nada dele. E ninguém aqui precisa competir com ninguém. O que ele reparte não é um bolo que diminui quando outro come. Lá em Gênesis 15, Deus disse a Abraão: "Eu sou o teu escudo, o teu grandíssimo galardão" (Gn 15.1).</w:t>
+      </w:r>
+      <w:r>
+        <w:rPr>
+          <w:rStyle w:val="FootnoteReference"/>
+        </w:rPr>
+        <w:footnoteReference w:id="68"/>
+      </w:r>
+      <w:r>
+        <w:rPr>
+          <w:rFonts w:ascii="Cambria" w:cs="Cambria" w:eastAsia="Cambria" w:hAnsi="Cambria"/>
+          <w:color w:val="2B2B33"/>
+          <w:sz w:val="23"/>
+          <w:szCs w:val="23"/>
+        </w:rPr>
+        <w:t xml:space="preserve"> A recompensa, no fim das contas, é ele mesmo. E não se divide por horas aquilo que é uma Pessoa.</w:t>
       </w:r>
     </w:p>
     <w:p>
@@ -4005,7 +4728,22 @@
           <w:sz w:val="23"/>
           <w:szCs w:val="23"/>
         </w:rPr>
-        <w:t xml:space="preserve"> fazer. Não adianta engolir a murmuração e sorrir amarelo. Não adianta trocar de moeda e abrir um livro-caixa de humildade: "olha como eu sou humilde, eu sou o último". Isso é o mesmo mercenarismo, agora com cara de piedade. E não adianta parar de servir para não correr o risco de cobrar. O texto não manda trabalhar menos. Manda olhar diferente.</w:t>
+        <w:t xml:space="preserve"> fazer. Não adianta engolir a murmuração e sorrir amarelo. Não adianta trocar de moeda e abrir um livro-caixa de humildade: "olha como eu sou humilde, eu sou o último". Isso é o mesmo mercenarismo, agora com cara de piedade.</w:t>
+      </w:r>
+      <w:r>
+        <w:rPr>
+          <w:rStyle w:val="FootnoteReference"/>
+        </w:rPr>
+        <w:footnoteReference w:id="69"/>
+      </w:r>
+      <w:r>
+        <w:rPr>
+          <w:rFonts w:ascii="Cambria" w:cs="Cambria" w:eastAsia="Cambria" w:hAnsi="Cambria"/>
+          <w:color w:val="2B2B33"/>
+          <w:sz w:val="23"/>
+          <w:szCs w:val="23"/>
+        </w:rPr>
+        <w:t xml:space="preserve"> E não adianta parar de servir para não correr o risco de cobrar. O texto não manda trabalhar menos. Manda olhar diferente.</w:t>
       </w:r>
     </w:p>
     <w:p>
@@ -4124,7 +4862,22 @@
           <w:sz w:val="23"/>
           <w:szCs w:val="23"/>
         </w:rPr>
-        <w:t xml:space="preserve"> Quando alguém receber o que você queria — o novo convertido no ministério, o colega promovido, o irmão abençoado —, faça três coisas concretas. Agradeça a Deus por ele, pelo nome. Diga a ele uma palavra de alegria sincera. E, se puder, ajude-o a florescer. "Alegrai-vos com os que se alegram" (Rm 12.15) é o mandamento mais difícil para o olho mau. Por isso mesmo é o remédio. E faça, nesta semana, um serviço que ninguém vai saber (Mt 6.1-4). Serviço escondido desliga o caixa.</w:t>
+        <w:t xml:space="preserve"> Quando alguém receber o que você queria — o novo convertido no ministério, o colega promovido, o irmão abençoado —, faça três coisas concretas. Agradeça a Deus por ele, pelo nome. Diga a ele uma palavra de alegria sincera. E, se puder, ajude-o a florescer. "Alegrai-vos com os que se alegram" (Rm 12.15) é o mandamento mais difícil para o olho mau. Por isso mesmo é o remédio. E faça, nesta semana, um serviço que ninguém vai saber (Mt 6.1-4).</w:t>
+      </w:r>
+      <w:r>
+        <w:rPr>
+          <w:rStyle w:val="FootnoteReference"/>
+        </w:rPr>
+        <w:footnoteReference w:id="70"/>
+      </w:r>
+      <w:r>
+        <w:rPr>
+          <w:rFonts w:ascii="Cambria" w:cs="Cambria" w:eastAsia="Cambria" w:hAnsi="Cambria"/>
+          <w:color w:val="2B2B33"/>
+          <w:sz w:val="23"/>
+          <w:szCs w:val="23"/>
+        </w:rPr>
+        <w:t xml:space="preserve"> Serviço escondido desliga o caixa.</w:t>
       </w:r>
     </w:p>
     <w:p>
@@ -4496,6 +5249,97 @@
           <w:szCs w:val="26"/>
         </w:rPr>
         <w:t xml:space="preserve">Notas para o pregador</w:t>
+      </w:r>
+    </w:p>
+    <w:p>
+      <w:pPr>
+        <w:pStyle w:val="ListParagraph"/>
+        <w:numPr>
+          <w:ilvl w:val="0"/>
+          <w:numId w:val="2"/>
+        </w:numPr>
+        <w:spacing w:after="70" w:before="0" w:line="288" w:lineRule="auto"/>
+        <w:jc w:val="left"/>
+      </w:pPr>
+      <w:r>
+        <w:rPr>
+          <w:rFonts w:ascii="Cambria" w:cs="Cambria" w:eastAsia="Cambria" w:hAnsi="Cambria"/>
+          <w:b/>
+          <w:bCs/>
+          <w:color w:val="2B2B33"/>
+          <w:sz w:val="23"/>
+          <w:szCs w:val="23"/>
+        </w:rPr>
+        <w:t xml:space="preserve">Notas de rodapé</w:t>
+      </w:r>
+      <w:r>
+        <w:rPr>
+          <w:rFonts w:ascii="Cambria" w:cs="Cambria" w:eastAsia="Cambria" w:hAnsi="Cambria"/>
+          <w:color w:val="2B2B33"/>
+          <w:sz w:val="23"/>
+          <w:szCs w:val="23"/>
+        </w:rPr>
+        <w:t xml:space="preserve">: três tipos, marcados no início de cada nota. </w:t>
+      </w:r>
+      <w:r>
+        <w:rPr>
+          <w:rFonts w:ascii="Cambria" w:cs="Cambria" w:eastAsia="Cambria" w:hAnsi="Cambria"/>
+          <w:b/>
+          <w:bCs/>
+          <w:color w:val="2B2B33"/>
+          <w:sz w:val="23"/>
+          <w:szCs w:val="23"/>
+        </w:rPr>
+        <w:t xml:space="preserve">Grego/Hebraico</w:t>
+      </w:r>
+      <w:r>
+        <w:rPr>
+          <w:rFonts w:ascii="Cambria" w:cs="Cambria" w:eastAsia="Cambria" w:hAnsi="Cambria"/>
+          <w:color w:val="2B2B33"/>
+          <w:sz w:val="23"/>
+          <w:szCs w:val="23"/>
+        </w:rPr>
+        <w:t xml:space="preserve"> traz a palavra original com explicação simples, para consulta rápida. </w:t>
+      </w:r>
+      <w:r>
+        <w:rPr>
+          <w:rFonts w:ascii="Cambria" w:cs="Cambria" w:eastAsia="Cambria" w:hAnsi="Cambria"/>
+          <w:b/>
+          <w:bCs/>
+          <w:color w:val="2B2B33"/>
+          <w:sz w:val="23"/>
+          <w:szCs w:val="23"/>
+        </w:rPr>
+        <w:t xml:space="preserve">Aprofundamento</w:t>
+      </w:r>
+      <w:r>
+        <w:rPr>
+          <w:rFonts w:ascii="Cambria" w:cs="Cambria" w:eastAsia="Cambria" w:hAnsi="Cambria"/>
+          <w:color w:val="2B2B33"/>
+          <w:sz w:val="23"/>
+          <w:szCs w:val="23"/>
+        </w:rPr>
+        <w:t xml:space="preserve"> traz ideias e debates que alongariam demais o sermão. </w:t>
+      </w:r>
+      <w:r>
+        <w:rPr>
+          <w:rFonts w:ascii="Cambria" w:cs="Cambria" w:eastAsia="Cambria" w:hAnsi="Cambria"/>
+          <w:b/>
+          <w:bCs/>
+          <w:color w:val="2B2B33"/>
+          <w:sz w:val="23"/>
+          <w:szCs w:val="23"/>
+        </w:rPr>
+        <w:t xml:space="preserve">Fonte</w:t>
+      </w:r>
+      <w:r>
+        <w:rPr>
+          <w:rFonts w:ascii="Cambria" w:cs="Cambria" w:eastAsia="Cambria" w:hAnsi="Cambria"/>
+          <w:color w:val="2B2B33"/>
+          <w:sz w:val="23"/>
+          <w:szCs w:val="23"/>
+        </w:rPr>
+        <w:t xml:space="preserve"> dá a referência bibliográfica de citações, ideias e ilustrações.</w:t>
       </w:r>
     </w:p>
     <w:p>
@@ -4851,6 +5695,5916 @@
       </w:r>
       <w:r>
         <w:continuationSeparator/>
+      </w:r>
+    </w:p>
+  </w:footnote>
+  <w:footnote w:id="1">
+    <w:p>
+      <w:pPr>
+        <w:spacing w:after="40" w:line="240" w:lineRule="auto"/>
+        <w:jc w:val="both"/>
+      </w:pPr>
+      <w:r>
+        <w:rPr>
+          <w:rStyle w:val="FootnoteReference"/>
+        </w:rPr>
+        <w:footnoteRef/>
+      </w:r>
+      <w:r>
+        <w:rPr>
+          <w:sz w:val="17"/>
+          <w:szCs w:val="17"/>
+        </w:rPr>
+        <w:t xml:space="preserve"> </w:t>
+      </w:r>
+      <w:r>
+        <w:rPr>
+          <w:rFonts w:ascii="Cambria" w:cs="Cambria" w:eastAsia="Cambria" w:hAnsi="Cambria"/>
+          <w:b/>
+          <w:bCs/>
+          <w:color w:val="2B2B33"/>
+          <w:sz w:val="17"/>
+          <w:szCs w:val="17"/>
+        </w:rPr>
+        <w:t xml:space="preserve">Fonte.</w:t>
+      </w:r>
+      <w:r>
+        <w:rPr>
+          <w:rFonts w:ascii="Cambria" w:cs="Cambria" w:eastAsia="Cambria" w:hAnsi="Cambria"/>
+          <w:color w:val="2B2B33"/>
+          <w:sz w:val="17"/>
+          <w:szCs w:val="17"/>
+        </w:rPr>
+        <w:t xml:space="preserve"> O contraste entre Judas e o ladrão na cruz como abertura da parábola vem de John MacArthur, </w:t>
+      </w:r>
+      <w:r>
+        <w:rPr>
+          <w:rFonts w:ascii="Cambria" w:cs="Cambria" w:eastAsia="Cambria" w:hAnsi="Cambria"/>
+          <w:i/>
+          <w:iCs/>
+          <w:color w:val="2B2B33"/>
+          <w:sz w:val="17"/>
+          <w:szCs w:val="17"/>
+        </w:rPr>
+        <w:t xml:space="preserve">As Parábolas de Jesus</w:t>
+      </w:r>
+      <w:r>
+        <w:rPr>
+          <w:rFonts w:ascii="Cambria" w:cs="Cambria" w:eastAsia="Cambria" w:hAnsi="Cambria"/>
+          <w:color w:val="2B2B33"/>
+          <w:sz w:val="17"/>
+          <w:szCs w:val="17"/>
+        </w:rPr>
+        <w:t xml:space="preserve">, capítulo sobre Mt 20.1-16 ("Uma lição sobre justiça e graça"), onde Judas aparece como o discípulo que "mantinha a conta atualizada" (banco de ilustrações, IL-017).</w:t>
+      </w:r>
+    </w:p>
+  </w:footnote>
+  <w:footnote w:id="2">
+    <w:p>
+      <w:pPr>
+        <w:spacing w:after="40" w:line="240" w:lineRule="auto"/>
+        <w:jc w:val="both"/>
+      </w:pPr>
+      <w:r>
+        <w:rPr>
+          <w:rStyle w:val="FootnoteReference"/>
+        </w:rPr>
+        <w:footnoteRef/>
+      </w:r>
+      <w:r>
+        <w:rPr>
+          <w:sz w:val="17"/>
+          <w:szCs w:val="17"/>
+        </w:rPr>
+        <w:t xml:space="preserve"> </w:t>
+      </w:r>
+      <w:r>
+        <w:rPr>
+          <w:rFonts w:ascii="Cambria" w:cs="Cambria" w:eastAsia="Cambria" w:hAnsi="Cambria"/>
+          <w:b/>
+          <w:bCs/>
+          <w:color w:val="2B2B33"/>
+          <w:sz w:val="17"/>
+          <w:szCs w:val="17"/>
+        </w:rPr>
+        <w:t xml:space="preserve">Aprofundamento.</w:t>
+      </w:r>
+      <w:r>
+        <w:rPr>
+          <w:rFonts w:ascii="Cambria" w:cs="Cambria" w:eastAsia="Cambria" w:hAnsi="Cambria"/>
+          <w:color w:val="2B2B33"/>
+          <w:sz w:val="17"/>
+          <w:szCs w:val="17"/>
+        </w:rPr>
+        <w:t xml:space="preserve"> João registra que Judas "tinha a bolsa" do grupo (Jo 13.29) e acrescenta, sobre o episódio de Betânia, que ele "era ladrão" e tirava do que nela se lançava (Jo 12.6).</w:t>
+      </w:r>
+    </w:p>
+  </w:footnote>
+  <w:footnote w:id="3">
+    <w:p>
+      <w:pPr>
+        <w:spacing w:after="40" w:line="240" w:lineRule="auto"/>
+        <w:jc w:val="both"/>
+      </w:pPr>
+      <w:r>
+        <w:rPr>
+          <w:rStyle w:val="FootnoteReference"/>
+        </w:rPr>
+        <w:footnoteRef/>
+      </w:r>
+      <w:r>
+        <w:rPr>
+          <w:sz w:val="17"/>
+          <w:szCs w:val="17"/>
+        </w:rPr>
+        <w:t xml:space="preserve"> </w:t>
+      </w:r>
+      <w:r>
+        <w:rPr>
+          <w:rFonts w:ascii="Cambria" w:cs="Cambria" w:eastAsia="Cambria" w:hAnsi="Cambria"/>
+          <w:b/>
+          <w:bCs/>
+          <w:color w:val="2B2B33"/>
+          <w:sz w:val="17"/>
+          <w:szCs w:val="17"/>
+        </w:rPr>
+        <w:t xml:space="preserve">Aprofundamento.</w:t>
+      </w:r>
+      <w:r>
+        <w:rPr>
+          <w:rFonts w:ascii="Cambria" w:cs="Cambria" w:eastAsia="Cambria" w:hAnsi="Cambria"/>
+          <w:color w:val="2B2B33"/>
+          <w:sz w:val="17"/>
+          <w:szCs w:val="17"/>
+        </w:rPr>
+        <w:t xml:space="preserve"> Se o denário era a diária de um trabalhador (Mt 20.2), trezentos denários equivaliam a cerca de um ano de trabalho, descontados sábados e dias de festa. Marcos diz "mais de trezentos denários" (Mc 14.5).</w:t>
+      </w:r>
+    </w:p>
+  </w:footnote>
+  <w:footnote w:id="4">
+    <w:p>
+      <w:pPr>
+        <w:spacing w:after="40" w:line="240" w:lineRule="auto"/>
+        <w:jc w:val="both"/>
+      </w:pPr>
+      <w:r>
+        <w:rPr>
+          <w:rStyle w:val="FootnoteReference"/>
+        </w:rPr>
+        <w:footnoteRef/>
+      </w:r>
+      <w:r>
+        <w:rPr>
+          <w:sz w:val="17"/>
+          <w:szCs w:val="17"/>
+        </w:rPr>
+        <w:t xml:space="preserve"> </w:t>
+      </w:r>
+      <w:r>
+        <w:rPr>
+          <w:rFonts w:ascii="Cambria" w:cs="Cambria" w:eastAsia="Cambria" w:hAnsi="Cambria"/>
+          <w:b/>
+          <w:bCs/>
+          <w:color w:val="2B2B33"/>
+          <w:sz w:val="17"/>
+          <w:szCs w:val="17"/>
+        </w:rPr>
+        <w:t xml:space="preserve">Aprofundamento.</w:t>
+      </w:r>
+      <w:r>
+        <w:rPr>
+          <w:rFonts w:ascii="Cambria" w:cs="Cambria" w:eastAsia="Cambria" w:hAnsi="Cambria"/>
+          <w:color w:val="2B2B33"/>
+          <w:sz w:val="17"/>
+          <w:szCs w:val="17"/>
+        </w:rPr>
+        <w:t xml:space="preserve"> Trinta siclos de prata era a indenização paga pela morte de um escravo (Êx 21.32). Mateus vê nessa quantia o cumprimento de Zc 11.12-13, o "magnífico preço" em que o pastor de Israel foi avaliado (Mt 27.9-10, onde a profecia é atribuída a Jeremias, combinando os dois profetas).</w:t>
+      </w:r>
+    </w:p>
+  </w:footnote>
+  <w:footnote w:id="5">
+    <w:p>
+      <w:pPr>
+        <w:spacing w:after="40" w:line="240" w:lineRule="auto"/>
+        <w:jc w:val="both"/>
+      </w:pPr>
+      <w:r>
+        <w:rPr>
+          <w:rStyle w:val="FootnoteReference"/>
+        </w:rPr>
+        <w:footnoteRef/>
+      </w:r>
+      <w:r>
+        <w:rPr>
+          <w:sz w:val="17"/>
+          <w:szCs w:val="17"/>
+        </w:rPr>
+        <w:t xml:space="preserve"> </w:t>
+      </w:r>
+      <w:r>
+        <w:rPr>
+          <w:rFonts w:ascii="Cambria" w:cs="Cambria" w:eastAsia="Cambria" w:hAnsi="Cambria"/>
+          <w:b/>
+          <w:bCs/>
+          <w:color w:val="2B2B33"/>
+          <w:sz w:val="17"/>
+          <w:szCs w:val="17"/>
+        </w:rPr>
+        <w:t xml:space="preserve">Aprofundamento.</w:t>
+      </w:r>
+      <w:r>
+        <w:rPr>
+          <w:rFonts w:ascii="Cambria" w:cs="Cambria" w:eastAsia="Cambria" w:hAnsi="Cambria"/>
+          <w:color w:val="2B2B33"/>
+          <w:sz w:val="17"/>
+          <w:szCs w:val="17"/>
+        </w:rPr>
+        <w:t xml:space="preserve"> Mateus e Marcos dizem que os dois ladrões injuriavam Jesus (Mt 27.44; Mc 15.32); Lucas registra que um deles, depois, repreendeu o outro e pediu: "lembra-te de mim" (Lc 23.39-43). A harmonização antiga e comum, seguida no sermão, é que os dois começaram zombando e um deles mudou durante as horas da cruz.</w:t>
+      </w:r>
+    </w:p>
+  </w:footnote>
+  <w:footnote w:id="6">
+    <w:p>
+      <w:pPr>
+        <w:spacing w:after="40" w:line="240" w:lineRule="auto"/>
+        <w:jc w:val="both"/>
+      </w:pPr>
+      <w:r>
+        <w:rPr>
+          <w:rStyle w:val="FootnoteReference"/>
+        </w:rPr>
+        <w:footnoteRef/>
+      </w:r>
+      <w:r>
+        <w:rPr>
+          <w:sz w:val="17"/>
+          <w:szCs w:val="17"/>
+        </w:rPr>
+        <w:t xml:space="preserve"> </w:t>
+      </w:r>
+      <w:r>
+        <w:rPr>
+          <w:rFonts w:ascii="Cambria" w:cs="Cambria" w:eastAsia="Cambria" w:hAnsi="Cambria"/>
+          <w:b/>
+          <w:bCs/>
+          <w:color w:val="2B2B33"/>
+          <w:sz w:val="17"/>
+          <w:szCs w:val="17"/>
+        </w:rPr>
+        <w:t xml:space="preserve">Fonte.</w:t>
+      </w:r>
+      <w:r>
+        <w:rPr>
+          <w:rFonts w:ascii="Cambria" w:cs="Cambria" w:eastAsia="Cambria" w:hAnsi="Cambria"/>
+          <w:color w:val="2B2B33"/>
+          <w:sz w:val="17"/>
+          <w:szCs w:val="17"/>
+        </w:rPr>
+        <w:t xml:space="preserve"> Que a audiência são os discípulos é posição de Turner, Snodgrass, France, Wright, Doriani, MacArthur, Morris e Nolland. Só a linha de Joachim Jeremias, citada e rejeitada por Snodgrass e por Osborne, desloca o alvo para os fariseus (ver Consulta aos Comentaristas, no estudo).</w:t>
+      </w:r>
+    </w:p>
+  </w:footnote>
+  <w:footnote w:id="7">
+    <w:p>
+      <w:pPr>
+        <w:spacing w:after="40" w:line="240" w:lineRule="auto"/>
+        <w:jc w:val="both"/>
+      </w:pPr>
+      <w:r>
+        <w:rPr>
+          <w:rStyle w:val="FootnoteReference"/>
+        </w:rPr>
+        <w:footnoteRef/>
+      </w:r>
+      <w:r>
+        <w:rPr>
+          <w:sz w:val="17"/>
+          <w:szCs w:val="17"/>
+        </w:rPr>
+        <w:t xml:space="preserve"> </w:t>
+      </w:r>
+      <w:r>
+        <w:rPr>
+          <w:rFonts w:ascii="Cambria" w:cs="Cambria" w:eastAsia="Cambria" w:hAnsi="Cambria"/>
+          <w:b/>
+          <w:bCs/>
+          <w:color w:val="2B2B33"/>
+          <w:sz w:val="17"/>
+          <w:szCs w:val="17"/>
+        </w:rPr>
+        <w:t xml:space="preserve">Grego.</w:t>
+      </w:r>
+      <w:r>
+        <w:rPr>
+          <w:rFonts w:ascii="Cambria" w:cs="Cambria" w:eastAsia="Cambria" w:hAnsi="Cambria"/>
+          <w:color w:val="2B2B33"/>
+          <w:sz w:val="17"/>
+          <w:szCs w:val="17"/>
+        </w:rPr>
+        <w:t xml:space="preserve"> </w:t>
+      </w:r>
+      <w:r>
+        <w:rPr>
+          <w:rFonts w:ascii="Cambria" w:cs="Cambria" w:eastAsia="Cambria" w:hAnsi="Cambria"/>
+          <w:i/>
+          <w:iCs/>
+          <w:color w:val="2B2B33"/>
+          <w:sz w:val="17"/>
+          <w:szCs w:val="17"/>
+        </w:rPr>
+        <w:t xml:space="preserve">ti ara estai hēmin?</w:t>
+      </w:r>
+      <w:r>
+        <w:rPr>
+          <w:rFonts w:ascii="Cambria" w:cs="Cambria" w:eastAsia="Cambria" w:hAnsi="Cambria"/>
+          <w:color w:val="2B2B33"/>
+          <w:sz w:val="17"/>
+          <w:szCs w:val="17"/>
+        </w:rPr>
+        <w:t xml:space="preserve"> (τί ἄρα ἔσται ἡμῖν;), "que, então, haverá para nós?". É a pergunta pela recompensa que a parábola vem responder.</w:t>
+      </w:r>
+    </w:p>
+  </w:footnote>
+  <w:footnote w:id="8">
+    <w:p>
+      <w:pPr>
+        <w:spacing w:after="40" w:line="240" w:lineRule="auto"/>
+        <w:jc w:val="both"/>
+      </w:pPr>
+      <w:r>
+        <w:rPr>
+          <w:rStyle w:val="FootnoteReference"/>
+        </w:rPr>
+        <w:footnoteRef/>
+      </w:r>
+      <w:r>
+        <w:rPr>
+          <w:sz w:val="17"/>
+          <w:szCs w:val="17"/>
+        </w:rPr>
+        <w:t xml:space="preserve"> </w:t>
+      </w:r>
+      <w:r>
+        <w:rPr>
+          <w:rFonts w:ascii="Cambria" w:cs="Cambria" w:eastAsia="Cambria" w:hAnsi="Cambria"/>
+          <w:b/>
+          <w:bCs/>
+          <w:color w:val="2B2B33"/>
+          <w:sz w:val="17"/>
+          <w:szCs w:val="17"/>
+        </w:rPr>
+        <w:t xml:space="preserve">Aprofundamento.</w:t>
+      </w:r>
+      <w:r>
+        <w:rPr>
+          <w:rFonts w:ascii="Cambria" w:cs="Cambria" w:eastAsia="Cambria" w:hAnsi="Cambria"/>
+          <w:color w:val="2B2B33"/>
+          <w:sz w:val="17"/>
+          <w:szCs w:val="17"/>
+        </w:rPr>
+        <w:t xml:space="preserve"> A parábola está emoldurada por dois ditos quase iguais: "muitos primeiros serão últimos" (19.30) e "os últimos serão primeiros" (20.16). Para D. L. Turner, 19.30 é promessa e 20.16 é advertência: a recompensa não é direito automático. Para John Nolland, a inversão funciona como nivelamento, e não como nova hierarquia ao contrário: os primeiros perdem a precedência e os últimos são erguidos ao mesmo nível (cf. Is 40.4). </w:t>
+      </w:r>
+      <w:r>
+        <w:rPr>
+          <w:rFonts w:ascii="Cambria" w:cs="Cambria" w:eastAsia="Cambria" w:hAnsi="Cambria"/>
+          <w:b/>
+          <w:bCs/>
+          <w:color w:val="2B2B33"/>
+          <w:sz w:val="17"/>
+          <w:szCs w:val="17"/>
+        </w:rPr>
+        <w:t xml:space="preserve">Fonte:</w:t>
+      </w:r>
+      <w:r>
+        <w:rPr>
+          <w:rFonts w:ascii="Cambria" w:cs="Cambria" w:eastAsia="Cambria" w:hAnsi="Cambria"/>
+          <w:color w:val="2B2B33"/>
+          <w:sz w:val="17"/>
+          <w:szCs w:val="17"/>
+        </w:rPr>
+        <w:t xml:space="preserve"> D. L. Turner, </w:t>
+      </w:r>
+      <w:r>
+        <w:rPr>
+          <w:rFonts w:ascii="Cambria" w:cs="Cambria" w:eastAsia="Cambria" w:hAnsi="Cambria"/>
+          <w:i/>
+          <w:iCs/>
+          <w:color w:val="2B2B33"/>
+          <w:sz w:val="17"/>
+          <w:szCs w:val="17"/>
+        </w:rPr>
+        <w:t xml:space="preserve">Matthew</w:t>
+      </w:r>
+      <w:r>
+        <w:rPr>
+          <w:rFonts w:ascii="Cambria" w:cs="Cambria" w:eastAsia="Cambria" w:hAnsi="Cambria"/>
+          <w:color w:val="2B2B33"/>
+          <w:sz w:val="17"/>
+          <w:szCs w:val="17"/>
+        </w:rPr>
+        <w:t xml:space="preserve"> (BECNT; Grand Rapids: Baker Academic, 2008), pp. 477-481; J. Nolland, </w:t>
+      </w:r>
+      <w:r>
+        <w:rPr>
+          <w:rFonts w:ascii="Cambria" w:cs="Cambria" w:eastAsia="Cambria" w:hAnsi="Cambria"/>
+          <w:i/>
+          <w:iCs/>
+          <w:color w:val="2B2B33"/>
+          <w:sz w:val="17"/>
+          <w:szCs w:val="17"/>
+        </w:rPr>
+        <w:t xml:space="preserve">The Gospel of Matthew</w:t>
+      </w:r>
+      <w:r>
+        <w:rPr>
+          <w:rFonts w:ascii="Cambria" w:cs="Cambria" w:eastAsia="Cambria" w:hAnsi="Cambria"/>
+          <w:color w:val="2B2B33"/>
+          <w:sz w:val="17"/>
+          <w:szCs w:val="17"/>
+        </w:rPr>
+        <w:t xml:space="preserve"> (NIGTC; Grand Rapids: Eerdmans, 2005), sobre 20.16.</w:t>
+      </w:r>
+    </w:p>
+  </w:footnote>
+  <w:footnote w:id="9">
+    <w:p>
+      <w:pPr>
+        <w:spacing w:after="40" w:line="240" w:lineRule="auto"/>
+        <w:jc w:val="both"/>
+      </w:pPr>
+      <w:r>
+        <w:rPr>
+          <w:rStyle w:val="FootnoteReference"/>
+        </w:rPr>
+        <w:footnoteRef/>
+      </w:r>
+      <w:r>
+        <w:rPr>
+          <w:sz w:val="17"/>
+          <w:szCs w:val="17"/>
+        </w:rPr>
+        <w:t xml:space="preserve"> </w:t>
+      </w:r>
+      <w:r>
+        <w:rPr>
+          <w:rFonts w:ascii="Cambria" w:cs="Cambria" w:eastAsia="Cambria" w:hAnsi="Cambria"/>
+          <w:b/>
+          <w:bCs/>
+          <w:color w:val="2B2B33"/>
+          <w:sz w:val="17"/>
+          <w:szCs w:val="17"/>
+        </w:rPr>
+        <w:t xml:space="preserve">Grego.</w:t>
+      </w:r>
+      <w:r>
+        <w:rPr>
+          <w:rFonts w:ascii="Cambria" w:cs="Cambria" w:eastAsia="Cambria" w:hAnsi="Cambria"/>
+          <w:color w:val="2B2B33"/>
+          <w:sz w:val="17"/>
+          <w:szCs w:val="17"/>
+        </w:rPr>
+        <w:t xml:space="preserve"> </w:t>
+      </w:r>
+      <w:r>
+        <w:rPr>
+          <w:rFonts w:ascii="Cambria" w:cs="Cambria" w:eastAsia="Cambria" w:hAnsi="Cambria"/>
+          <w:i/>
+          <w:iCs/>
+          <w:color w:val="2B2B33"/>
+          <w:sz w:val="17"/>
+          <w:szCs w:val="17"/>
+        </w:rPr>
+        <w:t xml:space="preserve">ho ophthalmos sou ponēros estin hoti egō agathos eimi</w:t>
+      </w:r>
+      <w:r>
+        <w:rPr>
+          <w:rFonts w:ascii="Cambria" w:cs="Cambria" w:eastAsia="Cambria" w:hAnsi="Cambria"/>
+          <w:color w:val="2B2B33"/>
+          <w:sz w:val="17"/>
+          <w:szCs w:val="17"/>
+        </w:rPr>
+        <w:t xml:space="preserve"> (ὁ ὀφθαλμός σου πονηρός ἐστιν ὅτι ἐγὼ ἀγαθός εἰμι), literalmente "o teu olho é mau porque eu sou bom?". Algumas versões traduzem pela ideia ("inveja"). O sermão mantém o literal porque a imagem do olho costura a seção até a cura dos cegos (20.33-34).</w:t>
+      </w:r>
+    </w:p>
+  </w:footnote>
+  <w:footnote w:id="10">
+    <w:p>
+      <w:pPr>
+        <w:spacing w:after="40" w:line="240" w:lineRule="auto"/>
+        <w:jc w:val="both"/>
+      </w:pPr>
+      <w:r>
+        <w:rPr>
+          <w:rStyle w:val="FootnoteReference"/>
+        </w:rPr>
+        <w:footnoteRef/>
+      </w:r>
+      <w:r>
+        <w:rPr>
+          <w:sz w:val="17"/>
+          <w:szCs w:val="17"/>
+        </w:rPr>
+        <w:t xml:space="preserve"> </w:t>
+      </w:r>
+      <w:r>
+        <w:rPr>
+          <w:rFonts w:ascii="Cambria" w:cs="Cambria" w:eastAsia="Cambria" w:hAnsi="Cambria"/>
+          <w:b/>
+          <w:bCs/>
+          <w:color w:val="2B2B33"/>
+          <w:sz w:val="17"/>
+          <w:szCs w:val="17"/>
+        </w:rPr>
+        <w:t xml:space="preserve">Aprofundamento.</w:t>
+      </w:r>
+      <w:r>
+        <w:rPr>
+          <w:rFonts w:ascii="Cambria" w:cs="Cambria" w:eastAsia="Cambria" w:hAnsi="Cambria"/>
+          <w:color w:val="2B2B33"/>
+          <w:sz w:val="17"/>
+          <w:szCs w:val="17"/>
+        </w:rPr>
+        <w:t xml:space="preserve"> O Novo Testamento liga a perdição de Judas à incredulidade e à traição (Jo 6.64, 70-71; 13.2, 27; Mt 26.24). Em Mt 27.3-5 há remorso, mas ele termina em desespero, não em busca de Cristo. A imagem do "contador" é ilustrativa, não um diagnóstico completo de Judas.</w:t>
+      </w:r>
+    </w:p>
+  </w:footnote>
+  <w:footnote w:id="11">
+    <w:p>
+      <w:pPr>
+        <w:spacing w:after="40" w:line="240" w:lineRule="auto"/>
+        <w:jc w:val="both"/>
+      </w:pPr>
+      <w:r>
+        <w:rPr>
+          <w:rStyle w:val="FootnoteReference"/>
+        </w:rPr>
+        <w:footnoteRef/>
+      </w:r>
+      <w:r>
+        <w:rPr>
+          <w:sz w:val="17"/>
+          <w:szCs w:val="17"/>
+        </w:rPr>
+        <w:t xml:space="preserve"> </w:t>
+      </w:r>
+      <w:r>
+        <w:rPr>
+          <w:rFonts w:ascii="Cambria" w:cs="Cambria" w:eastAsia="Cambria" w:hAnsi="Cambria"/>
+          <w:b/>
+          <w:bCs/>
+          <w:color w:val="2B2B33"/>
+          <w:sz w:val="17"/>
+          <w:szCs w:val="17"/>
+        </w:rPr>
+        <w:t xml:space="preserve">Fonte.</w:t>
+      </w:r>
+      <w:r>
+        <w:rPr>
+          <w:rFonts w:ascii="Cambria" w:cs="Cambria" w:eastAsia="Cambria" w:hAnsi="Cambria"/>
+          <w:color w:val="2B2B33"/>
+          <w:sz w:val="17"/>
+          <w:szCs w:val="17"/>
+        </w:rPr>
+        <w:t xml:space="preserve"> A leitura de 19.13–20.34 como uma galeria de cenas sobre status, riqueza, recompensa e inversão (crianças, jovem rico, recompensa dos discípulos, parábola, anúncio da paixão, mãe dos Zebedeus, cegos de Jericó) vem de Klyne Snodgrass, </w:t>
+      </w:r>
+      <w:r>
+        <w:rPr>
+          <w:rFonts w:ascii="Cambria" w:cs="Cambria" w:eastAsia="Cambria" w:hAnsi="Cambria"/>
+          <w:i/>
+          <w:iCs/>
+          <w:color w:val="2B2B33"/>
+          <w:sz w:val="17"/>
+          <w:szCs w:val="17"/>
+        </w:rPr>
+        <w:t xml:space="preserve">Compreendendo Todas as Parábolas de Jesus</w:t>
+      </w:r>
+      <w:r>
+        <w:rPr>
+          <w:rFonts w:ascii="Cambria" w:cs="Cambria" w:eastAsia="Cambria" w:hAnsi="Cambria"/>
+          <w:color w:val="2B2B33"/>
+          <w:sz w:val="17"/>
+          <w:szCs w:val="17"/>
+        </w:rPr>
+        <w:t xml:space="preserve">, pp. 510-534, desenvolvida no estudo (Fase 1.3).</w:t>
+      </w:r>
+    </w:p>
+  </w:footnote>
+  <w:footnote w:id="12">
+    <w:p>
+      <w:pPr>
+        <w:spacing w:after="40" w:line="240" w:lineRule="auto"/>
+        <w:jc w:val="both"/>
+      </w:pPr>
+      <w:r>
+        <w:rPr>
+          <w:rStyle w:val="FootnoteReference"/>
+        </w:rPr>
+        <w:footnoteRef/>
+      </w:r>
+      <w:r>
+        <w:rPr>
+          <w:sz w:val="17"/>
+          <w:szCs w:val="17"/>
+        </w:rPr>
+        <w:t xml:space="preserve"> </w:t>
+      </w:r>
+      <w:r>
+        <w:rPr>
+          <w:rFonts w:ascii="Cambria" w:cs="Cambria" w:eastAsia="Cambria" w:hAnsi="Cambria"/>
+          <w:b/>
+          <w:bCs/>
+          <w:color w:val="2B2B33"/>
+          <w:sz w:val="17"/>
+          <w:szCs w:val="17"/>
+        </w:rPr>
+        <w:t xml:space="preserve">Grego.</w:t>
+      </w:r>
+      <w:r>
+        <w:rPr>
+          <w:rFonts w:ascii="Cambria" w:cs="Cambria" w:eastAsia="Cambria" w:hAnsi="Cambria"/>
+          <w:color w:val="2B2B33"/>
+          <w:sz w:val="17"/>
+          <w:szCs w:val="17"/>
+        </w:rPr>
+        <w:t xml:space="preserve"> A mesma palavra, </w:t>
+      </w:r>
+      <w:r>
+        <w:rPr>
+          <w:rFonts w:ascii="Cambria" w:cs="Cambria" w:eastAsia="Cambria" w:hAnsi="Cambria"/>
+          <w:i/>
+          <w:iCs/>
+          <w:color w:val="2B2B33"/>
+          <w:sz w:val="17"/>
+          <w:szCs w:val="17"/>
+        </w:rPr>
+        <w:t xml:space="preserve">agathos</w:t>
+      </w:r>
+      <w:r>
+        <w:rPr>
+          <w:rFonts w:ascii="Cambria" w:cs="Cambria" w:eastAsia="Cambria" w:hAnsi="Cambria"/>
+          <w:color w:val="2B2B33"/>
+          <w:sz w:val="17"/>
+          <w:szCs w:val="17"/>
+        </w:rPr>
+        <w:t xml:space="preserve"> (ἀγαθός, "bom"), aparece três vezes: o jovem pergunta "que farei de </w:t>
+      </w:r>
+      <w:r>
+        <w:rPr>
+          <w:rFonts w:ascii="Cambria" w:cs="Cambria" w:eastAsia="Cambria" w:hAnsi="Cambria"/>
+          <w:i/>
+          <w:iCs/>
+          <w:color w:val="2B2B33"/>
+          <w:sz w:val="17"/>
+          <w:szCs w:val="17"/>
+        </w:rPr>
+        <w:t xml:space="preserve">bom</w:t>
+      </w:r>
+      <w:r>
+        <w:rPr>
+          <w:rFonts w:ascii="Cambria" w:cs="Cambria" w:eastAsia="Cambria" w:hAnsi="Cambria"/>
+          <w:color w:val="2B2B33"/>
+          <w:sz w:val="17"/>
+          <w:szCs w:val="17"/>
+        </w:rPr>
+        <w:t xml:space="preserve">?" (19.16); Jesus responde "um só é </w:t>
+      </w:r>
+      <w:r>
+        <w:rPr>
+          <w:rFonts w:ascii="Cambria" w:cs="Cambria" w:eastAsia="Cambria" w:hAnsi="Cambria"/>
+          <w:i/>
+          <w:iCs/>
+          <w:color w:val="2B2B33"/>
+          <w:sz w:val="17"/>
+          <w:szCs w:val="17"/>
+        </w:rPr>
+        <w:t xml:space="preserve">bom</w:t>
+      </w:r>
+      <w:r>
+        <w:rPr>
+          <w:rFonts w:ascii="Cambria" w:cs="Cambria" w:eastAsia="Cambria" w:hAnsi="Cambria"/>
+          <w:color w:val="2B2B33"/>
+          <w:sz w:val="17"/>
+          <w:szCs w:val="17"/>
+        </w:rPr>
+        <w:t xml:space="preserve">" (19.17); o dono conclui "eu sou </w:t>
+      </w:r>
+      <w:r>
+        <w:rPr>
+          <w:rFonts w:ascii="Cambria" w:cs="Cambria" w:eastAsia="Cambria" w:hAnsi="Cambria"/>
+          <w:i/>
+          <w:iCs/>
+          <w:color w:val="2B2B33"/>
+          <w:sz w:val="17"/>
+          <w:szCs w:val="17"/>
+        </w:rPr>
+        <w:t xml:space="preserve">bom</w:t>
+      </w:r>
+      <w:r>
+        <w:rPr>
+          <w:rFonts w:ascii="Cambria" w:cs="Cambria" w:eastAsia="Cambria" w:hAnsi="Cambria"/>
+          <w:color w:val="2B2B33"/>
+          <w:sz w:val="17"/>
+          <w:szCs w:val="17"/>
+        </w:rPr>
+        <w:t xml:space="preserve">" (20.15). </w:t>
+      </w:r>
+      <w:r>
+        <w:rPr>
+          <w:rFonts w:ascii="Cambria" w:cs="Cambria" w:eastAsia="Cambria" w:hAnsi="Cambria"/>
+          <w:b/>
+          <w:bCs/>
+          <w:color w:val="2B2B33"/>
+          <w:sz w:val="17"/>
+          <w:szCs w:val="17"/>
+        </w:rPr>
+        <w:t xml:space="preserve">Fonte:</w:t>
+      </w:r>
+      <w:r>
+        <w:rPr>
+          <w:rFonts w:ascii="Cambria" w:cs="Cambria" w:eastAsia="Cambria" w:hAnsi="Cambria"/>
+          <w:color w:val="2B2B33"/>
+          <w:sz w:val="17"/>
+          <w:szCs w:val="17"/>
+        </w:rPr>
+        <w:t xml:space="preserve"> o eco é notado por Turner, Snodgrass, France e Osborne.</w:t>
+      </w:r>
+    </w:p>
+  </w:footnote>
+  <w:footnote w:id="13">
+    <w:p>
+      <w:pPr>
+        <w:spacing w:after="40" w:line="240" w:lineRule="auto"/>
+        <w:jc w:val="both"/>
+      </w:pPr>
+      <w:r>
+        <w:rPr>
+          <w:rStyle w:val="FootnoteReference"/>
+        </w:rPr>
+        <w:footnoteRef/>
+      </w:r>
+      <w:r>
+        <w:rPr>
+          <w:sz w:val="17"/>
+          <w:szCs w:val="17"/>
+        </w:rPr>
+        <w:t xml:space="preserve"> </w:t>
+      </w:r>
+      <w:r>
+        <w:rPr>
+          <w:rFonts w:ascii="Cambria" w:cs="Cambria" w:eastAsia="Cambria" w:hAnsi="Cambria"/>
+          <w:b/>
+          <w:bCs/>
+          <w:color w:val="2B2B33"/>
+          <w:sz w:val="17"/>
+          <w:szCs w:val="17"/>
+        </w:rPr>
+        <w:t xml:space="preserve">Grego.</w:t>
+      </w:r>
+      <w:r>
+        <w:rPr>
+          <w:rFonts w:ascii="Cambria" w:cs="Cambria" w:eastAsia="Cambria" w:hAnsi="Cambria"/>
+          <w:color w:val="2B2B33"/>
+          <w:sz w:val="17"/>
+          <w:szCs w:val="17"/>
+        </w:rPr>
+        <w:t xml:space="preserve"> </w:t>
+      </w:r>
+      <w:r>
+        <w:rPr>
+          <w:rFonts w:ascii="Cambria" w:cs="Cambria" w:eastAsia="Cambria" w:hAnsi="Cambria"/>
+          <w:i/>
+          <w:iCs/>
+          <w:color w:val="2B2B33"/>
+          <w:sz w:val="17"/>
+          <w:szCs w:val="17"/>
+        </w:rPr>
+        <w:t xml:space="preserve">exelthōn</w:t>
+      </w:r>
+      <w:r>
+        <w:rPr>
+          <w:rFonts w:ascii="Cambria" w:cs="Cambria" w:eastAsia="Cambria" w:hAnsi="Cambria"/>
+          <w:color w:val="2B2B33"/>
+          <w:sz w:val="17"/>
+          <w:szCs w:val="17"/>
+        </w:rPr>
+        <w:t xml:space="preserve"> (ἐξελθών, "tendo saído") nos vv. 1, 3, 5 e 6. Toda a iniciativa da história é do dono: ele sai, contrata (</w:t>
+      </w:r>
+      <w:r>
+        <w:rPr>
+          <w:rFonts w:ascii="Cambria" w:cs="Cambria" w:eastAsia="Cambria" w:hAnsi="Cambria"/>
+          <w:i/>
+          <w:iCs/>
+          <w:color w:val="2B2B33"/>
+          <w:sz w:val="17"/>
+          <w:szCs w:val="17"/>
+        </w:rPr>
+        <w:t xml:space="preserve">misthōsasthai</w:t>
+      </w:r>
+      <w:r>
+        <w:rPr>
+          <w:rFonts w:ascii="Cambria" w:cs="Cambria" w:eastAsia="Cambria" w:hAnsi="Cambria"/>
+          <w:color w:val="2B2B33"/>
+          <w:sz w:val="17"/>
+          <w:szCs w:val="17"/>
+        </w:rPr>
+        <w:t xml:space="preserve">), combina (</w:t>
+      </w:r>
+      <w:r>
+        <w:rPr>
+          <w:rFonts w:ascii="Cambria" w:cs="Cambria" w:eastAsia="Cambria" w:hAnsi="Cambria"/>
+          <w:i/>
+          <w:iCs/>
+          <w:color w:val="2B2B33"/>
+          <w:sz w:val="17"/>
+          <w:szCs w:val="17"/>
+        </w:rPr>
+        <w:t xml:space="preserve">symphōnēsas</w:t>
+      </w:r>
+      <w:r>
+        <w:rPr>
+          <w:rFonts w:ascii="Cambria" w:cs="Cambria" w:eastAsia="Cambria" w:hAnsi="Cambria"/>
+          <w:color w:val="2B2B33"/>
+          <w:sz w:val="17"/>
+          <w:szCs w:val="17"/>
+        </w:rPr>
+        <w:t xml:space="preserve">) e envia (</w:t>
+      </w:r>
+      <w:r>
+        <w:rPr>
+          <w:rFonts w:ascii="Cambria" w:cs="Cambria" w:eastAsia="Cambria" w:hAnsi="Cambria"/>
+          <w:i/>
+          <w:iCs/>
+          <w:color w:val="2B2B33"/>
+          <w:sz w:val="17"/>
+          <w:szCs w:val="17"/>
+        </w:rPr>
+        <w:t xml:space="preserve">apesteilen</w:t>
+      </w:r>
+      <w:r>
+        <w:rPr>
+          <w:rFonts w:ascii="Cambria" w:cs="Cambria" w:eastAsia="Cambria" w:hAnsi="Cambria"/>
+          <w:color w:val="2B2B33"/>
+          <w:sz w:val="17"/>
+          <w:szCs w:val="17"/>
+        </w:rPr>
+        <w:t xml:space="preserve">).</w:t>
+      </w:r>
+    </w:p>
+  </w:footnote>
+  <w:footnote w:id="14">
+    <w:p>
+      <w:pPr>
+        <w:spacing w:after="40" w:line="240" w:lineRule="auto"/>
+        <w:jc w:val="both"/>
+      </w:pPr>
+      <w:r>
+        <w:rPr>
+          <w:rStyle w:val="FootnoteReference"/>
+        </w:rPr>
+        <w:footnoteRef/>
+      </w:r>
+      <w:r>
+        <w:rPr>
+          <w:sz w:val="17"/>
+          <w:szCs w:val="17"/>
+        </w:rPr>
+        <w:t xml:space="preserve"> </w:t>
+      </w:r>
+      <w:r>
+        <w:rPr>
+          <w:rFonts w:ascii="Cambria" w:cs="Cambria" w:eastAsia="Cambria" w:hAnsi="Cambria"/>
+          <w:b/>
+          <w:bCs/>
+          <w:color w:val="2B2B33"/>
+          <w:sz w:val="17"/>
+          <w:szCs w:val="17"/>
+        </w:rPr>
+        <w:t xml:space="preserve">Aprofundamento.</w:t>
+      </w:r>
+      <w:r>
+        <w:rPr>
+          <w:rFonts w:ascii="Cambria" w:cs="Cambria" w:eastAsia="Cambria" w:hAnsi="Cambria"/>
+          <w:color w:val="2B2B33"/>
+          <w:sz w:val="17"/>
+          <w:szCs w:val="17"/>
+        </w:rPr>
+        <w:t xml:space="preserve"> Os judeus contavam as horas do dia a partir do nascer do sol (cf. Jo 11.9, "não são doze as horas do dia?"). Assim, a terceira hora ≈ 9h, a sexta ≈ 12h, a nona ≈ 15h e a undécima ≈ 17h. São aproximações, já que a duração do dia variava com a estação.</w:t>
+      </w:r>
+    </w:p>
+  </w:footnote>
+  <w:footnote w:id="15">
+    <w:p>
+      <w:pPr>
+        <w:spacing w:after="40" w:line="240" w:lineRule="auto"/>
+        <w:jc w:val="both"/>
+      </w:pPr>
+      <w:r>
+        <w:rPr>
+          <w:rStyle w:val="FootnoteReference"/>
+        </w:rPr>
+        <w:footnoteRef/>
+      </w:r>
+      <w:r>
+        <w:rPr>
+          <w:sz w:val="17"/>
+          <w:szCs w:val="17"/>
+        </w:rPr>
+        <w:t xml:space="preserve"> </w:t>
+      </w:r>
+      <w:r>
+        <w:rPr>
+          <w:rFonts w:ascii="Cambria" w:cs="Cambria" w:eastAsia="Cambria" w:hAnsi="Cambria"/>
+          <w:b/>
+          <w:bCs/>
+          <w:color w:val="2B2B33"/>
+          <w:sz w:val="17"/>
+          <w:szCs w:val="17"/>
+        </w:rPr>
+        <w:t xml:space="preserve">Grego.</w:t>
+      </w:r>
+      <w:r>
+        <w:rPr>
+          <w:rFonts w:ascii="Cambria" w:cs="Cambria" w:eastAsia="Cambria" w:hAnsi="Cambria"/>
+          <w:color w:val="2B2B33"/>
+          <w:sz w:val="17"/>
+          <w:szCs w:val="17"/>
+        </w:rPr>
+        <w:t xml:space="preserve"> </w:t>
+      </w:r>
+      <w:r>
+        <w:rPr>
+          <w:rFonts w:ascii="Cambria" w:cs="Cambria" w:eastAsia="Cambria" w:hAnsi="Cambria"/>
+          <w:i/>
+          <w:iCs/>
+          <w:color w:val="2B2B33"/>
+          <w:sz w:val="17"/>
+          <w:szCs w:val="17"/>
+        </w:rPr>
+        <w:t xml:space="preserve">symphōnēsas ek dēnariou</w:t>
+      </w:r>
+      <w:r>
+        <w:rPr>
+          <w:rFonts w:ascii="Cambria" w:cs="Cambria" w:eastAsia="Cambria" w:hAnsi="Cambria"/>
+          <w:color w:val="2B2B33"/>
+          <w:sz w:val="17"/>
+          <w:szCs w:val="17"/>
+        </w:rPr>
+        <w:t xml:space="preserve"> (συμφωνήσας ἐκ δηναρίου), "tendo combinado por um denário". O dono retoma o mesmo verbo no v. 13 ("não </w:t>
+      </w:r>
+      <w:r>
+        <w:rPr>
+          <w:rFonts w:ascii="Cambria" w:cs="Cambria" w:eastAsia="Cambria" w:hAnsi="Cambria"/>
+          <w:i/>
+          <w:iCs/>
+          <w:color w:val="2B2B33"/>
+          <w:sz w:val="17"/>
+          <w:szCs w:val="17"/>
+        </w:rPr>
+        <w:t xml:space="preserve">combinaste</w:t>
+      </w:r>
+      <w:r>
+        <w:rPr>
+          <w:rFonts w:ascii="Cambria" w:cs="Cambria" w:eastAsia="Cambria" w:hAnsi="Cambria"/>
+          <w:color w:val="2B2B33"/>
+          <w:sz w:val="17"/>
+          <w:szCs w:val="17"/>
+        </w:rPr>
+        <w:t xml:space="preserve"> comigo um denário?"): ele cumpre o contrato à risca. O denário era uma moeda romana de prata, correspondente ao salário usual de um dia de trabalho braçal.</w:t>
+      </w:r>
+    </w:p>
+  </w:footnote>
+  <w:footnote w:id="16">
+    <w:p>
+      <w:pPr>
+        <w:spacing w:after="40" w:line="240" w:lineRule="auto"/>
+        <w:jc w:val="both"/>
+      </w:pPr>
+      <w:r>
+        <w:rPr>
+          <w:rStyle w:val="FootnoteReference"/>
+        </w:rPr>
+        <w:footnoteRef/>
+      </w:r>
+      <w:r>
+        <w:rPr>
+          <w:sz w:val="17"/>
+          <w:szCs w:val="17"/>
+        </w:rPr>
+        <w:t xml:space="preserve"> </w:t>
+      </w:r>
+      <w:r>
+        <w:rPr>
+          <w:rFonts w:ascii="Cambria" w:cs="Cambria" w:eastAsia="Cambria" w:hAnsi="Cambria"/>
+          <w:b/>
+          <w:bCs/>
+          <w:color w:val="2B2B33"/>
+          <w:sz w:val="17"/>
+          <w:szCs w:val="17"/>
+        </w:rPr>
+        <w:t xml:space="preserve">Grego.</w:t>
+      </w:r>
+      <w:r>
+        <w:rPr>
+          <w:rFonts w:ascii="Cambria" w:cs="Cambria" w:eastAsia="Cambria" w:hAnsi="Cambria"/>
+          <w:color w:val="2B2B33"/>
+          <w:sz w:val="17"/>
+          <w:szCs w:val="17"/>
+        </w:rPr>
+        <w:t xml:space="preserve"> </w:t>
+      </w:r>
+      <w:r>
+        <w:rPr>
+          <w:rFonts w:ascii="Cambria" w:cs="Cambria" w:eastAsia="Cambria" w:hAnsi="Cambria"/>
+          <w:i/>
+          <w:iCs/>
+          <w:color w:val="2B2B33"/>
+          <w:sz w:val="17"/>
+          <w:szCs w:val="17"/>
+        </w:rPr>
+        <w:t xml:space="preserve">ho ean ē dikaion</w:t>
+      </w:r>
+      <w:r>
+        <w:rPr>
+          <w:rFonts w:ascii="Cambria" w:cs="Cambria" w:eastAsia="Cambria" w:hAnsi="Cambria"/>
+          <w:color w:val="2B2B33"/>
+          <w:sz w:val="17"/>
+          <w:szCs w:val="17"/>
+        </w:rPr>
+        <w:t xml:space="preserve"> (ὃ ἐὰν ᾖ δίκαιον), "o que for justo". Quem define o justo é o dono, e a palavra volta no v. 13: </w:t>
+      </w:r>
+      <w:r>
+        <w:rPr>
+          <w:rFonts w:ascii="Cambria" w:cs="Cambria" w:eastAsia="Cambria" w:hAnsi="Cambria"/>
+          <w:i/>
+          <w:iCs/>
+          <w:color w:val="2B2B33"/>
+          <w:sz w:val="17"/>
+          <w:szCs w:val="17"/>
+        </w:rPr>
+        <w:t xml:space="preserve">ouk adikō se</w:t>
+      </w:r>
+      <w:r>
+        <w:rPr>
+          <w:rFonts w:ascii="Cambria" w:cs="Cambria" w:eastAsia="Cambria" w:hAnsi="Cambria"/>
+          <w:color w:val="2B2B33"/>
+          <w:sz w:val="17"/>
+          <w:szCs w:val="17"/>
+        </w:rPr>
+        <w:t xml:space="preserve"> (οὐκ ἀδικῶ σε), "não te faço injustiça".</w:t>
+      </w:r>
+    </w:p>
+  </w:footnote>
+  <w:footnote w:id="17">
+    <w:p>
+      <w:pPr>
+        <w:spacing w:after="40" w:line="240" w:lineRule="auto"/>
+        <w:jc w:val="both"/>
+      </w:pPr>
+      <w:r>
+        <w:rPr>
+          <w:rStyle w:val="FootnoteReference"/>
+        </w:rPr>
+        <w:footnoteRef/>
+      </w:r>
+      <w:r>
+        <w:rPr>
+          <w:sz w:val="17"/>
+          <w:szCs w:val="17"/>
+        </w:rPr>
+        <w:t xml:space="preserve"> </w:t>
+      </w:r>
+      <w:r>
+        <w:rPr>
+          <w:rFonts w:ascii="Cambria" w:cs="Cambria" w:eastAsia="Cambria" w:hAnsi="Cambria"/>
+          <w:b/>
+          <w:bCs/>
+          <w:color w:val="2B2B33"/>
+          <w:sz w:val="17"/>
+          <w:szCs w:val="17"/>
+        </w:rPr>
+        <w:t xml:space="preserve">Grego.</w:t>
+      </w:r>
+      <w:r>
+        <w:rPr>
+          <w:rFonts w:ascii="Cambria" w:cs="Cambria" w:eastAsia="Cambria" w:hAnsi="Cambria"/>
+          <w:color w:val="2B2B33"/>
+          <w:sz w:val="17"/>
+          <w:szCs w:val="17"/>
+        </w:rPr>
+        <w:t xml:space="preserve"> No v. 3 o dono "viu" (</w:t>
+      </w:r>
+      <w:r>
+        <w:rPr>
+          <w:rFonts w:ascii="Cambria" w:cs="Cambria" w:eastAsia="Cambria" w:hAnsi="Cambria"/>
+          <w:i/>
+          <w:iCs/>
+          <w:color w:val="2B2B33"/>
+          <w:sz w:val="17"/>
+          <w:szCs w:val="17"/>
+        </w:rPr>
+        <w:t xml:space="preserve">eiden</w:t>
+      </w:r>
+      <w:r>
+        <w:rPr>
+          <w:rFonts w:ascii="Cambria" w:cs="Cambria" w:eastAsia="Cambria" w:hAnsi="Cambria"/>
+          <w:color w:val="2B2B33"/>
+          <w:sz w:val="17"/>
+          <w:szCs w:val="17"/>
+        </w:rPr>
+        <w:t xml:space="preserve">, εἶδεν); no v. 6 ele "encontrou" (</w:t>
+      </w:r>
+      <w:r>
+        <w:rPr>
+          <w:rFonts w:ascii="Cambria" w:cs="Cambria" w:eastAsia="Cambria" w:hAnsi="Cambria"/>
+          <w:i/>
+          <w:iCs/>
+          <w:color w:val="2B2B33"/>
+          <w:sz w:val="17"/>
+          <w:szCs w:val="17"/>
+        </w:rPr>
+        <w:t xml:space="preserve">heuren</w:t>
+      </w:r>
+      <w:r>
+        <w:rPr>
+          <w:rFonts w:ascii="Cambria" w:cs="Cambria" w:eastAsia="Cambria" w:hAnsi="Cambria"/>
+          <w:color w:val="2B2B33"/>
+          <w:sz w:val="17"/>
+          <w:szCs w:val="17"/>
+        </w:rPr>
+        <w:t xml:space="preserve">, εὗρεν), verbo de quem procura. John Nolland observa ainda que, nos vv. 6-8, Mateus passa a usar o presente histórico ("diz", "dizem"), o que põe a contratação da undécima hora no centro enfático da narrativa. </w:t>
+      </w:r>
+      <w:r>
+        <w:rPr>
+          <w:rFonts w:ascii="Cambria" w:cs="Cambria" w:eastAsia="Cambria" w:hAnsi="Cambria"/>
+          <w:b/>
+          <w:bCs/>
+          <w:color w:val="2B2B33"/>
+          <w:sz w:val="17"/>
+          <w:szCs w:val="17"/>
+        </w:rPr>
+        <w:t xml:space="preserve">Fonte:</w:t>
+      </w:r>
+      <w:r>
+        <w:rPr>
+          <w:rFonts w:ascii="Cambria" w:cs="Cambria" w:eastAsia="Cambria" w:hAnsi="Cambria"/>
+          <w:color w:val="2B2B33"/>
+          <w:sz w:val="17"/>
+          <w:szCs w:val="17"/>
+        </w:rPr>
+        <w:t xml:space="preserve"> J. Nolland, </w:t>
+      </w:r>
+      <w:r>
+        <w:rPr>
+          <w:rFonts w:ascii="Cambria" w:cs="Cambria" w:eastAsia="Cambria" w:hAnsi="Cambria"/>
+          <w:i/>
+          <w:iCs/>
+          <w:color w:val="2B2B33"/>
+          <w:sz w:val="17"/>
+          <w:szCs w:val="17"/>
+        </w:rPr>
+        <w:t xml:space="preserve">The Gospel of Matthew</w:t>
+      </w:r>
+      <w:r>
+        <w:rPr>
+          <w:rFonts w:ascii="Cambria" w:cs="Cambria" w:eastAsia="Cambria" w:hAnsi="Cambria"/>
+          <w:color w:val="2B2B33"/>
+          <w:sz w:val="17"/>
+          <w:szCs w:val="17"/>
+        </w:rPr>
+        <w:t xml:space="preserve"> (NIGTC), sobre 20.6-8.</w:t>
+      </w:r>
+    </w:p>
+  </w:footnote>
+  <w:footnote w:id="18">
+    <w:p>
+      <w:pPr>
+        <w:spacing w:after="40" w:line="240" w:lineRule="auto"/>
+        <w:jc w:val="both"/>
+      </w:pPr>
+      <w:r>
+        <w:rPr>
+          <w:rStyle w:val="FootnoteReference"/>
+        </w:rPr>
+        <w:footnoteRef/>
+      </w:r>
+      <w:r>
+        <w:rPr>
+          <w:sz w:val="17"/>
+          <w:szCs w:val="17"/>
+        </w:rPr>
+        <w:t xml:space="preserve"> </w:t>
+      </w:r>
+      <w:r>
+        <w:rPr>
+          <w:rFonts w:ascii="Cambria" w:cs="Cambria" w:eastAsia="Cambria" w:hAnsi="Cambria"/>
+          <w:b/>
+          <w:bCs/>
+          <w:color w:val="2B2B33"/>
+          <w:sz w:val="17"/>
+          <w:szCs w:val="17"/>
+        </w:rPr>
+        <w:t xml:space="preserve">Grego.</w:t>
+      </w:r>
+      <w:r>
+        <w:rPr>
+          <w:rFonts w:ascii="Cambria" w:cs="Cambria" w:eastAsia="Cambria" w:hAnsi="Cambria"/>
+          <w:color w:val="2B2B33"/>
+          <w:sz w:val="17"/>
+          <w:szCs w:val="17"/>
+        </w:rPr>
+        <w:t xml:space="preserve"> </w:t>
+      </w:r>
+      <w:r>
+        <w:rPr>
+          <w:rFonts w:ascii="Cambria" w:cs="Cambria" w:eastAsia="Cambria" w:hAnsi="Cambria"/>
+          <w:i/>
+          <w:iCs/>
+          <w:color w:val="2B2B33"/>
+          <w:sz w:val="17"/>
+          <w:szCs w:val="17"/>
+        </w:rPr>
+        <w:t xml:space="preserve">argoi</w:t>
+      </w:r>
+      <w:r>
+        <w:rPr>
+          <w:rFonts w:ascii="Cambria" w:cs="Cambria" w:eastAsia="Cambria" w:hAnsi="Cambria"/>
+          <w:color w:val="2B2B33"/>
+          <w:sz w:val="17"/>
+          <w:szCs w:val="17"/>
+        </w:rPr>
+        <w:t xml:space="preserve"> (ἀργοί), de </w:t>
+      </w:r>
+      <w:r>
+        <w:rPr>
+          <w:rFonts w:ascii="Cambria" w:cs="Cambria" w:eastAsia="Cambria" w:hAnsi="Cambria"/>
+          <w:i/>
+          <w:iCs/>
+          <w:color w:val="2B2B33"/>
+          <w:sz w:val="17"/>
+          <w:szCs w:val="17"/>
+        </w:rPr>
+        <w:t xml:space="preserve">a-</w:t>
+      </w:r>
+      <w:r>
+        <w:rPr>
+          <w:rFonts w:ascii="Cambria" w:cs="Cambria" w:eastAsia="Cambria" w:hAnsi="Cambria"/>
+          <w:color w:val="2B2B33"/>
+          <w:sz w:val="17"/>
+          <w:szCs w:val="17"/>
+        </w:rPr>
+        <w:t xml:space="preserve"> + </w:t>
+      </w:r>
+      <w:r>
+        <w:rPr>
+          <w:rFonts w:ascii="Cambria" w:cs="Cambria" w:eastAsia="Cambria" w:hAnsi="Cambria"/>
+          <w:i/>
+          <w:iCs/>
+          <w:color w:val="2B2B33"/>
+          <w:sz w:val="17"/>
+          <w:szCs w:val="17"/>
+        </w:rPr>
+        <w:t xml:space="preserve">ergon</w:t>
+      </w:r>
+      <w:r>
+        <w:rPr>
+          <w:rFonts w:ascii="Cambria" w:cs="Cambria" w:eastAsia="Cambria" w:hAnsi="Cambria"/>
+          <w:color w:val="2B2B33"/>
+          <w:sz w:val="17"/>
+          <w:szCs w:val="17"/>
+        </w:rPr>
+        <w:t xml:space="preserve"> ("sem trabalho"): ociosos, desocupados. Aqui descreve a condição, não o caráter: "ninguém nos contratou" (v. 7). R. T. France: são vítimas, não culpados. </w:t>
+      </w:r>
+      <w:r>
+        <w:rPr>
+          <w:rFonts w:ascii="Cambria" w:cs="Cambria" w:eastAsia="Cambria" w:hAnsi="Cambria"/>
+          <w:b/>
+          <w:bCs/>
+          <w:color w:val="2B2B33"/>
+          <w:sz w:val="17"/>
+          <w:szCs w:val="17"/>
+        </w:rPr>
+        <w:t xml:space="preserve">Fonte:</w:t>
+      </w:r>
+      <w:r>
+        <w:rPr>
+          <w:rFonts w:ascii="Cambria" w:cs="Cambria" w:eastAsia="Cambria" w:hAnsi="Cambria"/>
+          <w:color w:val="2B2B33"/>
+          <w:sz w:val="17"/>
+          <w:szCs w:val="17"/>
+        </w:rPr>
+        <w:t xml:space="preserve"> leitura comum a Blomberg, France, Boice, MacArthur, Kistemaker e Nolland.</w:t>
+      </w:r>
+    </w:p>
+  </w:footnote>
+  <w:footnote w:id="19">
+    <w:p>
+      <w:pPr>
+        <w:spacing w:after="40" w:line="240" w:lineRule="auto"/>
+        <w:jc w:val="both"/>
+      </w:pPr>
+      <w:r>
+        <w:rPr>
+          <w:rStyle w:val="FootnoteReference"/>
+        </w:rPr>
+        <w:footnoteRef/>
+      </w:r>
+      <w:r>
+        <w:rPr>
+          <w:sz w:val="17"/>
+          <w:szCs w:val="17"/>
+        </w:rPr>
+        <w:t xml:space="preserve"> </w:t>
+      </w:r>
+      <w:r>
+        <w:rPr>
+          <w:rFonts w:ascii="Cambria" w:cs="Cambria" w:eastAsia="Cambria" w:hAnsi="Cambria"/>
+          <w:b/>
+          <w:bCs/>
+          <w:color w:val="2B2B33"/>
+          <w:sz w:val="17"/>
+          <w:szCs w:val="17"/>
+        </w:rPr>
+        <w:t xml:space="preserve">Aprofundamento.</w:t>
+      </w:r>
+      <w:r>
+        <w:rPr>
+          <w:rFonts w:ascii="Cambria" w:cs="Cambria" w:eastAsia="Cambria" w:hAnsi="Cambria"/>
+          <w:color w:val="2B2B33"/>
+          <w:sz w:val="17"/>
+          <w:szCs w:val="17"/>
+        </w:rPr>
+        <w:t xml:space="preserve"> Por que o dono contrata tantas vezes? Osborne e Morris pensam na urgência da colheita; Carson, France e Nolland observam que o texto não menciona urgência nenhuma e que a ênfase está na necessidade dos trabalhadores. Como pano de fundo, Josefo (</w:t>
+      </w:r>
+      <w:r>
+        <w:rPr>
+          <w:rFonts w:ascii="Cambria" w:cs="Cambria" w:eastAsia="Cambria" w:hAnsi="Cambria"/>
+          <w:i/>
+          <w:iCs/>
+          <w:color w:val="2B2B33"/>
+          <w:sz w:val="17"/>
+          <w:szCs w:val="17"/>
+        </w:rPr>
+        <w:t xml:space="preserve">Antiguidades</w:t>
+      </w:r>
+      <w:r>
+        <w:rPr>
+          <w:rFonts w:ascii="Cambria" w:cs="Cambria" w:eastAsia="Cambria" w:hAnsi="Cambria"/>
+          <w:color w:val="2B2B33"/>
+          <w:sz w:val="17"/>
+          <w:szCs w:val="17"/>
+        </w:rPr>
+        <w:t xml:space="preserve"> 20.219-220) registra que, nas obras do templo, quem trabalhava mesmo uma hora do dia recebia logo o pagamento, e que, ao fim das obras, cerca de dezoito mil trabalhadores ficaram sem ocupação. O gesto do dono era generoso, mas não impensável. </w:t>
+      </w:r>
+      <w:r>
+        <w:rPr>
+          <w:rFonts w:ascii="Cambria" w:cs="Cambria" w:eastAsia="Cambria" w:hAnsi="Cambria"/>
+          <w:b/>
+          <w:bCs/>
+          <w:color w:val="2B2B33"/>
+          <w:sz w:val="17"/>
+          <w:szCs w:val="17"/>
+        </w:rPr>
+        <w:t xml:space="preserve">Fonte:</w:t>
+      </w:r>
+      <w:r>
+        <w:rPr>
+          <w:rFonts w:ascii="Cambria" w:cs="Cambria" w:eastAsia="Cambria" w:hAnsi="Cambria"/>
+          <w:color w:val="2B2B33"/>
+          <w:sz w:val="17"/>
+          <w:szCs w:val="17"/>
+        </w:rPr>
+        <w:t xml:space="preserve"> citado por Kistemaker, Snodgrass e France.</w:t>
+      </w:r>
+    </w:p>
+  </w:footnote>
+  <w:footnote w:id="20">
+    <w:p>
+      <w:pPr>
+        <w:spacing w:after="40" w:line="240" w:lineRule="auto"/>
+        <w:jc w:val="both"/>
+      </w:pPr>
+      <w:r>
+        <w:rPr>
+          <w:rStyle w:val="FootnoteReference"/>
+        </w:rPr>
+        <w:footnoteRef/>
+      </w:r>
+      <w:r>
+        <w:rPr>
+          <w:sz w:val="17"/>
+          <w:szCs w:val="17"/>
+        </w:rPr>
+        <w:t xml:space="preserve"> </w:t>
+      </w:r>
+      <w:r>
+        <w:rPr>
+          <w:rFonts w:ascii="Cambria" w:cs="Cambria" w:eastAsia="Cambria" w:hAnsi="Cambria"/>
+          <w:b/>
+          <w:bCs/>
+          <w:color w:val="2B2B33"/>
+          <w:sz w:val="17"/>
+          <w:szCs w:val="17"/>
+        </w:rPr>
+        <w:t xml:space="preserve">Fonte.</w:t>
+      </w:r>
+      <w:r>
+        <w:rPr>
+          <w:rFonts w:ascii="Cambria" w:cs="Cambria" w:eastAsia="Cambria" w:hAnsi="Cambria"/>
+          <w:color w:val="2B2B33"/>
+          <w:sz w:val="17"/>
+          <w:szCs w:val="17"/>
+        </w:rPr>
+        <w:t xml:space="preserve"> R. T. France, </w:t>
+      </w:r>
+      <w:r>
+        <w:rPr>
+          <w:rFonts w:ascii="Cambria" w:cs="Cambria" w:eastAsia="Cambria" w:hAnsi="Cambria"/>
+          <w:i/>
+          <w:iCs/>
+          <w:color w:val="2B2B33"/>
+          <w:sz w:val="17"/>
+          <w:szCs w:val="17"/>
+        </w:rPr>
+        <w:t xml:space="preserve">The Gospel of Matthew</w:t>
+      </w:r>
+      <w:r>
+        <w:rPr>
+          <w:rFonts w:ascii="Cambria" w:cs="Cambria" w:eastAsia="Cambria" w:hAnsi="Cambria"/>
+          <w:color w:val="2B2B33"/>
+          <w:sz w:val="17"/>
+          <w:szCs w:val="17"/>
+        </w:rPr>
+        <w:t xml:space="preserve"> (NICNT; Grand Rapids: Eerdmans, 2007), p. 749: "Commercially, the man is a fool. And God is as uncalculating as that" (tradução livre).</w:t>
+      </w:r>
+    </w:p>
+  </w:footnote>
+  <w:footnote w:id="21">
+    <w:p>
+      <w:pPr>
+        <w:spacing w:after="40" w:line="240" w:lineRule="auto"/>
+        <w:jc w:val="both"/>
+      </w:pPr>
+      <w:r>
+        <w:rPr>
+          <w:rStyle w:val="FootnoteReference"/>
+        </w:rPr>
+        <w:footnoteRef/>
+      </w:r>
+      <w:r>
+        <w:rPr>
+          <w:sz w:val="17"/>
+          <w:szCs w:val="17"/>
+        </w:rPr>
+        <w:t xml:space="preserve"> </w:t>
+      </w:r>
+      <w:r>
+        <w:rPr>
+          <w:rFonts w:ascii="Cambria" w:cs="Cambria" w:eastAsia="Cambria" w:hAnsi="Cambria"/>
+          <w:b/>
+          <w:bCs/>
+          <w:color w:val="2B2B33"/>
+          <w:sz w:val="17"/>
+          <w:szCs w:val="17"/>
+        </w:rPr>
+        <w:t xml:space="preserve">Aprofundamento.</w:t>
+      </w:r>
+      <w:r>
+        <w:rPr>
+          <w:rFonts w:ascii="Cambria" w:cs="Cambria" w:eastAsia="Cambria" w:hAnsi="Cambria"/>
+          <w:color w:val="2B2B33"/>
+          <w:sz w:val="17"/>
+          <w:szCs w:val="17"/>
+        </w:rPr>
+        <w:t xml:space="preserve"> Daniel Doriani fala em recompensas "intrínsecas": a própria obra no Reino é parte do prêmio. C. S. Lewis faz distinção parecida em "O Peso da Glória" (1941): há recompensas mercenárias, que não têm ligação natural com a atividade, e recompensas próprias, que são a própria atividade em sua consumação, como o casamento é a recompensa própria de quem ama. </w:t>
+      </w:r>
+      <w:r>
+        <w:rPr>
+          <w:rFonts w:ascii="Cambria" w:cs="Cambria" w:eastAsia="Cambria" w:hAnsi="Cambria"/>
+          <w:b/>
+          <w:bCs/>
+          <w:color w:val="2B2B33"/>
+          <w:sz w:val="17"/>
+          <w:szCs w:val="17"/>
+        </w:rPr>
+        <w:t xml:space="preserve">Fonte:</w:t>
+      </w:r>
+      <w:r>
+        <w:rPr>
+          <w:rFonts w:ascii="Cambria" w:cs="Cambria" w:eastAsia="Cambria" w:hAnsi="Cambria"/>
+          <w:color w:val="2B2B33"/>
+          <w:sz w:val="17"/>
+          <w:szCs w:val="17"/>
+        </w:rPr>
+        <w:t xml:space="preserve"> D. M. Doriani, </w:t>
+      </w:r>
+      <w:r>
+        <w:rPr>
+          <w:rFonts w:ascii="Cambria" w:cs="Cambria" w:eastAsia="Cambria" w:hAnsi="Cambria"/>
+          <w:i/>
+          <w:iCs/>
+          <w:color w:val="2B2B33"/>
+          <w:sz w:val="17"/>
+          <w:szCs w:val="17"/>
+        </w:rPr>
+        <w:t xml:space="preserve">Matthew</w:t>
+      </w:r>
+      <w:r>
+        <w:rPr>
+          <w:rFonts w:ascii="Cambria" w:cs="Cambria" w:eastAsia="Cambria" w:hAnsi="Cambria"/>
+          <w:color w:val="2B2B33"/>
+          <w:sz w:val="17"/>
+          <w:szCs w:val="17"/>
+        </w:rPr>
+        <w:t xml:space="preserve"> (REC; Phillipsburg: P&amp;R, 2008), cap. 71; C. S. Lewis, </w:t>
+      </w:r>
+      <w:r>
+        <w:rPr>
+          <w:rFonts w:ascii="Cambria" w:cs="Cambria" w:eastAsia="Cambria" w:hAnsi="Cambria"/>
+          <w:i/>
+          <w:iCs/>
+          <w:color w:val="2B2B33"/>
+          <w:sz w:val="17"/>
+          <w:szCs w:val="17"/>
+        </w:rPr>
+        <w:t xml:space="preserve">O Peso da Glória</w:t>
+      </w:r>
+      <w:r>
+        <w:rPr>
+          <w:rFonts w:ascii="Cambria" w:cs="Cambria" w:eastAsia="Cambria" w:hAnsi="Cambria"/>
+          <w:color w:val="2B2B33"/>
+          <w:sz w:val="17"/>
+          <w:szCs w:val="17"/>
+        </w:rPr>
+        <w:t xml:space="preserve">.</w:t>
+      </w:r>
+    </w:p>
+  </w:footnote>
+  <w:footnote w:id="22">
+    <w:p>
+      <w:pPr>
+        <w:spacing w:after="40" w:line="240" w:lineRule="auto"/>
+        <w:jc w:val="both"/>
+      </w:pPr>
+      <w:r>
+        <w:rPr>
+          <w:rStyle w:val="FootnoteReference"/>
+        </w:rPr>
+        <w:footnoteRef/>
+      </w:r>
+      <w:r>
+        <w:rPr>
+          <w:sz w:val="17"/>
+          <w:szCs w:val="17"/>
+        </w:rPr>
+        <w:t xml:space="preserve"> </w:t>
+      </w:r>
+      <w:r>
+        <w:rPr>
+          <w:rFonts w:ascii="Cambria" w:cs="Cambria" w:eastAsia="Cambria" w:hAnsi="Cambria"/>
+          <w:b/>
+          <w:bCs/>
+          <w:color w:val="2B2B33"/>
+          <w:sz w:val="17"/>
+          <w:szCs w:val="17"/>
+        </w:rPr>
+        <w:t xml:space="preserve">Aprofundamento.</w:t>
+      </w:r>
+      <w:r>
+        <w:rPr>
+          <w:rFonts w:ascii="Cambria" w:cs="Cambria" w:eastAsia="Cambria" w:hAnsi="Cambria"/>
+          <w:color w:val="2B2B33"/>
+          <w:sz w:val="17"/>
+          <w:szCs w:val="17"/>
+        </w:rPr>
+        <w:t xml:space="preserve"> A Lei mandava pagar o diarista no mesmo dia, antes do pôr do sol (Lv 19.13; Dt 24.14-15): o dono cumpre a Lei. A ordem invertida é artifício narrativo, para que os primeiros vejam (Carson: "é crucial"; também Osborne, Nolland, Snodgrass e Doriani). Hendriksen lê "ao cair da tarde" como alusão "indiscutível" ao juízo final; Carson acha duvidoso. É ressonância possível pelo contexto (19.28), não a chave do texto. O administrador (</w:t>
+      </w:r>
+      <w:r>
+        <w:rPr>
+          <w:rFonts w:ascii="Cambria" w:cs="Cambria" w:eastAsia="Cambria" w:hAnsi="Cambria"/>
+          <w:i/>
+          <w:iCs/>
+          <w:color w:val="2B2B33"/>
+          <w:sz w:val="17"/>
+          <w:szCs w:val="17"/>
+        </w:rPr>
+        <w:t xml:space="preserve">epitropos</w:t>
+      </w:r>
+      <w:r>
+        <w:rPr>
+          <w:rFonts w:ascii="Cambria" w:cs="Cambria" w:eastAsia="Cambria" w:hAnsi="Cambria"/>
+          <w:color w:val="2B2B33"/>
+          <w:sz w:val="17"/>
+          <w:szCs w:val="17"/>
+        </w:rPr>
+        <w:t xml:space="preserve">) não deve ser alegorizado como Cristo (Snodgrass). </w:t>
+      </w:r>
+      <w:r>
+        <w:rPr>
+          <w:rFonts w:ascii="Cambria" w:cs="Cambria" w:eastAsia="Cambria" w:hAnsi="Cambria"/>
+          <w:b/>
+          <w:bCs/>
+          <w:color w:val="2B2B33"/>
+          <w:sz w:val="17"/>
+          <w:szCs w:val="17"/>
+        </w:rPr>
+        <w:t xml:space="preserve">Fonte:</w:t>
+      </w:r>
+      <w:r>
+        <w:rPr>
+          <w:rFonts w:ascii="Cambria" w:cs="Cambria" w:eastAsia="Cambria" w:hAnsi="Cambria"/>
+          <w:color w:val="2B2B33"/>
+          <w:sz w:val="17"/>
+          <w:szCs w:val="17"/>
+        </w:rPr>
+        <w:t xml:space="preserve"> D. A. Carson, </w:t>
+      </w:r>
+      <w:r>
+        <w:rPr>
+          <w:rFonts w:ascii="Cambria" w:cs="Cambria" w:eastAsia="Cambria" w:hAnsi="Cambria"/>
+          <w:i/>
+          <w:iCs/>
+          <w:color w:val="2B2B33"/>
+          <w:sz w:val="17"/>
+          <w:szCs w:val="17"/>
+        </w:rPr>
+        <w:t xml:space="preserve">O Comentário de Mateus</w:t>
+      </w:r>
+      <w:r>
+        <w:rPr>
+          <w:rFonts w:ascii="Cambria" w:cs="Cambria" w:eastAsia="Cambria" w:hAnsi="Cambria"/>
+          <w:color w:val="2B2B33"/>
+          <w:sz w:val="17"/>
+          <w:szCs w:val="17"/>
+        </w:rPr>
+        <w:t xml:space="preserve">, pp. 498-500; W. Hendriksen, </w:t>
+      </w:r>
+      <w:r>
+        <w:rPr>
+          <w:rFonts w:ascii="Cambria" w:cs="Cambria" w:eastAsia="Cambria" w:hAnsi="Cambria"/>
+          <w:i/>
+          <w:iCs/>
+          <w:color w:val="2B2B33"/>
+          <w:sz w:val="17"/>
+          <w:szCs w:val="17"/>
+        </w:rPr>
+        <w:t xml:space="preserve">Mateus</w:t>
+      </w:r>
+      <w:r>
+        <w:rPr>
+          <w:rFonts w:ascii="Cambria" w:cs="Cambria" w:eastAsia="Cambria" w:hAnsi="Cambria"/>
+          <w:color w:val="2B2B33"/>
+          <w:sz w:val="17"/>
+          <w:szCs w:val="17"/>
+        </w:rPr>
+        <w:t xml:space="preserve">, vol. 2 (São Paulo: Cultura Cristã), pp. 284-288.</w:t>
+      </w:r>
+    </w:p>
+  </w:footnote>
+  <w:footnote w:id="23">
+    <w:p>
+      <w:pPr>
+        <w:spacing w:after="40" w:line="240" w:lineRule="auto"/>
+        <w:jc w:val="both"/>
+      </w:pPr>
+      <w:r>
+        <w:rPr>
+          <w:rStyle w:val="FootnoteReference"/>
+        </w:rPr>
+        <w:footnoteRef/>
+      </w:r>
+      <w:r>
+        <w:rPr>
+          <w:sz w:val="17"/>
+          <w:szCs w:val="17"/>
+        </w:rPr>
+        <w:t xml:space="preserve"> </w:t>
+      </w:r>
+      <w:r>
+        <w:rPr>
+          <w:rFonts w:ascii="Cambria" w:cs="Cambria" w:eastAsia="Cambria" w:hAnsi="Cambria"/>
+          <w:b/>
+          <w:bCs/>
+          <w:color w:val="2B2B33"/>
+          <w:sz w:val="17"/>
+          <w:szCs w:val="17"/>
+        </w:rPr>
+        <w:t xml:space="preserve">Grego.</w:t>
+      </w:r>
+      <w:r>
+        <w:rPr>
+          <w:rFonts w:ascii="Cambria" w:cs="Cambria" w:eastAsia="Cambria" w:hAnsi="Cambria"/>
+          <w:color w:val="2B2B33"/>
+          <w:sz w:val="17"/>
+          <w:szCs w:val="17"/>
+        </w:rPr>
+        <w:t xml:space="preserve"> No v. 8, </w:t>
+      </w:r>
+      <w:r>
+        <w:rPr>
+          <w:rFonts w:ascii="Cambria" w:cs="Cambria" w:eastAsia="Cambria" w:hAnsi="Cambria"/>
+          <w:i/>
+          <w:iCs/>
+          <w:color w:val="2B2B33"/>
+          <w:sz w:val="17"/>
+          <w:szCs w:val="17"/>
+        </w:rPr>
+        <w:t xml:space="preserve">apodos</w:t>
+      </w:r>
+      <w:r>
+        <w:rPr>
+          <w:rFonts w:ascii="Cambria" w:cs="Cambria" w:eastAsia="Cambria" w:hAnsi="Cambria"/>
+          <w:color w:val="2B2B33"/>
+          <w:sz w:val="17"/>
+          <w:szCs w:val="17"/>
+        </w:rPr>
+        <w:t xml:space="preserve"> (ἀπόδος), imperativo de </w:t>
+      </w:r>
+      <w:r>
+        <w:rPr>
+          <w:rFonts w:ascii="Cambria" w:cs="Cambria" w:eastAsia="Cambria" w:hAnsi="Cambria"/>
+          <w:i/>
+          <w:iCs/>
+          <w:color w:val="2B2B33"/>
+          <w:sz w:val="17"/>
+          <w:szCs w:val="17"/>
+        </w:rPr>
+        <w:t xml:space="preserve">apodidōmi</w:t>
+      </w:r>
+      <w:r>
+        <w:rPr>
+          <w:rFonts w:ascii="Cambria" w:cs="Cambria" w:eastAsia="Cambria" w:hAnsi="Cambria"/>
+          <w:color w:val="2B2B33"/>
+          <w:sz w:val="17"/>
+          <w:szCs w:val="17"/>
+        </w:rPr>
+        <w:t xml:space="preserve">: "paga", devolve o que é devido. No v. 14, </w:t>
+      </w:r>
+      <w:r>
+        <w:rPr>
+          <w:rFonts w:ascii="Cambria" w:cs="Cambria" w:eastAsia="Cambria" w:hAnsi="Cambria"/>
+          <w:i/>
+          <w:iCs/>
+          <w:color w:val="2B2B33"/>
+          <w:sz w:val="17"/>
+          <w:szCs w:val="17"/>
+        </w:rPr>
+        <w:t xml:space="preserve">thelō … dounai</w:t>
+      </w:r>
+      <w:r>
+        <w:rPr>
+          <w:rFonts w:ascii="Cambria" w:cs="Cambria" w:eastAsia="Cambria" w:hAnsi="Cambria"/>
+          <w:color w:val="2B2B33"/>
+          <w:sz w:val="17"/>
+          <w:szCs w:val="17"/>
+        </w:rPr>
+        <w:t xml:space="preserve"> (θέλω … δοῦναι): "eu quero dar". O verbo do salário cede lugar ao verbo do presente, e o "eu quero" (</w:t>
+      </w:r>
+      <w:r>
+        <w:rPr>
+          <w:rFonts w:ascii="Cambria" w:cs="Cambria" w:eastAsia="Cambria" w:hAnsi="Cambria"/>
+          <w:i/>
+          <w:iCs/>
+          <w:color w:val="2B2B33"/>
+          <w:sz w:val="17"/>
+          <w:szCs w:val="17"/>
+        </w:rPr>
+        <w:t xml:space="preserve">thelō</w:t>
+      </w:r>
+      <w:r>
+        <w:rPr>
+          <w:rFonts w:ascii="Cambria" w:cs="Cambria" w:eastAsia="Cambria" w:hAnsi="Cambria"/>
+          <w:color w:val="2B2B33"/>
+          <w:sz w:val="17"/>
+          <w:szCs w:val="17"/>
+        </w:rPr>
+        <w:t xml:space="preserve">, vv. 14-15) põe a causa da generosidade na vontade livre do dono. Leon Morris: "Onze doze avos do que os últimos receberam não foi ganho". </w:t>
+      </w:r>
+      <w:r>
+        <w:rPr>
+          <w:rFonts w:ascii="Cambria" w:cs="Cambria" w:eastAsia="Cambria" w:hAnsi="Cambria"/>
+          <w:b/>
+          <w:bCs/>
+          <w:color w:val="2B2B33"/>
+          <w:sz w:val="17"/>
+          <w:szCs w:val="17"/>
+        </w:rPr>
+        <w:t xml:space="preserve">Fonte:</w:t>
+      </w:r>
+      <w:r>
+        <w:rPr>
+          <w:rFonts w:ascii="Cambria" w:cs="Cambria" w:eastAsia="Cambria" w:hAnsi="Cambria"/>
+          <w:color w:val="2B2B33"/>
+          <w:sz w:val="17"/>
+          <w:szCs w:val="17"/>
+        </w:rPr>
+        <w:t xml:space="preserve"> L. Morris, </w:t>
+      </w:r>
+      <w:r>
+        <w:rPr>
+          <w:rFonts w:ascii="Cambria" w:cs="Cambria" w:eastAsia="Cambria" w:hAnsi="Cambria"/>
+          <w:i/>
+          <w:iCs/>
+          <w:color w:val="2B2B33"/>
+          <w:sz w:val="17"/>
+          <w:szCs w:val="17"/>
+        </w:rPr>
+        <w:t xml:space="preserve">The Gospel According to Matthew</w:t>
+      </w:r>
+      <w:r>
+        <w:rPr>
+          <w:rFonts w:ascii="Cambria" w:cs="Cambria" w:eastAsia="Cambria" w:hAnsi="Cambria"/>
+          <w:color w:val="2B2B33"/>
+          <w:sz w:val="17"/>
+          <w:szCs w:val="17"/>
+        </w:rPr>
+        <w:t xml:space="preserve"> (PNTC; Grand Rapids: Eerdmans, 1992), pp. 498-505.</w:t>
+      </w:r>
+    </w:p>
+  </w:footnote>
+  <w:footnote w:id="24">
+    <w:p>
+      <w:pPr>
+        <w:spacing w:after="40" w:line="240" w:lineRule="auto"/>
+        <w:jc w:val="both"/>
+      </w:pPr>
+      <w:r>
+        <w:rPr>
+          <w:rStyle w:val="FootnoteReference"/>
+        </w:rPr>
+        <w:footnoteRef/>
+      </w:r>
+      <w:r>
+        <w:rPr>
+          <w:sz w:val="17"/>
+          <w:szCs w:val="17"/>
+        </w:rPr>
+        <w:t xml:space="preserve"> </w:t>
+      </w:r>
+      <w:r>
+        <w:rPr>
+          <w:rFonts w:ascii="Cambria" w:cs="Cambria" w:eastAsia="Cambria" w:hAnsi="Cambria"/>
+          <w:b/>
+          <w:bCs/>
+          <w:color w:val="2B2B33"/>
+          <w:sz w:val="17"/>
+          <w:szCs w:val="17"/>
+        </w:rPr>
+        <w:t xml:space="preserve">Fonte.</w:t>
+      </w:r>
+      <w:r>
+        <w:rPr>
+          <w:rFonts w:ascii="Cambria" w:cs="Cambria" w:eastAsia="Cambria" w:hAnsi="Cambria"/>
+          <w:color w:val="2B2B33"/>
+          <w:sz w:val="17"/>
+          <w:szCs w:val="17"/>
+        </w:rPr>
+        <w:t xml:space="preserve"> T. W. Manson, </w:t>
+      </w:r>
+      <w:r>
+        <w:rPr>
+          <w:rFonts w:ascii="Cambria" w:cs="Cambria" w:eastAsia="Cambria" w:hAnsi="Cambria"/>
+          <w:i/>
+          <w:iCs/>
+          <w:color w:val="2B2B33"/>
+          <w:sz w:val="17"/>
+          <w:szCs w:val="17"/>
+        </w:rPr>
+        <w:t xml:space="preserve">The Sayings of Jesus</w:t>
+      </w:r>
+      <w:r>
+        <w:rPr>
+          <w:rFonts w:ascii="Cambria" w:cs="Cambria" w:eastAsia="Cambria" w:hAnsi="Cambria"/>
+          <w:color w:val="2B2B33"/>
+          <w:sz w:val="17"/>
+          <w:szCs w:val="17"/>
+        </w:rPr>
+        <w:t xml:space="preserve"> (Londres: SCM, 1949), p. 220 (tradução livre); citado por Simon Kistemaker, </w:t>
+      </w:r>
+      <w:r>
+        <w:rPr>
+          <w:rFonts w:ascii="Cambria" w:cs="Cambria" w:eastAsia="Cambria" w:hAnsi="Cambria"/>
+          <w:i/>
+          <w:iCs/>
+          <w:color w:val="2B2B33"/>
+          <w:sz w:val="17"/>
+          <w:szCs w:val="17"/>
+        </w:rPr>
+        <w:t xml:space="preserve">As Parábolas de Jesus</w:t>
+      </w:r>
+      <w:r>
+        <w:rPr>
+          <w:rFonts w:ascii="Cambria" w:cs="Cambria" w:eastAsia="Cambria" w:hAnsi="Cambria"/>
+          <w:color w:val="2B2B33"/>
+          <w:sz w:val="17"/>
+          <w:szCs w:val="17"/>
+        </w:rPr>
+        <w:t xml:space="preserve">, cap. 13, e por Leon Morris, </w:t>
+      </w:r>
+      <w:r>
+        <w:rPr>
+          <w:rFonts w:ascii="Cambria" w:cs="Cambria" w:eastAsia="Cambria" w:hAnsi="Cambria"/>
+          <w:i/>
+          <w:iCs/>
+          <w:color w:val="2B2B33"/>
+          <w:sz w:val="17"/>
+          <w:szCs w:val="17"/>
+        </w:rPr>
+        <w:t xml:space="preserve">Matthew</w:t>
+      </w:r>
+      <w:r>
+        <w:rPr>
+          <w:rFonts w:ascii="Cambria" w:cs="Cambria" w:eastAsia="Cambria" w:hAnsi="Cambria"/>
+          <w:color w:val="2B2B33"/>
+          <w:sz w:val="17"/>
+          <w:szCs w:val="17"/>
+        </w:rPr>
+        <w:t xml:space="preserve"> (PNTC), p. 505, n. 24. </w:t>
+      </w:r>
+      <w:r>
+        <w:rPr>
+          <w:rFonts w:ascii="Cambria" w:cs="Cambria" w:eastAsia="Cambria" w:hAnsi="Cambria"/>
+          <w:b/>
+          <w:bCs/>
+          <w:color w:val="2B2B33"/>
+          <w:sz w:val="17"/>
+          <w:szCs w:val="17"/>
+        </w:rPr>
+        <w:t xml:space="preserve">Aprofundamento:</w:t>
+      </w:r>
+      <w:r>
+        <w:rPr>
+          <w:rFonts w:ascii="Cambria" w:cs="Cambria" w:eastAsia="Cambria" w:hAnsi="Cambria"/>
+          <w:color w:val="2B2B33"/>
+          <w:sz w:val="17"/>
+          <w:szCs w:val="17"/>
+        </w:rPr>
+        <w:t xml:space="preserve"> na conta rabínica, um denário valia seis </w:t>
+      </w:r>
+      <w:r>
+        <w:rPr>
+          <w:rFonts w:ascii="Cambria" w:cs="Cambria" w:eastAsia="Cambria" w:hAnsi="Cambria"/>
+          <w:i/>
+          <w:iCs/>
+          <w:color w:val="2B2B33"/>
+          <w:sz w:val="17"/>
+          <w:szCs w:val="17"/>
+        </w:rPr>
+        <w:t xml:space="preserve">ma'ot</w:t>
+      </w:r>
+      <w:r>
+        <w:rPr>
+          <w:rFonts w:ascii="Cambria" w:cs="Cambria" w:eastAsia="Cambria" w:hAnsi="Cambria"/>
+          <w:color w:val="2B2B33"/>
+          <w:sz w:val="17"/>
+          <w:szCs w:val="17"/>
+        </w:rPr>
+        <w:t xml:space="preserve">, e cada </w:t>
+      </w:r>
+      <w:r>
+        <w:rPr>
+          <w:rFonts w:ascii="Cambria" w:cs="Cambria" w:eastAsia="Cambria" w:hAnsi="Cambria"/>
+          <w:i/>
+          <w:iCs/>
+          <w:color w:val="2B2B33"/>
+          <w:sz w:val="17"/>
+          <w:szCs w:val="17"/>
+        </w:rPr>
+        <w:t xml:space="preserve">ma'ah</w:t>
+      </w:r>
+      <w:r>
+        <w:rPr>
+          <w:rFonts w:ascii="Cambria" w:cs="Cambria" w:eastAsia="Cambria" w:hAnsi="Cambria"/>
+          <w:color w:val="2B2B33"/>
+          <w:sz w:val="17"/>
+          <w:szCs w:val="17"/>
+        </w:rPr>
+        <w:t xml:space="preserve"> dois pôndios (</w:t>
+      </w:r>
+      <w:r>
+        <w:rPr>
+          <w:rFonts w:ascii="Cambria" w:cs="Cambria" w:eastAsia="Cambria" w:hAnsi="Cambria"/>
+          <w:i/>
+          <w:iCs/>
+          <w:color w:val="2B2B33"/>
+          <w:sz w:val="17"/>
+          <w:szCs w:val="17"/>
+        </w:rPr>
+        <w:t xml:space="preserve">pundion</w:t>
+      </w:r>
+      <w:r>
+        <w:rPr>
+          <w:rFonts w:ascii="Cambria" w:cs="Cambria" w:eastAsia="Cambria" w:hAnsi="Cambria"/>
+          <w:color w:val="2B2B33"/>
+          <w:sz w:val="17"/>
+          <w:szCs w:val="17"/>
+        </w:rPr>
+        <w:t xml:space="preserve">); o pôndio era, portanto, a duodécima parte do denário: o "justo" por uma hora. No mesmo espírito, Kistemaker: "Na graça de Deus não circulam porcentagens".</w:t>
+      </w:r>
+    </w:p>
+  </w:footnote>
+  <w:footnote w:id="25">
+    <w:p>
+      <w:pPr>
+        <w:spacing w:after="40" w:line="240" w:lineRule="auto"/>
+        <w:jc w:val="both"/>
+      </w:pPr>
+      <w:r>
+        <w:rPr>
+          <w:rStyle w:val="FootnoteReference"/>
+        </w:rPr>
+        <w:footnoteRef/>
+      </w:r>
+      <w:r>
+        <w:rPr>
+          <w:sz w:val="17"/>
+          <w:szCs w:val="17"/>
+        </w:rPr>
+        <w:t xml:space="preserve"> </w:t>
+      </w:r>
+      <w:r>
+        <w:rPr>
+          <w:rFonts w:ascii="Cambria" w:cs="Cambria" w:eastAsia="Cambria" w:hAnsi="Cambria"/>
+          <w:b/>
+          <w:bCs/>
+          <w:color w:val="2B2B33"/>
+          <w:sz w:val="17"/>
+          <w:szCs w:val="17"/>
+        </w:rPr>
+        <w:t xml:space="preserve">Aprofundamento.</w:t>
+      </w:r>
+      <w:r>
+        <w:rPr>
+          <w:rFonts w:ascii="Cambria" w:cs="Cambria" w:eastAsia="Cambria" w:hAnsi="Cambria"/>
+          <w:color w:val="2B2B33"/>
+          <w:sz w:val="17"/>
+          <w:szCs w:val="17"/>
+        </w:rPr>
+        <w:t xml:space="preserve"> O Talmude de Jerusalém (</w:t>
+      </w:r>
+      <w:r>
+        <w:rPr>
+          <w:rFonts w:ascii="Cambria" w:cs="Cambria" w:eastAsia="Cambria" w:hAnsi="Cambria"/>
+          <w:i/>
+          <w:iCs/>
+          <w:color w:val="2B2B33"/>
+          <w:sz w:val="17"/>
+          <w:szCs w:val="17"/>
+        </w:rPr>
+        <w:t xml:space="preserve">y. Berakhot</w:t>
+      </w:r>
+      <w:r>
+        <w:rPr>
+          <w:rFonts w:ascii="Cambria" w:cs="Cambria" w:eastAsia="Cambria" w:hAnsi="Cambria"/>
+          <w:color w:val="2B2B33"/>
+          <w:sz w:val="17"/>
+          <w:szCs w:val="17"/>
+        </w:rPr>
+        <w:t xml:space="preserve"> 2.8) traz uma parábola parecida, contada no funeral do rabi Bun bar Hiyya, que morreu jovem: um rei contrata trabalhadores e paga o dia inteiro a um que trabalhou só duas horas, porque "em duas horas ele fez mais do que vocês o dia todo". A estrutura é semelhante, mas a lógica é a do mérito. Na parábola de Jesus, os últimos não fizeram mais: o dono simplesmente é bom. Outra parábola rabínica (</w:t>
+      </w:r>
+      <w:r>
+        <w:rPr>
+          <w:rFonts w:ascii="Cambria" w:cs="Cambria" w:eastAsia="Cambria" w:hAnsi="Cambria"/>
+          <w:i/>
+          <w:iCs/>
+          <w:color w:val="2B2B33"/>
+          <w:sz w:val="17"/>
+          <w:szCs w:val="17"/>
+        </w:rPr>
+        <w:t xml:space="preserve">Sifra</w:t>
+      </w:r>
+      <w:r>
+        <w:rPr>
+          <w:rFonts w:ascii="Cambria" w:cs="Cambria" w:eastAsia="Cambria" w:hAnsi="Cambria"/>
+          <w:color w:val="2B2B33"/>
+          <w:sz w:val="17"/>
+          <w:szCs w:val="17"/>
+        </w:rPr>
+        <w:t xml:space="preserve">, sobre Lv 26.9) dá a Israel mais do que às nações por ter trabalhado mais, o oposto exato. </w:t>
+      </w:r>
+      <w:r>
+        <w:rPr>
+          <w:rFonts w:ascii="Cambria" w:cs="Cambria" w:eastAsia="Cambria" w:hAnsi="Cambria"/>
+          <w:b/>
+          <w:bCs/>
+          <w:color w:val="2B2B33"/>
+          <w:sz w:val="17"/>
+          <w:szCs w:val="17"/>
+        </w:rPr>
+        <w:t xml:space="preserve">Fonte:</w:t>
+      </w:r>
+      <w:r>
+        <w:rPr>
+          <w:rFonts w:ascii="Cambria" w:cs="Cambria" w:eastAsia="Cambria" w:hAnsi="Cambria"/>
+          <w:color w:val="2B2B33"/>
+          <w:sz w:val="17"/>
+          <w:szCs w:val="17"/>
+        </w:rPr>
+        <w:t xml:space="preserve"> citadas por France, Morris, Carson, Snodgrass e Turner.</w:t>
+      </w:r>
+    </w:p>
+  </w:footnote>
+  <w:footnote w:id="26">
+    <w:p>
+      <w:pPr>
+        <w:spacing w:after="40" w:line="240" w:lineRule="auto"/>
+        <w:jc w:val="both"/>
+      </w:pPr>
+      <w:r>
+        <w:rPr>
+          <w:rStyle w:val="FootnoteReference"/>
+        </w:rPr>
+        <w:footnoteRef/>
+      </w:r>
+      <w:r>
+        <w:rPr>
+          <w:sz w:val="17"/>
+          <w:szCs w:val="17"/>
+        </w:rPr>
+        <w:t xml:space="preserve"> </w:t>
+      </w:r>
+      <w:r>
+        <w:rPr>
+          <w:rFonts w:ascii="Cambria" w:cs="Cambria" w:eastAsia="Cambria" w:hAnsi="Cambria"/>
+          <w:b/>
+          <w:bCs/>
+          <w:color w:val="2B2B33"/>
+          <w:sz w:val="17"/>
+          <w:szCs w:val="17"/>
+        </w:rPr>
+        <w:t xml:space="preserve">Grego.</w:t>
+      </w:r>
+      <w:r>
+        <w:rPr>
+          <w:rFonts w:ascii="Cambria" w:cs="Cambria" w:eastAsia="Cambria" w:hAnsi="Cambria"/>
+          <w:color w:val="2B2B33"/>
+          <w:sz w:val="17"/>
+          <w:szCs w:val="17"/>
+        </w:rPr>
+        <w:t xml:space="preserve"> </w:t>
+      </w:r>
+      <w:r>
+        <w:rPr>
+          <w:rFonts w:ascii="Cambria" w:cs="Cambria" w:eastAsia="Cambria" w:hAnsi="Cambria"/>
+          <w:i/>
+          <w:iCs/>
+          <w:color w:val="2B2B33"/>
+          <w:sz w:val="17"/>
+          <w:szCs w:val="17"/>
+        </w:rPr>
+        <w:t xml:space="preserve">enomisan</w:t>
+      </w:r>
+      <w:r>
+        <w:rPr>
+          <w:rFonts w:ascii="Cambria" w:cs="Cambria" w:eastAsia="Cambria" w:hAnsi="Cambria"/>
+          <w:color w:val="2B2B33"/>
+          <w:sz w:val="17"/>
+          <w:szCs w:val="17"/>
+        </w:rPr>
+        <w:t xml:space="preserve"> (ἐνόμισαν), de </w:t>
+      </w:r>
+      <w:r>
+        <w:rPr>
+          <w:rFonts w:ascii="Cambria" w:cs="Cambria" w:eastAsia="Cambria" w:hAnsi="Cambria"/>
+          <w:i/>
+          <w:iCs/>
+          <w:color w:val="2B2B33"/>
+          <w:sz w:val="17"/>
+          <w:szCs w:val="17"/>
+        </w:rPr>
+        <w:t xml:space="preserve">nomizō</w:t>
+      </w:r>
+      <w:r>
+        <w:rPr>
+          <w:rFonts w:ascii="Cambria" w:cs="Cambria" w:eastAsia="Cambria" w:hAnsi="Cambria"/>
+          <w:color w:val="2B2B33"/>
+          <w:sz w:val="17"/>
+          <w:szCs w:val="17"/>
+        </w:rPr>
+        <w:t xml:space="preserve">: "supuseram, presumiram". A expectativa vira direito. Para Snodgrass, a chave da parábola está aqui: é o cálculo da recompensa que ela quebra. </w:t>
+      </w:r>
+      <w:r>
+        <w:rPr>
+          <w:rFonts w:ascii="Cambria" w:cs="Cambria" w:eastAsia="Cambria" w:hAnsi="Cambria"/>
+          <w:b/>
+          <w:bCs/>
+          <w:color w:val="2B2B33"/>
+          <w:sz w:val="17"/>
+          <w:szCs w:val="17"/>
+        </w:rPr>
+        <w:t xml:space="preserve">Fonte:</w:t>
+      </w:r>
+      <w:r>
+        <w:rPr>
+          <w:rFonts w:ascii="Cambria" w:cs="Cambria" w:eastAsia="Cambria" w:hAnsi="Cambria"/>
+          <w:color w:val="2B2B33"/>
+          <w:sz w:val="17"/>
+          <w:szCs w:val="17"/>
+        </w:rPr>
+        <w:t xml:space="preserve"> K. Snodgrass, </w:t>
+      </w:r>
+      <w:r>
+        <w:rPr>
+          <w:rFonts w:ascii="Cambria" w:cs="Cambria" w:eastAsia="Cambria" w:hAnsi="Cambria"/>
+          <w:i/>
+          <w:iCs/>
+          <w:color w:val="2B2B33"/>
+          <w:sz w:val="17"/>
+          <w:szCs w:val="17"/>
+        </w:rPr>
+        <w:t xml:space="preserve">Compreendendo Todas as Parábolas de Jesus</w:t>
+      </w:r>
+      <w:r>
+        <w:rPr>
+          <w:rFonts w:ascii="Cambria" w:cs="Cambria" w:eastAsia="Cambria" w:hAnsi="Cambria"/>
+          <w:color w:val="2B2B33"/>
+          <w:sz w:val="17"/>
+          <w:szCs w:val="17"/>
+        </w:rPr>
+        <w:t xml:space="preserve">, pp. 510-534.</w:t>
+      </w:r>
+    </w:p>
+  </w:footnote>
+  <w:footnote w:id="27">
+    <w:p>
+      <w:pPr>
+        <w:spacing w:after="40" w:line="240" w:lineRule="auto"/>
+        <w:jc w:val="both"/>
+      </w:pPr>
+      <w:r>
+        <w:rPr>
+          <w:rStyle w:val="FootnoteReference"/>
+        </w:rPr>
+        <w:footnoteRef/>
+      </w:r>
+      <w:r>
+        <w:rPr>
+          <w:sz w:val="17"/>
+          <w:szCs w:val="17"/>
+        </w:rPr>
+        <w:t xml:space="preserve"> </w:t>
+      </w:r>
+      <w:r>
+        <w:rPr>
+          <w:rFonts w:ascii="Cambria" w:cs="Cambria" w:eastAsia="Cambria" w:hAnsi="Cambria"/>
+          <w:b/>
+          <w:bCs/>
+          <w:color w:val="2B2B33"/>
+          <w:sz w:val="17"/>
+          <w:szCs w:val="17"/>
+        </w:rPr>
+        <w:t xml:space="preserve">Aprofundamento.</w:t>
+      </w:r>
+      <w:r>
+        <w:rPr>
+          <w:rFonts w:ascii="Cambria" w:cs="Cambria" w:eastAsia="Cambria" w:hAnsi="Cambria"/>
+          <w:color w:val="2B2B33"/>
+          <w:sz w:val="17"/>
+          <w:szCs w:val="17"/>
+        </w:rPr>
+        <w:t xml:space="preserve"> A parábola não decide se haverá graus de galardão. Craig Blomberg a usa para negá-los; Grant Osborne discorda, lembrando que "julgados segundo as obras" aparece cerca de 24 vezes na Escritura; D. A. Carson resume: "o ponto não é que todos receberão a mesma recompensa, mas que a recompensa depende da graça soberana de Deus" (cf. 20.23). Mateus afirma recompensas diferenciadas em outros lugares (16.27; 25.14-30). O alvo aqui é a atitude de reivindicação e comparação, não a escala do prêmio. </w:t>
+      </w:r>
+      <w:r>
+        <w:rPr>
+          <w:rFonts w:ascii="Cambria" w:cs="Cambria" w:eastAsia="Cambria" w:hAnsi="Cambria"/>
+          <w:b/>
+          <w:bCs/>
+          <w:color w:val="2B2B33"/>
+          <w:sz w:val="17"/>
+          <w:szCs w:val="17"/>
+        </w:rPr>
+        <w:t xml:space="preserve">Fonte:</w:t>
+      </w:r>
+      <w:r>
+        <w:rPr>
+          <w:rFonts w:ascii="Cambria" w:cs="Cambria" w:eastAsia="Cambria" w:hAnsi="Cambria"/>
+          <w:color w:val="2B2B33"/>
+          <w:sz w:val="17"/>
+          <w:szCs w:val="17"/>
+        </w:rPr>
+        <w:t xml:space="preserve"> C. L. Blomberg, </w:t>
+      </w:r>
+      <w:r>
+        <w:rPr>
+          <w:rFonts w:ascii="Cambria" w:cs="Cambria" w:eastAsia="Cambria" w:hAnsi="Cambria"/>
+          <w:i/>
+          <w:iCs/>
+          <w:color w:val="2B2B33"/>
+          <w:sz w:val="17"/>
+          <w:szCs w:val="17"/>
+        </w:rPr>
+        <w:t xml:space="preserve">Matthew</w:t>
+      </w:r>
+      <w:r>
+        <w:rPr>
+          <w:rFonts w:ascii="Cambria" w:cs="Cambria" w:eastAsia="Cambria" w:hAnsi="Cambria"/>
+          <w:color w:val="2B2B33"/>
+          <w:sz w:val="17"/>
+          <w:szCs w:val="17"/>
+        </w:rPr>
+        <w:t xml:space="preserve"> (NAC 22; Nashville: Broadman, 1992), pp. 302-305; G. R. Osborne, </w:t>
+      </w:r>
+      <w:r>
+        <w:rPr>
+          <w:rFonts w:ascii="Cambria" w:cs="Cambria" w:eastAsia="Cambria" w:hAnsi="Cambria"/>
+          <w:i/>
+          <w:iCs/>
+          <w:color w:val="2B2B33"/>
+          <w:sz w:val="17"/>
+          <w:szCs w:val="17"/>
+        </w:rPr>
+        <w:t xml:space="preserve">Matthew</w:t>
+      </w:r>
+      <w:r>
+        <w:rPr>
+          <w:rFonts w:ascii="Cambria" w:cs="Cambria" w:eastAsia="Cambria" w:hAnsi="Cambria"/>
+          <w:color w:val="2B2B33"/>
+          <w:sz w:val="17"/>
+          <w:szCs w:val="17"/>
+        </w:rPr>
+        <w:t xml:space="preserve"> (ZECNT; Grand Rapids: Zondervan, 2010), cap. 84; Carson, </w:t>
+      </w:r>
+      <w:r>
+        <w:rPr>
+          <w:rFonts w:ascii="Cambria" w:cs="Cambria" w:eastAsia="Cambria" w:hAnsi="Cambria"/>
+          <w:i/>
+          <w:iCs/>
+          <w:color w:val="2B2B33"/>
+          <w:sz w:val="17"/>
+          <w:szCs w:val="17"/>
+        </w:rPr>
+        <w:t xml:space="preserve">O Comentário de Mateus</w:t>
+      </w:r>
+      <w:r>
+        <w:rPr>
+          <w:rFonts w:ascii="Cambria" w:cs="Cambria" w:eastAsia="Cambria" w:hAnsi="Cambria"/>
+          <w:color w:val="2B2B33"/>
+          <w:sz w:val="17"/>
+          <w:szCs w:val="17"/>
+        </w:rPr>
+        <w:t xml:space="preserve">, pp. 498-500.</w:t>
+      </w:r>
+    </w:p>
+  </w:footnote>
+  <w:footnote w:id="28">
+    <w:p>
+      <w:pPr>
+        <w:spacing w:after="40" w:line="240" w:lineRule="auto"/>
+        <w:jc w:val="both"/>
+      </w:pPr>
+      <w:r>
+        <w:rPr>
+          <w:rStyle w:val="FootnoteReference"/>
+        </w:rPr>
+        <w:footnoteRef/>
+      </w:r>
+      <w:r>
+        <w:rPr>
+          <w:sz w:val="17"/>
+          <w:szCs w:val="17"/>
+        </w:rPr>
+        <w:t xml:space="preserve"> </w:t>
+      </w:r>
+      <w:r>
+        <w:rPr>
+          <w:rFonts w:ascii="Cambria" w:cs="Cambria" w:eastAsia="Cambria" w:hAnsi="Cambria"/>
+          <w:b/>
+          <w:bCs/>
+          <w:color w:val="2B2B33"/>
+          <w:sz w:val="17"/>
+          <w:szCs w:val="17"/>
+        </w:rPr>
+        <w:t xml:space="preserve">Fonte.</w:t>
+      </w:r>
+      <w:r>
+        <w:rPr>
+          <w:rFonts w:ascii="Cambria" w:cs="Cambria" w:eastAsia="Cambria" w:hAnsi="Cambria"/>
+          <w:color w:val="2B2B33"/>
+          <w:sz w:val="17"/>
+          <w:szCs w:val="17"/>
+        </w:rPr>
+        <w:t xml:space="preserve"> Fritz Rienecker, </w:t>
+      </w:r>
+      <w:r>
+        <w:rPr>
+          <w:rFonts w:ascii="Cambria" w:cs="Cambria" w:eastAsia="Cambria" w:hAnsi="Cambria"/>
+          <w:i/>
+          <w:iCs/>
+          <w:color w:val="2B2B33"/>
+          <w:sz w:val="17"/>
+          <w:szCs w:val="17"/>
+        </w:rPr>
+        <w:t xml:space="preserve">Comentário Esperança: Evangelho de Mateus</w:t>
+      </w:r>
+      <w:r>
+        <w:rPr>
+          <w:rFonts w:ascii="Cambria" w:cs="Cambria" w:eastAsia="Cambria" w:hAnsi="Cambria"/>
+          <w:color w:val="2B2B33"/>
+          <w:sz w:val="17"/>
+          <w:szCs w:val="17"/>
+        </w:rPr>
+        <w:t xml:space="preserve"> (Curitiba: Esperança, 1998), p. 335. </w:t>
+      </w:r>
+      <w:r>
+        <w:rPr>
+          <w:rFonts w:ascii="Cambria" w:cs="Cambria" w:eastAsia="Cambria" w:hAnsi="Cambria"/>
+          <w:b/>
+          <w:bCs/>
+          <w:color w:val="2B2B33"/>
+          <w:sz w:val="17"/>
+          <w:szCs w:val="17"/>
+        </w:rPr>
+        <w:t xml:space="preserve">Aprofundamento:</w:t>
+      </w:r>
+      <w:r>
+        <w:rPr>
+          <w:rFonts w:ascii="Cambria" w:cs="Cambria" w:eastAsia="Cambria" w:hAnsi="Cambria"/>
+          <w:color w:val="2B2B33"/>
+          <w:sz w:val="17"/>
+          <w:szCs w:val="17"/>
+        </w:rPr>
+        <w:t xml:space="preserve"> a própria tradição judaica conhecia o perigo do serviço mercenário. Na Mishná, Antígono de Socó ensina: "Não sejais como servos que servem ao senhor com a condição de receber recompensa, mas como servos que servem ao senhor sem a condição de receber recompensa" (</w:t>
+      </w:r>
+      <w:r>
+        <w:rPr>
+          <w:rFonts w:ascii="Cambria" w:cs="Cambria" w:eastAsia="Cambria" w:hAnsi="Cambria"/>
+          <w:i/>
+          <w:iCs/>
+          <w:color w:val="2B2B33"/>
+          <w:sz w:val="17"/>
+          <w:szCs w:val="17"/>
+        </w:rPr>
+        <w:t xml:space="preserve">m. Abot</w:t>
+      </w:r>
+      <w:r>
+        <w:rPr>
+          <w:rFonts w:ascii="Cambria" w:cs="Cambria" w:eastAsia="Cambria" w:hAnsi="Cambria"/>
+          <w:color w:val="2B2B33"/>
+          <w:sz w:val="17"/>
+          <w:szCs w:val="17"/>
+        </w:rPr>
+        <w:t xml:space="preserve"> 1.3, citado por Snodgrass).</w:t>
+      </w:r>
+    </w:p>
+  </w:footnote>
+  <w:footnote w:id="29">
+    <w:p>
+      <w:pPr>
+        <w:spacing w:after="40" w:line="240" w:lineRule="auto"/>
+        <w:jc w:val="both"/>
+      </w:pPr>
+      <w:r>
+        <w:rPr>
+          <w:rStyle w:val="FootnoteReference"/>
+        </w:rPr>
+        <w:footnoteRef/>
+      </w:r>
+      <w:r>
+        <w:rPr>
+          <w:sz w:val="17"/>
+          <w:szCs w:val="17"/>
+        </w:rPr>
+        <w:t xml:space="preserve"> </w:t>
+      </w:r>
+      <w:r>
+        <w:rPr>
+          <w:rFonts w:ascii="Cambria" w:cs="Cambria" w:eastAsia="Cambria" w:hAnsi="Cambria"/>
+          <w:b/>
+          <w:bCs/>
+          <w:color w:val="2B2B33"/>
+          <w:sz w:val="17"/>
+          <w:szCs w:val="17"/>
+        </w:rPr>
+        <w:t xml:space="preserve">Fonte.</w:t>
+      </w:r>
+      <w:r>
+        <w:rPr>
+          <w:rFonts w:ascii="Cambria" w:cs="Cambria" w:eastAsia="Cambria" w:hAnsi="Cambria"/>
+          <w:color w:val="2B2B33"/>
+          <w:sz w:val="17"/>
+          <w:szCs w:val="17"/>
+        </w:rPr>
+        <w:t xml:space="preserve"> James M. Boice, </w:t>
+      </w:r>
+      <w:r>
+        <w:rPr>
+          <w:rFonts w:ascii="Cambria" w:cs="Cambria" w:eastAsia="Cambria" w:hAnsi="Cambria"/>
+          <w:i/>
+          <w:iCs/>
+          <w:color w:val="2B2B33"/>
+          <w:sz w:val="17"/>
+          <w:szCs w:val="17"/>
+        </w:rPr>
+        <w:t xml:space="preserve">As Parábolas de Jesus</w:t>
+      </w:r>
+      <w:r>
+        <w:rPr>
+          <w:rFonts w:ascii="Cambria" w:cs="Cambria" w:eastAsia="Cambria" w:hAnsi="Cambria"/>
+          <w:color w:val="2B2B33"/>
+          <w:sz w:val="17"/>
+          <w:szCs w:val="17"/>
+        </w:rPr>
+        <w:t xml:space="preserve">, capítulo sobre Mt 20.1-16: a frase "Deus não é devedor de ninguém" é verdadeira, mas a teologia da prosperidade a usa ao contrário ("dê o dízimo, e Deus vai te fazer prosperar, porque Deus não é devedor de ninguém"), o que, na prática, faz de Deus um devedor.</w:t>
+      </w:r>
+    </w:p>
+  </w:footnote>
+  <w:footnote w:id="30">
+    <w:p>
+      <w:pPr>
+        <w:spacing w:after="40" w:line="240" w:lineRule="auto"/>
+        <w:jc w:val="both"/>
+      </w:pPr>
+      <w:r>
+        <w:rPr>
+          <w:rStyle w:val="FootnoteReference"/>
+        </w:rPr>
+        <w:footnoteRef/>
+      </w:r>
+      <w:r>
+        <w:rPr>
+          <w:sz w:val="17"/>
+          <w:szCs w:val="17"/>
+        </w:rPr>
+        <w:t xml:space="preserve"> </w:t>
+      </w:r>
+      <w:r>
+        <w:rPr>
+          <w:rFonts w:ascii="Cambria" w:cs="Cambria" w:eastAsia="Cambria" w:hAnsi="Cambria"/>
+          <w:b/>
+          <w:bCs/>
+          <w:color w:val="2B2B33"/>
+          <w:sz w:val="17"/>
+          <w:szCs w:val="17"/>
+        </w:rPr>
+        <w:t xml:space="preserve">Fonte.</w:t>
+      </w:r>
+      <w:r>
+        <w:rPr>
+          <w:rFonts w:ascii="Cambria" w:cs="Cambria" w:eastAsia="Cambria" w:hAnsi="Cambria"/>
+          <w:color w:val="2B2B33"/>
+          <w:sz w:val="17"/>
+          <w:szCs w:val="17"/>
+        </w:rPr>
+        <w:t xml:space="preserve"> A distinção entre o mercenarismo "grosseiro" e o "sutil" (buscar a Deus para se sentir bem) vem das notas de preparação do Rev. Allan. O diagnóstico de bens legítimos que viram salvadores funcionais segue Timothy Keller, </w:t>
+      </w:r>
+      <w:r>
+        <w:rPr>
+          <w:rFonts w:ascii="Cambria" w:cs="Cambria" w:eastAsia="Cambria" w:hAnsi="Cambria"/>
+          <w:i/>
+          <w:iCs/>
+          <w:color w:val="2B2B33"/>
+          <w:sz w:val="17"/>
+          <w:szCs w:val="17"/>
+        </w:rPr>
+        <w:t xml:space="preserve">Pregação: comunicando a fé na era do ceticismo</w:t>
+      </w:r>
+      <w:r>
+        <w:rPr>
+          <w:rFonts w:ascii="Cambria" w:cs="Cambria" w:eastAsia="Cambria" w:hAnsi="Cambria"/>
+          <w:color w:val="2B2B33"/>
+          <w:sz w:val="17"/>
+          <w:szCs w:val="17"/>
+        </w:rPr>
+        <w:t xml:space="preserve"> (São Paulo: Vida Nova, 2017).</w:t>
+      </w:r>
+    </w:p>
+  </w:footnote>
+  <w:footnote w:id="31">
+    <w:p>
+      <w:pPr>
+        <w:spacing w:after="40" w:line="240" w:lineRule="auto"/>
+        <w:jc w:val="both"/>
+      </w:pPr>
+      <w:r>
+        <w:rPr>
+          <w:rStyle w:val="FootnoteReference"/>
+        </w:rPr>
+        <w:footnoteRef/>
+      </w:r>
+      <w:r>
+        <w:rPr>
+          <w:sz w:val="17"/>
+          <w:szCs w:val="17"/>
+        </w:rPr>
+        <w:t xml:space="preserve"> </w:t>
+      </w:r>
+      <w:r>
+        <w:rPr>
+          <w:rFonts w:ascii="Cambria" w:cs="Cambria" w:eastAsia="Cambria" w:hAnsi="Cambria"/>
+          <w:b/>
+          <w:bCs/>
+          <w:color w:val="2B2B33"/>
+          <w:sz w:val="17"/>
+          <w:szCs w:val="17"/>
+        </w:rPr>
+        <w:t xml:space="preserve">Fonte.</w:t>
+      </w:r>
+      <w:r>
+        <w:rPr>
+          <w:rFonts w:ascii="Cambria" w:cs="Cambria" w:eastAsia="Cambria" w:hAnsi="Cambria"/>
+          <w:color w:val="2B2B33"/>
+          <w:sz w:val="17"/>
+          <w:szCs w:val="17"/>
+        </w:rPr>
+        <w:t xml:space="preserve"> N. T. Wright, </w:t>
+      </w:r>
+      <w:r>
+        <w:rPr>
+          <w:rFonts w:ascii="Cambria" w:cs="Cambria" w:eastAsia="Cambria" w:hAnsi="Cambria"/>
+          <w:i/>
+          <w:iCs/>
+          <w:color w:val="2B2B33"/>
+          <w:sz w:val="17"/>
+          <w:szCs w:val="17"/>
+        </w:rPr>
+        <w:t xml:space="preserve">Matthew for Everyone</w:t>
+      </w:r>
+      <w:r>
+        <w:rPr>
+          <w:rFonts w:ascii="Cambria" w:cs="Cambria" w:eastAsia="Cambria" w:hAnsi="Cambria"/>
+          <w:color w:val="2B2B33"/>
+          <w:sz w:val="17"/>
+          <w:szCs w:val="17"/>
+        </w:rPr>
+        <w:t xml:space="preserve">, parte 2 (Londres: SPCK, 2002), sobre Mt 20.1-16; ed. bras. </w:t>
+      </w:r>
+      <w:r>
+        <w:rPr>
+          <w:rFonts w:ascii="Cambria" w:cs="Cambria" w:eastAsia="Cambria" w:hAnsi="Cambria"/>
+          <w:i/>
+          <w:iCs/>
+          <w:color w:val="2B2B33"/>
+          <w:sz w:val="17"/>
+          <w:szCs w:val="17"/>
+        </w:rPr>
+        <w:t xml:space="preserve">Mateus para Todos</w:t>
+      </w:r>
+      <w:r>
+        <w:rPr>
+          <w:rFonts w:ascii="Cambria" w:cs="Cambria" w:eastAsia="Cambria" w:hAnsi="Cambria"/>
+          <w:color w:val="2B2B33"/>
+          <w:sz w:val="17"/>
+          <w:szCs w:val="17"/>
+        </w:rPr>
+        <w:t xml:space="preserve">. </w:t>
+      </w:r>
+      <w:r>
+        <w:rPr>
+          <w:rFonts w:ascii="Cambria" w:cs="Cambria" w:eastAsia="Cambria" w:hAnsi="Cambria"/>
+          <w:b/>
+          <w:bCs/>
+          <w:color w:val="2B2B33"/>
+          <w:sz w:val="17"/>
+          <w:szCs w:val="17"/>
+        </w:rPr>
+        <w:t xml:space="preserve">Aprofundamento:</w:t>
+      </w:r>
+      <w:r>
+        <w:rPr>
+          <w:rFonts w:ascii="Cambria" w:cs="Cambria" w:eastAsia="Cambria" w:hAnsi="Cambria"/>
+          <w:color w:val="2B2B33"/>
+          <w:sz w:val="17"/>
+          <w:szCs w:val="17"/>
+        </w:rPr>
+        <w:t xml:space="preserve"> contrato é troca entre partes que negociam; aliança (hebr. </w:t>
+      </w:r>
+      <w:r>
+        <w:rPr>
+          <w:rFonts w:ascii="Cambria" w:cs="Cambria" w:eastAsia="Cambria" w:hAnsi="Cambria"/>
+          <w:i/>
+          <w:iCs/>
+          <w:color w:val="2B2B33"/>
+          <w:sz w:val="17"/>
+          <w:szCs w:val="17"/>
+        </w:rPr>
+        <w:t xml:space="preserve">berit</w:t>
+      </w:r>
+      <w:r>
+        <w:rPr>
+          <w:rFonts w:ascii="Cambria" w:cs="Cambria" w:eastAsia="Cambria" w:hAnsi="Cambria"/>
+          <w:color w:val="2B2B33"/>
+          <w:sz w:val="17"/>
+          <w:szCs w:val="17"/>
+        </w:rPr>
+        <w:t xml:space="preserve">; gr. </w:t>
+      </w:r>
+      <w:r>
+        <w:rPr>
+          <w:rFonts w:ascii="Cambria" w:cs="Cambria" w:eastAsia="Cambria" w:hAnsi="Cambria"/>
+          <w:i/>
+          <w:iCs/>
+          <w:color w:val="2B2B33"/>
+          <w:sz w:val="17"/>
+          <w:szCs w:val="17"/>
+        </w:rPr>
+        <w:t xml:space="preserve">diathēkē</w:t>
+      </w:r>
+      <w:r>
+        <w:rPr>
+          <w:rFonts w:ascii="Cambria" w:cs="Cambria" w:eastAsia="Cambria" w:hAnsi="Cambria"/>
+          <w:color w:val="2B2B33"/>
+          <w:sz w:val="17"/>
+          <w:szCs w:val="17"/>
+        </w:rPr>
+        <w:t xml:space="preserve">) é compromisso que Deus toma por graça e que chama a uma entrega total.</w:t>
+      </w:r>
+    </w:p>
+  </w:footnote>
+  <w:footnote w:id="32">
+    <w:p>
+      <w:pPr>
+        <w:spacing w:after="40" w:line="240" w:lineRule="auto"/>
+        <w:jc w:val="both"/>
+      </w:pPr>
+      <w:r>
+        <w:rPr>
+          <w:rStyle w:val="FootnoteReference"/>
+        </w:rPr>
+        <w:footnoteRef/>
+      </w:r>
+      <w:r>
+        <w:rPr>
+          <w:sz w:val="17"/>
+          <w:szCs w:val="17"/>
+        </w:rPr>
+        <w:t xml:space="preserve"> </w:t>
+      </w:r>
+      <w:r>
+        <w:rPr>
+          <w:rFonts w:ascii="Cambria" w:cs="Cambria" w:eastAsia="Cambria" w:hAnsi="Cambria"/>
+          <w:b/>
+          <w:bCs/>
+          <w:color w:val="2B2B33"/>
+          <w:sz w:val="17"/>
+          <w:szCs w:val="17"/>
+        </w:rPr>
+        <w:t xml:space="preserve">Fonte.</w:t>
+      </w:r>
+      <w:r>
+        <w:rPr>
+          <w:rFonts w:ascii="Cambria" w:cs="Cambria" w:eastAsia="Cambria" w:hAnsi="Cambria"/>
+          <w:color w:val="2B2B33"/>
+          <w:sz w:val="17"/>
+          <w:szCs w:val="17"/>
+        </w:rPr>
+        <w:t xml:space="preserve"> Atribuído a C. H. Spurgeon, provavelmente seu comentário a Mateus, </w:t>
+      </w:r>
+      <w:r>
+        <w:rPr>
+          <w:rFonts w:ascii="Cambria" w:cs="Cambria" w:eastAsia="Cambria" w:hAnsi="Cambria"/>
+          <w:i/>
+          <w:iCs/>
+          <w:color w:val="2B2B33"/>
+          <w:sz w:val="17"/>
+          <w:szCs w:val="17"/>
+        </w:rPr>
+        <w:t xml:space="preserve">The Gospel of the Kingdom</w:t>
+      </w:r>
+      <w:r>
+        <w:rPr>
+          <w:rFonts w:ascii="Cambria" w:cs="Cambria" w:eastAsia="Cambria" w:hAnsi="Cambria"/>
+          <w:color w:val="2B2B33"/>
+          <w:sz w:val="17"/>
+          <w:szCs w:val="17"/>
+        </w:rPr>
+        <w:t xml:space="preserve"> (1893), sobre Mt 20.9. A fonte primária não foi conferida (CT-006): verificar em </w:t>
+      </w:r>
+      <w:r>
+        <w:rPr>
+          <w:rFonts w:ascii="Cambria" w:cs="Cambria" w:eastAsia="Cambria" w:hAnsi="Cambria"/>
+          <w:i/>
+          <w:iCs/>
+          <w:color w:val="2B2B33"/>
+          <w:sz w:val="17"/>
+          <w:szCs w:val="17"/>
+        </w:rPr>
+        <w:t xml:space="preserve">Sermões de Spurgeon sobre as Parábolas</w:t>
+      </w:r>
+      <w:r>
+        <w:rPr>
+          <w:rFonts w:ascii="Cambria" w:cs="Cambria" w:eastAsia="Cambria" w:hAnsi="Cambria"/>
+          <w:color w:val="2B2B33"/>
+          <w:sz w:val="17"/>
+          <w:szCs w:val="17"/>
+        </w:rPr>
+        <w:t xml:space="preserve"> antes de usar.</w:t>
+      </w:r>
+    </w:p>
+  </w:footnote>
+  <w:footnote w:id="33">
+    <w:p>
+      <w:pPr>
+        <w:spacing w:after="40" w:line="240" w:lineRule="auto"/>
+        <w:jc w:val="both"/>
+      </w:pPr>
+      <w:r>
+        <w:rPr>
+          <w:rStyle w:val="FootnoteReference"/>
+        </w:rPr>
+        <w:footnoteRef/>
+      </w:r>
+      <w:r>
+        <w:rPr>
+          <w:sz w:val="17"/>
+          <w:szCs w:val="17"/>
+        </w:rPr>
+        <w:t xml:space="preserve"> </w:t>
+      </w:r>
+      <w:r>
+        <w:rPr>
+          <w:rFonts w:ascii="Cambria" w:cs="Cambria" w:eastAsia="Cambria" w:hAnsi="Cambria"/>
+          <w:b/>
+          <w:bCs/>
+          <w:color w:val="2B2B33"/>
+          <w:sz w:val="17"/>
+          <w:szCs w:val="17"/>
+        </w:rPr>
+        <w:t xml:space="preserve">Fonte.</w:t>
+      </w:r>
+      <w:r>
+        <w:rPr>
+          <w:rFonts w:ascii="Cambria" w:cs="Cambria" w:eastAsia="Cambria" w:hAnsi="Cambria"/>
+          <w:color w:val="2B2B33"/>
+          <w:sz w:val="17"/>
+          <w:szCs w:val="17"/>
+        </w:rPr>
+        <w:t xml:space="preserve"> James M. Boice, </w:t>
+      </w:r>
+      <w:r>
+        <w:rPr>
+          <w:rFonts w:ascii="Cambria" w:cs="Cambria" w:eastAsia="Cambria" w:hAnsi="Cambria"/>
+          <w:i/>
+          <w:iCs/>
+          <w:color w:val="2B2B33"/>
+          <w:sz w:val="17"/>
+          <w:szCs w:val="17"/>
+        </w:rPr>
+        <w:t xml:space="preserve">As Parábolas de Jesus</w:t>
+      </w:r>
+      <w:r>
+        <w:rPr>
+          <w:rFonts w:ascii="Cambria" w:cs="Cambria" w:eastAsia="Cambria" w:hAnsi="Cambria"/>
+          <w:color w:val="2B2B33"/>
+          <w:sz w:val="17"/>
+          <w:szCs w:val="17"/>
+        </w:rPr>
+        <w:t xml:space="preserve">, capítulo sobre Mt 20.1-16 (banco de ilustrações, IL-019). R. A. Torrey (1856-1928) foi evangelista e primeiro superintendente do Instituto Bíblico Moody.</w:t>
+      </w:r>
+    </w:p>
+  </w:footnote>
+  <w:footnote w:id="34">
+    <w:p>
+      <w:pPr>
+        <w:spacing w:after="40" w:line="240" w:lineRule="auto"/>
+        <w:jc w:val="both"/>
+      </w:pPr>
+      <w:r>
+        <w:rPr>
+          <w:rStyle w:val="FootnoteReference"/>
+        </w:rPr>
+        <w:footnoteRef/>
+      </w:r>
+      <w:r>
+        <w:rPr>
+          <w:sz w:val="17"/>
+          <w:szCs w:val="17"/>
+        </w:rPr>
+        <w:t xml:space="preserve"> </w:t>
+      </w:r>
+      <w:r>
+        <w:rPr>
+          <w:rFonts w:ascii="Cambria" w:cs="Cambria" w:eastAsia="Cambria" w:hAnsi="Cambria"/>
+          <w:b/>
+          <w:bCs/>
+          <w:color w:val="2B2B33"/>
+          <w:sz w:val="17"/>
+          <w:szCs w:val="17"/>
+        </w:rPr>
+        <w:t xml:space="preserve">Grego.</w:t>
+      </w:r>
+      <w:r>
+        <w:rPr>
+          <w:rFonts w:ascii="Cambria" w:cs="Cambria" w:eastAsia="Cambria" w:hAnsi="Cambria"/>
+          <w:color w:val="2B2B33"/>
+          <w:sz w:val="17"/>
+          <w:szCs w:val="17"/>
+        </w:rPr>
+        <w:t xml:space="preserve"> </w:t>
+      </w:r>
+      <w:r>
+        <w:rPr>
+          <w:rFonts w:ascii="Cambria" w:cs="Cambria" w:eastAsia="Cambria" w:hAnsi="Cambria"/>
+          <w:i/>
+          <w:iCs/>
+          <w:color w:val="2B2B33"/>
+          <w:sz w:val="17"/>
+          <w:szCs w:val="17"/>
+        </w:rPr>
+        <w:t xml:space="preserve">egongyzon</w:t>
+      </w:r>
+      <w:r>
+        <w:rPr>
+          <w:rFonts w:ascii="Cambria" w:cs="Cambria" w:eastAsia="Cambria" w:hAnsi="Cambria"/>
+          <w:color w:val="2B2B33"/>
+          <w:sz w:val="17"/>
+          <w:szCs w:val="17"/>
+        </w:rPr>
+        <w:t xml:space="preserve"> (ἐγόγγυζον), imperfeito de </w:t>
+      </w:r>
+      <w:r>
+        <w:rPr>
+          <w:rFonts w:ascii="Cambria" w:cs="Cambria" w:eastAsia="Cambria" w:hAnsi="Cambria"/>
+          <w:i/>
+          <w:iCs/>
+          <w:color w:val="2B2B33"/>
+          <w:sz w:val="17"/>
+          <w:szCs w:val="17"/>
+        </w:rPr>
+        <w:t xml:space="preserve">gongyzō</w:t>
+      </w:r>
+      <w:r>
+        <w:rPr>
+          <w:rFonts w:ascii="Cambria" w:cs="Cambria" w:eastAsia="Cambria" w:hAnsi="Cambria"/>
+          <w:color w:val="2B2B33"/>
+          <w:sz w:val="17"/>
+          <w:szCs w:val="17"/>
+        </w:rPr>
+        <w:t xml:space="preserve">: "murmuravam", ação que continua. A palavra imita o som do resmungo. Na Septuaginta é o verbo do deserto: Israel murmurando contra Moisés e contra Deus (Êx 16.7-8; Nm 14.27, 29). </w:t>
+      </w:r>
+      <w:r>
+        <w:rPr>
+          <w:rFonts w:ascii="Cambria" w:cs="Cambria" w:eastAsia="Cambria" w:hAnsi="Cambria"/>
+          <w:b/>
+          <w:bCs/>
+          <w:color w:val="2B2B33"/>
+          <w:sz w:val="17"/>
+          <w:szCs w:val="17"/>
+        </w:rPr>
+        <w:t xml:space="preserve">Fonte:</w:t>
+      </w:r>
+      <w:r>
+        <w:rPr>
+          <w:rFonts w:ascii="Cambria" w:cs="Cambria" w:eastAsia="Cambria" w:hAnsi="Cambria"/>
+          <w:color w:val="2B2B33"/>
+          <w:sz w:val="17"/>
+          <w:szCs w:val="17"/>
+        </w:rPr>
+        <w:t xml:space="preserve"> o eco é notado por Turner, Blomberg e Osborne.</w:t>
+      </w:r>
+    </w:p>
+  </w:footnote>
+  <w:footnote w:id="35">
+    <w:p>
+      <w:pPr>
+        <w:spacing w:after="40" w:line="240" w:lineRule="auto"/>
+        <w:jc w:val="both"/>
+      </w:pPr>
+      <w:r>
+        <w:rPr>
+          <w:rStyle w:val="FootnoteReference"/>
+        </w:rPr>
+        <w:footnoteRef/>
+      </w:r>
+      <w:r>
+        <w:rPr>
+          <w:sz w:val="17"/>
+          <w:szCs w:val="17"/>
+        </w:rPr>
+        <w:t xml:space="preserve"> </w:t>
+      </w:r>
+      <w:r>
+        <w:rPr>
+          <w:rFonts w:ascii="Cambria" w:cs="Cambria" w:eastAsia="Cambria" w:hAnsi="Cambria"/>
+          <w:b/>
+          <w:bCs/>
+          <w:color w:val="2B2B33"/>
+          <w:sz w:val="17"/>
+          <w:szCs w:val="17"/>
+        </w:rPr>
+        <w:t xml:space="preserve">Grego/Fonte.</w:t>
+      </w:r>
+      <w:r>
+        <w:rPr>
+          <w:rFonts w:ascii="Cambria" w:cs="Cambria" w:eastAsia="Cambria" w:hAnsi="Cambria"/>
+          <w:color w:val="2B2B33"/>
+          <w:sz w:val="17"/>
+          <w:szCs w:val="17"/>
+        </w:rPr>
+        <w:t xml:space="preserve"> </w:t>
+      </w:r>
+      <w:r>
+        <w:rPr>
+          <w:rFonts w:ascii="Cambria" w:cs="Cambria" w:eastAsia="Cambria" w:hAnsi="Cambria"/>
+          <w:i/>
+          <w:iCs/>
+          <w:color w:val="2B2B33"/>
+          <w:sz w:val="17"/>
+          <w:szCs w:val="17"/>
+        </w:rPr>
+        <w:t xml:space="preserve">kata tou oikodespotou</w:t>
+      </w:r>
+      <w:r>
+        <w:rPr>
+          <w:rFonts w:ascii="Cambria" w:cs="Cambria" w:eastAsia="Cambria" w:hAnsi="Cambria"/>
+          <w:color w:val="2B2B33"/>
+          <w:sz w:val="17"/>
+          <w:szCs w:val="17"/>
+        </w:rPr>
+        <w:t xml:space="preserve"> (κατὰ τοῦ οἰκοδεσπότου), "contra o dono da casa". Nolland sublinha que os primeiros se voltam contra o dono, não contra os outros trabalhadores: é ressentimento contra a bondade. </w:t>
+      </w:r>
+      <w:r>
+        <w:rPr>
+          <w:rFonts w:ascii="Cambria" w:cs="Cambria" w:eastAsia="Cambria" w:hAnsi="Cambria"/>
+          <w:b/>
+          <w:bCs/>
+          <w:color w:val="2B2B33"/>
+          <w:sz w:val="17"/>
+          <w:szCs w:val="17"/>
+        </w:rPr>
+        <w:t xml:space="preserve">Fonte:</w:t>
+      </w:r>
+      <w:r>
+        <w:rPr>
+          <w:rFonts w:ascii="Cambria" w:cs="Cambria" w:eastAsia="Cambria" w:hAnsi="Cambria"/>
+          <w:color w:val="2B2B33"/>
+          <w:sz w:val="17"/>
+          <w:szCs w:val="17"/>
+        </w:rPr>
+        <w:t xml:space="preserve"> J. Nolland, </w:t>
+      </w:r>
+      <w:r>
+        <w:rPr>
+          <w:rFonts w:ascii="Cambria" w:cs="Cambria" w:eastAsia="Cambria" w:hAnsi="Cambria"/>
+          <w:i/>
+          <w:iCs/>
+          <w:color w:val="2B2B33"/>
+          <w:sz w:val="17"/>
+          <w:szCs w:val="17"/>
+        </w:rPr>
+        <w:t xml:space="preserve">The Gospel of Matthew</w:t>
+      </w:r>
+      <w:r>
+        <w:rPr>
+          <w:rFonts w:ascii="Cambria" w:cs="Cambria" w:eastAsia="Cambria" w:hAnsi="Cambria"/>
+          <w:color w:val="2B2B33"/>
+          <w:sz w:val="17"/>
+          <w:szCs w:val="17"/>
+        </w:rPr>
+        <w:t xml:space="preserve"> (NIGTC), sobre 20.11-12.</w:t>
+      </w:r>
+    </w:p>
+  </w:footnote>
+  <w:footnote w:id="36">
+    <w:p>
+      <w:pPr>
+        <w:spacing w:after="40" w:line="240" w:lineRule="auto"/>
+        <w:jc w:val="both"/>
+      </w:pPr>
+      <w:r>
+        <w:rPr>
+          <w:rStyle w:val="FootnoteReference"/>
+        </w:rPr>
+        <w:footnoteRef/>
+      </w:r>
+      <w:r>
+        <w:rPr>
+          <w:sz w:val="17"/>
+          <w:szCs w:val="17"/>
+        </w:rPr>
+        <w:t xml:space="preserve"> </w:t>
+      </w:r>
+      <w:r>
+        <w:rPr>
+          <w:rFonts w:ascii="Cambria" w:cs="Cambria" w:eastAsia="Cambria" w:hAnsi="Cambria"/>
+          <w:b/>
+          <w:bCs/>
+          <w:color w:val="2B2B33"/>
+          <w:sz w:val="17"/>
+          <w:szCs w:val="17"/>
+        </w:rPr>
+        <w:t xml:space="preserve">Grego.</w:t>
+      </w:r>
+      <w:r>
+        <w:rPr>
+          <w:rFonts w:ascii="Cambria" w:cs="Cambria" w:eastAsia="Cambria" w:hAnsi="Cambria"/>
+          <w:color w:val="2B2B33"/>
+          <w:sz w:val="17"/>
+          <w:szCs w:val="17"/>
+        </w:rPr>
+        <w:t xml:space="preserve"> </w:t>
+      </w:r>
+      <w:r>
+        <w:rPr>
+          <w:rFonts w:ascii="Cambria" w:cs="Cambria" w:eastAsia="Cambria" w:hAnsi="Cambria"/>
+          <w:i/>
+          <w:iCs/>
+          <w:color w:val="2B2B33"/>
+          <w:sz w:val="17"/>
+          <w:szCs w:val="17"/>
+        </w:rPr>
+        <w:t xml:space="preserve">isous hēmin autous epoiēsas</w:t>
+      </w:r>
+      <w:r>
+        <w:rPr>
+          <w:rFonts w:ascii="Cambria" w:cs="Cambria" w:eastAsia="Cambria" w:hAnsi="Cambria"/>
+          <w:color w:val="2B2B33"/>
+          <w:sz w:val="17"/>
+          <w:szCs w:val="17"/>
+        </w:rPr>
+        <w:t xml:space="preserve"> (ἴσους ἡμῖν αὐτοὺς ἐποίησας), "iguais a nós os fizeste". O foco da queixa está no que foi dado aos outros. </w:t>
+      </w:r>
+      <w:r>
+        <w:rPr>
+          <w:rFonts w:ascii="Cambria" w:cs="Cambria" w:eastAsia="Cambria" w:hAnsi="Cambria"/>
+          <w:b/>
+          <w:bCs/>
+          <w:color w:val="2B2B33"/>
+          <w:sz w:val="17"/>
+          <w:szCs w:val="17"/>
+        </w:rPr>
+        <w:t xml:space="preserve">Fonte:</w:t>
+      </w:r>
+      <w:r>
+        <w:rPr>
+          <w:rFonts w:ascii="Cambria" w:cs="Cambria" w:eastAsia="Cambria" w:hAnsi="Cambria"/>
+          <w:color w:val="2B2B33"/>
+          <w:sz w:val="17"/>
+          <w:szCs w:val="17"/>
+        </w:rPr>
+        <w:t xml:space="preserve"> L. Morris, </w:t>
+      </w:r>
+      <w:r>
+        <w:rPr>
+          <w:rFonts w:ascii="Cambria" w:cs="Cambria" w:eastAsia="Cambria" w:hAnsi="Cambria"/>
+          <w:i/>
+          <w:iCs/>
+          <w:color w:val="2B2B33"/>
+          <w:sz w:val="17"/>
+          <w:szCs w:val="17"/>
+        </w:rPr>
+        <w:t xml:space="preserve">Matthew</w:t>
+      </w:r>
+      <w:r>
+        <w:rPr>
+          <w:rFonts w:ascii="Cambria" w:cs="Cambria" w:eastAsia="Cambria" w:hAnsi="Cambria"/>
+          <w:color w:val="2B2B33"/>
+          <w:sz w:val="17"/>
+          <w:szCs w:val="17"/>
+        </w:rPr>
+        <w:t xml:space="preserve"> (PNTC), pp. 498-505; W. Hendriksen, </w:t>
+      </w:r>
+      <w:r>
+        <w:rPr>
+          <w:rFonts w:ascii="Cambria" w:cs="Cambria" w:eastAsia="Cambria" w:hAnsi="Cambria"/>
+          <w:i/>
+          <w:iCs/>
+          <w:color w:val="2B2B33"/>
+          <w:sz w:val="17"/>
+          <w:szCs w:val="17"/>
+        </w:rPr>
+        <w:t xml:space="preserve">Mateus</w:t>
+      </w:r>
+      <w:r>
+        <w:rPr>
+          <w:rFonts w:ascii="Cambria" w:cs="Cambria" w:eastAsia="Cambria" w:hAnsi="Cambria"/>
+          <w:color w:val="2B2B33"/>
+          <w:sz w:val="17"/>
+          <w:szCs w:val="17"/>
+        </w:rPr>
+        <w:t xml:space="preserve">, vol. 2, p. 286.</w:t>
+      </w:r>
+    </w:p>
+  </w:footnote>
+  <w:footnote w:id="37">
+    <w:p>
+      <w:pPr>
+        <w:spacing w:after="40" w:line="240" w:lineRule="auto"/>
+        <w:jc w:val="both"/>
+      </w:pPr>
+      <w:r>
+        <w:rPr>
+          <w:rStyle w:val="FootnoteReference"/>
+        </w:rPr>
+        <w:footnoteRef/>
+      </w:r>
+      <w:r>
+        <w:rPr>
+          <w:sz w:val="17"/>
+          <w:szCs w:val="17"/>
+        </w:rPr>
+        <w:t xml:space="preserve"> </w:t>
+      </w:r>
+      <w:r>
+        <w:rPr>
+          <w:rFonts w:ascii="Cambria" w:cs="Cambria" w:eastAsia="Cambria" w:hAnsi="Cambria"/>
+          <w:b/>
+          <w:bCs/>
+          <w:color w:val="2B2B33"/>
+          <w:sz w:val="17"/>
+          <w:szCs w:val="17"/>
+        </w:rPr>
+        <w:t xml:space="preserve">Grego.</w:t>
+      </w:r>
+      <w:r>
+        <w:rPr>
+          <w:rFonts w:ascii="Cambria" w:cs="Cambria" w:eastAsia="Cambria" w:hAnsi="Cambria"/>
+          <w:color w:val="2B2B33"/>
+          <w:sz w:val="17"/>
+          <w:szCs w:val="17"/>
+        </w:rPr>
+        <w:t xml:space="preserve"> </w:t>
+      </w:r>
+      <w:r>
+        <w:rPr>
+          <w:rFonts w:ascii="Cambria" w:cs="Cambria" w:eastAsia="Cambria" w:hAnsi="Cambria"/>
+          <w:i/>
+          <w:iCs/>
+          <w:color w:val="2B2B33"/>
+          <w:sz w:val="17"/>
+          <w:szCs w:val="17"/>
+        </w:rPr>
+        <w:t xml:space="preserve">to baros tēs hēmeras kai ton kausōna</w:t>
+      </w:r>
+      <w:r>
+        <w:rPr>
+          <w:rFonts w:ascii="Cambria" w:cs="Cambria" w:eastAsia="Cambria" w:hAnsi="Cambria"/>
+          <w:color w:val="2B2B33"/>
+          <w:sz w:val="17"/>
+          <w:szCs w:val="17"/>
+        </w:rPr>
+        <w:t xml:space="preserve"> (τὸ βάρος τῆς ἡμέρας καὶ τὸν καύσωνα): "o peso do dia e o calor escaldante". </w:t>
+      </w:r>
+      <w:r>
+        <w:rPr>
+          <w:rFonts w:ascii="Cambria" w:cs="Cambria" w:eastAsia="Cambria" w:hAnsi="Cambria"/>
+          <w:i/>
+          <w:iCs/>
+          <w:color w:val="2B2B33"/>
+          <w:sz w:val="17"/>
+          <w:szCs w:val="17"/>
+        </w:rPr>
+        <w:t xml:space="preserve">Kausōn</w:t>
+      </w:r>
+      <w:r>
+        <w:rPr>
+          <w:rFonts w:ascii="Cambria" w:cs="Cambria" w:eastAsia="Cambria" w:hAnsi="Cambria"/>
+          <w:color w:val="2B2B33"/>
+          <w:sz w:val="17"/>
+          <w:szCs w:val="17"/>
+        </w:rPr>
+        <w:t xml:space="preserve"> é muitas vezes o vento quente do deserto. A Septuaginta usa a palavra em Jn 4.8, quando o profeta ressentido reclama do calor (R. T. France registra o uso). É eco verbal, não alusão afirmada.</w:t>
+      </w:r>
+    </w:p>
+  </w:footnote>
+  <w:footnote w:id="38">
+    <w:p>
+      <w:pPr>
+        <w:spacing w:after="40" w:line="240" w:lineRule="auto"/>
+        <w:jc w:val="both"/>
+      </w:pPr>
+      <w:r>
+        <w:rPr>
+          <w:rStyle w:val="FootnoteReference"/>
+        </w:rPr>
+        <w:footnoteRef/>
+      </w:r>
+      <w:r>
+        <w:rPr>
+          <w:sz w:val="17"/>
+          <w:szCs w:val="17"/>
+        </w:rPr>
+        <w:t xml:space="preserve"> </w:t>
+      </w:r>
+      <w:r>
+        <w:rPr>
+          <w:rFonts w:ascii="Cambria" w:cs="Cambria" w:eastAsia="Cambria" w:hAnsi="Cambria"/>
+          <w:b/>
+          <w:bCs/>
+          <w:color w:val="2B2B33"/>
+          <w:sz w:val="17"/>
+          <w:szCs w:val="17"/>
+        </w:rPr>
+        <w:t xml:space="preserve">Fonte.</w:t>
+      </w:r>
+      <w:r>
+        <w:rPr>
+          <w:rFonts w:ascii="Cambria" w:cs="Cambria" w:eastAsia="Cambria" w:hAnsi="Cambria"/>
+          <w:color w:val="2B2B33"/>
+          <w:sz w:val="17"/>
+          <w:szCs w:val="17"/>
+        </w:rPr>
+        <w:t xml:space="preserve"> C. S. Lewis, </w:t>
+      </w:r>
+      <w:r>
+        <w:rPr>
+          <w:rFonts w:ascii="Cambria" w:cs="Cambria" w:eastAsia="Cambria" w:hAnsi="Cambria"/>
+          <w:i/>
+          <w:iCs/>
+          <w:color w:val="2B2B33"/>
+          <w:sz w:val="17"/>
+          <w:szCs w:val="17"/>
+        </w:rPr>
+        <w:t xml:space="preserve">Mere Christianity</w:t>
+      </w:r>
+      <w:r>
+        <w:rPr>
+          <w:rFonts w:ascii="Cambria" w:cs="Cambria" w:eastAsia="Cambria" w:hAnsi="Cambria"/>
+          <w:color w:val="2B2B33"/>
+          <w:sz w:val="17"/>
+          <w:szCs w:val="17"/>
+        </w:rPr>
+        <w:t xml:space="preserve"> (1952), livro III, cap. 8, "The Great Sin"; ed. bras. </w:t>
+      </w:r>
+      <w:r>
+        <w:rPr>
+          <w:rFonts w:ascii="Cambria" w:cs="Cambria" w:eastAsia="Cambria" w:hAnsi="Cambria"/>
+          <w:i/>
+          <w:iCs/>
+          <w:color w:val="2B2B33"/>
+          <w:sz w:val="17"/>
+          <w:szCs w:val="17"/>
+        </w:rPr>
+        <w:t xml:space="preserve">Cristianismo Puro e Simples</w:t>
+      </w:r>
+      <w:r>
+        <w:rPr>
+          <w:rFonts w:ascii="Cambria" w:cs="Cambria" w:eastAsia="Cambria" w:hAnsi="Cambria"/>
+          <w:color w:val="2B2B33"/>
+          <w:sz w:val="17"/>
+          <w:szCs w:val="17"/>
+        </w:rPr>
+        <w:t xml:space="preserve">, "O grande pecado" (tradução livre). No mesmo capítulo, Lewis afirma que o orgulho é "essencialmente competitivo".</w:t>
+      </w:r>
+    </w:p>
+  </w:footnote>
+  <w:footnote w:id="39">
+    <w:p>
+      <w:pPr>
+        <w:spacing w:after="40" w:line="240" w:lineRule="auto"/>
+        <w:jc w:val="both"/>
+      </w:pPr>
+      <w:r>
+        <w:rPr>
+          <w:rStyle w:val="FootnoteReference"/>
+        </w:rPr>
+        <w:footnoteRef/>
+      </w:r>
+      <w:r>
+        <w:rPr>
+          <w:sz w:val="17"/>
+          <w:szCs w:val="17"/>
+        </w:rPr>
+        <w:t xml:space="preserve"> </w:t>
+      </w:r>
+      <w:r>
+        <w:rPr>
+          <w:rFonts w:ascii="Cambria" w:cs="Cambria" w:eastAsia="Cambria" w:hAnsi="Cambria"/>
+          <w:b/>
+          <w:bCs/>
+          <w:color w:val="2B2B33"/>
+          <w:sz w:val="17"/>
+          <w:szCs w:val="17"/>
+        </w:rPr>
+        <w:t xml:space="preserve">Fonte.</w:t>
+      </w:r>
+      <w:r>
+        <w:rPr>
+          <w:rFonts w:ascii="Cambria" w:cs="Cambria" w:eastAsia="Cambria" w:hAnsi="Cambria"/>
+          <w:color w:val="2B2B33"/>
+          <w:sz w:val="17"/>
+          <w:szCs w:val="17"/>
+        </w:rPr>
+        <w:t xml:space="preserve"> William Hendriksen vê nos vv. 13-15 a tríplice raiz da infelicidade dos primeiros, "exatamente nessa ordem": espírito mercantil, não reconhecer os direitos do proprietário e inveja (</w:t>
+      </w:r>
+      <w:r>
+        <w:rPr>
+          <w:rFonts w:ascii="Cambria" w:cs="Cambria" w:eastAsia="Cambria" w:hAnsi="Cambria"/>
+          <w:i/>
+          <w:iCs/>
+          <w:color w:val="2B2B33"/>
+          <w:sz w:val="17"/>
+          <w:szCs w:val="17"/>
+        </w:rPr>
+        <w:t xml:space="preserve">Mateus</w:t>
+      </w:r>
+      <w:r>
+        <w:rPr>
+          <w:rFonts w:ascii="Cambria" w:cs="Cambria" w:eastAsia="Cambria" w:hAnsi="Cambria"/>
+          <w:color w:val="2B2B33"/>
+          <w:sz w:val="17"/>
+          <w:szCs w:val="17"/>
+        </w:rPr>
+        <w:t xml:space="preserve">, vol. 2, p. 288). Ressalva: o "desde o início" de Hendriksen não se sustenta, porque o espírito mercantil aparece no v. 10. Frederick Dale Bruner, citado por Osborne: a primeira pergunta do v. 15 é teológica (a soberania de Deus); a segunda é antropológica (o pecado humano). W. Harnisch, também via Osborne: na cena final, "o acusador se torna acusado".</w:t>
+      </w:r>
+    </w:p>
+  </w:footnote>
+  <w:footnote w:id="40">
+    <w:p>
+      <w:pPr>
+        <w:spacing w:after="40" w:line="240" w:lineRule="auto"/>
+        <w:jc w:val="both"/>
+      </w:pPr>
+      <w:r>
+        <w:rPr>
+          <w:rStyle w:val="FootnoteReference"/>
+        </w:rPr>
+        <w:footnoteRef/>
+      </w:r>
+      <w:r>
+        <w:rPr>
+          <w:sz w:val="17"/>
+          <w:szCs w:val="17"/>
+        </w:rPr>
+        <w:t xml:space="preserve"> </w:t>
+      </w:r>
+      <w:r>
+        <w:rPr>
+          <w:rFonts w:ascii="Cambria" w:cs="Cambria" w:eastAsia="Cambria" w:hAnsi="Cambria"/>
+          <w:b/>
+          <w:bCs/>
+          <w:color w:val="2B2B33"/>
+          <w:sz w:val="17"/>
+          <w:szCs w:val="17"/>
+        </w:rPr>
+        <w:t xml:space="preserve">Grego.</w:t>
+      </w:r>
+      <w:r>
+        <w:rPr>
+          <w:rFonts w:ascii="Cambria" w:cs="Cambria" w:eastAsia="Cambria" w:hAnsi="Cambria"/>
+          <w:color w:val="2B2B33"/>
+          <w:sz w:val="17"/>
+          <w:szCs w:val="17"/>
+        </w:rPr>
+        <w:t xml:space="preserve"> </w:t>
+      </w:r>
+      <w:r>
+        <w:rPr>
+          <w:rFonts w:ascii="Cambria" w:cs="Cambria" w:eastAsia="Cambria" w:hAnsi="Cambria"/>
+          <w:i/>
+          <w:iCs/>
+          <w:color w:val="2B2B33"/>
+          <w:sz w:val="17"/>
+          <w:szCs w:val="17"/>
+        </w:rPr>
+        <w:t xml:space="preserve">hetaire</w:t>
+      </w:r>
+      <w:r>
+        <w:rPr>
+          <w:rFonts w:ascii="Cambria" w:cs="Cambria" w:eastAsia="Cambria" w:hAnsi="Cambria"/>
+          <w:color w:val="2B2B33"/>
+          <w:sz w:val="17"/>
+          <w:szCs w:val="17"/>
+        </w:rPr>
+        <w:t xml:space="preserve"> (ἑταῖρε), vocativo de </w:t>
+      </w:r>
+      <w:r>
+        <w:rPr>
+          <w:rFonts w:ascii="Cambria" w:cs="Cambria" w:eastAsia="Cambria" w:hAnsi="Cambria"/>
+          <w:i/>
+          <w:iCs/>
+          <w:color w:val="2B2B33"/>
+          <w:sz w:val="17"/>
+          <w:szCs w:val="17"/>
+        </w:rPr>
+        <w:t xml:space="preserve">hetairos</w:t>
+      </w:r>
+      <w:r>
+        <w:rPr>
+          <w:rFonts w:ascii="Cambria" w:cs="Cambria" w:eastAsia="Cambria" w:hAnsi="Cambria"/>
+          <w:color w:val="2B2B33"/>
+          <w:sz w:val="17"/>
+          <w:szCs w:val="17"/>
+        </w:rPr>
+        <w:t xml:space="preserve">: "companheiro, colega". É trato cortês, mas sem intimidade (não é </w:t>
+      </w:r>
+      <w:r>
+        <w:rPr>
+          <w:rFonts w:ascii="Cambria" w:cs="Cambria" w:eastAsia="Cambria" w:hAnsi="Cambria"/>
+          <w:i/>
+          <w:iCs/>
+          <w:color w:val="2B2B33"/>
+          <w:sz w:val="17"/>
+          <w:szCs w:val="17"/>
+        </w:rPr>
+        <w:t xml:space="preserve">philos</w:t>
+      </w:r>
+      <w:r>
+        <w:rPr>
+          <w:rFonts w:ascii="Cambria" w:cs="Cambria" w:eastAsia="Cambria" w:hAnsi="Cambria"/>
+          <w:color w:val="2B2B33"/>
+          <w:sz w:val="17"/>
+          <w:szCs w:val="17"/>
+        </w:rPr>
+        <w:t xml:space="preserve">, "amigo querido"). Mateus o usa só três vezes, sempre para quem está dentro e em erro: 20.13; 22.12; 26.50. </w:t>
+      </w:r>
+      <w:r>
+        <w:rPr>
+          <w:rFonts w:ascii="Cambria" w:cs="Cambria" w:eastAsia="Cambria" w:hAnsi="Cambria"/>
+          <w:b/>
+          <w:bCs/>
+          <w:color w:val="2B2B33"/>
+          <w:sz w:val="17"/>
+          <w:szCs w:val="17"/>
+        </w:rPr>
+        <w:t xml:space="preserve">Fonte:</w:t>
+      </w:r>
+      <w:r>
+        <w:rPr>
+          <w:rFonts w:ascii="Cambria" w:cs="Cambria" w:eastAsia="Cambria" w:hAnsi="Cambria"/>
+          <w:color w:val="2B2B33"/>
+          <w:sz w:val="17"/>
+          <w:szCs w:val="17"/>
+        </w:rPr>
+        <w:t xml:space="preserve"> Kistemaker (com K. H. Rengstorf), Turner, Blomberg, Osborne e Snodgrass.</w:t>
+      </w:r>
+    </w:p>
+  </w:footnote>
+  <w:footnote w:id="41">
+    <w:p>
+      <w:pPr>
+        <w:spacing w:after="40" w:line="240" w:lineRule="auto"/>
+        <w:jc w:val="both"/>
+      </w:pPr>
+      <w:r>
+        <w:rPr>
+          <w:rStyle w:val="FootnoteReference"/>
+        </w:rPr>
+        <w:footnoteRef/>
+      </w:r>
+      <w:r>
+        <w:rPr>
+          <w:sz w:val="17"/>
+          <w:szCs w:val="17"/>
+        </w:rPr>
+        <w:t xml:space="preserve"> </w:t>
+      </w:r>
+      <w:r>
+        <w:rPr>
+          <w:rFonts w:ascii="Cambria" w:cs="Cambria" w:eastAsia="Cambria" w:hAnsi="Cambria"/>
+          <w:b/>
+          <w:bCs/>
+          <w:color w:val="2B2B33"/>
+          <w:sz w:val="17"/>
+          <w:szCs w:val="17"/>
+        </w:rPr>
+        <w:t xml:space="preserve">Fonte.</w:t>
+      </w:r>
+      <w:r>
+        <w:rPr>
+          <w:rFonts w:ascii="Cambria" w:cs="Cambria" w:eastAsia="Cambria" w:hAnsi="Cambria"/>
+          <w:color w:val="2B2B33"/>
+          <w:sz w:val="17"/>
+          <w:szCs w:val="17"/>
+        </w:rPr>
+        <w:t xml:space="preserve"> R. C. Sproul, </w:t>
+      </w:r>
+      <w:r>
+        <w:rPr>
+          <w:rFonts w:ascii="Cambria" w:cs="Cambria" w:eastAsia="Cambria" w:hAnsi="Cambria"/>
+          <w:i/>
+          <w:iCs/>
+          <w:color w:val="2B2B33"/>
+          <w:sz w:val="17"/>
+          <w:szCs w:val="17"/>
+        </w:rPr>
+        <w:t xml:space="preserve">Estudos Bíblicos Expositivos em Mateus</w:t>
+      </w:r>
+      <w:r>
+        <w:rPr>
+          <w:rFonts w:ascii="Cambria" w:cs="Cambria" w:eastAsia="Cambria" w:hAnsi="Cambria"/>
+          <w:color w:val="2B2B33"/>
+          <w:sz w:val="17"/>
+          <w:szCs w:val="17"/>
+        </w:rPr>
+        <w:t xml:space="preserve"> (São Paulo: Cultura Cristã, 2017), pp. 523-524.</w:t>
+      </w:r>
+    </w:p>
+  </w:footnote>
+  <w:footnote w:id="42">
+    <w:p>
+      <w:pPr>
+        <w:spacing w:after="40" w:line="240" w:lineRule="auto"/>
+        <w:jc w:val="both"/>
+      </w:pPr>
+      <w:r>
+        <w:rPr>
+          <w:rStyle w:val="FootnoteReference"/>
+        </w:rPr>
+        <w:footnoteRef/>
+      </w:r>
+      <w:r>
+        <w:rPr>
+          <w:sz w:val="17"/>
+          <w:szCs w:val="17"/>
+        </w:rPr>
+        <w:t xml:space="preserve"> </w:t>
+      </w:r>
+      <w:r>
+        <w:rPr>
+          <w:rFonts w:ascii="Cambria" w:cs="Cambria" w:eastAsia="Cambria" w:hAnsi="Cambria"/>
+          <w:b/>
+          <w:bCs/>
+          <w:color w:val="2B2B33"/>
+          <w:sz w:val="17"/>
+          <w:szCs w:val="17"/>
+        </w:rPr>
+        <w:t xml:space="preserve">Fonte.</w:t>
+      </w:r>
+      <w:r>
+        <w:rPr>
+          <w:rFonts w:ascii="Cambria" w:cs="Cambria" w:eastAsia="Cambria" w:hAnsi="Cambria"/>
+          <w:color w:val="2B2B33"/>
+          <w:sz w:val="17"/>
+          <w:szCs w:val="17"/>
+        </w:rPr>
+        <w:t xml:space="preserve"> D. A. Carson, </w:t>
+      </w:r>
+      <w:r>
+        <w:rPr>
+          <w:rFonts w:ascii="Cambria" w:cs="Cambria" w:eastAsia="Cambria" w:hAnsi="Cambria"/>
+          <w:i/>
+          <w:iCs/>
+          <w:color w:val="2B2B33"/>
+          <w:sz w:val="17"/>
+          <w:szCs w:val="17"/>
+        </w:rPr>
+        <w:t xml:space="preserve">How Long, O Lord? Reflections on Suffering and Evil</w:t>
+      </w:r>
+      <w:r>
+        <w:rPr>
+          <w:rFonts w:ascii="Cambria" w:cs="Cambria" w:eastAsia="Cambria" w:hAnsi="Cambria"/>
+          <w:color w:val="2B2B33"/>
+          <w:sz w:val="17"/>
+          <w:szCs w:val="17"/>
+        </w:rPr>
+        <w:t xml:space="preserve"> (2ª ed.; Grand Rapids: Baker Academic, 2006), p. 161: "Do you really want nothing but totally effective, instantaneous justice? Then go to hell." Carson responde a quem acusa Deus de injustiça. Citado por David Platt, </w:t>
+      </w:r>
+      <w:r>
+        <w:rPr>
+          <w:rFonts w:ascii="Cambria" w:cs="Cambria" w:eastAsia="Cambria" w:hAnsi="Cambria"/>
+          <w:i/>
+          <w:iCs/>
+          <w:color w:val="2B2B33"/>
+          <w:sz w:val="17"/>
+          <w:szCs w:val="17"/>
+        </w:rPr>
+        <w:t xml:space="preserve">Exalting Jesus in Matthew</w:t>
+      </w:r>
+      <w:r>
+        <w:rPr>
+          <w:rFonts w:ascii="Cambria" w:cs="Cambria" w:eastAsia="Cambria" w:hAnsi="Cambria"/>
+          <w:color w:val="2B2B33"/>
+          <w:sz w:val="17"/>
+          <w:szCs w:val="17"/>
+        </w:rPr>
+        <w:t xml:space="preserve"> (Christ-Centered Exposition; Nashville: B&amp;H, 2013), pp. 269-270, que aplica a frase a Mt 20.1-16.</w:t>
+      </w:r>
+    </w:p>
+  </w:footnote>
+  <w:footnote w:id="43">
+    <w:p>
+      <w:pPr>
+        <w:spacing w:after="40" w:line="240" w:lineRule="auto"/>
+        <w:jc w:val="both"/>
+      </w:pPr>
+      <w:r>
+        <w:rPr>
+          <w:rStyle w:val="FootnoteReference"/>
+        </w:rPr>
+        <w:footnoteRef/>
+      </w:r>
+      <w:r>
+        <w:rPr>
+          <w:sz w:val="17"/>
+          <w:szCs w:val="17"/>
+        </w:rPr>
+        <w:t xml:space="preserve"> </w:t>
+      </w:r>
+      <w:r>
+        <w:rPr>
+          <w:rFonts w:ascii="Cambria" w:cs="Cambria" w:eastAsia="Cambria" w:hAnsi="Cambria"/>
+          <w:b/>
+          <w:bCs/>
+          <w:color w:val="2B2B33"/>
+          <w:sz w:val="17"/>
+          <w:szCs w:val="17"/>
+        </w:rPr>
+        <w:t xml:space="preserve">Grego.</w:t>
+      </w:r>
+      <w:r>
+        <w:rPr>
+          <w:rFonts w:ascii="Cambria" w:cs="Cambria" w:eastAsia="Cambria" w:hAnsi="Cambria"/>
+          <w:color w:val="2B2B33"/>
+          <w:sz w:val="17"/>
+          <w:szCs w:val="17"/>
+        </w:rPr>
+        <w:t xml:space="preserve"> "Salário" em Rm 6.23 é </w:t>
+      </w:r>
+      <w:r>
+        <w:rPr>
+          <w:rFonts w:ascii="Cambria" w:cs="Cambria" w:eastAsia="Cambria" w:hAnsi="Cambria"/>
+          <w:i/>
+          <w:iCs/>
+          <w:color w:val="2B2B33"/>
+          <w:sz w:val="17"/>
+          <w:szCs w:val="17"/>
+        </w:rPr>
+        <w:t xml:space="preserve">opsōnia</w:t>
+      </w:r>
+      <w:r>
+        <w:rPr>
+          <w:rFonts w:ascii="Cambria" w:cs="Cambria" w:eastAsia="Cambria" w:hAnsi="Cambria"/>
+          <w:color w:val="2B2B33"/>
+          <w:sz w:val="17"/>
+          <w:szCs w:val="17"/>
+        </w:rPr>
+        <w:t xml:space="preserve"> (ὀψώνια): o soldo, a ração paga ao soldado. Paulo contrasta o soldo do pecado com o </w:t>
+      </w:r>
+      <w:r>
+        <w:rPr>
+          <w:rFonts w:ascii="Cambria" w:cs="Cambria" w:eastAsia="Cambria" w:hAnsi="Cambria"/>
+          <w:i/>
+          <w:iCs/>
+          <w:color w:val="2B2B33"/>
+          <w:sz w:val="17"/>
+          <w:szCs w:val="17"/>
+        </w:rPr>
+        <w:t xml:space="preserve">charisma</w:t>
+      </w:r>
+      <w:r>
+        <w:rPr>
+          <w:rFonts w:ascii="Cambria" w:cs="Cambria" w:eastAsia="Cambria" w:hAnsi="Cambria"/>
+          <w:color w:val="2B2B33"/>
+          <w:sz w:val="17"/>
+          <w:szCs w:val="17"/>
+        </w:rPr>
+        <w:t xml:space="preserve"> (χάρισμα), o dom gratuito de Deus. É a mesma passagem do salário (v. 8) ao presente (v. 14) que a parábola faz.</w:t>
+      </w:r>
+    </w:p>
+  </w:footnote>
+  <w:footnote w:id="44">
+    <w:p>
+      <w:pPr>
+        <w:spacing w:after="40" w:line="240" w:lineRule="auto"/>
+        <w:jc w:val="both"/>
+      </w:pPr>
+      <w:r>
+        <w:rPr>
+          <w:rStyle w:val="FootnoteReference"/>
+        </w:rPr>
+        <w:footnoteRef/>
+      </w:r>
+      <w:r>
+        <w:rPr>
+          <w:sz w:val="17"/>
+          <w:szCs w:val="17"/>
+        </w:rPr>
+        <w:t xml:space="preserve"> </w:t>
+      </w:r>
+      <w:r>
+        <w:rPr>
+          <w:rFonts w:ascii="Cambria" w:cs="Cambria" w:eastAsia="Cambria" w:hAnsi="Cambria"/>
+          <w:b/>
+          <w:bCs/>
+          <w:color w:val="2B2B33"/>
+          <w:sz w:val="17"/>
+          <w:szCs w:val="17"/>
+        </w:rPr>
+        <w:t xml:space="preserve">Grego.</w:t>
+      </w:r>
+      <w:r>
+        <w:rPr>
+          <w:rFonts w:ascii="Cambria" w:cs="Cambria" w:eastAsia="Cambria" w:hAnsi="Cambria"/>
+          <w:color w:val="2B2B33"/>
+          <w:sz w:val="17"/>
+          <w:szCs w:val="17"/>
+        </w:rPr>
+        <w:t xml:space="preserve"> </w:t>
+      </w:r>
+      <w:r>
+        <w:rPr>
+          <w:rFonts w:ascii="Cambria" w:cs="Cambria" w:eastAsia="Cambria" w:hAnsi="Cambria"/>
+          <w:i/>
+          <w:iCs/>
+          <w:color w:val="2B2B33"/>
+          <w:sz w:val="17"/>
+          <w:szCs w:val="17"/>
+        </w:rPr>
+        <w:t xml:space="preserve">ei exestin</w:t>
+      </w:r>
+      <w:r>
+        <w:rPr>
+          <w:rFonts w:ascii="Cambria" w:cs="Cambria" w:eastAsia="Cambria" w:hAnsi="Cambria"/>
+          <w:color w:val="2B2B33"/>
+          <w:sz w:val="17"/>
+          <w:szCs w:val="17"/>
+        </w:rPr>
+        <w:t xml:space="preserve"> (εἰ ἔξεστιν), "é lícito?" (19.3, fariseus) ↔ </w:t>
+      </w:r>
+      <w:r>
+        <w:rPr>
+          <w:rFonts w:ascii="Cambria" w:cs="Cambria" w:eastAsia="Cambria" w:hAnsi="Cambria"/>
+          <w:i/>
+          <w:iCs/>
+          <w:color w:val="2B2B33"/>
+          <w:sz w:val="17"/>
+          <w:szCs w:val="17"/>
+        </w:rPr>
+        <w:t xml:space="preserve">ouk exestin moi</w:t>
+      </w:r>
+      <w:r>
+        <w:rPr>
+          <w:rFonts w:ascii="Cambria" w:cs="Cambria" w:eastAsia="Cambria" w:hAnsi="Cambria"/>
+          <w:color w:val="2B2B33"/>
+          <w:sz w:val="17"/>
+          <w:szCs w:val="17"/>
+        </w:rPr>
+        <w:t xml:space="preserve"> (οὐκ ἔξεστίν μοι), "não me é lícito?" (20.15, o dono). </w:t>
+      </w:r>
+      <w:r>
+        <w:rPr>
+          <w:rFonts w:ascii="Cambria" w:cs="Cambria" w:eastAsia="Cambria" w:hAnsi="Cambria"/>
+          <w:i/>
+          <w:iCs/>
+          <w:color w:val="2B2B33"/>
+          <w:sz w:val="17"/>
+          <w:szCs w:val="17"/>
+        </w:rPr>
+        <w:t xml:space="preserve">Exestin</w:t>
+      </w:r>
+      <w:r>
+        <w:rPr>
+          <w:rFonts w:ascii="Cambria" w:cs="Cambria" w:eastAsia="Cambria" w:hAnsi="Cambria"/>
+          <w:color w:val="2B2B33"/>
+          <w:sz w:val="17"/>
+          <w:szCs w:val="17"/>
+        </w:rPr>
+        <w:t xml:space="preserve"> é o vocabulário das disputas legais com os fariseus (12.2, 10). Craig Blomberg vê aqui um </w:t>
+      </w:r>
+      <w:r>
+        <w:rPr>
+          <w:rFonts w:ascii="Cambria" w:cs="Cambria" w:eastAsia="Cambria" w:hAnsi="Cambria"/>
+          <w:i/>
+          <w:iCs/>
+          <w:color w:val="2B2B33"/>
+          <w:sz w:val="17"/>
+          <w:szCs w:val="17"/>
+        </w:rPr>
+        <w:t xml:space="preserve">inclusio</w:t>
+      </w:r>
+      <w:r>
+        <w:rPr>
+          <w:rFonts w:ascii="Cambria" w:cs="Cambria" w:eastAsia="Cambria" w:hAnsi="Cambria"/>
+          <w:color w:val="2B2B33"/>
+          <w:sz w:val="17"/>
+          <w:szCs w:val="17"/>
+        </w:rPr>
+        <w:t xml:space="preserve">: a seção que começou perguntando o que Deus exige dos homens "termina, ironicamente, com o que os homens tentam exigir de Deus". </w:t>
+      </w:r>
+      <w:r>
+        <w:rPr>
+          <w:rFonts w:ascii="Cambria" w:cs="Cambria" w:eastAsia="Cambria" w:hAnsi="Cambria"/>
+          <w:b/>
+          <w:bCs/>
+          <w:color w:val="2B2B33"/>
+          <w:sz w:val="17"/>
+          <w:szCs w:val="17"/>
+        </w:rPr>
+        <w:t xml:space="preserve">Fonte:</w:t>
+      </w:r>
+      <w:r>
+        <w:rPr>
+          <w:rFonts w:ascii="Cambria" w:cs="Cambria" w:eastAsia="Cambria" w:hAnsi="Cambria"/>
+          <w:color w:val="2B2B33"/>
+          <w:sz w:val="17"/>
+          <w:szCs w:val="17"/>
+        </w:rPr>
+        <w:t xml:space="preserve"> C. L. Blomberg, </w:t>
+      </w:r>
+      <w:r>
+        <w:rPr>
+          <w:rFonts w:ascii="Cambria" w:cs="Cambria" w:eastAsia="Cambria" w:hAnsi="Cambria"/>
+          <w:i/>
+          <w:iCs/>
+          <w:color w:val="2B2B33"/>
+          <w:sz w:val="17"/>
+          <w:szCs w:val="17"/>
+        </w:rPr>
+        <w:t xml:space="preserve">Matthew</w:t>
+      </w:r>
+      <w:r>
+        <w:rPr>
+          <w:rFonts w:ascii="Cambria" w:cs="Cambria" w:eastAsia="Cambria" w:hAnsi="Cambria"/>
+          <w:color w:val="2B2B33"/>
+          <w:sz w:val="17"/>
+          <w:szCs w:val="17"/>
+        </w:rPr>
+        <w:t xml:space="preserve"> (NAC 22), pp. 302-305.</w:t>
+      </w:r>
+    </w:p>
+  </w:footnote>
+  <w:footnote w:id="45">
+    <w:p>
+      <w:pPr>
+        <w:spacing w:after="40" w:line="240" w:lineRule="auto"/>
+        <w:jc w:val="both"/>
+      </w:pPr>
+      <w:r>
+        <w:rPr>
+          <w:rStyle w:val="FootnoteReference"/>
+        </w:rPr>
+        <w:footnoteRef/>
+      </w:r>
+      <w:r>
+        <w:rPr>
+          <w:sz w:val="17"/>
+          <w:szCs w:val="17"/>
+        </w:rPr>
+        <w:t xml:space="preserve"> </w:t>
+      </w:r>
+      <w:r>
+        <w:rPr>
+          <w:rFonts w:ascii="Cambria" w:cs="Cambria" w:eastAsia="Cambria" w:hAnsi="Cambria"/>
+          <w:b/>
+          <w:bCs/>
+          <w:color w:val="2B2B33"/>
+          <w:sz w:val="17"/>
+          <w:szCs w:val="17"/>
+        </w:rPr>
+        <w:t xml:space="preserve">Grego.</w:t>
+      </w:r>
+      <w:r>
+        <w:rPr>
+          <w:rFonts w:ascii="Cambria" w:cs="Cambria" w:eastAsia="Cambria" w:hAnsi="Cambria"/>
+          <w:color w:val="2B2B33"/>
+          <w:sz w:val="17"/>
+          <w:szCs w:val="17"/>
+        </w:rPr>
+        <w:t xml:space="preserve"> </w:t>
+      </w:r>
+      <w:r>
+        <w:rPr>
+          <w:rFonts w:ascii="Cambria" w:cs="Cambria" w:eastAsia="Cambria" w:hAnsi="Cambria"/>
+          <w:i/>
+          <w:iCs/>
+          <w:color w:val="2B2B33"/>
+          <w:sz w:val="17"/>
+          <w:szCs w:val="17"/>
+        </w:rPr>
+        <w:t xml:space="preserve">Ponēros</w:t>
+      </w:r>
+      <w:r>
+        <w:rPr>
+          <w:rFonts w:ascii="Cambria" w:cs="Cambria" w:eastAsia="Cambria" w:hAnsi="Cambria"/>
+          <w:color w:val="2B2B33"/>
+          <w:sz w:val="17"/>
+          <w:szCs w:val="17"/>
+        </w:rPr>
+        <w:t xml:space="preserve"> (πονηρός), "mau", contra </w:t>
+      </w:r>
+      <w:r>
+        <w:rPr>
+          <w:rFonts w:ascii="Cambria" w:cs="Cambria" w:eastAsia="Cambria" w:hAnsi="Cambria"/>
+          <w:i/>
+          <w:iCs/>
+          <w:color w:val="2B2B33"/>
+          <w:sz w:val="17"/>
+          <w:szCs w:val="17"/>
+        </w:rPr>
+        <w:t xml:space="preserve">agathos</w:t>
+      </w:r>
+      <w:r>
+        <w:rPr>
+          <w:rFonts w:ascii="Cambria" w:cs="Cambria" w:eastAsia="Cambria" w:hAnsi="Cambria"/>
+          <w:color w:val="2B2B33"/>
+          <w:sz w:val="17"/>
+          <w:szCs w:val="17"/>
+        </w:rPr>
+        <w:t xml:space="preserve">, "bom". Mateus já ligou o olho ao dinheiro no Sermão do Monte: o olho </w:t>
+      </w:r>
+      <w:r>
+        <w:rPr>
+          <w:rFonts w:ascii="Cambria" w:cs="Cambria" w:eastAsia="Cambria" w:hAnsi="Cambria"/>
+          <w:i/>
+          <w:iCs/>
+          <w:color w:val="2B2B33"/>
+          <w:sz w:val="17"/>
+          <w:szCs w:val="17"/>
+        </w:rPr>
+        <w:t xml:space="preserve">haplous</w:t>
+      </w:r>
+      <w:r>
+        <w:rPr>
+          <w:rFonts w:ascii="Cambria" w:cs="Cambria" w:eastAsia="Cambria" w:hAnsi="Cambria"/>
+          <w:color w:val="2B2B33"/>
+          <w:sz w:val="17"/>
+          <w:szCs w:val="17"/>
+        </w:rPr>
+        <w:t xml:space="preserve"> (generoso, íntegro) e o olho </w:t>
+      </w:r>
+      <w:r>
+        <w:rPr>
+          <w:rFonts w:ascii="Cambria" w:cs="Cambria" w:eastAsia="Cambria" w:hAnsi="Cambria"/>
+          <w:i/>
+          <w:iCs/>
+          <w:color w:val="2B2B33"/>
+          <w:sz w:val="17"/>
+          <w:szCs w:val="17"/>
+        </w:rPr>
+        <w:t xml:space="preserve">ponēros</w:t>
+      </w:r>
+      <w:r>
+        <w:rPr>
+          <w:rFonts w:ascii="Cambria" w:cs="Cambria" w:eastAsia="Cambria" w:hAnsi="Cambria"/>
+          <w:color w:val="2B2B33"/>
+          <w:sz w:val="17"/>
+          <w:szCs w:val="17"/>
+        </w:rPr>
+        <w:t xml:space="preserve"> (mesquinho), logo depois do ensino sobre os tesouros (6.22-23). Os intérpretes leem o "olho mau" como inveja (J. H. Elliott, Hagner, Luz), como mesquinhez (Morris) ou como as duas coisas e mais o ressentimento (Osborne).</w:t>
+      </w:r>
+    </w:p>
+  </w:footnote>
+  <w:footnote w:id="46">
+    <w:p>
+      <w:pPr>
+        <w:spacing w:after="40" w:line="240" w:lineRule="auto"/>
+        <w:jc w:val="both"/>
+      </w:pPr>
+      <w:r>
+        <w:rPr>
+          <w:rStyle w:val="FootnoteReference"/>
+        </w:rPr>
+        <w:footnoteRef/>
+      </w:r>
+      <w:r>
+        <w:rPr>
+          <w:sz w:val="17"/>
+          <w:szCs w:val="17"/>
+        </w:rPr>
+        <w:t xml:space="preserve"> </w:t>
+      </w:r>
+      <w:r>
+        <w:rPr>
+          <w:rFonts w:ascii="Cambria" w:cs="Cambria" w:eastAsia="Cambria" w:hAnsi="Cambria"/>
+          <w:b/>
+          <w:bCs/>
+          <w:color w:val="2B2B33"/>
+          <w:sz w:val="17"/>
+          <w:szCs w:val="17"/>
+        </w:rPr>
+        <w:t xml:space="preserve">Hebraico.</w:t>
+      </w:r>
+      <w:r>
+        <w:rPr>
+          <w:rFonts w:ascii="Cambria" w:cs="Cambria" w:eastAsia="Cambria" w:hAnsi="Cambria"/>
+          <w:color w:val="2B2B33"/>
+          <w:sz w:val="17"/>
+          <w:szCs w:val="17"/>
+        </w:rPr>
+        <w:t xml:space="preserve"> </w:t>
+      </w:r>
+      <w:r>
+        <w:rPr>
+          <w:rFonts w:ascii="Cambria" w:cs="Cambria" w:eastAsia="Cambria" w:hAnsi="Cambria"/>
+          <w:i/>
+          <w:iCs/>
+          <w:color w:val="2B2B33"/>
+          <w:sz w:val="17"/>
+          <w:szCs w:val="17"/>
+        </w:rPr>
+        <w:t xml:space="preserve">tov-'ayin</w:t>
+      </w:r>
+      <w:r>
+        <w:rPr>
+          <w:rFonts w:ascii="Cambria" w:cs="Cambria" w:eastAsia="Cambria" w:hAnsi="Cambria"/>
+          <w:color w:val="2B2B33"/>
+          <w:sz w:val="17"/>
+          <w:szCs w:val="17"/>
+        </w:rPr>
+        <w:t xml:space="preserve"> (טוֹב־עַיִן), "bom de olho" = generoso (Pv 22.9). O oposto é </w:t>
+      </w:r>
+      <w:r>
+        <w:rPr>
+          <w:rFonts w:ascii="Cambria" w:cs="Cambria" w:eastAsia="Cambria" w:hAnsi="Cambria"/>
+          <w:i/>
+          <w:iCs/>
+          <w:color w:val="2B2B33"/>
+          <w:sz w:val="17"/>
+          <w:szCs w:val="17"/>
+        </w:rPr>
+        <w:t xml:space="preserve">ra' 'ayin</w:t>
+      </w:r>
+      <w:r>
+        <w:rPr>
+          <w:rFonts w:ascii="Cambria" w:cs="Cambria" w:eastAsia="Cambria" w:hAnsi="Cambria"/>
+          <w:color w:val="2B2B33"/>
+          <w:sz w:val="17"/>
+          <w:szCs w:val="17"/>
+        </w:rPr>
+        <w:t xml:space="preserve"> (רַע עָיִן), "mau de olho" = avarento (Pv 23.6; 28.22; cf. Dt 15.9, o olho mau contra o irmão pobre). </w:t>
+      </w:r>
+      <w:r>
+        <w:rPr>
+          <w:rFonts w:ascii="Cambria" w:cs="Cambria" w:eastAsia="Cambria" w:hAnsi="Cambria"/>
+          <w:b/>
+          <w:bCs/>
+          <w:color w:val="2B2B33"/>
+          <w:sz w:val="17"/>
+          <w:szCs w:val="17"/>
+        </w:rPr>
+        <w:t xml:space="preserve">Fonte:</w:t>
+      </w:r>
+      <w:r>
+        <w:rPr>
+          <w:rFonts w:ascii="Cambria" w:cs="Cambria" w:eastAsia="Cambria" w:hAnsi="Cambria"/>
+          <w:color w:val="2B2B33"/>
+          <w:sz w:val="17"/>
+          <w:szCs w:val="17"/>
+        </w:rPr>
+        <w:t xml:space="preserve"> a ligação com o jovem rico, que não quis dar aos pobres (19.21-22), é de K. Snodgrass, </w:t>
+      </w:r>
+      <w:r>
+        <w:rPr>
+          <w:rFonts w:ascii="Cambria" w:cs="Cambria" w:eastAsia="Cambria" w:hAnsi="Cambria"/>
+          <w:i/>
+          <w:iCs/>
+          <w:color w:val="2B2B33"/>
+          <w:sz w:val="17"/>
+          <w:szCs w:val="17"/>
+        </w:rPr>
+        <w:t xml:space="preserve">Compreendendo Todas as Parábolas de Jesus</w:t>
+      </w:r>
+      <w:r>
+        <w:rPr>
+          <w:rFonts w:ascii="Cambria" w:cs="Cambria" w:eastAsia="Cambria" w:hAnsi="Cambria"/>
+          <w:color w:val="2B2B33"/>
+          <w:sz w:val="17"/>
+          <w:szCs w:val="17"/>
+        </w:rPr>
+        <w:t xml:space="preserve">, pp. 510-534.</w:t>
+      </w:r>
+    </w:p>
+  </w:footnote>
+  <w:footnote w:id="47">
+    <w:p>
+      <w:pPr>
+        <w:spacing w:after="40" w:line="240" w:lineRule="auto"/>
+        <w:jc w:val="both"/>
+      </w:pPr>
+      <w:r>
+        <w:rPr>
+          <w:rStyle w:val="FootnoteReference"/>
+        </w:rPr>
+        <w:footnoteRef/>
+      </w:r>
+      <w:r>
+        <w:rPr>
+          <w:sz w:val="17"/>
+          <w:szCs w:val="17"/>
+        </w:rPr>
+        <w:t xml:space="preserve"> </w:t>
+      </w:r>
+      <w:r>
+        <w:rPr>
+          <w:rFonts w:ascii="Cambria" w:cs="Cambria" w:eastAsia="Cambria" w:hAnsi="Cambria"/>
+          <w:b/>
+          <w:bCs/>
+          <w:color w:val="2B2B33"/>
+          <w:sz w:val="17"/>
+          <w:szCs w:val="17"/>
+        </w:rPr>
+        <w:t xml:space="preserve">Latim.</w:t>
+      </w:r>
+      <w:r>
+        <w:rPr>
+          <w:rFonts w:ascii="Cambria" w:cs="Cambria" w:eastAsia="Cambria" w:hAnsi="Cambria"/>
+          <w:color w:val="2B2B33"/>
+          <w:sz w:val="17"/>
+          <w:szCs w:val="17"/>
+        </w:rPr>
+        <w:t xml:space="preserve"> </w:t>
+      </w:r>
+      <w:r>
+        <w:rPr>
+          <w:rFonts w:ascii="Cambria" w:cs="Cambria" w:eastAsia="Cambria" w:hAnsi="Cambria"/>
+          <w:i/>
+          <w:iCs/>
+          <w:color w:val="2B2B33"/>
+          <w:sz w:val="17"/>
+          <w:szCs w:val="17"/>
+        </w:rPr>
+        <w:t xml:space="preserve">invidia</w:t>
+      </w:r>
+      <w:r>
+        <w:rPr>
+          <w:rFonts w:ascii="Cambria" w:cs="Cambria" w:eastAsia="Cambria" w:hAnsi="Cambria"/>
+          <w:color w:val="2B2B33"/>
+          <w:sz w:val="17"/>
+          <w:szCs w:val="17"/>
+        </w:rPr>
+        <w:t xml:space="preserve">, de </w:t>
+      </w:r>
+      <w:r>
+        <w:rPr>
+          <w:rFonts w:ascii="Cambria" w:cs="Cambria" w:eastAsia="Cambria" w:hAnsi="Cambria"/>
+          <w:i/>
+          <w:iCs/>
+          <w:color w:val="2B2B33"/>
+          <w:sz w:val="17"/>
+          <w:szCs w:val="17"/>
+        </w:rPr>
+        <w:t xml:space="preserve">invidere</w:t>
+      </w:r>
+      <w:r>
+        <w:rPr>
+          <w:rFonts w:ascii="Cambria" w:cs="Cambria" w:eastAsia="Cambria" w:hAnsi="Cambria"/>
+          <w:color w:val="2B2B33"/>
+          <w:sz w:val="17"/>
+          <w:szCs w:val="17"/>
+        </w:rPr>
+        <w:t xml:space="preserve">: </w:t>
+      </w:r>
+      <w:r>
+        <w:rPr>
+          <w:rFonts w:ascii="Cambria" w:cs="Cambria" w:eastAsia="Cambria" w:hAnsi="Cambria"/>
+          <w:i/>
+          <w:iCs/>
+          <w:color w:val="2B2B33"/>
+          <w:sz w:val="17"/>
+          <w:szCs w:val="17"/>
+        </w:rPr>
+        <w:t xml:space="preserve">in-</w:t>
+      </w:r>
+      <w:r>
+        <w:rPr>
+          <w:rFonts w:ascii="Cambria" w:cs="Cambria" w:eastAsia="Cambria" w:hAnsi="Cambria"/>
+          <w:color w:val="2B2B33"/>
+          <w:sz w:val="17"/>
+          <w:szCs w:val="17"/>
+        </w:rPr>
+        <w:t xml:space="preserve"> + </w:t>
+      </w:r>
+      <w:r>
+        <w:rPr>
+          <w:rFonts w:ascii="Cambria" w:cs="Cambria" w:eastAsia="Cambria" w:hAnsi="Cambria"/>
+          <w:i/>
+          <w:iCs/>
+          <w:color w:val="2B2B33"/>
+          <w:sz w:val="17"/>
+          <w:szCs w:val="17"/>
+        </w:rPr>
+        <w:t xml:space="preserve">videre</w:t>
+      </w:r>
+      <w:r>
+        <w:rPr>
+          <w:rFonts w:ascii="Cambria" w:cs="Cambria" w:eastAsia="Cambria" w:hAnsi="Cambria"/>
+          <w:color w:val="2B2B33"/>
+          <w:sz w:val="17"/>
+          <w:szCs w:val="17"/>
+        </w:rPr>
+        <w:t xml:space="preserve">, "olhar contra", olhar com má vontade.</w:t>
+      </w:r>
+    </w:p>
+  </w:footnote>
+  <w:footnote w:id="48">
+    <w:p>
+      <w:pPr>
+        <w:spacing w:after="40" w:line="240" w:lineRule="auto"/>
+        <w:jc w:val="both"/>
+      </w:pPr>
+      <w:r>
+        <w:rPr>
+          <w:rStyle w:val="FootnoteReference"/>
+        </w:rPr>
+        <w:footnoteRef/>
+      </w:r>
+      <w:r>
+        <w:rPr>
+          <w:sz w:val="17"/>
+          <w:szCs w:val="17"/>
+        </w:rPr>
+        <w:t xml:space="preserve"> </w:t>
+      </w:r>
+      <w:r>
+        <w:rPr>
+          <w:rFonts w:ascii="Cambria" w:cs="Cambria" w:eastAsia="Cambria" w:hAnsi="Cambria"/>
+          <w:b/>
+          <w:bCs/>
+          <w:color w:val="2B2B33"/>
+          <w:sz w:val="17"/>
+          <w:szCs w:val="17"/>
+        </w:rPr>
+        <w:t xml:space="preserve">Fonte.</w:t>
+      </w:r>
+      <w:r>
+        <w:rPr>
+          <w:rFonts w:ascii="Cambria" w:cs="Cambria" w:eastAsia="Cambria" w:hAnsi="Cambria"/>
+          <w:color w:val="2B2B33"/>
+          <w:sz w:val="17"/>
+          <w:szCs w:val="17"/>
+        </w:rPr>
+        <w:t xml:space="preserve"> Tomás de Aquino, </w:t>
+      </w:r>
+      <w:r>
+        <w:rPr>
+          <w:rFonts w:ascii="Cambria" w:cs="Cambria" w:eastAsia="Cambria" w:hAnsi="Cambria"/>
+          <w:i/>
+          <w:iCs/>
+          <w:color w:val="2B2B33"/>
+          <w:sz w:val="17"/>
+          <w:szCs w:val="17"/>
+        </w:rPr>
+        <w:t xml:space="preserve">Suma Teológica</w:t>
+      </w:r>
+      <w:r>
+        <w:rPr>
+          <w:rFonts w:ascii="Cambria" w:cs="Cambria" w:eastAsia="Cambria" w:hAnsi="Cambria"/>
+          <w:color w:val="2B2B33"/>
+          <w:sz w:val="17"/>
+          <w:szCs w:val="17"/>
+        </w:rPr>
+        <w:t xml:space="preserve"> II-II, q. 36, a. 1: a definição "a inveja é tristeza pelo bem alheio" vem do </w:t>
+      </w:r>
+      <w:r>
+        <w:rPr>
+          <w:rFonts w:ascii="Cambria" w:cs="Cambria" w:eastAsia="Cambria" w:hAnsi="Cambria"/>
+          <w:i/>
+          <w:iCs/>
+          <w:color w:val="2B2B33"/>
+          <w:sz w:val="17"/>
+          <w:szCs w:val="17"/>
+        </w:rPr>
+        <w:t xml:space="preserve">sed contra</w:t>
+      </w:r>
+      <w:r>
+        <w:rPr>
+          <w:rFonts w:ascii="Cambria" w:cs="Cambria" w:eastAsia="Cambria" w:hAnsi="Cambria"/>
+          <w:color w:val="2B2B33"/>
+          <w:sz w:val="17"/>
+          <w:szCs w:val="17"/>
+        </w:rPr>
+        <w:t xml:space="preserve">, citando João Damasceno (</w:t>
+      </w:r>
+      <w:r>
+        <w:rPr>
+          <w:rFonts w:ascii="Cambria" w:cs="Cambria" w:eastAsia="Cambria" w:hAnsi="Cambria"/>
+          <w:i/>
+          <w:iCs/>
+          <w:color w:val="2B2B33"/>
+          <w:sz w:val="17"/>
+          <w:szCs w:val="17"/>
+        </w:rPr>
+        <w:t xml:space="preserve">De Fide Orthodoxa</w:t>
+      </w:r>
+      <w:r>
+        <w:rPr>
+          <w:rFonts w:ascii="Cambria" w:cs="Cambria" w:eastAsia="Cambria" w:hAnsi="Cambria"/>
+          <w:color w:val="2B2B33"/>
+          <w:sz w:val="17"/>
+          <w:szCs w:val="17"/>
+        </w:rPr>
+        <w:t xml:space="preserve"> II, 14); a segunda frase é do corpo do artigo (tradução livre).</w:t>
+      </w:r>
+    </w:p>
+  </w:footnote>
+  <w:footnote w:id="49">
+    <w:p>
+      <w:pPr>
+        <w:spacing w:after="40" w:line="240" w:lineRule="auto"/>
+        <w:jc w:val="both"/>
+      </w:pPr>
+      <w:r>
+        <w:rPr>
+          <w:rStyle w:val="FootnoteReference"/>
+        </w:rPr>
+        <w:footnoteRef/>
+      </w:r>
+      <w:r>
+        <w:rPr>
+          <w:sz w:val="17"/>
+          <w:szCs w:val="17"/>
+        </w:rPr>
+        <w:t xml:space="preserve"> </w:t>
+      </w:r>
+      <w:r>
+        <w:rPr>
+          <w:rFonts w:ascii="Cambria" w:cs="Cambria" w:eastAsia="Cambria" w:hAnsi="Cambria"/>
+          <w:b/>
+          <w:bCs/>
+          <w:color w:val="2B2B33"/>
+          <w:sz w:val="17"/>
+          <w:szCs w:val="17"/>
+        </w:rPr>
+        <w:t xml:space="preserve">Hebraico.</w:t>
+      </w:r>
+      <w:r>
+        <w:rPr>
+          <w:rFonts w:ascii="Cambria" w:cs="Cambria" w:eastAsia="Cambria" w:hAnsi="Cambria"/>
+          <w:color w:val="2B2B33"/>
+          <w:sz w:val="17"/>
+          <w:szCs w:val="17"/>
+        </w:rPr>
+        <w:t xml:space="preserve"> Em Gn 2.16, Deus diz </w:t>
+      </w:r>
+      <w:r>
+        <w:rPr>
+          <w:rFonts w:ascii="Cambria" w:cs="Cambria" w:eastAsia="Cambria" w:hAnsi="Cambria"/>
+          <w:i/>
+          <w:iCs/>
+          <w:color w:val="2B2B33"/>
+          <w:sz w:val="17"/>
+          <w:szCs w:val="17"/>
+        </w:rPr>
+        <w:t xml:space="preserve">mikkol 'ets … 'akhol tokhel</w:t>
+      </w:r>
+      <w:r>
+        <w:rPr>
+          <w:rFonts w:ascii="Cambria" w:cs="Cambria" w:eastAsia="Cambria" w:hAnsi="Cambria"/>
+          <w:color w:val="2B2B33"/>
+          <w:sz w:val="17"/>
+          <w:szCs w:val="17"/>
+        </w:rPr>
+        <w:t xml:space="preserve">: "de toda árvore comer comerás", isto é, "comerás livremente". A serpente reescreve: "não comereis de toda árvore?" (Gn 3.1). A generosidade enfática de Deus vira proibição na boca da serpente.</w:t>
+      </w:r>
+    </w:p>
+  </w:footnote>
+  <w:footnote w:id="50">
+    <w:p>
+      <w:pPr>
+        <w:spacing w:after="40" w:line="240" w:lineRule="auto"/>
+        <w:jc w:val="both"/>
+      </w:pPr>
+      <w:r>
+        <w:rPr>
+          <w:rStyle w:val="FootnoteReference"/>
+        </w:rPr>
+        <w:footnoteRef/>
+      </w:r>
+      <w:r>
+        <w:rPr>
+          <w:sz w:val="17"/>
+          <w:szCs w:val="17"/>
+        </w:rPr>
+        <w:t xml:space="preserve"> </w:t>
+      </w:r>
+      <w:r>
+        <w:rPr>
+          <w:rFonts w:ascii="Cambria" w:cs="Cambria" w:eastAsia="Cambria" w:hAnsi="Cambria"/>
+          <w:b/>
+          <w:bCs/>
+          <w:color w:val="2B2B33"/>
+          <w:sz w:val="17"/>
+          <w:szCs w:val="17"/>
+        </w:rPr>
+        <w:t xml:space="preserve">Fonte.</w:t>
+      </w:r>
+      <w:r>
+        <w:rPr>
+          <w:rFonts w:ascii="Cambria" w:cs="Cambria" w:eastAsia="Cambria" w:hAnsi="Cambria"/>
+          <w:color w:val="2B2B33"/>
+          <w:sz w:val="17"/>
+          <w:szCs w:val="17"/>
+        </w:rPr>
+        <w:t xml:space="preserve"> A mentira da serpente ("Deus não é bom de verdade") como raiz comum do legalismo e do antinomismo é a leitura de Sinclair Ferguson, </w:t>
+      </w:r>
+      <w:r>
+        <w:rPr>
+          <w:rFonts w:ascii="Cambria" w:cs="Cambria" w:eastAsia="Cambria" w:hAnsi="Cambria"/>
+          <w:i/>
+          <w:iCs/>
+          <w:color w:val="2B2B33"/>
+          <w:sz w:val="17"/>
+          <w:szCs w:val="17"/>
+        </w:rPr>
+        <w:t xml:space="preserve">The Whole Christ</w:t>
+      </w:r>
+      <w:r>
+        <w:rPr>
+          <w:rFonts w:ascii="Cambria" w:cs="Cambria" w:eastAsia="Cambria" w:hAnsi="Cambria"/>
+          <w:color w:val="2B2B33"/>
+          <w:sz w:val="17"/>
+          <w:szCs w:val="17"/>
+        </w:rPr>
+        <w:t xml:space="preserve"> (Wheaton: Crossway, 2016), retomada por Timothy Keller em </w:t>
+      </w:r>
+      <w:r>
+        <w:rPr>
+          <w:rFonts w:ascii="Cambria" w:cs="Cambria" w:eastAsia="Cambria" w:hAnsi="Cambria"/>
+          <w:i/>
+          <w:iCs/>
+          <w:color w:val="2B2B33"/>
+          <w:sz w:val="17"/>
+          <w:szCs w:val="17"/>
+        </w:rPr>
+        <w:t xml:space="preserve">Pregação</w:t>
+      </w:r>
+      <w:r>
+        <w:rPr>
+          <w:rFonts w:ascii="Cambria" w:cs="Cambria" w:eastAsia="Cambria" w:hAnsi="Cambria"/>
+          <w:color w:val="2B2B33"/>
+          <w:sz w:val="17"/>
+          <w:szCs w:val="17"/>
+        </w:rPr>
+        <w:t xml:space="preserve"> (Vida Nova, 2017).</w:t>
+      </w:r>
+    </w:p>
+  </w:footnote>
+  <w:footnote w:id="51">
+    <w:p>
+      <w:pPr>
+        <w:spacing w:after="40" w:line="240" w:lineRule="auto"/>
+        <w:jc w:val="both"/>
+      </w:pPr>
+      <w:r>
+        <w:rPr>
+          <w:rStyle w:val="FootnoteReference"/>
+        </w:rPr>
+        <w:footnoteRef/>
+      </w:r>
+      <w:r>
+        <w:rPr>
+          <w:sz w:val="17"/>
+          <w:szCs w:val="17"/>
+        </w:rPr>
+        <w:t xml:space="preserve"> </w:t>
+      </w:r>
+      <w:r>
+        <w:rPr>
+          <w:rFonts w:ascii="Cambria" w:cs="Cambria" w:eastAsia="Cambria" w:hAnsi="Cambria"/>
+          <w:b/>
+          <w:bCs/>
+          <w:color w:val="2B2B33"/>
+          <w:sz w:val="17"/>
+          <w:szCs w:val="17"/>
+        </w:rPr>
+        <w:t xml:space="preserve">Aprofundamento.</w:t>
+      </w:r>
+      <w:r>
+        <w:rPr>
+          <w:rFonts w:ascii="Cambria" w:cs="Cambria" w:eastAsia="Cambria" w:hAnsi="Cambria"/>
+          <w:color w:val="2B2B33"/>
+          <w:sz w:val="17"/>
+          <w:szCs w:val="17"/>
+        </w:rPr>
+        <w:t xml:space="preserve"> Jonas também se ressentiu da bondade de Deus com os que não mereciam: "eu sabia que és Deus clemente e misericordioso" (Jn 4.2). O livro termina com uma pergunta de Deus sem resposta do profeta (Jn 4.10-11), como a parábola.</w:t>
+      </w:r>
+    </w:p>
+  </w:footnote>
+  <w:footnote w:id="52">
+    <w:p>
+      <w:pPr>
+        <w:spacing w:after="40" w:line="240" w:lineRule="auto"/>
+        <w:jc w:val="both"/>
+      </w:pPr>
+      <w:r>
+        <w:rPr>
+          <w:rStyle w:val="FootnoteReference"/>
+        </w:rPr>
+        <w:footnoteRef/>
+      </w:r>
+      <w:r>
+        <w:rPr>
+          <w:sz w:val="17"/>
+          <w:szCs w:val="17"/>
+        </w:rPr>
+        <w:t xml:space="preserve"> </w:t>
+      </w:r>
+      <w:r>
+        <w:rPr>
+          <w:rFonts w:ascii="Cambria" w:cs="Cambria" w:eastAsia="Cambria" w:hAnsi="Cambria"/>
+          <w:b/>
+          <w:bCs/>
+          <w:color w:val="2B2B33"/>
+          <w:sz w:val="17"/>
+          <w:szCs w:val="17"/>
+        </w:rPr>
+        <w:t xml:space="preserve">Grego.</w:t>
+      </w:r>
+      <w:r>
+        <w:rPr>
+          <w:rFonts w:ascii="Cambria" w:cs="Cambria" w:eastAsia="Cambria" w:hAnsi="Cambria"/>
+          <w:color w:val="2B2B33"/>
+          <w:sz w:val="17"/>
+          <w:szCs w:val="17"/>
+        </w:rPr>
+        <w:t xml:space="preserve"> Na boca de Jesus, "que queres?" é </w:t>
+      </w:r>
+      <w:r>
+        <w:rPr>
+          <w:rFonts w:ascii="Cambria" w:cs="Cambria" w:eastAsia="Cambria" w:hAnsi="Cambria"/>
+          <w:i/>
+          <w:iCs/>
+          <w:color w:val="2B2B33"/>
+          <w:sz w:val="17"/>
+          <w:szCs w:val="17"/>
+        </w:rPr>
+        <w:t xml:space="preserve">ti theleis?</w:t>
+      </w:r>
+      <w:r>
+        <w:rPr>
+          <w:rFonts w:ascii="Cambria" w:cs="Cambria" w:eastAsia="Cambria" w:hAnsi="Cambria"/>
+          <w:color w:val="2B2B33"/>
+          <w:sz w:val="17"/>
+          <w:szCs w:val="17"/>
+        </w:rPr>
+        <w:t xml:space="preserve"> (τί θέλεις;, 20.21); aos cegos, "que quereis que eu vos faça?" é </w:t>
+      </w:r>
+      <w:r>
+        <w:rPr>
+          <w:rFonts w:ascii="Cambria" w:cs="Cambria" w:eastAsia="Cambria" w:hAnsi="Cambria"/>
+          <w:i/>
+          <w:iCs/>
+          <w:color w:val="2B2B33"/>
+          <w:sz w:val="17"/>
+          <w:szCs w:val="17"/>
+        </w:rPr>
+        <w:t xml:space="preserve">ti thelete poiēsō hymin?</w:t>
+      </w:r>
+      <w:r>
+        <w:rPr>
+          <w:rFonts w:ascii="Cambria" w:cs="Cambria" w:eastAsia="Cambria" w:hAnsi="Cambria"/>
+          <w:color w:val="2B2B33"/>
+          <w:sz w:val="17"/>
+          <w:szCs w:val="17"/>
+        </w:rPr>
+        <w:t xml:space="preserve"> (τί θέλετε ποιήσω ὑμῖν;, 20.32). É o mesmo verbo do dono: "eu </w:t>
+      </w:r>
+      <w:r>
+        <w:rPr>
+          <w:rFonts w:ascii="Cambria" w:cs="Cambria" w:eastAsia="Cambria" w:hAnsi="Cambria"/>
+          <w:i/>
+          <w:iCs/>
+          <w:color w:val="2B2B33"/>
+          <w:sz w:val="17"/>
+          <w:szCs w:val="17"/>
+        </w:rPr>
+        <w:t xml:space="preserve">quero</w:t>
+      </w:r>
+      <w:r>
+        <w:rPr>
+          <w:rFonts w:ascii="Cambria" w:cs="Cambria" w:eastAsia="Cambria" w:hAnsi="Cambria"/>
+          <w:color w:val="2B2B33"/>
+          <w:sz w:val="17"/>
+          <w:szCs w:val="17"/>
+        </w:rPr>
+        <w:t xml:space="preserve"> dar" (</w:t>
+      </w:r>
+      <w:r>
+        <w:rPr>
+          <w:rFonts w:ascii="Cambria" w:cs="Cambria" w:eastAsia="Cambria" w:hAnsi="Cambria"/>
+          <w:i/>
+          <w:iCs/>
+          <w:color w:val="2B2B33"/>
+          <w:sz w:val="17"/>
+          <w:szCs w:val="17"/>
+        </w:rPr>
+        <w:t xml:space="preserve">thelō</w:t>
+      </w:r>
+      <w:r>
+        <w:rPr>
+          <w:rFonts w:ascii="Cambria" w:cs="Cambria" w:eastAsia="Cambria" w:hAnsi="Cambria"/>
+          <w:color w:val="2B2B33"/>
+          <w:sz w:val="17"/>
+          <w:szCs w:val="17"/>
+        </w:rPr>
+        <w:t xml:space="preserve">, 20.14). </w:t>
+      </w:r>
+      <w:r>
+        <w:rPr>
+          <w:rFonts w:ascii="Cambria" w:cs="Cambria" w:eastAsia="Cambria" w:hAnsi="Cambria"/>
+          <w:b/>
+          <w:bCs/>
+          <w:color w:val="2B2B33"/>
+          <w:sz w:val="17"/>
+          <w:szCs w:val="17"/>
+        </w:rPr>
+        <w:t xml:space="preserve">Fonte:</w:t>
+      </w:r>
+      <w:r>
+        <w:rPr>
+          <w:rFonts w:ascii="Cambria" w:cs="Cambria" w:eastAsia="Cambria" w:hAnsi="Cambria"/>
+          <w:color w:val="2B2B33"/>
+          <w:sz w:val="17"/>
+          <w:szCs w:val="17"/>
+        </w:rPr>
+        <w:t xml:space="preserve"> a ligação entre as duas perguntas é de Snodgrass.</w:t>
+      </w:r>
+    </w:p>
+  </w:footnote>
+  <w:footnote w:id="53">
+    <w:p>
+      <w:pPr>
+        <w:spacing w:after="40" w:line="240" w:lineRule="auto"/>
+        <w:jc w:val="both"/>
+      </w:pPr>
+      <w:r>
+        <w:rPr>
+          <w:rStyle w:val="FootnoteReference"/>
+        </w:rPr>
+        <w:footnoteRef/>
+      </w:r>
+      <w:r>
+        <w:rPr>
+          <w:sz w:val="17"/>
+          <w:szCs w:val="17"/>
+        </w:rPr>
+        <w:t xml:space="preserve"> </w:t>
+      </w:r>
+      <w:r>
+        <w:rPr>
+          <w:rFonts w:ascii="Cambria" w:cs="Cambria" w:eastAsia="Cambria" w:hAnsi="Cambria"/>
+          <w:b/>
+          <w:bCs/>
+          <w:color w:val="2B2B33"/>
+          <w:sz w:val="17"/>
+          <w:szCs w:val="17"/>
+        </w:rPr>
+        <w:t xml:space="preserve">Grego.</w:t>
+      </w:r>
+      <w:r>
+        <w:rPr>
+          <w:rFonts w:ascii="Cambria" w:cs="Cambria" w:eastAsia="Cambria" w:hAnsi="Cambria"/>
+          <w:color w:val="2B2B33"/>
+          <w:sz w:val="17"/>
+          <w:szCs w:val="17"/>
+        </w:rPr>
+        <w:t xml:space="preserve"> </w:t>
+      </w:r>
+      <w:r>
+        <w:rPr>
+          <w:rFonts w:ascii="Cambria" w:cs="Cambria" w:eastAsia="Cambria" w:hAnsi="Cambria"/>
+          <w:i/>
+          <w:iCs/>
+          <w:color w:val="2B2B33"/>
+          <w:sz w:val="17"/>
+          <w:szCs w:val="17"/>
+        </w:rPr>
+        <w:t xml:space="preserve">ēganaktēsan</w:t>
+      </w:r>
+      <w:r>
+        <w:rPr>
+          <w:rFonts w:ascii="Cambria" w:cs="Cambria" w:eastAsia="Cambria" w:hAnsi="Cambria"/>
+          <w:color w:val="2B2B33"/>
+          <w:sz w:val="17"/>
+          <w:szCs w:val="17"/>
+        </w:rPr>
+        <w:t xml:space="preserve"> (ἠγανάκτησαν), "ficaram indignados". Mateus usa o mesmo verbo para os principais sacerdotes diante das crianças que louvam Jesus (21.15) e para os discípulos diante da mulher que derrama o perfume em Betânia (26.8), a cena em que João põe Judas fazendo a conta dos trezentos denários (Jo 12.4-5).</w:t>
+      </w:r>
+    </w:p>
+  </w:footnote>
+  <w:footnote w:id="54">
+    <w:p>
+      <w:pPr>
+        <w:spacing w:after="40" w:line="240" w:lineRule="auto"/>
+        <w:jc w:val="both"/>
+      </w:pPr>
+      <w:r>
+        <w:rPr>
+          <w:rStyle w:val="FootnoteReference"/>
+        </w:rPr>
+        <w:footnoteRef/>
+      </w:r>
+      <w:r>
+        <w:rPr>
+          <w:sz w:val="17"/>
+          <w:szCs w:val="17"/>
+        </w:rPr>
+        <w:t xml:space="preserve"> </w:t>
+      </w:r>
+      <w:r>
+        <w:rPr>
+          <w:rFonts w:ascii="Cambria" w:cs="Cambria" w:eastAsia="Cambria" w:hAnsi="Cambria"/>
+          <w:b/>
+          <w:bCs/>
+          <w:color w:val="2B2B33"/>
+          <w:sz w:val="17"/>
+          <w:szCs w:val="17"/>
+        </w:rPr>
+        <w:t xml:space="preserve">Fonte.</w:t>
+      </w:r>
+      <w:r>
+        <w:rPr>
+          <w:rFonts w:ascii="Cambria" w:cs="Cambria" w:eastAsia="Cambria" w:hAnsi="Cambria"/>
+          <w:color w:val="2B2B33"/>
+          <w:sz w:val="17"/>
+          <w:szCs w:val="17"/>
+        </w:rPr>
+        <w:t xml:space="preserve"> Dietrich Bonhoeffer, </w:t>
+      </w:r>
+      <w:r>
+        <w:rPr>
+          <w:rFonts w:ascii="Cambria" w:cs="Cambria" w:eastAsia="Cambria" w:hAnsi="Cambria"/>
+          <w:i/>
+          <w:iCs/>
+          <w:color w:val="2B2B33"/>
+          <w:sz w:val="17"/>
+          <w:szCs w:val="17"/>
+        </w:rPr>
+        <w:t xml:space="preserve">Life Together</w:t>
+      </w:r>
+      <w:r>
+        <w:rPr>
+          <w:rFonts w:ascii="Cambria" w:cs="Cambria" w:eastAsia="Cambria" w:hAnsi="Cambria"/>
+          <w:color w:val="2B2B33"/>
+          <w:sz w:val="17"/>
+          <w:szCs w:val="17"/>
+        </w:rPr>
+        <w:t xml:space="preserve"> (</w:t>
+      </w:r>
+      <w:r>
+        <w:rPr>
+          <w:rFonts w:ascii="Cambria" w:cs="Cambria" w:eastAsia="Cambria" w:hAnsi="Cambria"/>
+          <w:i/>
+          <w:iCs/>
+          <w:color w:val="2B2B33"/>
+          <w:sz w:val="17"/>
+          <w:szCs w:val="17"/>
+        </w:rPr>
+        <w:t xml:space="preserve">Gemeinsames Leben</w:t>
+      </w:r>
+      <w:r>
+        <w:rPr>
+          <w:rFonts w:ascii="Cambria" w:cs="Cambria" w:eastAsia="Cambria" w:hAnsi="Cambria"/>
+          <w:color w:val="2B2B33"/>
+          <w:sz w:val="17"/>
+          <w:szCs w:val="17"/>
+        </w:rPr>
+        <w:t xml:space="preserve">, 1939), cap. 4, "Ministry", comentando Lc 9.46 ("levantou-se entre eles uma discussão sobre qual deles seria o maior"); ed. bras. </w:t>
+      </w:r>
+      <w:r>
+        <w:rPr>
+          <w:rFonts w:ascii="Cambria" w:cs="Cambria" w:eastAsia="Cambria" w:hAnsi="Cambria"/>
+          <w:i/>
+          <w:iCs/>
+          <w:color w:val="2B2B33"/>
+          <w:sz w:val="17"/>
+          <w:szCs w:val="17"/>
+        </w:rPr>
+        <w:t xml:space="preserve">Vida em Comunhão</w:t>
+      </w:r>
+      <w:r>
+        <w:rPr>
+          <w:rFonts w:ascii="Cambria" w:cs="Cambria" w:eastAsia="Cambria" w:hAnsi="Cambria"/>
+          <w:color w:val="2B2B33"/>
+          <w:sz w:val="17"/>
+          <w:szCs w:val="17"/>
+        </w:rPr>
+        <w:t xml:space="preserve">. Conferir a página na edição usada.</w:t>
+      </w:r>
+    </w:p>
+  </w:footnote>
+  <w:footnote w:id="55">
+    <w:p>
+      <w:pPr>
+        <w:spacing w:after="40" w:line="240" w:lineRule="auto"/>
+        <w:jc w:val="both"/>
+      </w:pPr>
+      <w:r>
+        <w:rPr>
+          <w:rStyle w:val="FootnoteReference"/>
+        </w:rPr>
+        <w:footnoteRef/>
+      </w:r>
+      <w:r>
+        <w:rPr>
+          <w:sz w:val="17"/>
+          <w:szCs w:val="17"/>
+        </w:rPr>
+        <w:t xml:space="preserve"> </w:t>
+      </w:r>
+      <w:r>
+        <w:rPr>
+          <w:rFonts w:ascii="Cambria" w:cs="Cambria" w:eastAsia="Cambria" w:hAnsi="Cambria"/>
+          <w:b/>
+          <w:bCs/>
+          <w:color w:val="2B2B33"/>
+          <w:sz w:val="17"/>
+          <w:szCs w:val="17"/>
+        </w:rPr>
+        <w:t xml:space="preserve">Fonte.</w:t>
+      </w:r>
+      <w:r>
+        <w:rPr>
+          <w:rFonts w:ascii="Cambria" w:cs="Cambria" w:eastAsia="Cambria" w:hAnsi="Cambria"/>
+          <w:color w:val="2B2B33"/>
+          <w:sz w:val="17"/>
+          <w:szCs w:val="17"/>
+        </w:rPr>
+        <w:t xml:space="preserve"> Søren Kierkegaard, </w:t>
+      </w:r>
+      <w:r>
+        <w:rPr>
+          <w:rFonts w:ascii="Cambria" w:cs="Cambria" w:eastAsia="Cambria" w:hAnsi="Cambria"/>
+          <w:i/>
+          <w:iCs/>
+          <w:color w:val="2B2B33"/>
+          <w:sz w:val="17"/>
+          <w:szCs w:val="17"/>
+        </w:rPr>
+        <w:t xml:space="preserve">Upbuilding Discourses in Various Spirits</w:t>
+      </w:r>
+      <w:r>
+        <w:rPr>
+          <w:rFonts w:ascii="Cambria" w:cs="Cambria" w:eastAsia="Cambria" w:hAnsi="Cambria"/>
+          <w:color w:val="2B2B33"/>
+          <w:sz w:val="17"/>
+          <w:szCs w:val="17"/>
+        </w:rPr>
+        <w:t xml:space="preserve"> (1847), parte II, "O que aprendemos dos lírios do campo e das aves do céu", 1º discurso (trad. Hong). A imagem do mineiro está no mesmo discurso. Conferir a página na edição usada. A pista para Kierkegaard veio de Snodgrass.</w:t>
+      </w:r>
+    </w:p>
+  </w:footnote>
+  <w:footnote w:id="56">
+    <w:p>
+      <w:pPr>
+        <w:spacing w:after="40" w:line="240" w:lineRule="auto"/>
+        <w:jc w:val="both"/>
+      </w:pPr>
+      <w:r>
+        <w:rPr>
+          <w:rStyle w:val="FootnoteReference"/>
+        </w:rPr>
+        <w:footnoteRef/>
+      </w:r>
+      <w:r>
+        <w:rPr>
+          <w:sz w:val="17"/>
+          <w:szCs w:val="17"/>
+        </w:rPr>
+        <w:t xml:space="preserve"> </w:t>
+      </w:r>
+      <w:r>
+        <w:rPr>
+          <w:rFonts w:ascii="Cambria" w:cs="Cambria" w:eastAsia="Cambria" w:hAnsi="Cambria"/>
+          <w:b/>
+          <w:bCs/>
+          <w:color w:val="2B2B33"/>
+          <w:sz w:val="17"/>
+          <w:szCs w:val="17"/>
+        </w:rPr>
+        <w:t xml:space="preserve">Fonte.</w:t>
+      </w:r>
+      <w:r>
+        <w:rPr>
+          <w:rFonts w:ascii="Cambria" w:cs="Cambria" w:eastAsia="Cambria" w:hAnsi="Cambria"/>
+          <w:color w:val="2B2B33"/>
+          <w:sz w:val="17"/>
+          <w:szCs w:val="17"/>
+        </w:rPr>
+        <w:t xml:space="preserve"> Leon Morris cita T. R. Glover: "Talvez haja tantos irmãos mais velhos murmurando quanto filhos pródigos se arrependendo" (</w:t>
+      </w:r>
+      <w:r>
+        <w:rPr>
+          <w:rFonts w:ascii="Cambria" w:cs="Cambria" w:eastAsia="Cambria" w:hAnsi="Cambria"/>
+          <w:i/>
+          <w:iCs/>
+          <w:color w:val="2B2B33"/>
+          <w:sz w:val="17"/>
+          <w:szCs w:val="17"/>
+        </w:rPr>
+        <w:t xml:space="preserve">Matthew</w:t>
+      </w:r>
+      <w:r>
+        <w:rPr>
+          <w:rFonts w:ascii="Cambria" w:cs="Cambria" w:eastAsia="Cambria" w:hAnsi="Cambria"/>
+          <w:color w:val="2B2B33"/>
+          <w:sz w:val="17"/>
+          <w:szCs w:val="17"/>
+        </w:rPr>
+        <w:t xml:space="preserve">, PNTC, pp. 498-505). Ver o sermão anterior da série, sobre Lc 15.11-32.</w:t>
+      </w:r>
+    </w:p>
+  </w:footnote>
+  <w:footnote w:id="57">
+    <w:p>
+      <w:pPr>
+        <w:spacing w:after="40" w:line="240" w:lineRule="auto"/>
+        <w:jc w:val="both"/>
+      </w:pPr>
+      <w:r>
+        <w:rPr>
+          <w:rStyle w:val="FootnoteReference"/>
+        </w:rPr>
+        <w:footnoteRef/>
+      </w:r>
+      <w:r>
+        <w:rPr>
+          <w:sz w:val="17"/>
+          <w:szCs w:val="17"/>
+        </w:rPr>
+        <w:t xml:space="preserve"> </w:t>
+      </w:r>
+      <w:r>
+        <w:rPr>
+          <w:rFonts w:ascii="Cambria" w:cs="Cambria" w:eastAsia="Cambria" w:hAnsi="Cambria"/>
+          <w:b/>
+          <w:bCs/>
+          <w:color w:val="2B2B33"/>
+          <w:sz w:val="17"/>
+          <w:szCs w:val="17"/>
+        </w:rPr>
+        <w:t xml:space="preserve">Fonte.</w:t>
+      </w:r>
+      <w:r>
+        <w:rPr>
+          <w:rFonts w:ascii="Cambria" w:cs="Cambria" w:eastAsia="Cambria" w:hAnsi="Cambria"/>
+          <w:color w:val="2B2B33"/>
+          <w:sz w:val="17"/>
+          <w:szCs w:val="17"/>
+        </w:rPr>
+        <w:t xml:space="preserve"> D. A. Carson: o anúncio da paixão (20.17-19) "pode rememorar a parábola precedente ao indicar os fundamentos da graça de Deus: o que seu Filho fez na cruz" (</w:t>
+      </w:r>
+      <w:r>
+        <w:rPr>
+          <w:rFonts w:ascii="Cambria" w:cs="Cambria" w:eastAsia="Cambria" w:hAnsi="Cambria"/>
+          <w:i/>
+          <w:iCs/>
+          <w:color w:val="2B2B33"/>
+          <w:sz w:val="17"/>
+          <w:szCs w:val="17"/>
+        </w:rPr>
+        <w:t xml:space="preserve">O Comentário de Mateus</w:t>
+      </w:r>
+      <w:r>
+        <w:rPr>
+          <w:rFonts w:ascii="Cambria" w:cs="Cambria" w:eastAsia="Cambria" w:hAnsi="Cambria"/>
+          <w:color w:val="2B2B33"/>
+          <w:sz w:val="17"/>
+          <w:szCs w:val="17"/>
+        </w:rPr>
+        <w:t xml:space="preserve">, pp. 498-500). A cristologia do sermão vem desse contexto, não de uma alegoria dos detalhes da parábola.</w:t>
+      </w:r>
+    </w:p>
+  </w:footnote>
+  <w:footnote w:id="58">
+    <w:p>
+      <w:pPr>
+        <w:spacing w:after="40" w:line="240" w:lineRule="auto"/>
+        <w:jc w:val="both"/>
+      </w:pPr>
+      <w:r>
+        <w:rPr>
+          <w:rStyle w:val="FootnoteReference"/>
+        </w:rPr>
+        <w:footnoteRef/>
+      </w:r>
+      <w:r>
+        <w:rPr>
+          <w:sz w:val="17"/>
+          <w:szCs w:val="17"/>
+        </w:rPr>
+        <w:t xml:space="preserve"> </w:t>
+      </w:r>
+      <w:r>
+        <w:rPr>
+          <w:rFonts w:ascii="Cambria" w:cs="Cambria" w:eastAsia="Cambria" w:hAnsi="Cambria"/>
+          <w:b/>
+          <w:bCs/>
+          <w:color w:val="2B2B33"/>
+          <w:sz w:val="17"/>
+          <w:szCs w:val="17"/>
+        </w:rPr>
+        <w:t xml:space="preserve">Grego.</w:t>
+      </w:r>
+      <w:r>
+        <w:rPr>
+          <w:rFonts w:ascii="Cambria" w:cs="Cambria" w:eastAsia="Cambria" w:hAnsi="Cambria"/>
+          <w:color w:val="2B2B33"/>
+          <w:sz w:val="17"/>
+          <w:szCs w:val="17"/>
+        </w:rPr>
+        <w:t xml:space="preserve"> </w:t>
+      </w:r>
+      <w:r>
+        <w:rPr>
+          <w:rFonts w:ascii="Cambria" w:cs="Cambria" w:eastAsia="Cambria" w:hAnsi="Cambria"/>
+          <w:i/>
+          <w:iCs/>
+          <w:color w:val="2B2B33"/>
+          <w:sz w:val="17"/>
+          <w:szCs w:val="17"/>
+        </w:rPr>
+        <w:t xml:space="preserve">lytron anti pollōn</w:t>
+      </w:r>
+      <w:r>
+        <w:rPr>
+          <w:rFonts w:ascii="Cambria" w:cs="Cambria" w:eastAsia="Cambria" w:hAnsi="Cambria"/>
+          <w:color w:val="2B2B33"/>
+          <w:sz w:val="17"/>
+          <w:szCs w:val="17"/>
+        </w:rPr>
+        <w:t xml:space="preserve"> (λύτρον ἀντὶ πολλῶν): "resgate", o preço pago para libertar um escravo ou prisioneiro; </w:t>
+      </w:r>
+      <w:r>
+        <w:rPr>
+          <w:rFonts w:ascii="Cambria" w:cs="Cambria" w:eastAsia="Cambria" w:hAnsi="Cambria"/>
+          <w:i/>
+          <w:iCs/>
+          <w:color w:val="2B2B33"/>
+          <w:sz w:val="17"/>
+          <w:szCs w:val="17"/>
+        </w:rPr>
+        <w:t xml:space="preserve">anti</w:t>
+      </w:r>
+      <w:r>
+        <w:rPr>
+          <w:rFonts w:ascii="Cambria" w:cs="Cambria" w:eastAsia="Cambria" w:hAnsi="Cambria"/>
+          <w:color w:val="2B2B33"/>
+          <w:sz w:val="17"/>
+          <w:szCs w:val="17"/>
+        </w:rPr>
+        <w:t xml:space="preserve">, "em lugar de". É linguagem de substituição, com ecos de Is 53.10-12.</w:t>
+      </w:r>
+    </w:p>
+  </w:footnote>
+  <w:footnote w:id="59">
+    <w:p>
+      <w:pPr>
+        <w:spacing w:after="40" w:line="240" w:lineRule="auto"/>
+        <w:jc w:val="both"/>
+      </w:pPr>
+      <w:r>
+        <w:rPr>
+          <w:rStyle w:val="FootnoteReference"/>
+        </w:rPr>
+        <w:footnoteRef/>
+      </w:r>
+      <w:r>
+        <w:rPr>
+          <w:sz w:val="17"/>
+          <w:szCs w:val="17"/>
+        </w:rPr>
+        <w:t xml:space="preserve"> </w:t>
+      </w:r>
+      <w:r>
+        <w:rPr>
+          <w:rFonts w:ascii="Cambria" w:cs="Cambria" w:eastAsia="Cambria" w:hAnsi="Cambria"/>
+          <w:b/>
+          <w:bCs/>
+          <w:color w:val="2B2B33"/>
+          <w:sz w:val="17"/>
+          <w:szCs w:val="17"/>
+        </w:rPr>
+        <w:t xml:space="preserve">Grego.</w:t>
+      </w:r>
+      <w:r>
+        <w:rPr>
+          <w:rFonts w:ascii="Cambria" w:cs="Cambria" w:eastAsia="Cambria" w:hAnsi="Cambria"/>
+          <w:color w:val="2B2B33"/>
+          <w:sz w:val="17"/>
+          <w:szCs w:val="17"/>
+        </w:rPr>
+        <w:t xml:space="preserve"> </w:t>
+      </w:r>
+      <w:r>
+        <w:rPr>
+          <w:rFonts w:ascii="Cambria" w:cs="Cambria" w:eastAsia="Cambria" w:hAnsi="Cambria"/>
+          <w:i/>
+          <w:iCs/>
+          <w:color w:val="2B2B33"/>
+          <w:sz w:val="17"/>
+          <w:szCs w:val="17"/>
+        </w:rPr>
+        <w:t xml:space="preserve">dikaion kai dikaiounta</w:t>
+      </w:r>
+      <w:r>
+        <w:rPr>
+          <w:rFonts w:ascii="Cambria" w:cs="Cambria" w:eastAsia="Cambria" w:hAnsi="Cambria"/>
+          <w:color w:val="2B2B33"/>
+          <w:sz w:val="17"/>
+          <w:szCs w:val="17"/>
+        </w:rPr>
+        <w:t xml:space="preserve"> (δίκαιον καὶ δικαιοῦντα), "justo e justificador": a mesma raiz duas vezes. Deus não abre mão da justiça para justificar; ele a cumpre em Cristo.</w:t>
+      </w:r>
+    </w:p>
+  </w:footnote>
+  <w:footnote w:id="60">
+    <w:p>
+      <w:pPr>
+        <w:spacing w:after="40" w:line="240" w:lineRule="auto"/>
+        <w:jc w:val="both"/>
+      </w:pPr>
+      <w:r>
+        <w:rPr>
+          <w:rStyle w:val="FootnoteReference"/>
+        </w:rPr>
+        <w:footnoteRef/>
+      </w:r>
+      <w:r>
+        <w:rPr>
+          <w:sz w:val="17"/>
+          <w:szCs w:val="17"/>
+        </w:rPr>
+        <w:t xml:space="preserve"> </w:t>
+      </w:r>
+      <w:r>
+        <w:rPr>
+          <w:rFonts w:ascii="Cambria" w:cs="Cambria" w:eastAsia="Cambria" w:hAnsi="Cambria"/>
+          <w:b/>
+          <w:bCs/>
+          <w:color w:val="2B2B33"/>
+          <w:sz w:val="17"/>
+          <w:szCs w:val="17"/>
+        </w:rPr>
+        <w:t xml:space="preserve">Fonte.</w:t>
+      </w:r>
+      <w:r>
+        <w:rPr>
+          <w:rFonts w:ascii="Cambria" w:cs="Cambria" w:eastAsia="Cambria" w:hAnsi="Cambria"/>
+          <w:color w:val="2B2B33"/>
+          <w:sz w:val="17"/>
+          <w:szCs w:val="17"/>
+        </w:rPr>
+        <w:t xml:space="preserve"> A frase vem das notas de preparação do Rev. Allan. </w:t>
+      </w:r>
+      <w:r>
+        <w:rPr>
+          <w:rFonts w:ascii="Cambria" w:cs="Cambria" w:eastAsia="Cambria" w:hAnsi="Cambria"/>
+          <w:b/>
+          <w:bCs/>
+          <w:color w:val="2B2B33"/>
+          <w:sz w:val="17"/>
+          <w:szCs w:val="17"/>
+        </w:rPr>
+        <w:t xml:space="preserve">Aprofundamento:</w:t>
+      </w:r>
+      <w:r>
+        <w:rPr>
+          <w:rFonts w:ascii="Cambria" w:cs="Cambria" w:eastAsia="Cambria" w:hAnsi="Cambria"/>
+          <w:color w:val="2B2B33"/>
+          <w:sz w:val="17"/>
+          <w:szCs w:val="17"/>
+        </w:rPr>
+        <w:t xml:space="preserve"> é síntese teológica, não alegoria do denário. Snodgrass lembra que, na parábola, o dono representa Deus, não Jesus; a ligação com Cristo vem do contexto (20.17-19, 28) e da teologia da imputação (Heidelberg 60; 2Co 5.21).</w:t>
+      </w:r>
+    </w:p>
+  </w:footnote>
+  <w:footnote w:id="61">
+    <w:p>
+      <w:pPr>
+        <w:spacing w:after="40" w:line="240" w:lineRule="auto"/>
+        <w:jc w:val="both"/>
+      </w:pPr>
+      <w:r>
+        <w:rPr>
+          <w:rStyle w:val="FootnoteReference"/>
+        </w:rPr>
+        <w:footnoteRef/>
+      </w:r>
+      <w:r>
+        <w:rPr>
+          <w:sz w:val="17"/>
+          <w:szCs w:val="17"/>
+        </w:rPr>
+        <w:t xml:space="preserve"> </w:t>
+      </w:r>
+      <w:r>
+        <w:rPr>
+          <w:rFonts w:ascii="Cambria" w:cs="Cambria" w:eastAsia="Cambria" w:hAnsi="Cambria"/>
+          <w:b/>
+          <w:bCs/>
+          <w:color w:val="2B2B33"/>
+          <w:sz w:val="17"/>
+          <w:szCs w:val="17"/>
+        </w:rPr>
+        <w:t xml:space="preserve">Fonte.</w:t>
+      </w:r>
+      <w:r>
+        <w:rPr>
+          <w:rFonts w:ascii="Cambria" w:cs="Cambria" w:eastAsia="Cambria" w:hAnsi="Cambria"/>
+          <w:color w:val="2B2B33"/>
+          <w:sz w:val="17"/>
+          <w:szCs w:val="17"/>
+        </w:rPr>
+        <w:t xml:space="preserve"> D. L. Turner anota "cf. 27:45-46" ao comentar as horas da parábola (</w:t>
+      </w:r>
+      <w:r>
+        <w:rPr>
+          <w:rFonts w:ascii="Cambria" w:cs="Cambria" w:eastAsia="Cambria" w:hAnsi="Cambria"/>
+          <w:i/>
+          <w:iCs/>
+          <w:color w:val="2B2B33"/>
+          <w:sz w:val="17"/>
+          <w:szCs w:val="17"/>
+        </w:rPr>
+        <w:t xml:space="preserve">Matthew</w:t>
+      </w:r>
+      <w:r>
+        <w:rPr>
+          <w:rFonts w:ascii="Cambria" w:cs="Cambria" w:eastAsia="Cambria" w:hAnsi="Cambria"/>
+          <w:color w:val="2B2B33"/>
+          <w:sz w:val="17"/>
+          <w:szCs w:val="17"/>
+        </w:rPr>
+        <w:t xml:space="preserve">, BECNT, pp. 477-481); G. R. Osborne lembra que Marcos divide a crucificação em blocos de três horas (Mc 15.25, 33-34). É ressonância homilética, não chave de leitura.</w:t>
+      </w:r>
+    </w:p>
+  </w:footnote>
+  <w:footnote w:id="62">
+    <w:p>
+      <w:pPr>
+        <w:spacing w:after="40" w:line="240" w:lineRule="auto"/>
+        <w:jc w:val="both"/>
+      </w:pPr>
+      <w:r>
+        <w:rPr>
+          <w:rStyle w:val="FootnoteReference"/>
+        </w:rPr>
+        <w:footnoteRef/>
+      </w:r>
+      <w:r>
+        <w:rPr>
+          <w:sz w:val="17"/>
+          <w:szCs w:val="17"/>
+        </w:rPr>
+        <w:t xml:space="preserve"> </w:t>
+      </w:r>
+      <w:r>
+        <w:rPr>
+          <w:rFonts w:ascii="Cambria" w:cs="Cambria" w:eastAsia="Cambria" w:hAnsi="Cambria"/>
+          <w:b/>
+          <w:bCs/>
+          <w:color w:val="2B2B33"/>
+          <w:sz w:val="17"/>
+          <w:szCs w:val="17"/>
+        </w:rPr>
+        <w:t xml:space="preserve">Fonte.</w:t>
+      </w:r>
+      <w:r>
+        <w:rPr>
+          <w:rFonts w:ascii="Cambria" w:cs="Cambria" w:eastAsia="Cambria" w:hAnsi="Cambria"/>
+          <w:color w:val="2B2B33"/>
+          <w:sz w:val="17"/>
+          <w:szCs w:val="17"/>
+        </w:rPr>
+        <w:t xml:space="preserve"> Catecismo de Heidelberg (1563), Domingo 23, Pergunta 60. Texto em redação próxima à tradução corrente; conferir com a edição usada pela igreja. </w:t>
+      </w:r>
+      <w:r>
+        <w:rPr>
+          <w:rFonts w:ascii="Cambria" w:cs="Cambria" w:eastAsia="Cambria" w:hAnsi="Cambria"/>
+          <w:b/>
+          <w:bCs/>
+          <w:color w:val="2B2B33"/>
+          <w:sz w:val="17"/>
+          <w:szCs w:val="17"/>
+        </w:rPr>
+        <w:t xml:space="preserve">Grego:</w:t>
+      </w:r>
+      <w:r>
+        <w:rPr>
+          <w:rFonts w:ascii="Cambria" w:cs="Cambria" w:eastAsia="Cambria" w:hAnsi="Cambria"/>
+          <w:color w:val="2B2B33"/>
+          <w:sz w:val="17"/>
+          <w:szCs w:val="17"/>
+        </w:rPr>
+        <w:t xml:space="preserve"> "imputar" traduz </w:t>
+      </w:r>
+      <w:r>
+        <w:rPr>
+          <w:rFonts w:ascii="Cambria" w:cs="Cambria" w:eastAsia="Cambria" w:hAnsi="Cambria"/>
+          <w:i/>
+          <w:iCs/>
+          <w:color w:val="2B2B33"/>
+          <w:sz w:val="17"/>
+          <w:szCs w:val="17"/>
+        </w:rPr>
+        <w:t xml:space="preserve">logizomai</w:t>
+      </w:r>
+      <w:r>
+        <w:rPr>
+          <w:rFonts w:ascii="Cambria" w:cs="Cambria" w:eastAsia="Cambria" w:hAnsi="Cambria"/>
+          <w:color w:val="2B2B33"/>
+          <w:sz w:val="17"/>
+          <w:szCs w:val="17"/>
+        </w:rPr>
+        <w:t xml:space="preserve"> (λογίζομαι, Rm 4.3-8), linguagem de contabilidade: "lançar na conta". O único lançamento que nos salva é o que Deus faz da obediência de Cristo.</w:t>
+      </w:r>
+    </w:p>
+  </w:footnote>
+  <w:footnote w:id="63">
+    <w:p>
+      <w:pPr>
+        <w:spacing w:after="40" w:line="240" w:lineRule="auto"/>
+        <w:jc w:val="both"/>
+      </w:pPr>
+      <w:r>
+        <w:rPr>
+          <w:rStyle w:val="FootnoteReference"/>
+        </w:rPr>
+        <w:footnoteRef/>
+      </w:r>
+      <w:r>
+        <w:rPr>
+          <w:sz w:val="17"/>
+          <w:szCs w:val="17"/>
+        </w:rPr>
+        <w:t xml:space="preserve"> </w:t>
+      </w:r>
+      <w:r>
+        <w:rPr>
+          <w:rFonts w:ascii="Cambria" w:cs="Cambria" w:eastAsia="Cambria" w:hAnsi="Cambria"/>
+          <w:b/>
+          <w:bCs/>
+          <w:color w:val="2B2B33"/>
+          <w:sz w:val="17"/>
+          <w:szCs w:val="17"/>
+        </w:rPr>
+        <w:t xml:space="preserve">Aprofundamento.</w:t>
+      </w:r>
+      <w:r>
+        <w:rPr>
+          <w:rFonts w:ascii="Cambria" w:cs="Cambria" w:eastAsia="Cambria" w:hAnsi="Cambria"/>
+          <w:color w:val="2B2B33"/>
+          <w:sz w:val="17"/>
+          <w:szCs w:val="17"/>
+        </w:rPr>
+        <w:t xml:space="preserve"> É a chamada dupla imputação: o nosso pecado lançado sobre Cristo ("o fez pecado", </w:t>
+      </w:r>
+      <w:r>
+        <w:rPr>
+          <w:rFonts w:ascii="Cambria" w:cs="Cambria" w:eastAsia="Cambria" w:hAnsi="Cambria"/>
+          <w:i/>
+          <w:iCs/>
+          <w:color w:val="2B2B33"/>
+          <w:sz w:val="17"/>
+          <w:szCs w:val="17"/>
+        </w:rPr>
+        <w:t xml:space="preserve">hamartian epoiēsen</w:t>
+      </w:r>
+      <w:r>
+        <w:rPr>
+          <w:rFonts w:ascii="Cambria" w:cs="Cambria" w:eastAsia="Cambria" w:hAnsi="Cambria"/>
+          <w:color w:val="2B2B33"/>
+          <w:sz w:val="17"/>
+          <w:szCs w:val="17"/>
+        </w:rPr>
+        <w:t xml:space="preserve">) e a justiça de Deus creditada a nós "nele".</w:t>
+      </w:r>
+    </w:p>
+  </w:footnote>
+  <w:footnote w:id="64">
+    <w:p>
+      <w:pPr>
+        <w:spacing w:after="40" w:line="240" w:lineRule="auto"/>
+        <w:jc w:val="both"/>
+      </w:pPr>
+      <w:r>
+        <w:rPr>
+          <w:rStyle w:val="FootnoteReference"/>
+        </w:rPr>
+        <w:footnoteRef/>
+      </w:r>
+      <w:r>
+        <w:rPr>
+          <w:sz w:val="17"/>
+          <w:szCs w:val="17"/>
+        </w:rPr>
+        <w:t xml:space="preserve"> </w:t>
+      </w:r>
+      <w:r>
+        <w:rPr>
+          <w:rFonts w:ascii="Cambria" w:cs="Cambria" w:eastAsia="Cambria" w:hAnsi="Cambria"/>
+          <w:b/>
+          <w:bCs/>
+          <w:color w:val="2B2B33"/>
+          <w:sz w:val="17"/>
+          <w:szCs w:val="17"/>
+        </w:rPr>
+        <w:t xml:space="preserve">Hebraico.</w:t>
+      </w:r>
+      <w:r>
+        <w:rPr>
+          <w:rFonts w:ascii="Cambria" w:cs="Cambria" w:eastAsia="Cambria" w:hAnsi="Cambria"/>
+          <w:color w:val="2B2B33"/>
+          <w:sz w:val="17"/>
+          <w:szCs w:val="17"/>
+        </w:rPr>
+        <w:t xml:space="preserve"> </w:t>
+      </w:r>
+      <w:r>
+        <w:rPr>
+          <w:rFonts w:ascii="Cambria" w:cs="Cambria" w:eastAsia="Cambria" w:hAnsi="Cambria"/>
+          <w:i/>
+          <w:iCs/>
+          <w:color w:val="2B2B33"/>
+          <w:sz w:val="17"/>
+          <w:szCs w:val="17"/>
+        </w:rPr>
+        <w:t xml:space="preserve">benê beliyya'al</w:t>
+      </w:r>
+      <w:r>
+        <w:rPr>
+          <w:rFonts w:ascii="Cambria" w:cs="Cambria" w:eastAsia="Cambria" w:hAnsi="Cambria"/>
+          <w:color w:val="2B2B33"/>
+          <w:sz w:val="17"/>
+          <w:szCs w:val="17"/>
+        </w:rPr>
+        <w:t xml:space="preserve"> (בְנֵי בְלִיַּעַל), "filhos de Belial": gente sem valor, imprestável. Davi transforma a partilha igual em "estatuto e direito" (</w:t>
+      </w:r>
+      <w:r>
+        <w:rPr>
+          <w:rFonts w:ascii="Cambria" w:cs="Cambria" w:eastAsia="Cambria" w:hAnsi="Cambria"/>
+          <w:i/>
+          <w:iCs/>
+          <w:color w:val="2B2B33"/>
+          <w:sz w:val="17"/>
+          <w:szCs w:val="17"/>
+        </w:rPr>
+        <w:t xml:space="preserve">choq umishpat</w:t>
+      </w:r>
+      <w:r>
+        <w:rPr>
+          <w:rFonts w:ascii="Cambria" w:cs="Cambria" w:eastAsia="Cambria" w:hAnsi="Cambria"/>
+          <w:color w:val="2B2B33"/>
+          <w:sz w:val="17"/>
+          <w:szCs w:val="17"/>
+        </w:rPr>
+        <w:t xml:space="preserve">) para Israel (1Sm 30.25).</w:t>
+      </w:r>
+    </w:p>
+  </w:footnote>
+  <w:footnote w:id="65">
+    <w:p>
+      <w:pPr>
+        <w:spacing w:after="40" w:line="240" w:lineRule="auto"/>
+        <w:jc w:val="both"/>
+      </w:pPr>
+      <w:r>
+        <w:rPr>
+          <w:rStyle w:val="FootnoteReference"/>
+        </w:rPr>
+        <w:footnoteRef/>
+      </w:r>
+      <w:r>
+        <w:rPr>
+          <w:sz w:val="17"/>
+          <w:szCs w:val="17"/>
+        </w:rPr>
+        <w:t xml:space="preserve"> </w:t>
+      </w:r>
+      <w:r>
+        <w:rPr>
+          <w:rFonts w:ascii="Cambria" w:cs="Cambria" w:eastAsia="Cambria" w:hAnsi="Cambria"/>
+          <w:b/>
+          <w:bCs/>
+          <w:color w:val="2B2B33"/>
+          <w:sz w:val="17"/>
+          <w:szCs w:val="17"/>
+        </w:rPr>
+        <w:t xml:space="preserve">Aprofundamento.</w:t>
+      </w:r>
+      <w:r>
+        <w:rPr>
+          <w:rFonts w:ascii="Cambria" w:cs="Cambria" w:eastAsia="Cambria" w:hAnsi="Cambria"/>
+          <w:color w:val="2B2B33"/>
+          <w:sz w:val="17"/>
+          <w:szCs w:val="17"/>
+        </w:rPr>
+        <w:t xml:space="preserve"> Marcos (10.46-52) e Lucas (18.35-43) falam de um cego (Bartimeu, em Marcos); Mateus fala de dois, como já em 9.27-31. "Filho de Davi" é título messiânico (2Sm 7.12-16): o mesmo Rei que, na figura de Davi, repartiu igual em 1Sm 30.</w:t>
+      </w:r>
+    </w:p>
+  </w:footnote>
+  <w:footnote w:id="66">
+    <w:p>
+      <w:pPr>
+        <w:spacing w:after="40" w:line="240" w:lineRule="auto"/>
+        <w:jc w:val="both"/>
+      </w:pPr>
+      <w:r>
+        <w:rPr>
+          <w:rStyle w:val="FootnoteReference"/>
+        </w:rPr>
+        <w:footnoteRef/>
+      </w:r>
+      <w:r>
+        <w:rPr>
+          <w:sz w:val="17"/>
+          <w:szCs w:val="17"/>
+        </w:rPr>
+        <w:t xml:space="preserve"> </w:t>
+      </w:r>
+      <w:r>
+        <w:rPr>
+          <w:rFonts w:ascii="Cambria" w:cs="Cambria" w:eastAsia="Cambria" w:hAnsi="Cambria"/>
+          <w:b/>
+          <w:bCs/>
+          <w:color w:val="2B2B33"/>
+          <w:sz w:val="17"/>
+          <w:szCs w:val="17"/>
+        </w:rPr>
+        <w:t xml:space="preserve">Grego.</w:t>
+      </w:r>
+      <w:r>
+        <w:rPr>
+          <w:rFonts w:ascii="Cambria" w:cs="Cambria" w:eastAsia="Cambria" w:hAnsi="Cambria"/>
+          <w:color w:val="2B2B33"/>
+          <w:sz w:val="17"/>
+          <w:szCs w:val="17"/>
+        </w:rPr>
+        <w:t xml:space="preserve"> "Condoído" traduz </w:t>
+      </w:r>
+      <w:r>
+        <w:rPr>
+          <w:rFonts w:ascii="Cambria" w:cs="Cambria" w:eastAsia="Cambria" w:hAnsi="Cambria"/>
+          <w:i/>
+          <w:iCs/>
+          <w:color w:val="2B2B33"/>
+          <w:sz w:val="17"/>
+          <w:szCs w:val="17"/>
+        </w:rPr>
+        <w:t xml:space="preserve">splanchnistheis</w:t>
+      </w:r>
+      <w:r>
+        <w:rPr>
+          <w:rFonts w:ascii="Cambria" w:cs="Cambria" w:eastAsia="Cambria" w:hAnsi="Cambria"/>
+          <w:color w:val="2B2B33"/>
+          <w:sz w:val="17"/>
+          <w:szCs w:val="17"/>
+        </w:rPr>
+        <w:t xml:space="preserve"> (σπλαγχνισθείς), "movido nas entranhas": compaixão visceral. É o verbo da compaixão de Jesus pelas multidões (9.36; 14.14; 15.32) e o do pai que vê o filho de longe em Lc 15.20, sermão anterior da série.</w:t>
+      </w:r>
+    </w:p>
+  </w:footnote>
+  <w:footnote w:id="67">
+    <w:p>
+      <w:pPr>
+        <w:spacing w:after="40" w:line="240" w:lineRule="auto"/>
+        <w:jc w:val="both"/>
+      </w:pPr>
+      <w:r>
+        <w:rPr>
+          <w:rStyle w:val="FootnoteReference"/>
+        </w:rPr>
+        <w:footnoteRef/>
+      </w:r>
+      <w:r>
+        <w:rPr>
+          <w:sz w:val="17"/>
+          <w:szCs w:val="17"/>
+        </w:rPr>
+        <w:t xml:space="preserve"> </w:t>
+      </w:r>
+      <w:r>
+        <w:rPr>
+          <w:rFonts w:ascii="Cambria" w:cs="Cambria" w:eastAsia="Cambria" w:hAnsi="Cambria"/>
+          <w:b/>
+          <w:bCs/>
+          <w:color w:val="2B2B33"/>
+          <w:sz w:val="17"/>
+          <w:szCs w:val="17"/>
+        </w:rPr>
+        <w:t xml:space="preserve">Grego.</w:t>
+      </w:r>
+      <w:r>
+        <w:rPr>
+          <w:rFonts w:ascii="Cambria" w:cs="Cambria" w:eastAsia="Cambria" w:hAnsi="Cambria"/>
+          <w:color w:val="2B2B33"/>
+          <w:sz w:val="17"/>
+          <w:szCs w:val="17"/>
+        </w:rPr>
+        <w:t xml:space="preserve"> </w:t>
+      </w:r>
+      <w:r>
+        <w:rPr>
+          <w:rFonts w:ascii="Cambria" w:cs="Cambria" w:eastAsia="Cambria" w:hAnsi="Cambria"/>
+          <w:i/>
+          <w:iCs/>
+          <w:color w:val="2B2B33"/>
+          <w:sz w:val="17"/>
+          <w:szCs w:val="17"/>
+        </w:rPr>
+        <w:t xml:space="preserve">ēkolouthēsan autō</w:t>
+      </w:r>
+      <w:r>
+        <w:rPr>
+          <w:rFonts w:ascii="Cambria" w:cs="Cambria" w:eastAsia="Cambria" w:hAnsi="Cambria"/>
+          <w:color w:val="2B2B33"/>
+          <w:sz w:val="17"/>
+          <w:szCs w:val="17"/>
+        </w:rPr>
+        <w:t xml:space="preserve"> (ἠκολούθησαν αὐτῷ), "o seguiram": verbo do discipulado. É o "segue-me" dirigido ao jovem rico (19.21) e o "nós te seguimos" de Pedro (19.27). Os cegos curados fazem o que o jovem rico não quis fazer.</w:t>
+      </w:r>
+    </w:p>
+  </w:footnote>
+  <w:footnote w:id="68">
+    <w:p>
+      <w:pPr>
+        <w:spacing w:after="40" w:line="240" w:lineRule="auto"/>
+        <w:jc w:val="both"/>
+      </w:pPr>
+      <w:r>
+        <w:rPr>
+          <w:rStyle w:val="FootnoteReference"/>
+        </w:rPr>
+        <w:footnoteRef/>
+      </w:r>
+      <w:r>
+        <w:rPr>
+          <w:sz w:val="17"/>
+          <w:szCs w:val="17"/>
+        </w:rPr>
+        <w:t xml:space="preserve"> </w:t>
+      </w:r>
+      <w:r>
+        <w:rPr>
+          <w:rFonts w:ascii="Cambria" w:cs="Cambria" w:eastAsia="Cambria" w:hAnsi="Cambria"/>
+          <w:b/>
+          <w:bCs/>
+          <w:color w:val="2B2B33"/>
+          <w:sz w:val="17"/>
+          <w:szCs w:val="17"/>
+        </w:rPr>
+        <w:t xml:space="preserve">Hebraico/Grego.</w:t>
+      </w:r>
+      <w:r>
+        <w:rPr>
+          <w:rFonts w:ascii="Cambria" w:cs="Cambria" w:eastAsia="Cambria" w:hAnsi="Cambria"/>
+          <w:color w:val="2B2B33"/>
+          <w:sz w:val="17"/>
+          <w:szCs w:val="17"/>
+        </w:rPr>
+        <w:t xml:space="preserve"> "Galardão" é </w:t>
+      </w:r>
+      <w:r>
+        <w:rPr>
+          <w:rFonts w:ascii="Cambria" w:cs="Cambria" w:eastAsia="Cambria" w:hAnsi="Cambria"/>
+          <w:i/>
+          <w:iCs/>
+          <w:color w:val="2B2B33"/>
+          <w:sz w:val="17"/>
+          <w:szCs w:val="17"/>
+        </w:rPr>
+        <w:t xml:space="preserve">sekhar</w:t>
+      </w:r>
+      <w:r>
+        <w:rPr>
+          <w:rFonts w:ascii="Cambria" w:cs="Cambria" w:eastAsia="Cambria" w:hAnsi="Cambria"/>
+          <w:color w:val="2B2B33"/>
+          <w:sz w:val="17"/>
+          <w:szCs w:val="17"/>
+        </w:rPr>
+        <w:t xml:space="preserve"> (שָׂכָר), "salário, recompensa"; a Septuaginta traduz por </w:t>
+      </w:r>
+      <w:r>
+        <w:rPr>
+          <w:rFonts w:ascii="Cambria" w:cs="Cambria" w:eastAsia="Cambria" w:hAnsi="Cambria"/>
+          <w:i/>
+          <w:iCs/>
+          <w:color w:val="2B2B33"/>
+          <w:sz w:val="17"/>
+          <w:szCs w:val="17"/>
+        </w:rPr>
+        <w:t xml:space="preserve">misthos</w:t>
+      </w:r>
+      <w:r>
+        <w:rPr>
+          <w:rFonts w:ascii="Cambria" w:cs="Cambria" w:eastAsia="Cambria" w:hAnsi="Cambria"/>
+          <w:color w:val="2B2B33"/>
+          <w:sz w:val="17"/>
+          <w:szCs w:val="17"/>
+        </w:rPr>
+        <w:t xml:space="preserve"> (μισθός), a mesma palavra do "salário" em Mt 20.8. Deus mesmo é o salário de Abraão.</w:t>
+      </w:r>
+    </w:p>
+  </w:footnote>
+  <w:footnote w:id="69">
+    <w:p>
+      <w:pPr>
+        <w:spacing w:after="40" w:line="240" w:lineRule="auto"/>
+        <w:jc w:val="both"/>
+      </w:pPr>
+      <w:r>
+        <w:rPr>
+          <w:rStyle w:val="FootnoteReference"/>
+        </w:rPr>
+        <w:footnoteRef/>
+      </w:r>
+      <w:r>
+        <w:rPr>
+          <w:sz w:val="17"/>
+          <w:szCs w:val="17"/>
+        </w:rPr>
+        <w:t xml:space="preserve"> </w:t>
+      </w:r>
+      <w:r>
+        <w:rPr>
+          <w:rFonts w:ascii="Cambria" w:cs="Cambria" w:eastAsia="Cambria" w:hAnsi="Cambria"/>
+          <w:b/>
+          <w:bCs/>
+          <w:color w:val="2B2B33"/>
+          <w:sz w:val="17"/>
+          <w:szCs w:val="17"/>
+        </w:rPr>
+        <w:t xml:space="preserve">Fonte.</w:t>
+      </w:r>
+      <w:r>
+        <w:rPr>
+          <w:rFonts w:ascii="Cambria" w:cs="Cambria" w:eastAsia="Cambria" w:hAnsi="Cambria"/>
+          <w:color w:val="2B2B33"/>
+          <w:sz w:val="17"/>
+          <w:szCs w:val="17"/>
+        </w:rPr>
+        <w:t xml:space="preserve"> Daniel M. Doriani: "somos fariseus em recuperação"; a "Graça Maravilhosa" pode virar "graça entediante" (</w:t>
+      </w:r>
+      <w:r>
+        <w:rPr>
+          <w:rFonts w:ascii="Cambria" w:cs="Cambria" w:eastAsia="Cambria" w:hAnsi="Cambria"/>
+          <w:i/>
+          <w:iCs/>
+          <w:color w:val="2B2B33"/>
+          <w:sz w:val="17"/>
+          <w:szCs w:val="17"/>
+        </w:rPr>
+        <w:t xml:space="preserve">Matthew</w:t>
+      </w:r>
+      <w:r>
+        <w:rPr>
+          <w:rFonts w:ascii="Cambria" w:cs="Cambria" w:eastAsia="Cambria" w:hAnsi="Cambria"/>
+          <w:color w:val="2B2B33"/>
+          <w:sz w:val="17"/>
+          <w:szCs w:val="17"/>
+        </w:rPr>
+        <w:t xml:space="preserve">, REC, cap. 71).</w:t>
+      </w:r>
+    </w:p>
+  </w:footnote>
+  <w:footnote w:id="70">
+    <w:p>
+      <w:pPr>
+        <w:spacing w:after="40" w:line="240" w:lineRule="auto"/>
+        <w:jc w:val="both"/>
+      </w:pPr>
+      <w:r>
+        <w:rPr>
+          <w:rStyle w:val="FootnoteReference"/>
+        </w:rPr>
+        <w:footnoteRef/>
+      </w:r>
+      <w:r>
+        <w:rPr>
+          <w:sz w:val="17"/>
+          <w:szCs w:val="17"/>
+        </w:rPr>
+        <w:t xml:space="preserve"> </w:t>
+      </w:r>
+      <w:r>
+        <w:rPr>
+          <w:rFonts w:ascii="Cambria" w:cs="Cambria" w:eastAsia="Cambria" w:hAnsi="Cambria"/>
+          <w:b/>
+          <w:bCs/>
+          <w:color w:val="2B2B33"/>
+          <w:sz w:val="17"/>
+          <w:szCs w:val="17"/>
+        </w:rPr>
+        <w:t xml:space="preserve">Grego.</w:t>
+      </w:r>
+      <w:r>
+        <w:rPr>
+          <w:rFonts w:ascii="Cambria" w:cs="Cambria" w:eastAsia="Cambria" w:hAnsi="Cambria"/>
+          <w:color w:val="2B2B33"/>
+          <w:sz w:val="17"/>
+          <w:szCs w:val="17"/>
+        </w:rPr>
+        <w:t xml:space="preserve"> Em Mt 6.2, 5 e 16, sobre quem pratica a piedade para ser visto, Jesus diz: "já receberam a recompensa" (</w:t>
+      </w:r>
+      <w:r>
+        <w:rPr>
+          <w:rFonts w:ascii="Cambria" w:cs="Cambria" w:eastAsia="Cambria" w:hAnsi="Cambria"/>
+          <w:i/>
+          <w:iCs/>
+          <w:color w:val="2B2B33"/>
+          <w:sz w:val="17"/>
+          <w:szCs w:val="17"/>
+        </w:rPr>
+        <w:t xml:space="preserve">apechousin ton misthon</w:t>
+      </w:r>
+      <w:r>
+        <w:rPr>
+          <w:rFonts w:ascii="Cambria" w:cs="Cambria" w:eastAsia="Cambria" w:hAnsi="Cambria"/>
+          <w:color w:val="2B2B33"/>
+          <w:sz w:val="17"/>
+          <w:szCs w:val="17"/>
+        </w:rPr>
+        <w:t xml:space="preserve">). </w:t>
+      </w:r>
+      <w:r>
+        <w:rPr>
+          <w:rFonts w:ascii="Cambria" w:cs="Cambria" w:eastAsia="Cambria" w:hAnsi="Cambria"/>
+          <w:i/>
+          <w:iCs/>
+          <w:color w:val="2B2B33"/>
+          <w:sz w:val="17"/>
+          <w:szCs w:val="17"/>
+        </w:rPr>
+        <w:t xml:space="preserve">Apechō</w:t>
+      </w:r>
+      <w:r>
+        <w:rPr>
+          <w:rFonts w:ascii="Cambria" w:cs="Cambria" w:eastAsia="Cambria" w:hAnsi="Cambria"/>
+          <w:color w:val="2B2B33"/>
+          <w:sz w:val="17"/>
+          <w:szCs w:val="17"/>
+        </w:rPr>
+        <w:t xml:space="preserve"> era o termo dos recibos comerciais: "recebido, quitado". Quem serve para ser visto já recebeu tudo o que vai receber.</w:t>
       </w:r>
     </w:p>
   </w:footnote>

--- a/estudos/mateus/20-1-16-sermao.docx
+++ b/estudos/mateus/20-1-16-sermao.docx
@@ -433,7 +433,7 @@
           <w:sz w:val="23"/>
           <w:szCs w:val="23"/>
         </w:rPr>
-        <w:t xml:space="preserve">Um dia, em Betânia, uma mulher chamada Maria quebra um frasco de perfume e derrama nos pés de Jesus. A casa inteira se enche do cheiro. E esse homem faz a conta na hora: "Por que não se vendeu esse perfume por </w:t>
+        <w:t xml:space="preserve">Um dia, em Betânia, uma mulher chamada Maria quebra um frasco de perfume e derrama nos pés de Jesus. A casa inteira se enche do cheiro. E esse homem faz a conta na hora: "Por que este perfume não foi vendido por </w:t>
       </w:r>
       <w:r>
         <w:rPr>
@@ -453,7 +453,7 @@
           <w:sz w:val="23"/>
           <w:szCs w:val="23"/>
         </w:rPr>
-        <w:t xml:space="preserve"> e não se deu aos pobres?" (Jo 12.5).</w:t>
+        <w:t xml:space="preserve"> e o valor não foi dado aos pobres?" (Jo 12.5).</w:t>
       </w:r>
       <w:r>
         <w:rPr>
@@ -494,7 +494,7 @@
           <w:sz w:val="23"/>
           <w:szCs w:val="23"/>
         </w:rPr>
-        <w:t xml:space="preserve">"Que me quereis dar, e eu vo-lo entregarei?"</w:t>
+        <w:t xml:space="preserve">"Quanto me darão para que eu o entregue a vocês?"</w:t>
       </w:r>
       <w:r>
         <w:rPr>
@@ -548,7 +548,7 @@
           <w:sz w:val="23"/>
           <w:szCs w:val="23"/>
         </w:rPr>
-        <w:t xml:space="preserve"> Mas em algum momento daquelas horas, alguma coisa mudou. Ele olhou para o homem pregado ao lado dele e disse: "Jesus, lembra-te de mim quando vieres no teu Reino". E ouviu: "Hoje estarás comigo no paraíso" (Lc 23.42-43).</w:t>
+        <w:t xml:space="preserve"> Mas em algum momento daquelas horas, alguma coisa mudou. Ele olhou para o homem pregado ao lado dele e disse: "Jesus, lembre-se de mim quando você vier no seu Reino". E ouviu: "Em verdade lhe digo que hoje você estará comigo no paraíso" (Lc 23.42-43).</w:t>
       </w:r>
     </w:p>
     <w:p>
@@ -604,7 +604,7 @@
           <w:sz w:val="23"/>
           <w:szCs w:val="23"/>
         </w:rPr>
-        <w:t xml:space="preserve"> Pedro tinha acabado de dizer: "Eis que nós tudo deixamos e te seguimos; que, pois, teremos?" (19.27).</w:t>
+        <w:t xml:space="preserve"> Pedro tinha acabado de dizer: "Eis que nós deixamos tudo e seguimos o senhor; que será, pois, de nós?" (19.27).</w:t>
       </w:r>
       <w:r>
         <w:rPr>
@@ -649,7 +649,7 @@
           <w:sz w:val="23"/>
           <w:szCs w:val="23"/>
         </w:rPr>
-        <w:t xml:space="preserve">Só que a parábola não termina com a pergunta "isso é justo?". Ela termina com outra pergunta, feita pelo dono da vinha: </w:t>
+        <w:t xml:space="preserve">Só que a parábola não termina com a pergunta "isso é justo?". Ela termina com outra pergunta, feita pelo dono da vinha. Ao pé da letra, ela diz: </w:t>
       </w:r>
       <w:r>
         <w:rPr>
@@ -758,7 +758,7 @@
           <w:sz w:val="23"/>
           <w:szCs w:val="23"/>
         </w:rPr>
-        <w:t xml:space="preserve">V.1: "O reino dos céus é semelhante a um dono de casa que saiu de madrugada..."</w:t>
+        <w:t xml:space="preserve">V.1: "Porque o Reino dos Céus é semelhante a um homem, dono de terras, que saiu de madrugada..."</w:t>
       </w:r>
     </w:p>
     <w:p>
@@ -803,22 +803,22 @@
           <w:sz w:val="23"/>
           <w:szCs w:val="23"/>
         </w:rPr>
-        <w:t xml:space="preserve"> Não produzia, não tinha status, não contava. Era "última". E Jesus diz: "Deixai os pequeninos, não os embaraceis de vir a mim, porque dos tais é o reino dos céus" (19.14). Os religiosos queriam fazer fila por mérito; Jesus abre a porta para quem não tem nada a apresentar.</w:t>
-      </w:r>
-    </w:p>
-    <w:p>
-      <w:pPr>
-        <w:spacing w:after="150" w:before="0" w:line="300" w:lineRule="auto"/>
-        <w:jc w:val="left"/>
-      </w:pPr>
-      <w:r>
-        <w:rPr>
-          <w:rFonts w:ascii="Cambria" w:cs="Cambria" w:eastAsia="Cambria" w:hAnsi="Cambria"/>
-          <w:color w:val="2B2B33"/>
-          <w:sz w:val="23"/>
-          <w:szCs w:val="23"/>
-        </w:rPr>
-        <w:t xml:space="preserve">Logo depois, chega um jovem rico com uma pergunta: "Mestre, que farei eu de </w:t>
+        <w:t xml:space="preserve"> Não produzia, não tinha status, não contava. Era "última". E Jesus diz: "Deixem os pequeninos e não os impeçam de vir a mim, porque dos tais é o Reino dos Céus" (19.14). Os religiosos queriam fazer fila por mérito; Jesus abre a porta para quem não tem nada a apresentar.</w:t>
+      </w:r>
+    </w:p>
+    <w:p>
+      <w:pPr>
+        <w:spacing w:after="150" w:before="0" w:line="300" w:lineRule="auto"/>
+        <w:jc w:val="left"/>
+      </w:pPr>
+      <w:r>
+        <w:rPr>
+          <w:rFonts w:ascii="Cambria" w:cs="Cambria" w:eastAsia="Cambria" w:hAnsi="Cambria"/>
+          <w:color w:val="2B2B33"/>
+          <w:sz w:val="23"/>
+          <w:szCs w:val="23"/>
+        </w:rPr>
+        <w:t xml:space="preserve">Logo depois, chega um jovem rico com uma pergunta: "Mestre, que farei de </w:t>
       </w:r>
       <w:r>
         <w:rPr>
@@ -838,7 +838,7 @@
           <w:sz w:val="23"/>
           <w:szCs w:val="23"/>
         </w:rPr>
-        <w:t xml:space="preserve"> para alcançar a vida eterna?" (19.16). A lógica é esta: o que eu preciso fazer de bom pra ganhar? E Jesus responde de um jeito estranho: "Por que me perguntas acerca do que é bom? </w:t>
+        <w:t xml:space="preserve"> para alcançar a vida eterna?" (19.16). A lógica é esta: o que eu preciso fazer de bom pra ganhar? E Jesus responde de um jeito estranho: "Por que você me pergunta a respeito do que é bom? </w:t>
       </w:r>
       <w:r>
         <w:rPr>
@@ -903,7 +903,7 @@
           <w:sz w:val="23"/>
           <w:szCs w:val="23"/>
         </w:rPr>
-        <w:t xml:space="preserve">A parábola não começa assim: "Alguns trabalhadores procuravam emprego...". Ela começa com o Senhor: "um dono de casa que </w:t>
+        <w:t xml:space="preserve">A parábola não começa assim: "Alguns trabalhadores procuravam emprego...". Ela começa com o Senhor: "um homem, dono de terras, que </w:t>
       </w:r>
       <w:r>
         <w:rPr>
@@ -949,6 +949,46 @@
           <w:sz w:val="23"/>
           <w:szCs w:val="23"/>
         </w:rPr>
+        <w:t xml:space="preserve">Saindo</w:t>
+      </w:r>
+      <w:r>
+        <w:rPr>
+          <w:rFonts w:ascii="Cambria" w:cs="Cambria" w:eastAsia="Cambria" w:hAnsi="Cambria"/>
+          <w:color w:val="2B2B33"/>
+          <w:sz w:val="23"/>
+          <w:szCs w:val="23"/>
+        </w:rPr>
+        <w:t xml:space="preserve"> por volta de nove horas da manhã". Verso 5: "Tendo </w:t>
+      </w:r>
+      <w:r>
+        <w:rPr>
+          <w:rFonts w:ascii="Cambria" w:cs="Cambria" w:eastAsia="Cambria" w:hAnsi="Cambria"/>
+          <w:b/>
+          <w:bCs/>
+          <w:color w:val="2B2B33"/>
+          <w:sz w:val="23"/>
+          <w:szCs w:val="23"/>
+        </w:rPr>
+        <w:t xml:space="preserve">saído</w:t>
+      </w:r>
+      <w:r>
+        <w:rPr>
+          <w:rFonts w:ascii="Cambria" w:cs="Cambria" w:eastAsia="Cambria" w:hAnsi="Cambria"/>
+          <w:color w:val="2B2B33"/>
+          <w:sz w:val="23"/>
+          <w:szCs w:val="23"/>
+        </w:rPr>
+        <w:t xml:space="preserve"> de novo, perto do meio-dia e às três horas da tarde". Verso 6: "E, </w:t>
+      </w:r>
+      <w:r>
+        <w:rPr>
+          <w:rFonts w:ascii="Cambria" w:cs="Cambria" w:eastAsia="Cambria" w:hAnsi="Cambria"/>
+          <w:b/>
+          <w:bCs/>
+          <w:color w:val="2B2B33"/>
+          <w:sz w:val="23"/>
+          <w:szCs w:val="23"/>
+        </w:rPr>
         <w:t xml:space="preserve">saindo</w:t>
       </w:r>
       <w:r>
@@ -958,47 +998,7 @@
           <w:sz w:val="23"/>
           <w:szCs w:val="23"/>
         </w:rPr>
-        <w:t xml:space="preserve"> pela terceira hora". Verso 5: "</w:t>
-      </w:r>
-      <w:r>
-        <w:rPr>
-          <w:rFonts w:ascii="Cambria" w:cs="Cambria" w:eastAsia="Cambria" w:hAnsi="Cambria"/>
-          <w:b/>
-          <w:bCs/>
-          <w:color w:val="2B2B33"/>
-          <w:sz w:val="23"/>
-          <w:szCs w:val="23"/>
-        </w:rPr>
-        <w:t xml:space="preserve">saindo</w:t>
-      </w:r>
-      <w:r>
-        <w:rPr>
-          <w:rFonts w:ascii="Cambria" w:cs="Cambria" w:eastAsia="Cambria" w:hAnsi="Cambria"/>
-          <w:color w:val="2B2B33"/>
-          <w:sz w:val="23"/>
-          <w:szCs w:val="23"/>
-        </w:rPr>
-        <w:t xml:space="preserve"> outra vez, perto da hora sexta e da nona". Verso 6: "</w:t>
-      </w:r>
-      <w:r>
-        <w:rPr>
-          <w:rFonts w:ascii="Cambria" w:cs="Cambria" w:eastAsia="Cambria" w:hAnsi="Cambria"/>
-          <w:b/>
-          <w:bCs/>
-          <w:color w:val="2B2B33"/>
-          <w:sz w:val="23"/>
-          <w:szCs w:val="23"/>
-        </w:rPr>
-        <w:t xml:space="preserve">saindo</w:t>
-      </w:r>
-      <w:r>
-        <w:rPr>
-          <w:rFonts w:ascii="Cambria" w:cs="Cambria" w:eastAsia="Cambria" w:hAnsi="Cambria"/>
-          <w:color w:val="2B2B33"/>
-          <w:sz w:val="23"/>
-          <w:szCs w:val="23"/>
-        </w:rPr>
-        <w:t xml:space="preserve"> por volta da hora undécima". O verbo "sair" aparece quatro vezes.</w:t>
+        <w:t xml:space="preserve"> por volta de cinco horas da tarde". O verbo "sair" aparece quatro vezes.</w:t>
       </w:r>
       <w:r>
         <w:rPr>
@@ -1058,7 +1058,7 @@
           <w:sz w:val="23"/>
           <w:szCs w:val="23"/>
         </w:rPr>
-        <w:t xml:space="preserve"> O denário era o salário de um dia de trabalho braçal. Era o pão da família naquele dia. Às nove, ele volta e contrata mais gente, agora sem valor definido: "Ide vós também para a vinha, e vos darei o que for justo" (v. 4).</w:t>
+        <w:t xml:space="preserve"> O denário era o salário de um dia de trabalho braçal. Era o pão da família naquele dia. Às nove, ele volta e contrata mais gente, agora sem valor definido: "Vão vocês também trabalhar na vinha, e eu lhes pagarei o que for justo" (v. 4).</w:t>
       </w:r>
       <w:r>
         <w:rPr>
@@ -1170,7 +1170,7 @@
           <w:sz w:val="23"/>
           <w:szCs w:val="23"/>
         </w:rPr>
-        <w:t xml:space="preserve">O dono pergunta: "Por que estivestes aqui desocupados o dia todo?". E a resposta corta o coração: "</w:t>
+        <w:t xml:space="preserve">O dono pergunta: "Por que vocês ficaram desocupados o dia todo?". E a resposta corta o coração: "</w:t>
       </w:r>
       <w:r>
         <w:rPr>
@@ -1220,7 +1220,7 @@
           <w:sz w:val="23"/>
           <w:szCs w:val="23"/>
         </w:rPr>
-        <w:t xml:space="preserve">E o dono diz: "Ide vós também para a vinha". Para esse grupo, não tem promessa nenhuma. Não tem "um denário", não tem "o que for justo". Só o convite. Do ponto de vista do negócio, contratar alguém às cinco da tarde não faz sentido nenhum.</w:t>
+        <w:t xml:space="preserve">E o dono diz: "Vão vocês também trabalhar na vinha". Para esse grupo, não tem promessa nenhuma. Não tem "um denário", não tem "o que for justo". Só o convite. Do ponto de vista do negócio, contratar alguém às cinco da tarde não faz sentido nenhum.</w:t>
       </w:r>
       <w:r>
         <w:rPr>
@@ -1376,7 +1376,7 @@
           <w:sz w:val="23"/>
           <w:szCs w:val="23"/>
         </w:rPr>
-        <w:t xml:space="preserve">Você que está aqui há muito tempo: você também estava na praça um dia. Ninguém aqui se contratou sozinho. "Que tens tu que não tenhas recebido?" (1Co 4.7). Ser chamado para trabalhar na vinha do Senhor já é, em si, uma recompensa.</w:t>
+        <w:t xml:space="preserve">Você que está aqui há muito tempo: você também estava na praça um dia. Ninguém aqui se contratou sozinho. "E o que é que você tem que não tenha recebido?" (1Co 4.7). Ser chamado para trabalhar na vinha do Senhor já é, em si, uma recompensa.</w:t>
       </w:r>
       <w:r>
         <w:rPr>
@@ -1474,7 +1474,7 @@
           <w:sz w:val="23"/>
           <w:szCs w:val="23"/>
         </w:rPr>
-        <w:t xml:space="preserve">V.8: "Chama os trabalhadores e paga-lhes o salário, começando pelos últimos, indo até aos primeiros."</w:t>
+        <w:t xml:space="preserve">V.8: "Chame os trabalhadores e pague-lhes o salário, começando pelos últimos, indo até os primeiros."</w:t>
       </w:r>
     </w:p>
     <w:p>
@@ -1547,7 +1547,7 @@
           <w:sz w:val="23"/>
           <w:szCs w:val="23"/>
         </w:rPr>
-        <w:t xml:space="preserve">V.9: "Vindo os da hora undécima, recebeu cada um deles um denário."</w:t>
+        <w:t xml:space="preserve">V.9: "Chegando os que foram contratados às cinco da tarde, cada um deles recebeu um denário."</w:t>
       </w:r>
     </w:p>
     <w:p>
@@ -1597,7 +1597,7 @@
           <w:sz w:val="23"/>
           <w:szCs w:val="23"/>
         </w:rPr>
-        <w:t xml:space="preserve">, devolver o devido). No verso 14, quando ele explica o que fez, ele não fala mais em pagar. Ele diz: "Eu </w:t>
+        <w:t xml:space="preserve">, devolver o devido). No verso 14, quando ele explica o que fez, ele não fala mais em pagar. Ele diz: "Pois </w:t>
       </w:r>
       <w:r>
         <w:rPr>
@@ -1617,7 +1617,7 @@
           <w:sz w:val="23"/>
           <w:szCs w:val="23"/>
         </w:rPr>
-        <w:t xml:space="preserve"> a este último tanto quanto a ti". A linguagem muda do salário para o presente. O que os últimos receberam não foi pagamento. Foi presente.</w:t>
+        <w:t xml:space="preserve"> a este último tanto quanto dei a você". A linguagem muda do salário para o presente. O que os últimos receberam não foi pagamento. Foi presente.</w:t>
       </w:r>
       <w:r>
         <w:rPr>
@@ -2294,7 +2294,7 @@
           <w:sz w:val="23"/>
           <w:szCs w:val="23"/>
         </w:rPr>
-        <w:t xml:space="preserve">V.11: "Murmuravam contra o dono da casa."</w:t>
+        <w:t xml:space="preserve">V.11: "Começaram a murmurar contra o dono das terras."</w:t>
       </w:r>
     </w:p>
     <w:p>
@@ -2382,7 +2382,7 @@
           <w:sz w:val="23"/>
           <w:szCs w:val="23"/>
         </w:rPr>
-        <w:t xml:space="preserve">V.12: "Estes últimos trabalharam apenas uma hora; contudo, os igualaste a nós."</w:t>
+        <w:t xml:space="preserve">V.12: "Estes últimos trabalharam apenas uma hora, mas você os igualou a nós."</w:t>
       </w:r>
     </w:p>
     <w:p>
@@ -2408,16 +2408,16 @@
           <w:sz w:val="23"/>
           <w:szCs w:val="23"/>
         </w:rPr>
-        <w:t xml:space="preserve">tu os fizeste iguais a nós</w:t>
-      </w:r>
-      <w:r>
-        <w:rPr>
-          <w:rFonts w:ascii="Cambria" w:cs="Cambria" w:eastAsia="Cambria" w:hAnsi="Cambria"/>
-          <w:color w:val="2B2B33"/>
-          <w:sz w:val="23"/>
-          <w:szCs w:val="23"/>
-        </w:rPr>
-        <w:t xml:space="preserve">". Não é "tu nos fizeste iguais a eles". É "tu os fizeste iguais a nós". O foco está no que o outro recebeu.</w:t>
+        <w:t xml:space="preserve">você os igualou a nós</w:t>
+      </w:r>
+      <w:r>
+        <w:rPr>
+          <w:rFonts w:ascii="Cambria" w:cs="Cambria" w:eastAsia="Cambria" w:hAnsi="Cambria"/>
+          <w:color w:val="2B2B33"/>
+          <w:sz w:val="23"/>
+          <w:szCs w:val="23"/>
+        </w:rPr>
+        <w:t xml:space="preserve">". Não é "você nos igualou a eles". É "você os igualou a nós". O foco está no que o outro recebeu.</w:t>
       </w:r>
       <w:r>
         <w:rPr>
@@ -2596,7 +2596,7 @@
           <w:sz w:val="23"/>
           <w:szCs w:val="23"/>
         </w:rPr>
-        <w:t xml:space="preserve">V.13: "Amigo, não te faço injustiça; não combinaste comigo um denário?"</w:t>
+        <w:t xml:space="preserve">V.13: "Amigo, não estou sendo injusto com você. Você não combinou comigo trabalhar por um denário?"</w:t>
       </w:r>
     </w:p>
     <w:p>
@@ -2652,7 +2652,7 @@
           <w:sz w:val="23"/>
           <w:szCs w:val="23"/>
         </w:rPr>
-        <w:t xml:space="preserve">: "Amigo, não te faço injustiça. Não combinaste comigo um denário?". Ninguém foi lesado. O contrato foi cumprido à risca.</w:t>
+        <w:t xml:space="preserve">: "Amigo, não estou sendo injusto com você. Você não combinou comigo trabalhar por um denário?". Ninguém foi lesado. O contrato foi cumprido à risca.</w:t>
       </w:r>
     </w:p>
     <w:p>
@@ -2702,7 +2702,7 @@
           <w:sz w:val="23"/>
           <w:szCs w:val="23"/>
         </w:rPr>
-        <w:t xml:space="preserve"> Mateus a usa só três vezes no Evangelho inteiro: aqui, com o murmurador; no capítulo 22, com o homem que entrou na festa de casamento sem a roupa de festa; e no capítulo 26, quando Jesus olha para Judas no Getsêmani e diz: "Amigo, para que vieste?". É sempre alguém que está dentro e está errado. É uma repreensão gentil — mas é repreensão. E a porta, ainda assim, não é batida.</w:t>
+        <w:t xml:space="preserve"> Mateus a usa só três vezes no Evangelho inteiro: aqui, com o murmurador; no capítulo 22, com o homem que entrou na festa de casamento sem a roupa de festa; e no capítulo 26, quando Jesus olha para Judas no Getsêmani e diz: "Amigo, o que você veio fazer?". É sempre alguém que está dentro e está errado. É uma repreensão gentil — mas é repreensão. E a porta, ainda assim, não é batida.</w:t>
       </w:r>
     </w:p>
     <w:p>
@@ -2971,7 +2971,13 @@
           <w:sz w:val="23"/>
           <w:szCs w:val="23"/>
         </w:rPr>
-        <w:t xml:space="preserve">Vv.14-15a: "Toma o que é teu, e vai-te; pois quero dar a este último, tanto quanto a ti. Porventura não me é lícito fazer o que quero do que é meu?"</w:t>
+        <w:t xml:space="preserve">Vv.14-15a: "Pegue o que é seu e saia daqui. Pois quero dar a este último tanto quanto dei a você. Será que não me é lícito fazer o que quero com o que é meu?"</w:t>
+      </w:r>
+      <w:r>
+        <w:rPr>
+          <w:rStyle w:val="FootnoteReference"/>
+        </w:rPr>
+        <w:footnoteReference w:id="44"/>
       </w:r>
     </w:p>
     <w:p>
@@ -3006,7 +3012,7 @@
           <w:sz w:val="23"/>
           <w:szCs w:val="23"/>
         </w:rPr>
-        <w:t xml:space="preserve">: "Eu quero dar... Não me é lícito fazer o que quero com o que é meu?".</w:t>
+        <w:t xml:space="preserve">: "Quero dar... Será que não me é lícito fazer o que quero com o que é meu?".</w:t>
       </w:r>
     </w:p>
     <w:p>
@@ -3041,18 +3047,18 @@
           <w:sz w:val="23"/>
           <w:szCs w:val="23"/>
         </w:rPr>
-        <w:t xml:space="preserve"> ao marido repudiar a sua mulher por qualquer motivo?" (19.3). Religião perguntando qual é o mínimo que eu preciso cumprir. E a seção termina com o dono da vinha perguntando: "</w:t>
-      </w:r>
-      <w:r>
-        <w:rPr>
-          <w:rFonts w:ascii="Cambria" w:cs="Cambria" w:eastAsia="Cambria" w:hAnsi="Cambria"/>
-          <w:b/>
-          <w:bCs/>
-          <w:color w:val="2B2B33"/>
-          <w:sz w:val="23"/>
-          <w:szCs w:val="23"/>
-        </w:rPr>
-        <w:t xml:space="preserve">Não me é lícito</w:t>
+        <w:t xml:space="preserve"> ao homem repudiar a sua mulher por qualquer motivo?" (19.3). Religião perguntando qual é o mínimo que eu preciso cumprir. E a seção termina com o dono da vinha perguntando: "Será que </w:t>
+      </w:r>
+      <w:r>
+        <w:rPr>
+          <w:rFonts w:ascii="Cambria" w:cs="Cambria" w:eastAsia="Cambria" w:hAnsi="Cambria"/>
+          <w:b/>
+          <w:bCs/>
+          <w:color w:val="2B2B33"/>
+          <w:sz w:val="23"/>
+          <w:szCs w:val="23"/>
+        </w:rPr>
+        <w:t xml:space="preserve">não me é lícito</w:t>
       </w:r>
       <w:r>
         <w:rPr>
@@ -3067,7 +3073,7 @@
         <w:rPr>
           <w:rStyle w:val="FootnoteReference"/>
         </w:rPr>
-        <w:footnoteReference w:id="44"/>
+        <w:footnoteReference w:id="45"/>
       </w:r>
       <w:r>
         <w:rPr>
@@ -3108,7 +3114,16 @@
           <w:sz w:val="23"/>
           <w:szCs w:val="23"/>
         </w:rPr>
-        <w:t xml:space="preserve">V.15b: "Ou são maus os teus olhos porque eu sou bom?"</w:t>
+        <w:t xml:space="preserve">V.15b: "Ou o teu olho é mau porque eu sou bom?"</w:t>
+      </w:r>
+      <w:r>
+        <w:rPr>
+          <w:rFonts w:ascii="Cambria" w:cs="Cambria" w:eastAsia="Cambria" w:hAnsi="Cambria"/>
+          <w:color w:val="2B2B33"/>
+          <w:sz w:val="23"/>
+          <w:szCs w:val="23"/>
+        </w:rPr>
+        <w:t xml:space="preserve"> (tradução literal)</w:t>
       </w:r>
     </w:p>
     <w:p>
@@ -3143,13 +3158,13 @@
           <w:sz w:val="23"/>
           <w:szCs w:val="23"/>
         </w:rPr>
-        <w:t xml:space="preserve">. Literalmente: "O teu olho é mau porque eu sou bom?".</w:t>
-      </w:r>
-      <w:r>
-        <w:rPr>
-          <w:rStyle w:val="FootnoteReference"/>
-        </w:rPr>
-        <w:footnoteReference w:id="45"/>
+        <w:t xml:space="preserve">. A versão que lemos traduz pelo sentido: "Ou você ficou com inveja porque eu sou bom?". E está certa: é de inveja que o dono fala. Mas Jesus disse isso com uma imagem, e a imagem importa. Literalmente: "O teu olho é mau porque eu sou bom?".</w:t>
+      </w:r>
+      <w:r>
+        <w:rPr>
+          <w:rStyle w:val="FootnoteReference"/>
+        </w:rPr>
+        <w:footnoteReference w:id="46"/>
       </w:r>
     </w:p>
     <w:p>
@@ -3179,13 +3194,13 @@
           <w:sz w:val="23"/>
           <w:szCs w:val="23"/>
         </w:rPr>
-        <w:t xml:space="preserve">"Olho mau" era um jeito judeu de falar da inveja, da mesquinharia. Provérbios diz o contrário: "O de olhos bons será abençoado, porque dá do seu pão ao pobre" (Pv 22.9).</w:t>
-      </w:r>
-      <w:r>
-        <w:rPr>
-          <w:rStyle w:val="FootnoteReference"/>
-        </w:rPr>
-        <w:footnoteReference w:id="46"/>
+        <w:t xml:space="preserve">"Olho mau" era um jeito judeu de falar da inveja, da mesquinharia. Provérbios diz o contrário: "O generoso será abençoado, porque reparte o seu pão com os pobres" (Pv 22.9). Em hebraico, "o generoso" é, ao pé da letra, "o de olho bom". O de olho bom reparte.</w:t>
+      </w:r>
+      <w:r>
+        <w:rPr>
+          <w:rStyle w:val="FootnoteReference"/>
+        </w:rPr>
+        <w:footnoteReference w:id="47"/>
       </w:r>
       <w:r>
         <w:rPr>
@@ -3255,7 +3270,7 @@
         <w:rPr>
           <w:rStyle w:val="FootnoteReference"/>
         </w:rPr>
-        <w:footnoteReference w:id="47"/>
+        <w:footnoteReference w:id="48"/>
       </w:r>
       <w:r>
         <w:rPr>
@@ -3352,7 +3367,7 @@
               <w:rPr>
                 <w:rStyle w:val="FootnoteReference"/>
               </w:rPr>
-              <w:footnoteReference w:id="48"/>
+              <w:footnoteReference w:id="49"/>
             </w:r>
           </w:p>
         </w:tc>
@@ -3410,22 +3425,27 @@
           <w:sz w:val="23"/>
           <w:szCs w:val="23"/>
         </w:rPr>
-        <w:t xml:space="preserve"> árvore do jardim comerás livremente" (Gn 2.16). A serpente chegou e reescreveu: "É assim que Deus disse: não comereis de toda árvore?" (Gn 3.1).</w:t>
-      </w:r>
-      <w:r>
-        <w:rPr>
-          <w:rStyle w:val="FootnoteReference"/>
-        </w:rPr>
-        <w:footnoteReference w:id="49"/>
-      </w:r>
-      <w:r>
-        <w:rPr>
-          <w:rFonts w:ascii="Cambria" w:cs="Cambria" w:eastAsia="Cambria" w:hAnsi="Cambria"/>
-          <w:color w:val="2B2B33"/>
-          <w:sz w:val="23"/>
-          <w:szCs w:val="23"/>
-        </w:rPr>
-        <w:t xml:space="preserve"> Ela pegou a generosidade de Deus e pintou de mesquinhez. O primeiro olho mau da história é esse: olhar para a bondade de Deus e chamar de injustiça. A mentira é sempre a mesma: Deus não é bom de verdade.</w:t>
+        <w:t xml:space="preserve"> árvore do jardim você pode comer livremente" (Gn 2.16). A serpente chegou e reescreveu: "É verdade que Deus disse: 'Não comam do fruto de </w:t>
+      </w:r>
+      <w:r>
+        <w:rPr>
+          <w:rFonts w:ascii="Cambria" w:cs="Cambria" w:eastAsia="Cambria" w:hAnsi="Cambria"/>
+          <w:b/>
+          <w:bCs/>
+          <w:color w:val="2B2B33"/>
+          <w:sz w:val="23"/>
+          <w:szCs w:val="23"/>
+        </w:rPr>
+        <w:t xml:space="preserve">nenhuma</w:t>
+      </w:r>
+      <w:r>
+        <w:rPr>
+          <w:rFonts w:ascii="Cambria" w:cs="Cambria" w:eastAsia="Cambria" w:hAnsi="Cambria"/>
+          <w:color w:val="2B2B33"/>
+          <w:sz w:val="23"/>
+          <w:szCs w:val="23"/>
+        </w:rPr>
+        <w:t xml:space="preserve"> árvore do jardim'?" (Gn 3.1).</w:t>
       </w:r>
       <w:r>
         <w:rPr>
@@ -3433,6 +3453,21 @@
         </w:rPr>
         <w:footnoteReference w:id="50"/>
       </w:r>
+      <w:r>
+        <w:rPr>
+          <w:rFonts w:ascii="Cambria" w:cs="Cambria" w:eastAsia="Cambria" w:hAnsi="Cambria"/>
+          <w:color w:val="2B2B33"/>
+          <w:sz w:val="23"/>
+          <w:szCs w:val="23"/>
+        </w:rPr>
+        <w:t xml:space="preserve"> De "toda" para "nenhuma". Ela pegou a generosidade de Deus e pintou de mesquinhez. O primeiro olho mau da história é esse: olhar para a bondade de Deus e chamar de injustiça. A mentira é sempre a mesma: Deus não é bom de verdade.</w:t>
+      </w:r>
+      <w:r>
+        <w:rPr>
+          <w:rStyle w:val="FootnoteReference"/>
+        </w:rPr>
+        <w:footnoteReference w:id="51"/>
+      </w:r>
     </w:p>
     <w:p>
       <w:pPr>
@@ -3452,7 +3487,7 @@
         <w:rPr>
           <w:rStyle w:val="FootnoteReference"/>
         </w:rPr>
-        <w:footnoteReference w:id="51"/>
+        <w:footnoteReference w:id="52"/>
       </w:r>
       <w:r>
         <w:rPr>
@@ -3487,7 +3522,7 @@
           <w:sz w:val="23"/>
           <w:szCs w:val="23"/>
         </w:rPr>
-        <w:t xml:space="preserve">Que queres?</w:t>
+        <w:t xml:space="preserve">O que você quer?</w:t>
       </w:r>
       <w:r>
         <w:rPr>
@@ -3502,16 +3537,16 @@
         <w:rPr>
           <w:rStyle w:val="FootnoteReference"/>
         </w:rPr>
-        <w:footnoteReference w:id="52"/>
-      </w:r>
-      <w:r>
-        <w:rPr>
-          <w:rFonts w:ascii="Cambria" w:cs="Cambria" w:eastAsia="Cambria" w:hAnsi="Cambria"/>
-          <w:color w:val="2B2B33"/>
-          <w:sz w:val="23"/>
-          <w:szCs w:val="23"/>
-        </w:rPr>
-        <w:t xml:space="preserve"> E ela pede: "Manda que, no teu reino, estes meus dois filhos se assentem, um à tua direita, e o outro à tua esquerda" (20.21). E quando os outros dez ouvem isso, ficam </w:t>
+        <w:footnoteReference w:id="53"/>
+      </w:r>
+      <w:r>
+        <w:rPr>
+          <w:rFonts w:ascii="Cambria" w:cs="Cambria" w:eastAsia="Cambria" w:hAnsi="Cambria"/>
+          <w:color w:val="2B2B33"/>
+          <w:sz w:val="23"/>
+          <w:szCs w:val="23"/>
+        </w:rPr>
+        <w:t xml:space="preserve"> E ela pede: "Mande que, no seu reino, estes meus dois filhos se assentem um à sua direita e o outro à sua esquerda" (20.21). E quando os outros dez ouvem isso, ficam </w:t>
       </w:r>
       <w:r>
         <w:rPr>
@@ -3537,7 +3572,7 @@
         <w:rPr>
           <w:rStyle w:val="FootnoteReference"/>
         </w:rPr>
-        <w:footnoteReference w:id="53"/>
+        <w:footnoteReference w:id="54"/>
       </w:r>
       <w:r>
         <w:rPr>
@@ -3664,7 +3699,7 @@
               <w:rPr>
                 <w:rStyle w:val="FootnoteReference"/>
               </w:rPr>
-              <w:footnoteReference w:id="54"/>
+              <w:footnoteReference w:id="55"/>
             </w:r>
           </w:p>
         </w:tc>
@@ -3884,7 +3919,7 @@
               <w:rPr>
                 <w:rStyle w:val="FootnoteReference"/>
               </w:rPr>
-              <w:footnoteReference w:id="55"/>
+              <w:footnoteReference w:id="56"/>
             </w:r>
           </w:p>
         </w:tc>
@@ -3928,7 +3963,7 @@
         <w:rPr>
           <w:rStyle w:val="FootnoteReference"/>
         </w:rPr>
-        <w:footnoteReference w:id="56"/>
+        <w:footnoteReference w:id="57"/>
       </w:r>
     </w:p>
     <w:p>
@@ -4043,22 +4078,22 @@
           <w:sz w:val="23"/>
           <w:szCs w:val="23"/>
         </w:rPr>
-        <w:t xml:space="preserve">V.15: "...do que é meu."</w:t>
-      </w:r>
-    </w:p>
-    <w:p>
-      <w:pPr>
-        <w:spacing w:after="150" w:before="0" w:line="300" w:lineRule="auto"/>
-        <w:jc w:val="left"/>
-      </w:pPr>
-      <w:r>
-        <w:rPr>
-          <w:rFonts w:ascii="Cambria" w:cs="Cambria" w:eastAsia="Cambria" w:hAnsi="Cambria"/>
-          <w:color w:val="2B2B33"/>
-          <w:sz w:val="23"/>
-          <w:szCs w:val="23"/>
-        </w:rPr>
-        <w:t xml:space="preserve">No verso 15, o dono diz: "Não me é lícito fazer o que quero do que é </w:t>
+        <w:t xml:space="preserve">V.15: "...com o que é meu."</w:t>
+      </w:r>
+    </w:p>
+    <w:p>
+      <w:pPr>
+        <w:spacing w:after="150" w:before="0" w:line="300" w:lineRule="auto"/>
+        <w:jc w:val="left"/>
+      </w:pPr>
+      <w:r>
+        <w:rPr>
+          <w:rFonts w:ascii="Cambria" w:cs="Cambria" w:eastAsia="Cambria" w:hAnsi="Cambria"/>
+          <w:color w:val="2B2B33"/>
+          <w:sz w:val="23"/>
+          <w:szCs w:val="23"/>
+        </w:rPr>
+        <w:t xml:space="preserve">No verso 15, o dono diz: "Será que não me é lícito fazer o que quero com o que é </w:t>
       </w:r>
       <w:r>
         <w:rPr>
@@ -4093,22 +4128,22 @@
           <w:sz w:val="23"/>
           <w:szCs w:val="23"/>
         </w:rPr>
-        <w:t xml:space="preserve">Logo depois da parábola, Mateus coloca o verso 17: "Estando Jesus para subir a Jerusalém, chamou à parte os doze e, em caminho, lhes disse: Eis que subimos para Jerusalém, e o Filho do Homem será entregue aos principais sacerdotes e aos escribas. Eles o condenarão à morte. E o entregarão aos gentios para ser escarnecido, açoitado e crucificado" (vv. 17-19).</w:t>
-      </w:r>
-      <w:r>
-        <w:rPr>
-          <w:rStyle w:val="FootnoteReference"/>
-        </w:rPr>
-        <w:footnoteReference w:id="57"/>
-      </w:r>
-      <w:r>
-        <w:rPr>
-          <w:rFonts w:ascii="Cambria" w:cs="Cambria" w:eastAsia="Cambria" w:hAnsi="Cambria"/>
-          <w:color w:val="2B2B33"/>
-          <w:sz w:val="23"/>
-          <w:szCs w:val="23"/>
-        </w:rPr>
-        <w:t xml:space="preserve"> E no verso 28: "o Filho do Homem não veio para ser servido, mas para servir e dar a sua vida em </w:t>
+        <w:t xml:space="preserve">Logo depois da parábola, Mateus coloca o verso 17: "Estando Jesus para subir a Jerusalém, chamou os doze discípulos para um lado e, no caminho, lhes disse: Eis que subimos para Jerusalém, e o Filho do Homem será entregue aos principais sacerdotes e aos escribas. Eles vão condená-lo à morte e entregá-lo aos gentios para ser zombado, açoitado e crucificado" (vv. 17-19).</w:t>
+      </w:r>
+      <w:r>
+        <w:rPr>
+          <w:rStyle w:val="FootnoteReference"/>
+        </w:rPr>
+        <w:footnoteReference w:id="58"/>
+      </w:r>
+      <w:r>
+        <w:rPr>
+          <w:rFonts w:ascii="Cambria" w:cs="Cambria" w:eastAsia="Cambria" w:hAnsi="Cambria"/>
+          <w:color w:val="2B2B33"/>
+          <w:sz w:val="23"/>
+          <w:szCs w:val="23"/>
+        </w:rPr>
+        <w:t xml:space="preserve"> E no verso 28: "o Filho do Homem, que não veio para ser servido, mas para servir e dar a sua vida em </w:t>
       </w:r>
       <w:r>
         <w:rPr>
@@ -4134,7 +4169,7 @@
         <w:rPr>
           <w:rStyle w:val="FootnoteReference"/>
         </w:rPr>
-        <w:footnoteReference w:id="58"/>
+        <w:footnoteReference w:id="59"/>
       </w:r>
     </w:p>
     <w:p>
@@ -4164,13 +4199,13 @@
           <w:sz w:val="23"/>
           <w:szCs w:val="23"/>
         </w:rPr>
-        <w:t xml:space="preserve">Como o Deus justo pode ser bom com quem não merece sem deixar de ser justo? Na cruz. Lá, Deus é ao mesmo tempo "justo e justificador daquele que tem fé em Jesus" (Rm 3.26).</w:t>
-      </w:r>
-      <w:r>
-        <w:rPr>
-          <w:rStyle w:val="FootnoteReference"/>
-        </w:rPr>
-        <w:footnoteReference w:id="59"/>
+        <w:t xml:space="preserve">Como o Deus justo pode ser bom com quem não merece sem deixar de ser justo? Na cruz. Lá, Deus é ao mesmo tempo "justo e o justificador daquele que tem fé em Jesus" (Rm 3.26).</w:t>
+      </w:r>
+      <w:r>
+        <w:rPr>
+          <w:rStyle w:val="FootnoteReference"/>
+        </w:rPr>
+        <w:footnoteReference w:id="60"/>
       </w:r>
       <w:r>
         <w:rPr>
@@ -4200,37 +4235,37 @@
         <w:rPr>
           <w:rStyle w:val="FootnoteReference"/>
         </w:rPr>
-        <w:footnoteReference w:id="60"/>
-      </w:r>
-    </w:p>
-    <w:p>
-      <w:pPr>
-        <w:spacing w:after="150" w:before="0" w:line="300" w:lineRule="auto"/>
-        <w:jc w:val="left"/>
-      </w:pPr>
-      <w:r>
-        <w:rPr>
-          <w:rFonts w:ascii="Cambria" w:cs="Cambria" w:eastAsia="Cambria" w:hAnsi="Cambria"/>
-          <w:color w:val="2B2B33"/>
-          <w:sz w:val="23"/>
-          <w:szCs w:val="23"/>
-        </w:rPr>
-        <w:t xml:space="preserve">As horas da parábola — sexta hora, nona hora — voltam em Mateus, no capítulo 27: "Desde a hora sexta até a hora nona, houve trevas sobre toda a terra" (27.45).</w:t>
-      </w:r>
-      <w:r>
-        <w:rPr>
-          <w:rStyle w:val="FootnoteReference"/>
-        </w:rPr>
         <w:footnoteReference w:id="61"/>
       </w:r>
-      <w:r>
-        <w:rPr>
-          <w:rFonts w:ascii="Cambria" w:cs="Cambria" w:eastAsia="Cambria" w:hAnsi="Cambria"/>
-          <w:color w:val="2B2B33"/>
-          <w:sz w:val="23"/>
-          <w:szCs w:val="23"/>
-        </w:rPr>
-        <w:t xml:space="preserve"> Foi ali, entre a sexta e a nona hora, que o Filho suportou o calor de verdade — o calor do juízo que era nosso. A parábola não foi escrita como um código das horas da cruz. Mas, quando a gente olha para a cruz, entende quem realmente aguentou o peso do dia.</w:t>
+    </w:p>
+    <w:p>
+      <w:pPr>
+        <w:spacing w:after="150" w:before="0" w:line="300" w:lineRule="auto"/>
+        <w:jc w:val="left"/>
+      </w:pPr>
+      <w:r>
+        <w:rPr>
+          <w:rFonts w:ascii="Cambria" w:cs="Cambria" w:eastAsia="Cambria" w:hAnsi="Cambria"/>
+          <w:color w:val="2B2B33"/>
+          <w:sz w:val="23"/>
+          <w:szCs w:val="23"/>
+        </w:rPr>
+        <w:t xml:space="preserve">As horas da parábola voltam em Mateus. No verso 5, o dono sai "perto do meio-dia e às três horas da tarde". No capítulo 27: "A partir do meio-dia, houve trevas sobre toda a terra até as três horas da tarde" (27.45).</w:t>
+      </w:r>
+      <w:r>
+        <w:rPr>
+          <w:rStyle w:val="FootnoteReference"/>
+        </w:rPr>
+        <w:footnoteReference w:id="62"/>
+      </w:r>
+      <w:r>
+        <w:rPr>
+          <w:rFonts w:ascii="Cambria" w:cs="Cambria" w:eastAsia="Cambria" w:hAnsi="Cambria"/>
+          <w:color w:val="2B2B33"/>
+          <w:sz w:val="23"/>
+          <w:szCs w:val="23"/>
+        </w:rPr>
+        <w:t xml:space="preserve"> Foi ali, entre o meio-dia e as três da tarde, que o Filho suportou o calor de verdade — o calor do juízo que era nosso. A parábola não foi escrita como um código das horas da cruz. Mas, quando a gente olha para a cruz, entende quem realmente aguentou o peso do dia.</w:t>
       </w:r>
     </w:p>
     <w:p>
@@ -4313,7 +4348,7 @@
               <w:rPr>
                 <w:rStyle w:val="FootnoteReference"/>
               </w:rPr>
-              <w:footnoteReference w:id="62"/>
+              <w:footnoteReference w:id="63"/>
             </w:r>
           </w:p>
         </w:tc>
@@ -4336,13 +4371,13 @@
           <w:sz w:val="23"/>
           <w:szCs w:val="23"/>
         </w:rPr>
-        <w:t xml:space="preserve">É o que Paulo diz: "Aquele que não conheceu pecado, ele o fez pecado por nós; para que, nele, fôssemos feitos justiça de Deus" (2Co 5.21).</w:t>
-      </w:r>
-      <w:r>
-        <w:rPr>
-          <w:rStyle w:val="FootnoteReference"/>
-        </w:rPr>
-        <w:footnoteReference w:id="63"/>
+        <w:t xml:space="preserve">É o que Paulo diz: "Aquele que não conheceu pecado, Deus o fez pecado por nós, para que, nele, fôssemos feitos justiça de Deus" (2Co 5.21).</w:t>
+      </w:r>
+      <w:r>
+        <w:rPr>
+          <w:rStyle w:val="FootnoteReference"/>
+        </w:rPr>
+        <w:footnoteReference w:id="64"/>
       </w:r>
       <w:r>
         <w:rPr>
@@ -4366,33 +4401,33 @@
           <w:sz w:val="23"/>
           <w:szCs w:val="23"/>
         </w:rPr>
-        <w:t xml:space="preserve">Uma cena do Antigo Testamento ajuda a enxergar isso. Em 1 Samuel 30, Davi volta de uma batalha com o despojo. Duzentos homens tinham ficado para trás, exaustos demais para lutar, guardando a bagagem. E alguns dos que lutaram — a Bíblia chama de "maus e filhos de Belial"</w:t>
-      </w:r>
-      <w:r>
-        <w:rPr>
-          <w:rStyle w:val="FootnoteReference"/>
-        </w:rPr>
-        <w:footnoteReference w:id="64"/>
-      </w:r>
-      <w:r>
-        <w:rPr>
-          <w:rFonts w:ascii="Cambria" w:cs="Cambria" w:eastAsia="Cambria" w:hAnsi="Cambria"/>
-          <w:color w:val="2B2B33"/>
-          <w:sz w:val="23"/>
-          <w:szCs w:val="23"/>
-        </w:rPr>
-        <w:t xml:space="preserve"> — disseram: "esses aí não vão receber nada". E Davi, o rei, decretou: "Qual é a parte dos que desceram à peleja, tal será a parte dos que ficaram com a bagagem; </w:t>
-      </w:r>
-      <w:r>
-        <w:rPr>
-          <w:rFonts w:ascii="Cambria" w:cs="Cambria" w:eastAsia="Cambria" w:hAnsi="Cambria"/>
-          <w:b/>
-          <w:bCs/>
-          <w:color w:val="2B2B33"/>
-          <w:sz w:val="23"/>
-          <w:szCs w:val="23"/>
-        </w:rPr>
-        <w:t xml:space="preserve">igualmente repartirão</w:t>
+        <w:t xml:space="preserve">Uma cena do Antigo Testamento ajuda a enxergar isso. Em 1 Samuel 30, Davi volta de uma batalha com o despojo. Duzentos homens tinham ficado para trás, exaustos demais para lutar, guardando a bagagem. E alguns dos que lutaram — a Bíblia chama de "perversos e malignos"</w:t>
+      </w:r>
+      <w:r>
+        <w:rPr>
+          <w:rStyle w:val="FootnoteReference"/>
+        </w:rPr>
+        <w:footnoteReference w:id="65"/>
+      </w:r>
+      <w:r>
+        <w:rPr>
+          <w:rFonts w:ascii="Cambria" w:cs="Cambria" w:eastAsia="Cambria" w:hAnsi="Cambria"/>
+          <w:color w:val="2B2B33"/>
+          <w:sz w:val="23"/>
+          <w:szCs w:val="23"/>
+        </w:rPr>
+        <w:t xml:space="preserve"> — disseram: "esses aí não vão receber nada". E Davi, já ungido rei, mas ainda sem trono, decretou: "A mesma parte que cabe aos que foram à batalha será também a parte dos que ficaram com a bagagem; </w:t>
+      </w:r>
+      <w:r>
+        <w:rPr>
+          <w:rFonts w:ascii="Cambria" w:cs="Cambria" w:eastAsia="Cambria" w:hAnsi="Cambria"/>
+          <w:b/>
+          <w:bCs/>
+          <w:color w:val="2B2B33"/>
+          <w:sz w:val="23"/>
+          <w:szCs w:val="23"/>
+        </w:rPr>
+        <w:t xml:space="preserve">receberão partes iguais</w:t>
       </w:r>
       <w:r>
         <w:rPr>
@@ -4416,7 +4451,7 @@
           <w:sz w:val="23"/>
           <w:szCs w:val="23"/>
         </w:rPr>
-        <w:t xml:space="preserve">O Rei venceu e repartiu igual. E o Filho de Davi venceu a batalha sozinho, na cruz, e reparte o despojo com quem ficou para trás.</w:t>
+        <w:t xml:space="preserve">O rei ungido venceu e repartiu igual. E o Filho de Davi venceu a batalha sozinho, na cruz, e reparte o despojo com quem ficou para trás.</w:t>
       </w:r>
     </w:p>
     <w:p>
@@ -4461,7 +4496,7 @@
           <w:sz w:val="23"/>
           <w:szCs w:val="23"/>
         </w:rPr>
-        <w:t xml:space="preserve">Senhor, Filho de Davi, tem compaixão de nós!</w:t>
+        <w:t xml:space="preserve">Senhor, Filho de Davi, tenha compaixão de nós!</w:t>
       </w:r>
       <w:r>
         <w:rPr>
@@ -4476,7 +4511,7 @@
         <w:rPr>
           <w:rStyle w:val="FootnoteReference"/>
         </w:rPr>
-        <w:footnoteReference w:id="65"/>
+        <w:footnoteReference w:id="66"/>
       </w:r>
       <w:r>
         <w:rPr>
@@ -4511,7 +4546,7 @@
           <w:sz w:val="23"/>
           <w:szCs w:val="23"/>
         </w:rPr>
-        <w:t xml:space="preserve">Que quereis que eu vos faça?</w:t>
+        <w:t xml:space="preserve">O que vocês querem que eu lhes faça?</w:t>
       </w:r>
       <w:r>
         <w:rPr>
@@ -4535,18 +4570,18 @@
           <w:sz w:val="23"/>
           <w:szCs w:val="23"/>
         </w:rPr>
-        <w:t xml:space="preserve">A mãe ouviu "que queres?" e pediu tronos. Os cegos ouvem "que quereis?" e pedem: "</w:t>
-      </w:r>
-      <w:r>
-        <w:rPr>
-          <w:rFonts w:ascii="Cambria" w:cs="Cambria" w:eastAsia="Cambria" w:hAnsi="Cambria"/>
-          <w:b/>
-          <w:bCs/>
-          <w:color w:val="2B2B33"/>
-          <w:sz w:val="23"/>
-          <w:szCs w:val="23"/>
-        </w:rPr>
-        <w:t xml:space="preserve">Senhor, que se nos abram os olhos</w:t>
+        <w:t xml:space="preserve">A mãe ouviu "o que você quer?" e pediu tronos. Os cegos ouvem "o que vocês querem?" e pedem: "</w:t>
+      </w:r>
+      <w:r>
+        <w:rPr>
+          <w:rFonts w:ascii="Cambria" w:cs="Cambria" w:eastAsia="Cambria" w:hAnsi="Cambria"/>
+          <w:b/>
+          <w:bCs/>
+          <w:color w:val="2B2B33"/>
+          <w:sz w:val="23"/>
+          <w:szCs w:val="23"/>
+        </w:rPr>
+        <w:t xml:space="preserve">Senhor, que se abram os nossos olhos</w:t>
       </w:r>
       <w:r>
         <w:rPr>
@@ -4570,13 +4605,13 @@
           <w:sz w:val="23"/>
           <w:szCs w:val="23"/>
         </w:rPr>
-        <w:t xml:space="preserve">E Mateus diz: "Condoído, Jesus tocou-lhes os olhos, e imediatamente recuperaram a vista e o foram seguindo" (20.34).</w:t>
-      </w:r>
-      <w:r>
-        <w:rPr>
-          <w:rStyle w:val="FootnoteReference"/>
-        </w:rPr>
-        <w:footnoteReference w:id="66"/>
+        <w:t xml:space="preserve">E Mateus diz: "Profundamente compadecido, Jesus tocou nos olhos deles. E imediatamente recuperaram a vista e o seguiram" (20.34).</w:t>
+      </w:r>
+      <w:r>
+        <w:rPr>
+          <w:rStyle w:val="FootnoteReference"/>
+        </w:rPr>
+        <w:footnoteReference w:id="67"/>
       </w:r>
     </w:p>
     <w:p>
@@ -4621,28 +4656,7 @@
           <w:sz w:val="23"/>
           <w:szCs w:val="23"/>
         </w:rPr>
-        <w:t xml:space="preserve">E depois da cura: "o foram seguindo". O fruto do olho curado não é status. Não é trono à direita ou à esquerda. É seguir Jesus.</w:t>
-      </w:r>
-      <w:r>
-        <w:rPr>
-          <w:rStyle w:val="FootnoteReference"/>
-        </w:rPr>
-        <w:footnoteReference w:id="67"/>
-      </w:r>
-    </w:p>
-    <w:p>
-      <w:pPr>
-        <w:spacing w:after="150" w:before="0" w:line="300" w:lineRule="auto"/>
-        <w:jc w:val="left"/>
-      </w:pPr>
-      <w:r>
-        <w:rPr>
-          <w:rFonts w:ascii="Cambria" w:cs="Cambria" w:eastAsia="Cambria" w:hAnsi="Cambria"/>
-          <w:color w:val="2B2B33"/>
-          <w:sz w:val="23"/>
-          <w:szCs w:val="23"/>
-        </w:rPr>
-        <w:t xml:space="preserve">Quando você vê a cruz direito, deixa de precisar estar acima de alguém. Se o Rei pagou a própria bondade com a própria vida, ninguém aqui pode cobrar nada dele. E ninguém aqui precisa competir com ninguém. O que ele reparte não é um bolo que diminui quando outro come. Lá em Gênesis 15, Deus disse a Abraão: "Eu sou o teu escudo, o teu grandíssimo galardão" (Gn 15.1).</w:t>
+        <w:t xml:space="preserve">E depois da cura: "e o seguiram". O fruto do olho curado não é status. Não é trono à direita ou à esquerda. É seguir Jesus.</w:t>
       </w:r>
       <w:r>
         <w:rPr>
@@ -4650,14 +4664,35 @@
         </w:rPr>
         <w:footnoteReference w:id="68"/>
       </w:r>
-      <w:r>
-        <w:rPr>
-          <w:rFonts w:ascii="Cambria" w:cs="Cambria" w:eastAsia="Cambria" w:hAnsi="Cambria"/>
-          <w:color w:val="2B2B33"/>
-          <w:sz w:val="23"/>
-          <w:szCs w:val="23"/>
-        </w:rPr>
-        <w:t xml:space="preserve"> A recompensa, no fim das contas, é ele mesmo. E não se divide por horas aquilo que é uma Pessoa.</w:t>
+    </w:p>
+    <w:p>
+      <w:pPr>
+        <w:spacing w:after="150" w:before="0" w:line="300" w:lineRule="auto"/>
+        <w:jc w:val="left"/>
+      </w:pPr>
+      <w:r>
+        <w:rPr>
+          <w:rFonts w:ascii="Cambria" w:cs="Cambria" w:eastAsia="Cambria" w:hAnsi="Cambria"/>
+          <w:color w:val="2B2B33"/>
+          <w:sz w:val="23"/>
+          <w:szCs w:val="23"/>
+        </w:rPr>
+        <w:t xml:space="preserve">Quando você vê a cruz direito, deixa de precisar estar acima de alguém. Se o Rei pagou a própria bondade com a própria vida, ninguém aqui pode cobrar nada dele. E ninguém aqui precisa competir com ninguém. O que ele reparte não é um bolo que diminui quando outro come. Lá em Gênesis 15, Deus disse a Abrão: "Não tenha medo, Abrão, eu sou o seu escudo, e lhe darei uma grande recompensa" (Gn 15.1).</w:t>
+      </w:r>
+      <w:r>
+        <w:rPr>
+          <w:rStyle w:val="FootnoteReference"/>
+        </w:rPr>
+        <w:footnoteReference w:id="69"/>
+      </w:r>
+      <w:r>
+        <w:rPr>
+          <w:rFonts w:ascii="Cambria" w:cs="Cambria" w:eastAsia="Cambria" w:hAnsi="Cambria"/>
+          <w:color w:val="2B2B33"/>
+          <w:sz w:val="23"/>
+          <w:szCs w:val="23"/>
+        </w:rPr>
+        <w:t xml:space="preserve"> Antes da recompensa vem o "eu sou". E o salmista entendeu onde isso termina: "Quem tenho eu no céu além de ti? [...] Deus é a fortaleza do meu coração e a minha herança para sempre" (Sl 73.25-26). A recompensa, no fim das contas, é ele mesmo. E não se divide por horas aquilo que é uma Pessoa.</w:t>
       </w:r>
     </w:p>
     <w:p>
@@ -4734,7 +4769,7 @@
         <w:rPr>
           <w:rStyle w:val="FootnoteReference"/>
         </w:rPr>
-        <w:footnoteReference w:id="69"/>
+        <w:footnoteReference w:id="70"/>
       </w:r>
       <w:r>
         <w:rPr>
@@ -4862,13 +4897,13 @@
           <w:sz w:val="23"/>
           <w:szCs w:val="23"/>
         </w:rPr>
-        <w:t xml:space="preserve"> Quando alguém receber o que você queria — o novo convertido no ministério, o colega promovido, o irmão abençoado —, faça três coisas concretas. Agradeça a Deus por ele, pelo nome. Diga a ele uma palavra de alegria sincera. E, se puder, ajude-o a florescer. "Alegrai-vos com os que se alegram" (Rm 12.15) é o mandamento mais difícil para o olho mau. Por isso mesmo é o remédio. E faça, nesta semana, um serviço que ninguém vai saber (Mt 6.1-4).</w:t>
-      </w:r>
-      <w:r>
-        <w:rPr>
-          <w:rStyle w:val="FootnoteReference"/>
-        </w:rPr>
-        <w:footnoteReference w:id="70"/>
+        <w:t xml:space="preserve"> Quando alguém receber o que você queria — o novo convertido no ministério, o colega promovido, o irmão abençoado —, faça três coisas concretas. Agradeça a Deus por ele, pelo nome. Diga a ele uma palavra de alegria sincera. E, se puder, ajude-o a florescer. "Alegrem-se com os que se alegram" (Rm 12.15) é o mandamento mais difícil para o olho mau. Por isso mesmo é o remédio. E faça, nesta semana, um serviço que ninguém vai saber (Mt 6.1-4).</w:t>
+      </w:r>
+      <w:r>
+        <w:rPr>
+          <w:rStyle w:val="FootnoteReference"/>
+        </w:rPr>
+        <w:footnoteReference w:id="71"/>
       </w:r>
       <w:r>
         <w:rPr>
@@ -4922,7 +4957,7 @@
           <w:sz w:val="23"/>
           <w:szCs w:val="23"/>
         </w:rPr>
-        <w:t xml:space="preserve">Você que ainda não crê, ou que acha que é tarde demais: lembra do ladrão na cruz? Ele nunca foi batizado. Nunca participou de um culto. Nunca leu um versículo. Não tinha um minuto de serviço pra apresentar. E ouviu: "hoje estarás comigo no paraíso". O Rei ainda sai à praça às cinco da tarde. "Ninguém me contratou" não é o fim da sua história. Ele está chamando agora. E ele paga o dia inteiro.</w:t>
+        <w:t xml:space="preserve">Você que ainda não crê, ou que acha que é tarde demais: lembra do ladrão na cruz? Ele nunca foi batizado. Nunca participou de um culto. Nunca leu um versículo. Não tinha um minuto de serviço pra apresentar. E ouviu: "hoje você estará comigo no paraíso". O Rei ainda sai à praça às cinco da tarde. "Ninguém me contratou" não é o fim da sua história. Ele está chamando agora. E ele paga o dia inteiro.</w:t>
       </w:r>
     </w:p>
     <w:p>
@@ -5018,7 +5053,7 @@
           <w:sz w:val="23"/>
           <w:szCs w:val="23"/>
         </w:rPr>
-        <w:t xml:space="preserve">Judas teve três anos ao lado de Jesus e uma conta sempre aberta. Ele sabia o preço de tudo. E fez a pergunta do patrão: "Que me quereis dar?". O ladrão teve poucas horas e nenhuma conta. Não tinha nada para apresentar. E fez o pedido da undécima hora: "Lembra-te de mim".</w:t>
+        <w:t xml:space="preserve">Judas teve três anos ao lado de Jesus e uma conta sempre aberta. Ele sabia o preço de tudo. E fez a pergunta do patrão: "Quanto me darão?". O ladrão teve poucas horas e nenhuma conta. Não tinha nada para apresentar. E fez o pedido da undécima hora: "Lembre-se de mim".</w:t>
       </w:r>
     </w:p>
     <w:p>
@@ -5074,7 +5109,7 @@
           <w:sz w:val="23"/>
           <w:szCs w:val="23"/>
         </w:rPr>
-        <w:t xml:space="preserve">Há uma resposta possível: a oração dos cegos. "Senhor, Filho de Davi, tem compaixão de nós. Abre os nossos olhos."</w:t>
+        <w:t xml:space="preserve">Há uma resposta possível: a oração dos cegos. "Senhor, Filho de Davi, tenha compaixão de nós. Que se abram os nossos olhos."</w:t>
       </w:r>
     </w:p>
     <w:p>
@@ -5534,7 +5569,7 @@
           <w:sz w:val="23"/>
           <w:szCs w:val="23"/>
         </w:rPr>
-        <w:t xml:space="preserve">: as citações curtas de versículos dentro do texto seguem a redação da ARA; ajustar para a NAA, se preferir uniformizar com a leitura.</w:t>
+        <w:t xml:space="preserve">: leituras e citações na NAA (texto conferido em bibliaonline.com.br). Exceção: o v. 15b é citado em tradução literal ("o teu olho é mau"), avisando no púlpito, porque a NAA traduz pelo sentido ("inveja") e a imagem do olho sustenta o sermão. O mesmo cuidado vale para Pv 22.9 ("o generoso" = "o de olho bom"). Em Gn 15.1, a NAA ("lhe darei uma grande recompensa") não sustenta sozinha "a recompensa é ele mesmo"; por isso entrou o Sl 73.25-26. Ver as notas de rodapé.</w:t>
       </w:r>
     </w:p>
     <w:p>
@@ -5796,7 +5831,7 @@
           <w:sz w:val="17"/>
           <w:szCs w:val="17"/>
         </w:rPr>
-        <w:t xml:space="preserve"> João registra que Judas "tinha a bolsa" do grupo (Jo 13.29) e acrescenta, sobre o episódio de Betânia, que ele "era ladrão" e tirava do que nela se lançava (Jo 12.6).</w:t>
+        <w:t xml:space="preserve"> João registra que Judas "trazia a bolsa do dinheiro" (Jo 13.29) e acrescenta, sobre o episódio de Betânia, que ele "era ladrão" e "tirava o que era colocado nela" (Jo 12.6).</w:t>
       </w:r>
     </w:p>
   </w:footnote>
@@ -5919,7 +5954,7 @@
           <w:sz w:val="17"/>
           <w:szCs w:val="17"/>
         </w:rPr>
-        <w:t xml:space="preserve"> Mateus e Marcos dizem que os dois ladrões injuriavam Jesus (Mt 27.44; Mc 15.32); Lucas registra que um deles, depois, repreendeu o outro e pediu: "lembra-te de mim" (Lc 23.39-43). A harmonização antiga e comum, seguida no sermão, é que os dois começaram zombando e um deles mudou durante as horas da cruz.</w:t>
+        <w:t xml:space="preserve"> Mateus e Marcos dizem que os dois ladrões injuriavam Jesus (Mt 27.44; Mc 15.32); Lucas registra que um deles blasfemava e o outro o repreendeu e pediu: "lembre-se de mim" (Lc 23.39-43). A harmonização antiga e comum, seguida no sermão, é que os dois começaram zombando e um deles mudou durante as horas da cruz.</w:t>
       </w:r>
     </w:p>
   </w:footnote>
@@ -6183,7 +6218,7 @@
           <w:sz w:val="17"/>
           <w:szCs w:val="17"/>
         </w:rPr>
-        <w:t xml:space="preserve"> (ὁ ὀφθαλμός σου πονηρός ἐστιν ὅτι ἐγὼ ἀγαθός εἰμι), literalmente "o teu olho é mau porque eu sou bom?". Algumas versões traduzem pela ideia ("inveja"). O sermão mantém o literal porque a imagem do olho costura a seção até a cura dos cegos (20.33-34).</w:t>
+        <w:t xml:space="preserve"> (ὁ ὀφθαλμός σου πονηρός ἐστιν ὅτι ἐγὼ ἀγαθός εἰμι), literalmente "o teu olho é mau porque eu sou bom?". A NAA, lida no culto, traduz pelo sentido: "Ou você ficou com inveja porque eu sou bom?". A tradução é correta, porque "olho mau" era expressão para inveja e mesquinhez, mas a imagem some. O sermão mantém o literal, avisando "ao pé da letra", porque o olho costura a seção: o olho generoso ou mesquinho (6.22-23; Pv 22.9), o olho mau dos primeiros (20.15) e os olhos abertos dos cegos (20.33-34).</w:t>
       </w:r>
     </w:p>
   </w:footnote>
@@ -6588,7 +6623,7 @@
           <w:sz w:val="17"/>
           <w:szCs w:val="17"/>
         </w:rPr>
-        <w:t xml:space="preserve"> Os judeus contavam as horas do dia a partir do nascer do sol (cf. Jo 11.9, "não são doze as horas do dia?"). Assim, a terceira hora ≈ 9h, a sexta ≈ 12h, a nona ≈ 15h e a undécima ≈ 17h. São aproximações, já que a duração do dia variava com a estação.</w:t>
+        <w:t xml:space="preserve"> Os judeus contavam as horas do dia a partir do nascer do sol (cf. Jo 11.9, "não são doze as horas do dia?"). Assim, a terceira hora ≈ 9h, a sexta ≈ 12h, a nona ≈ 15h e a undécima ≈ 17h. São aproximações, já que a duração do dia variava com a estação. A NAA já converte as horas para o relógio de hoje (nove da manhã, meio-dia, três e cinco da tarde); o sermão usa também a expressão tradicional "undécima hora" (a hora onze, cinco da tarde) para os que chegam no fim.</w:t>
       </w:r>
     </w:p>
   </w:footnote>
@@ -6649,27 +6684,27 @@
           <w:sz w:val="17"/>
           <w:szCs w:val="17"/>
         </w:rPr>
-        <w:t xml:space="preserve"> (συμφωνήσας ἐκ δηναρίου), "tendo combinado por um denário". O dono retoma o mesmo verbo no v. 13 ("não </w:t>
-      </w:r>
-      <w:r>
-        <w:rPr>
-          <w:rFonts w:ascii="Cambria" w:cs="Cambria" w:eastAsia="Cambria" w:hAnsi="Cambria"/>
-          <w:i/>
-          <w:iCs/>
-          <w:color w:val="2B2B33"/>
-          <w:sz w:val="17"/>
-          <w:szCs w:val="17"/>
-        </w:rPr>
-        <w:t xml:space="preserve">combinaste</w:t>
-      </w:r>
-      <w:r>
-        <w:rPr>
-          <w:rFonts w:ascii="Cambria" w:cs="Cambria" w:eastAsia="Cambria" w:hAnsi="Cambria"/>
-          <w:color w:val="2B2B33"/>
-          <w:sz w:val="17"/>
-          <w:szCs w:val="17"/>
-        </w:rPr>
-        <w:t xml:space="preserve"> comigo um denário?"): ele cumpre o contrato à risca. O denário era uma moeda romana de prata, correspondente ao salário usual de um dia de trabalho braçal.</w:t>
+        <w:t xml:space="preserve"> (συμφωνήσας ἐκ δηναρίου), "tendo combinado por um denário". O dono retoma o mesmo verbo no v. 13 ("Você não </w:t>
+      </w:r>
+      <w:r>
+        <w:rPr>
+          <w:rFonts w:ascii="Cambria" w:cs="Cambria" w:eastAsia="Cambria" w:hAnsi="Cambria"/>
+          <w:i/>
+          <w:iCs/>
+          <w:color w:val="2B2B33"/>
+          <w:sz w:val="17"/>
+          <w:szCs w:val="17"/>
+        </w:rPr>
+        <w:t xml:space="preserve">combinou</w:t>
+      </w:r>
+      <w:r>
+        <w:rPr>
+          <w:rFonts w:ascii="Cambria" w:cs="Cambria" w:eastAsia="Cambria" w:hAnsi="Cambria"/>
+          <w:color w:val="2B2B33"/>
+          <w:sz w:val="17"/>
+          <w:szCs w:val="17"/>
+        </w:rPr>
+        <w:t xml:space="preserve"> comigo trabalhar por um denário?"): ele cumpre o contrato à risca. O denário era uma moeda romana de prata, correspondente ao salário usual de um dia de trabalho braçal.</w:t>
       </w:r>
     </w:p>
   </w:footnote>
@@ -6750,7 +6785,27 @@
           <w:sz w:val="17"/>
           <w:szCs w:val="17"/>
         </w:rPr>
-        <w:t xml:space="preserve"> (οὐκ ἀδικῶ σε), "não te faço injustiça".</w:t>
+        <w:t xml:space="preserve"> (οὐκ ἀδικῶ σε), "não estou sendo injusto com você". O verbo do v. 4 é </w:t>
+      </w:r>
+      <w:r>
+        <w:rPr>
+          <w:rFonts w:ascii="Cambria" w:cs="Cambria" w:eastAsia="Cambria" w:hAnsi="Cambria"/>
+          <w:i/>
+          <w:iCs/>
+          <w:color w:val="2B2B33"/>
+          <w:sz w:val="17"/>
+          <w:szCs w:val="17"/>
+        </w:rPr>
+        <w:t xml:space="preserve">dōsō</w:t>
+      </w:r>
+      <w:r>
+        <w:rPr>
+          <w:rFonts w:ascii="Cambria" w:cs="Cambria" w:eastAsia="Cambria" w:hAnsi="Cambria"/>
+          <w:color w:val="2B2B33"/>
+          <w:sz w:val="17"/>
+          <w:szCs w:val="17"/>
+        </w:rPr>
+        <w:t xml:space="preserve"> (δώσω), "darei"; a NAA traduz "pagarei". O contraste entre "pagar" e "dar" do sermão está entre o v. 8 e o v. 14, onde a própria NAA diz "pague-lhes" e "quero dar".</w:t>
       </w:r>
     </w:p>
   </w:footnote>
@@ -9478,127 +9533,67 @@
           <w:sz w:val="17"/>
           <w:szCs w:val="17"/>
         </w:rPr>
-        <w:t xml:space="preserve"> </w:t>
-      </w:r>
-      <w:r>
-        <w:rPr>
-          <w:rFonts w:ascii="Cambria" w:cs="Cambria" w:eastAsia="Cambria" w:hAnsi="Cambria"/>
-          <w:i/>
-          <w:iCs/>
-          <w:color w:val="2B2B33"/>
-          <w:sz w:val="17"/>
-          <w:szCs w:val="17"/>
-        </w:rPr>
-        <w:t xml:space="preserve">ei exestin</w:t>
-      </w:r>
-      <w:r>
-        <w:rPr>
-          <w:rFonts w:ascii="Cambria" w:cs="Cambria" w:eastAsia="Cambria" w:hAnsi="Cambria"/>
-          <w:color w:val="2B2B33"/>
-          <w:sz w:val="17"/>
-          <w:szCs w:val="17"/>
-        </w:rPr>
-        <w:t xml:space="preserve"> (εἰ ἔξεστιν), "é lícito?" (19.3, fariseus) ↔ </w:t>
-      </w:r>
-      <w:r>
-        <w:rPr>
-          <w:rFonts w:ascii="Cambria" w:cs="Cambria" w:eastAsia="Cambria" w:hAnsi="Cambria"/>
-          <w:i/>
-          <w:iCs/>
-          <w:color w:val="2B2B33"/>
-          <w:sz w:val="17"/>
-          <w:szCs w:val="17"/>
-        </w:rPr>
-        <w:t xml:space="preserve">ouk exestin moi</w:t>
-      </w:r>
-      <w:r>
-        <w:rPr>
-          <w:rFonts w:ascii="Cambria" w:cs="Cambria" w:eastAsia="Cambria" w:hAnsi="Cambria"/>
-          <w:color w:val="2B2B33"/>
-          <w:sz w:val="17"/>
-          <w:szCs w:val="17"/>
-        </w:rPr>
-        <w:t xml:space="preserve"> (οὐκ ἔξεστίν μοι), "não me é lícito?" (20.15, o dono). </w:t>
-      </w:r>
-      <w:r>
-        <w:rPr>
-          <w:rFonts w:ascii="Cambria" w:cs="Cambria" w:eastAsia="Cambria" w:hAnsi="Cambria"/>
-          <w:i/>
-          <w:iCs/>
-          <w:color w:val="2B2B33"/>
-          <w:sz w:val="17"/>
-          <w:szCs w:val="17"/>
-        </w:rPr>
-        <w:t xml:space="preserve">Exestin</w:t>
-      </w:r>
-      <w:r>
-        <w:rPr>
-          <w:rFonts w:ascii="Cambria" w:cs="Cambria" w:eastAsia="Cambria" w:hAnsi="Cambria"/>
-          <w:color w:val="2B2B33"/>
-          <w:sz w:val="17"/>
-          <w:szCs w:val="17"/>
-        </w:rPr>
-        <w:t xml:space="preserve"> é o vocabulário das disputas legais com os fariseus (12.2, 10). Craig Blomberg vê aqui um </w:t>
-      </w:r>
-      <w:r>
-        <w:rPr>
-          <w:rFonts w:ascii="Cambria" w:cs="Cambria" w:eastAsia="Cambria" w:hAnsi="Cambria"/>
-          <w:i/>
-          <w:iCs/>
-          <w:color w:val="2B2B33"/>
-          <w:sz w:val="17"/>
-          <w:szCs w:val="17"/>
-        </w:rPr>
-        <w:t xml:space="preserve">inclusio</w:t>
-      </w:r>
-      <w:r>
-        <w:rPr>
-          <w:rFonts w:ascii="Cambria" w:cs="Cambria" w:eastAsia="Cambria" w:hAnsi="Cambria"/>
-          <w:color w:val="2B2B33"/>
-          <w:sz w:val="17"/>
-          <w:szCs w:val="17"/>
-        </w:rPr>
-        <w:t xml:space="preserve">: a seção que começou perguntando o que Deus exige dos homens "termina, ironicamente, com o que os homens tentam exigir de Deus". </w:t>
-      </w:r>
-      <w:r>
-        <w:rPr>
-          <w:rFonts w:ascii="Cambria" w:cs="Cambria" w:eastAsia="Cambria" w:hAnsi="Cambria"/>
-          <w:b/>
-          <w:bCs/>
-          <w:color w:val="2B2B33"/>
-          <w:sz w:val="17"/>
-          <w:szCs w:val="17"/>
-        </w:rPr>
-        <w:t xml:space="preserve">Fonte:</w:t>
-      </w:r>
-      <w:r>
-        <w:rPr>
-          <w:rFonts w:ascii="Cambria" w:cs="Cambria" w:eastAsia="Cambria" w:hAnsi="Cambria"/>
-          <w:color w:val="2B2B33"/>
-          <w:sz w:val="17"/>
-          <w:szCs w:val="17"/>
-        </w:rPr>
-        <w:t xml:space="preserve"> C. L. Blomberg, </w:t>
-      </w:r>
-      <w:r>
-        <w:rPr>
-          <w:rFonts w:ascii="Cambria" w:cs="Cambria" w:eastAsia="Cambria" w:hAnsi="Cambria"/>
-          <w:i/>
-          <w:iCs/>
-          <w:color w:val="2B2B33"/>
-          <w:sz w:val="17"/>
-          <w:szCs w:val="17"/>
-        </w:rPr>
-        <w:t xml:space="preserve">Matthew</w:t>
-      </w:r>
-      <w:r>
-        <w:rPr>
-          <w:rFonts w:ascii="Cambria" w:cs="Cambria" w:eastAsia="Cambria" w:hAnsi="Cambria"/>
-          <w:color w:val="2B2B33"/>
-          <w:sz w:val="17"/>
-          <w:szCs w:val="17"/>
-        </w:rPr>
-        <w:t xml:space="preserve"> (NAC 22), pp. 302-305.</w:t>
+        <w:t xml:space="preserve"> "Saia daqui" traduz </w:t>
+      </w:r>
+      <w:r>
+        <w:rPr>
+          <w:rFonts w:ascii="Cambria" w:cs="Cambria" w:eastAsia="Cambria" w:hAnsi="Cambria"/>
+          <w:i/>
+          <w:iCs/>
+          <w:color w:val="2B2B33"/>
+          <w:sz w:val="17"/>
+          <w:szCs w:val="17"/>
+        </w:rPr>
+        <w:t xml:space="preserve">hypage</w:t>
+      </w:r>
+      <w:r>
+        <w:rPr>
+          <w:rFonts w:ascii="Cambria" w:cs="Cambria" w:eastAsia="Cambria" w:hAnsi="Cambria"/>
+          <w:color w:val="2B2B33"/>
+          <w:sz w:val="17"/>
+          <w:szCs w:val="17"/>
+        </w:rPr>
+        <w:t xml:space="preserve"> (ὕπαγε), o verbo comum para "ir", o mesmo do convite dos vv. 4 e 7 ("Vão vocês também", </w:t>
+      </w:r>
+      <w:r>
+        <w:rPr>
+          <w:rFonts w:ascii="Cambria" w:cs="Cambria" w:eastAsia="Cambria" w:hAnsi="Cambria"/>
+          <w:i/>
+          <w:iCs/>
+          <w:color w:val="2B2B33"/>
+          <w:sz w:val="17"/>
+          <w:szCs w:val="17"/>
+        </w:rPr>
+        <w:t xml:space="preserve">hypagete</w:t>
+      </w:r>
+      <w:r>
+        <w:rPr>
+          <w:rFonts w:ascii="Cambria" w:cs="Cambria" w:eastAsia="Cambria" w:hAnsi="Cambria"/>
+          <w:color w:val="2B2B33"/>
+          <w:sz w:val="17"/>
+          <w:szCs w:val="17"/>
+        </w:rPr>
+        <w:t xml:space="preserve">). A NAA soa como expulsão; a ARA traz "vai-te". </w:t>
+      </w:r>
+      <w:r>
+        <w:rPr>
+          <w:rFonts w:ascii="Cambria" w:cs="Cambria" w:eastAsia="Cambria" w:hAnsi="Cambria"/>
+          <w:b/>
+          <w:bCs/>
+          <w:color w:val="2B2B33"/>
+          <w:sz w:val="17"/>
+          <w:szCs w:val="17"/>
+        </w:rPr>
+        <w:t xml:space="preserve">Aprofundamento:</w:t>
+      </w:r>
+      <w:r>
+        <w:rPr>
+          <w:rFonts w:ascii="Cambria" w:cs="Cambria" w:eastAsia="Cambria" w:hAnsi="Cambria"/>
+          <w:color w:val="2B2B33"/>
+          <w:sz w:val="17"/>
+          <w:szCs w:val="17"/>
+        </w:rPr>
+        <w:t xml:space="preserve"> os comentaristas divergem. Osborne ouve aqui tom de juízo; France, Nolland e Snodgrass leem uma despedida comum, em que todos são pagos e vão para casa. O sermão não afirma que o murmurador perde o denário, porque o texto não descreve esse desfecho (Permanecer na Linha); prega o perigo do olho mau sem afirmar o fim que a parábola deixa em aberto.</w:t>
       </w:r>
     </w:p>
   </w:footnote>
@@ -9650,76 +9645,116 @@
           <w:sz w:val="17"/>
           <w:szCs w:val="17"/>
         </w:rPr>
-        <w:t xml:space="preserve">Ponēros</w:t>
-      </w:r>
-      <w:r>
-        <w:rPr>
-          <w:rFonts w:ascii="Cambria" w:cs="Cambria" w:eastAsia="Cambria" w:hAnsi="Cambria"/>
-          <w:color w:val="2B2B33"/>
-          <w:sz w:val="17"/>
-          <w:szCs w:val="17"/>
-        </w:rPr>
-        <w:t xml:space="preserve"> (πονηρός), "mau", contra </w:t>
-      </w:r>
-      <w:r>
-        <w:rPr>
-          <w:rFonts w:ascii="Cambria" w:cs="Cambria" w:eastAsia="Cambria" w:hAnsi="Cambria"/>
-          <w:i/>
-          <w:iCs/>
-          <w:color w:val="2B2B33"/>
-          <w:sz w:val="17"/>
-          <w:szCs w:val="17"/>
-        </w:rPr>
-        <w:t xml:space="preserve">agathos</w:t>
-      </w:r>
-      <w:r>
-        <w:rPr>
-          <w:rFonts w:ascii="Cambria" w:cs="Cambria" w:eastAsia="Cambria" w:hAnsi="Cambria"/>
-          <w:color w:val="2B2B33"/>
-          <w:sz w:val="17"/>
-          <w:szCs w:val="17"/>
-        </w:rPr>
-        <w:t xml:space="preserve">, "bom". Mateus já ligou o olho ao dinheiro no Sermão do Monte: o olho </w:t>
-      </w:r>
-      <w:r>
-        <w:rPr>
-          <w:rFonts w:ascii="Cambria" w:cs="Cambria" w:eastAsia="Cambria" w:hAnsi="Cambria"/>
-          <w:i/>
-          <w:iCs/>
-          <w:color w:val="2B2B33"/>
-          <w:sz w:val="17"/>
-          <w:szCs w:val="17"/>
-        </w:rPr>
-        <w:t xml:space="preserve">haplous</w:t>
-      </w:r>
-      <w:r>
-        <w:rPr>
-          <w:rFonts w:ascii="Cambria" w:cs="Cambria" w:eastAsia="Cambria" w:hAnsi="Cambria"/>
-          <w:color w:val="2B2B33"/>
-          <w:sz w:val="17"/>
-          <w:szCs w:val="17"/>
-        </w:rPr>
-        <w:t xml:space="preserve"> (generoso, íntegro) e o olho </w:t>
-      </w:r>
-      <w:r>
-        <w:rPr>
-          <w:rFonts w:ascii="Cambria" w:cs="Cambria" w:eastAsia="Cambria" w:hAnsi="Cambria"/>
-          <w:i/>
-          <w:iCs/>
-          <w:color w:val="2B2B33"/>
-          <w:sz w:val="17"/>
-          <w:szCs w:val="17"/>
-        </w:rPr>
-        <w:t xml:space="preserve">ponēros</w:t>
-      </w:r>
-      <w:r>
-        <w:rPr>
-          <w:rFonts w:ascii="Cambria" w:cs="Cambria" w:eastAsia="Cambria" w:hAnsi="Cambria"/>
-          <w:color w:val="2B2B33"/>
-          <w:sz w:val="17"/>
-          <w:szCs w:val="17"/>
-        </w:rPr>
-        <w:t xml:space="preserve"> (mesquinho), logo depois do ensino sobre os tesouros (6.22-23). Os intérpretes leem o "olho mau" como inveja (J. H. Elliott, Hagner, Luz), como mesquinhez (Morris) ou como as duas coisas e mais o ressentimento (Osborne).</w:t>
+        <w:t xml:space="preserve">ei exestin</w:t>
+      </w:r>
+      <w:r>
+        <w:rPr>
+          <w:rFonts w:ascii="Cambria" w:cs="Cambria" w:eastAsia="Cambria" w:hAnsi="Cambria"/>
+          <w:color w:val="2B2B33"/>
+          <w:sz w:val="17"/>
+          <w:szCs w:val="17"/>
+        </w:rPr>
+        <w:t xml:space="preserve"> (εἰ ἔξεστιν), "é lícito?" (19.3, fariseus) ↔ </w:t>
+      </w:r>
+      <w:r>
+        <w:rPr>
+          <w:rFonts w:ascii="Cambria" w:cs="Cambria" w:eastAsia="Cambria" w:hAnsi="Cambria"/>
+          <w:i/>
+          <w:iCs/>
+          <w:color w:val="2B2B33"/>
+          <w:sz w:val="17"/>
+          <w:szCs w:val="17"/>
+        </w:rPr>
+        <w:t xml:space="preserve">ouk exestin moi</w:t>
+      </w:r>
+      <w:r>
+        <w:rPr>
+          <w:rFonts w:ascii="Cambria" w:cs="Cambria" w:eastAsia="Cambria" w:hAnsi="Cambria"/>
+          <w:color w:val="2B2B33"/>
+          <w:sz w:val="17"/>
+          <w:szCs w:val="17"/>
+        </w:rPr>
+        <w:t xml:space="preserve"> (οὐκ ἔξεστίν μοι), "não me é lícito?" (20.15, o dono). </w:t>
+      </w:r>
+      <w:r>
+        <w:rPr>
+          <w:rFonts w:ascii="Cambria" w:cs="Cambria" w:eastAsia="Cambria" w:hAnsi="Cambria"/>
+          <w:i/>
+          <w:iCs/>
+          <w:color w:val="2B2B33"/>
+          <w:sz w:val="17"/>
+          <w:szCs w:val="17"/>
+        </w:rPr>
+        <w:t xml:space="preserve">Exestin</w:t>
+      </w:r>
+      <w:r>
+        <w:rPr>
+          <w:rFonts w:ascii="Cambria" w:cs="Cambria" w:eastAsia="Cambria" w:hAnsi="Cambria"/>
+          <w:color w:val="2B2B33"/>
+          <w:sz w:val="17"/>
+          <w:szCs w:val="17"/>
+        </w:rPr>
+        <w:t xml:space="preserve"> é o vocabulário das disputas legais com os fariseus (12.2, 10). Craig Blomberg vê aqui um </w:t>
+      </w:r>
+      <w:r>
+        <w:rPr>
+          <w:rFonts w:ascii="Cambria" w:cs="Cambria" w:eastAsia="Cambria" w:hAnsi="Cambria"/>
+          <w:i/>
+          <w:iCs/>
+          <w:color w:val="2B2B33"/>
+          <w:sz w:val="17"/>
+          <w:szCs w:val="17"/>
+        </w:rPr>
+        <w:t xml:space="preserve">inclusio</w:t>
+      </w:r>
+      <w:r>
+        <w:rPr>
+          <w:rFonts w:ascii="Cambria" w:cs="Cambria" w:eastAsia="Cambria" w:hAnsi="Cambria"/>
+          <w:color w:val="2B2B33"/>
+          <w:sz w:val="17"/>
+          <w:szCs w:val="17"/>
+        </w:rPr>
+        <w:t xml:space="preserve">: a seção que começou perguntando o que Deus exige dos homens "termina, ironicamente, com o que os homens tentam exigir de Deus". </w:t>
+      </w:r>
+      <w:r>
+        <w:rPr>
+          <w:rFonts w:ascii="Cambria" w:cs="Cambria" w:eastAsia="Cambria" w:hAnsi="Cambria"/>
+          <w:b/>
+          <w:bCs/>
+          <w:color w:val="2B2B33"/>
+          <w:sz w:val="17"/>
+          <w:szCs w:val="17"/>
+        </w:rPr>
+        <w:t xml:space="preserve">Fonte:</w:t>
+      </w:r>
+      <w:r>
+        <w:rPr>
+          <w:rFonts w:ascii="Cambria" w:cs="Cambria" w:eastAsia="Cambria" w:hAnsi="Cambria"/>
+          <w:color w:val="2B2B33"/>
+          <w:sz w:val="17"/>
+          <w:szCs w:val="17"/>
+        </w:rPr>
+        <w:t xml:space="preserve"> C. L. Blomberg, </w:t>
+      </w:r>
+      <w:r>
+        <w:rPr>
+          <w:rFonts w:ascii="Cambria" w:cs="Cambria" w:eastAsia="Cambria" w:hAnsi="Cambria"/>
+          <w:i/>
+          <w:iCs/>
+          <w:color w:val="2B2B33"/>
+          <w:sz w:val="17"/>
+          <w:szCs w:val="17"/>
+        </w:rPr>
+        <w:t xml:space="preserve">Matthew</w:t>
+      </w:r>
+      <w:r>
+        <w:rPr>
+          <w:rFonts w:ascii="Cambria" w:cs="Cambria" w:eastAsia="Cambria" w:hAnsi="Cambria"/>
+          <w:color w:val="2B2B33"/>
+          <w:sz w:val="17"/>
+          <w:szCs w:val="17"/>
+        </w:rPr>
+        <w:t xml:space="preserve"> (NAC 22), pp. 302-305.</w:t>
       </w:r>
     </w:p>
   </w:footnote>
@@ -9751,7 +9786,7 @@
           <w:sz w:val="17"/>
           <w:szCs w:val="17"/>
         </w:rPr>
-        <w:t xml:space="preserve">Hebraico.</w:t>
+        <w:t xml:space="preserve">Grego.</w:t>
       </w:r>
       <w:r>
         <w:rPr>
@@ -9771,76 +9806,76 @@
           <w:sz w:val="17"/>
           <w:szCs w:val="17"/>
         </w:rPr>
-        <w:t xml:space="preserve">tov-'ayin</w:t>
-      </w:r>
-      <w:r>
-        <w:rPr>
-          <w:rFonts w:ascii="Cambria" w:cs="Cambria" w:eastAsia="Cambria" w:hAnsi="Cambria"/>
-          <w:color w:val="2B2B33"/>
-          <w:sz w:val="17"/>
-          <w:szCs w:val="17"/>
-        </w:rPr>
-        <w:t xml:space="preserve"> (טוֹב־עַיִן), "bom de olho" = generoso (Pv 22.9). O oposto é </w:t>
-      </w:r>
-      <w:r>
-        <w:rPr>
-          <w:rFonts w:ascii="Cambria" w:cs="Cambria" w:eastAsia="Cambria" w:hAnsi="Cambria"/>
-          <w:i/>
-          <w:iCs/>
-          <w:color w:val="2B2B33"/>
-          <w:sz w:val="17"/>
-          <w:szCs w:val="17"/>
-        </w:rPr>
-        <w:t xml:space="preserve">ra' 'ayin</w:t>
-      </w:r>
-      <w:r>
-        <w:rPr>
-          <w:rFonts w:ascii="Cambria" w:cs="Cambria" w:eastAsia="Cambria" w:hAnsi="Cambria"/>
-          <w:color w:val="2B2B33"/>
-          <w:sz w:val="17"/>
-          <w:szCs w:val="17"/>
-        </w:rPr>
-        <w:t xml:space="preserve"> (רַע עָיִן), "mau de olho" = avarento (Pv 23.6; 28.22; cf. Dt 15.9, o olho mau contra o irmão pobre). </w:t>
-      </w:r>
-      <w:r>
-        <w:rPr>
-          <w:rFonts w:ascii="Cambria" w:cs="Cambria" w:eastAsia="Cambria" w:hAnsi="Cambria"/>
-          <w:b/>
-          <w:bCs/>
-          <w:color w:val="2B2B33"/>
-          <w:sz w:val="17"/>
-          <w:szCs w:val="17"/>
-        </w:rPr>
-        <w:t xml:space="preserve">Fonte:</w:t>
-      </w:r>
-      <w:r>
-        <w:rPr>
-          <w:rFonts w:ascii="Cambria" w:cs="Cambria" w:eastAsia="Cambria" w:hAnsi="Cambria"/>
-          <w:color w:val="2B2B33"/>
-          <w:sz w:val="17"/>
-          <w:szCs w:val="17"/>
-        </w:rPr>
-        <w:t xml:space="preserve"> a ligação com o jovem rico, que não quis dar aos pobres (19.21-22), é de K. Snodgrass, </w:t>
-      </w:r>
-      <w:r>
-        <w:rPr>
-          <w:rFonts w:ascii="Cambria" w:cs="Cambria" w:eastAsia="Cambria" w:hAnsi="Cambria"/>
-          <w:i/>
-          <w:iCs/>
-          <w:color w:val="2B2B33"/>
-          <w:sz w:val="17"/>
-          <w:szCs w:val="17"/>
-        </w:rPr>
-        <w:t xml:space="preserve">Compreendendo Todas as Parábolas de Jesus</w:t>
-      </w:r>
-      <w:r>
-        <w:rPr>
-          <w:rFonts w:ascii="Cambria" w:cs="Cambria" w:eastAsia="Cambria" w:hAnsi="Cambria"/>
-          <w:color w:val="2B2B33"/>
-          <w:sz w:val="17"/>
-          <w:szCs w:val="17"/>
-        </w:rPr>
-        <w:t xml:space="preserve">, pp. 510-534.</w:t>
+        <w:t xml:space="preserve">Ponēros</w:t>
+      </w:r>
+      <w:r>
+        <w:rPr>
+          <w:rFonts w:ascii="Cambria" w:cs="Cambria" w:eastAsia="Cambria" w:hAnsi="Cambria"/>
+          <w:color w:val="2B2B33"/>
+          <w:sz w:val="17"/>
+          <w:szCs w:val="17"/>
+        </w:rPr>
+        <w:t xml:space="preserve"> (πονηρός), "mau", contra </w:t>
+      </w:r>
+      <w:r>
+        <w:rPr>
+          <w:rFonts w:ascii="Cambria" w:cs="Cambria" w:eastAsia="Cambria" w:hAnsi="Cambria"/>
+          <w:i/>
+          <w:iCs/>
+          <w:color w:val="2B2B33"/>
+          <w:sz w:val="17"/>
+          <w:szCs w:val="17"/>
+        </w:rPr>
+        <w:t xml:space="preserve">agathos</w:t>
+      </w:r>
+      <w:r>
+        <w:rPr>
+          <w:rFonts w:ascii="Cambria" w:cs="Cambria" w:eastAsia="Cambria" w:hAnsi="Cambria"/>
+          <w:color w:val="2B2B33"/>
+          <w:sz w:val="17"/>
+          <w:szCs w:val="17"/>
+        </w:rPr>
+        <w:t xml:space="preserve">, "bom". Mateus já ligou o olho ao dinheiro no Sermão do Monte: o olho </w:t>
+      </w:r>
+      <w:r>
+        <w:rPr>
+          <w:rFonts w:ascii="Cambria" w:cs="Cambria" w:eastAsia="Cambria" w:hAnsi="Cambria"/>
+          <w:i/>
+          <w:iCs/>
+          <w:color w:val="2B2B33"/>
+          <w:sz w:val="17"/>
+          <w:szCs w:val="17"/>
+        </w:rPr>
+        <w:t xml:space="preserve">haplous</w:t>
+      </w:r>
+      <w:r>
+        <w:rPr>
+          <w:rFonts w:ascii="Cambria" w:cs="Cambria" w:eastAsia="Cambria" w:hAnsi="Cambria"/>
+          <w:color w:val="2B2B33"/>
+          <w:sz w:val="17"/>
+          <w:szCs w:val="17"/>
+        </w:rPr>
+        <w:t xml:space="preserve"> (generoso, íntegro) e o olho </w:t>
+      </w:r>
+      <w:r>
+        <w:rPr>
+          <w:rFonts w:ascii="Cambria" w:cs="Cambria" w:eastAsia="Cambria" w:hAnsi="Cambria"/>
+          <w:i/>
+          <w:iCs/>
+          <w:color w:val="2B2B33"/>
+          <w:sz w:val="17"/>
+          <w:szCs w:val="17"/>
+        </w:rPr>
+        <w:t xml:space="preserve">ponēros</w:t>
+      </w:r>
+      <w:r>
+        <w:rPr>
+          <w:rFonts w:ascii="Cambria" w:cs="Cambria" w:eastAsia="Cambria" w:hAnsi="Cambria"/>
+          <w:color w:val="2B2B33"/>
+          <w:sz w:val="17"/>
+          <w:szCs w:val="17"/>
+        </w:rPr>
+        <w:t xml:space="preserve"> (mesquinho), logo depois do ensino sobre os tesouros (6.22-23). Os intérpretes leem o "olho mau" como inveja (J. H. Elliott, Hagner, Luz), como mesquinhez (Morris) ou como as duas coisas e mais o ressentimento (Osborne).</w:t>
       </w:r>
     </w:p>
   </w:footnote>
@@ -9872,96 +9907,96 @@
           <w:sz w:val="17"/>
           <w:szCs w:val="17"/>
         </w:rPr>
-        <w:t xml:space="preserve">Latim.</w:t>
-      </w:r>
-      <w:r>
-        <w:rPr>
-          <w:rFonts w:ascii="Cambria" w:cs="Cambria" w:eastAsia="Cambria" w:hAnsi="Cambria"/>
-          <w:color w:val="2B2B33"/>
-          <w:sz w:val="17"/>
-          <w:szCs w:val="17"/>
-        </w:rPr>
-        <w:t xml:space="preserve"> </w:t>
-      </w:r>
-      <w:r>
-        <w:rPr>
-          <w:rFonts w:ascii="Cambria" w:cs="Cambria" w:eastAsia="Cambria" w:hAnsi="Cambria"/>
-          <w:i/>
-          <w:iCs/>
-          <w:color w:val="2B2B33"/>
-          <w:sz w:val="17"/>
-          <w:szCs w:val="17"/>
-        </w:rPr>
-        <w:t xml:space="preserve">invidia</w:t>
-      </w:r>
-      <w:r>
-        <w:rPr>
-          <w:rFonts w:ascii="Cambria" w:cs="Cambria" w:eastAsia="Cambria" w:hAnsi="Cambria"/>
-          <w:color w:val="2B2B33"/>
-          <w:sz w:val="17"/>
-          <w:szCs w:val="17"/>
-        </w:rPr>
-        <w:t xml:space="preserve">, de </w:t>
-      </w:r>
-      <w:r>
-        <w:rPr>
-          <w:rFonts w:ascii="Cambria" w:cs="Cambria" w:eastAsia="Cambria" w:hAnsi="Cambria"/>
-          <w:i/>
-          <w:iCs/>
-          <w:color w:val="2B2B33"/>
-          <w:sz w:val="17"/>
-          <w:szCs w:val="17"/>
-        </w:rPr>
-        <w:t xml:space="preserve">invidere</w:t>
-      </w:r>
-      <w:r>
-        <w:rPr>
-          <w:rFonts w:ascii="Cambria" w:cs="Cambria" w:eastAsia="Cambria" w:hAnsi="Cambria"/>
-          <w:color w:val="2B2B33"/>
-          <w:sz w:val="17"/>
-          <w:szCs w:val="17"/>
-        </w:rPr>
-        <w:t xml:space="preserve">: </w:t>
-      </w:r>
-      <w:r>
-        <w:rPr>
-          <w:rFonts w:ascii="Cambria" w:cs="Cambria" w:eastAsia="Cambria" w:hAnsi="Cambria"/>
-          <w:i/>
-          <w:iCs/>
-          <w:color w:val="2B2B33"/>
-          <w:sz w:val="17"/>
-          <w:szCs w:val="17"/>
-        </w:rPr>
-        <w:t xml:space="preserve">in-</w:t>
-      </w:r>
-      <w:r>
-        <w:rPr>
-          <w:rFonts w:ascii="Cambria" w:cs="Cambria" w:eastAsia="Cambria" w:hAnsi="Cambria"/>
-          <w:color w:val="2B2B33"/>
-          <w:sz w:val="17"/>
-          <w:szCs w:val="17"/>
-        </w:rPr>
-        <w:t xml:space="preserve"> + </w:t>
-      </w:r>
-      <w:r>
-        <w:rPr>
-          <w:rFonts w:ascii="Cambria" w:cs="Cambria" w:eastAsia="Cambria" w:hAnsi="Cambria"/>
-          <w:i/>
-          <w:iCs/>
-          <w:color w:val="2B2B33"/>
-          <w:sz w:val="17"/>
-          <w:szCs w:val="17"/>
-        </w:rPr>
-        <w:t xml:space="preserve">videre</w:t>
-      </w:r>
-      <w:r>
-        <w:rPr>
-          <w:rFonts w:ascii="Cambria" w:cs="Cambria" w:eastAsia="Cambria" w:hAnsi="Cambria"/>
-          <w:color w:val="2B2B33"/>
-          <w:sz w:val="17"/>
-          <w:szCs w:val="17"/>
-        </w:rPr>
-        <w:t xml:space="preserve">, "olhar contra", olhar com má vontade.</w:t>
+        <w:t xml:space="preserve">Hebraico.</w:t>
+      </w:r>
+      <w:r>
+        <w:rPr>
+          <w:rFonts w:ascii="Cambria" w:cs="Cambria" w:eastAsia="Cambria" w:hAnsi="Cambria"/>
+          <w:color w:val="2B2B33"/>
+          <w:sz w:val="17"/>
+          <w:szCs w:val="17"/>
+        </w:rPr>
+        <w:t xml:space="preserve"> A NAA traduz pelo sentido: "o generoso". O hebraico diz </w:t>
+      </w:r>
+      <w:r>
+        <w:rPr>
+          <w:rFonts w:ascii="Cambria" w:cs="Cambria" w:eastAsia="Cambria" w:hAnsi="Cambria"/>
+          <w:i/>
+          <w:iCs/>
+          <w:color w:val="2B2B33"/>
+          <w:sz w:val="17"/>
+          <w:szCs w:val="17"/>
+        </w:rPr>
+        <w:t xml:space="preserve">tov-'ayin</w:t>
+      </w:r>
+      <w:r>
+        <w:rPr>
+          <w:rFonts w:ascii="Cambria" w:cs="Cambria" w:eastAsia="Cambria" w:hAnsi="Cambria"/>
+          <w:color w:val="2B2B33"/>
+          <w:sz w:val="17"/>
+          <w:szCs w:val="17"/>
+        </w:rPr>
+        <w:t xml:space="preserve"> (טוֹב־עַיִן), "bom de olho" (Pv 22.9). O oposto é </w:t>
+      </w:r>
+      <w:r>
+        <w:rPr>
+          <w:rFonts w:ascii="Cambria" w:cs="Cambria" w:eastAsia="Cambria" w:hAnsi="Cambria"/>
+          <w:i/>
+          <w:iCs/>
+          <w:color w:val="2B2B33"/>
+          <w:sz w:val="17"/>
+          <w:szCs w:val="17"/>
+        </w:rPr>
+        <w:t xml:space="preserve">ra' 'ayin</w:t>
+      </w:r>
+      <w:r>
+        <w:rPr>
+          <w:rFonts w:ascii="Cambria" w:cs="Cambria" w:eastAsia="Cambria" w:hAnsi="Cambria"/>
+          <w:color w:val="2B2B33"/>
+          <w:sz w:val="17"/>
+          <w:szCs w:val="17"/>
+        </w:rPr>
+        <w:t xml:space="preserve"> (רַע עָיִן), "mau de olho" = avarento (Pv 23.6; 28.22; cf. Dt 15.9, o olho mau contra o irmão pobre). É o mesmo caso do v. 15b: a tradução é correta, mas a imagem do olho, que o sermão segue, só aparece ao pé da letra. </w:t>
+      </w:r>
+      <w:r>
+        <w:rPr>
+          <w:rFonts w:ascii="Cambria" w:cs="Cambria" w:eastAsia="Cambria" w:hAnsi="Cambria"/>
+          <w:b/>
+          <w:bCs/>
+          <w:color w:val="2B2B33"/>
+          <w:sz w:val="17"/>
+          <w:szCs w:val="17"/>
+        </w:rPr>
+        <w:t xml:space="preserve">Fonte:</w:t>
+      </w:r>
+      <w:r>
+        <w:rPr>
+          <w:rFonts w:ascii="Cambria" w:cs="Cambria" w:eastAsia="Cambria" w:hAnsi="Cambria"/>
+          <w:color w:val="2B2B33"/>
+          <w:sz w:val="17"/>
+          <w:szCs w:val="17"/>
+        </w:rPr>
+        <w:t xml:space="preserve"> a ligação com o jovem rico, que não quis dar aos pobres (19.21-22), é de K. Snodgrass, </w:t>
+      </w:r>
+      <w:r>
+        <w:rPr>
+          <w:rFonts w:ascii="Cambria" w:cs="Cambria" w:eastAsia="Cambria" w:hAnsi="Cambria"/>
+          <w:i/>
+          <w:iCs/>
+          <w:color w:val="2B2B33"/>
+          <w:sz w:val="17"/>
+          <w:szCs w:val="17"/>
+        </w:rPr>
+        <w:t xml:space="preserve">Compreendendo Todas as Parábolas de Jesus</w:t>
+      </w:r>
+      <w:r>
+        <w:rPr>
+          <w:rFonts w:ascii="Cambria" w:cs="Cambria" w:eastAsia="Cambria" w:hAnsi="Cambria"/>
+          <w:color w:val="2B2B33"/>
+          <w:sz w:val="17"/>
+          <w:szCs w:val="17"/>
+        </w:rPr>
+        <w:t xml:space="preserve">, pp. 510-534.</w:t>
       </w:r>
     </w:p>
   </w:footnote>
@@ -9993,76 +10028,96 @@
           <w:sz w:val="17"/>
           <w:szCs w:val="17"/>
         </w:rPr>
-        <w:t xml:space="preserve">Fonte.</w:t>
-      </w:r>
-      <w:r>
-        <w:rPr>
-          <w:rFonts w:ascii="Cambria" w:cs="Cambria" w:eastAsia="Cambria" w:hAnsi="Cambria"/>
-          <w:color w:val="2B2B33"/>
-          <w:sz w:val="17"/>
-          <w:szCs w:val="17"/>
-        </w:rPr>
-        <w:t xml:space="preserve"> Tomás de Aquino, </w:t>
-      </w:r>
-      <w:r>
-        <w:rPr>
-          <w:rFonts w:ascii="Cambria" w:cs="Cambria" w:eastAsia="Cambria" w:hAnsi="Cambria"/>
-          <w:i/>
-          <w:iCs/>
-          <w:color w:val="2B2B33"/>
-          <w:sz w:val="17"/>
-          <w:szCs w:val="17"/>
-        </w:rPr>
-        <w:t xml:space="preserve">Suma Teológica</w:t>
-      </w:r>
-      <w:r>
-        <w:rPr>
-          <w:rFonts w:ascii="Cambria" w:cs="Cambria" w:eastAsia="Cambria" w:hAnsi="Cambria"/>
-          <w:color w:val="2B2B33"/>
-          <w:sz w:val="17"/>
-          <w:szCs w:val="17"/>
-        </w:rPr>
-        <w:t xml:space="preserve"> II-II, q. 36, a. 1: a definição "a inveja é tristeza pelo bem alheio" vem do </w:t>
-      </w:r>
-      <w:r>
-        <w:rPr>
-          <w:rFonts w:ascii="Cambria" w:cs="Cambria" w:eastAsia="Cambria" w:hAnsi="Cambria"/>
-          <w:i/>
-          <w:iCs/>
-          <w:color w:val="2B2B33"/>
-          <w:sz w:val="17"/>
-          <w:szCs w:val="17"/>
-        </w:rPr>
-        <w:t xml:space="preserve">sed contra</w:t>
-      </w:r>
-      <w:r>
-        <w:rPr>
-          <w:rFonts w:ascii="Cambria" w:cs="Cambria" w:eastAsia="Cambria" w:hAnsi="Cambria"/>
-          <w:color w:val="2B2B33"/>
-          <w:sz w:val="17"/>
-          <w:szCs w:val="17"/>
-        </w:rPr>
-        <w:t xml:space="preserve">, citando João Damasceno (</w:t>
-      </w:r>
-      <w:r>
-        <w:rPr>
-          <w:rFonts w:ascii="Cambria" w:cs="Cambria" w:eastAsia="Cambria" w:hAnsi="Cambria"/>
-          <w:i/>
-          <w:iCs/>
-          <w:color w:val="2B2B33"/>
-          <w:sz w:val="17"/>
-          <w:szCs w:val="17"/>
-        </w:rPr>
-        <w:t xml:space="preserve">De Fide Orthodoxa</w:t>
-      </w:r>
-      <w:r>
-        <w:rPr>
-          <w:rFonts w:ascii="Cambria" w:cs="Cambria" w:eastAsia="Cambria" w:hAnsi="Cambria"/>
-          <w:color w:val="2B2B33"/>
-          <w:sz w:val="17"/>
-          <w:szCs w:val="17"/>
-        </w:rPr>
-        <w:t xml:space="preserve"> II, 14); a segunda frase é do corpo do artigo (tradução livre).</w:t>
+        <w:t xml:space="preserve">Latim.</w:t>
+      </w:r>
+      <w:r>
+        <w:rPr>
+          <w:rFonts w:ascii="Cambria" w:cs="Cambria" w:eastAsia="Cambria" w:hAnsi="Cambria"/>
+          <w:color w:val="2B2B33"/>
+          <w:sz w:val="17"/>
+          <w:szCs w:val="17"/>
+        </w:rPr>
+        <w:t xml:space="preserve"> </w:t>
+      </w:r>
+      <w:r>
+        <w:rPr>
+          <w:rFonts w:ascii="Cambria" w:cs="Cambria" w:eastAsia="Cambria" w:hAnsi="Cambria"/>
+          <w:i/>
+          <w:iCs/>
+          <w:color w:val="2B2B33"/>
+          <w:sz w:val="17"/>
+          <w:szCs w:val="17"/>
+        </w:rPr>
+        <w:t xml:space="preserve">invidia</w:t>
+      </w:r>
+      <w:r>
+        <w:rPr>
+          <w:rFonts w:ascii="Cambria" w:cs="Cambria" w:eastAsia="Cambria" w:hAnsi="Cambria"/>
+          <w:color w:val="2B2B33"/>
+          <w:sz w:val="17"/>
+          <w:szCs w:val="17"/>
+        </w:rPr>
+        <w:t xml:space="preserve">, de </w:t>
+      </w:r>
+      <w:r>
+        <w:rPr>
+          <w:rFonts w:ascii="Cambria" w:cs="Cambria" w:eastAsia="Cambria" w:hAnsi="Cambria"/>
+          <w:i/>
+          <w:iCs/>
+          <w:color w:val="2B2B33"/>
+          <w:sz w:val="17"/>
+          <w:szCs w:val="17"/>
+        </w:rPr>
+        <w:t xml:space="preserve">invidere</w:t>
+      </w:r>
+      <w:r>
+        <w:rPr>
+          <w:rFonts w:ascii="Cambria" w:cs="Cambria" w:eastAsia="Cambria" w:hAnsi="Cambria"/>
+          <w:color w:val="2B2B33"/>
+          <w:sz w:val="17"/>
+          <w:szCs w:val="17"/>
+        </w:rPr>
+        <w:t xml:space="preserve">: </w:t>
+      </w:r>
+      <w:r>
+        <w:rPr>
+          <w:rFonts w:ascii="Cambria" w:cs="Cambria" w:eastAsia="Cambria" w:hAnsi="Cambria"/>
+          <w:i/>
+          <w:iCs/>
+          <w:color w:val="2B2B33"/>
+          <w:sz w:val="17"/>
+          <w:szCs w:val="17"/>
+        </w:rPr>
+        <w:t xml:space="preserve">in-</w:t>
+      </w:r>
+      <w:r>
+        <w:rPr>
+          <w:rFonts w:ascii="Cambria" w:cs="Cambria" w:eastAsia="Cambria" w:hAnsi="Cambria"/>
+          <w:color w:val="2B2B33"/>
+          <w:sz w:val="17"/>
+          <w:szCs w:val="17"/>
+        </w:rPr>
+        <w:t xml:space="preserve"> + </w:t>
+      </w:r>
+      <w:r>
+        <w:rPr>
+          <w:rFonts w:ascii="Cambria" w:cs="Cambria" w:eastAsia="Cambria" w:hAnsi="Cambria"/>
+          <w:i/>
+          <w:iCs/>
+          <w:color w:val="2B2B33"/>
+          <w:sz w:val="17"/>
+          <w:szCs w:val="17"/>
+        </w:rPr>
+        <w:t xml:space="preserve">videre</w:t>
+      </w:r>
+      <w:r>
+        <w:rPr>
+          <w:rFonts w:ascii="Cambria" w:cs="Cambria" w:eastAsia="Cambria" w:hAnsi="Cambria"/>
+          <w:color w:val="2B2B33"/>
+          <w:sz w:val="17"/>
+          <w:szCs w:val="17"/>
+        </w:rPr>
+        <w:t xml:space="preserve">, "olhar contra", olhar com má vontade.</w:t>
       </w:r>
     </w:p>
   </w:footnote>
@@ -10094,36 +10149,76 @@
           <w:sz w:val="17"/>
           <w:szCs w:val="17"/>
         </w:rPr>
-        <w:t xml:space="preserve">Hebraico.</w:t>
-      </w:r>
-      <w:r>
-        <w:rPr>
-          <w:rFonts w:ascii="Cambria" w:cs="Cambria" w:eastAsia="Cambria" w:hAnsi="Cambria"/>
-          <w:color w:val="2B2B33"/>
-          <w:sz w:val="17"/>
-          <w:szCs w:val="17"/>
-        </w:rPr>
-        <w:t xml:space="preserve"> Em Gn 2.16, Deus diz </w:t>
-      </w:r>
-      <w:r>
-        <w:rPr>
-          <w:rFonts w:ascii="Cambria" w:cs="Cambria" w:eastAsia="Cambria" w:hAnsi="Cambria"/>
-          <w:i/>
-          <w:iCs/>
-          <w:color w:val="2B2B33"/>
-          <w:sz w:val="17"/>
-          <w:szCs w:val="17"/>
-        </w:rPr>
-        <w:t xml:space="preserve">mikkol 'ets … 'akhol tokhel</w:t>
-      </w:r>
-      <w:r>
-        <w:rPr>
-          <w:rFonts w:ascii="Cambria" w:cs="Cambria" w:eastAsia="Cambria" w:hAnsi="Cambria"/>
-          <w:color w:val="2B2B33"/>
-          <w:sz w:val="17"/>
-          <w:szCs w:val="17"/>
-        </w:rPr>
-        <w:t xml:space="preserve">: "de toda árvore comer comerás", isto é, "comerás livremente". A serpente reescreve: "não comereis de toda árvore?" (Gn 3.1). A generosidade enfática de Deus vira proibição na boca da serpente.</w:t>
+        <w:t xml:space="preserve">Fonte.</w:t>
+      </w:r>
+      <w:r>
+        <w:rPr>
+          <w:rFonts w:ascii="Cambria" w:cs="Cambria" w:eastAsia="Cambria" w:hAnsi="Cambria"/>
+          <w:color w:val="2B2B33"/>
+          <w:sz w:val="17"/>
+          <w:szCs w:val="17"/>
+        </w:rPr>
+        <w:t xml:space="preserve"> Tomás de Aquino, </w:t>
+      </w:r>
+      <w:r>
+        <w:rPr>
+          <w:rFonts w:ascii="Cambria" w:cs="Cambria" w:eastAsia="Cambria" w:hAnsi="Cambria"/>
+          <w:i/>
+          <w:iCs/>
+          <w:color w:val="2B2B33"/>
+          <w:sz w:val="17"/>
+          <w:szCs w:val="17"/>
+        </w:rPr>
+        <w:t xml:space="preserve">Suma Teológica</w:t>
+      </w:r>
+      <w:r>
+        <w:rPr>
+          <w:rFonts w:ascii="Cambria" w:cs="Cambria" w:eastAsia="Cambria" w:hAnsi="Cambria"/>
+          <w:color w:val="2B2B33"/>
+          <w:sz w:val="17"/>
+          <w:szCs w:val="17"/>
+        </w:rPr>
+        <w:t xml:space="preserve"> II-II, q. 36, a. 1: a definição "a inveja é tristeza pelo bem alheio" vem do </w:t>
+      </w:r>
+      <w:r>
+        <w:rPr>
+          <w:rFonts w:ascii="Cambria" w:cs="Cambria" w:eastAsia="Cambria" w:hAnsi="Cambria"/>
+          <w:i/>
+          <w:iCs/>
+          <w:color w:val="2B2B33"/>
+          <w:sz w:val="17"/>
+          <w:szCs w:val="17"/>
+        </w:rPr>
+        <w:t xml:space="preserve">sed contra</w:t>
+      </w:r>
+      <w:r>
+        <w:rPr>
+          <w:rFonts w:ascii="Cambria" w:cs="Cambria" w:eastAsia="Cambria" w:hAnsi="Cambria"/>
+          <w:color w:val="2B2B33"/>
+          <w:sz w:val="17"/>
+          <w:szCs w:val="17"/>
+        </w:rPr>
+        <w:t xml:space="preserve">, citando João Damasceno (</w:t>
+      </w:r>
+      <w:r>
+        <w:rPr>
+          <w:rFonts w:ascii="Cambria" w:cs="Cambria" w:eastAsia="Cambria" w:hAnsi="Cambria"/>
+          <w:i/>
+          <w:iCs/>
+          <w:color w:val="2B2B33"/>
+          <w:sz w:val="17"/>
+          <w:szCs w:val="17"/>
+        </w:rPr>
+        <w:t xml:space="preserve">De Fide Orthodoxa</w:t>
+      </w:r>
+      <w:r>
+        <w:rPr>
+          <w:rFonts w:ascii="Cambria" w:cs="Cambria" w:eastAsia="Cambria" w:hAnsi="Cambria"/>
+          <w:color w:val="2B2B33"/>
+          <w:sz w:val="17"/>
+          <w:szCs w:val="17"/>
+        </w:rPr>
+        <w:t xml:space="preserve"> II, 14); a segunda frase é do corpo do artigo (tradução livre).</w:t>
       </w:r>
     </w:p>
   </w:footnote>
@@ -10155,56 +10250,36 @@
           <w:sz w:val="17"/>
           <w:szCs w:val="17"/>
         </w:rPr>
-        <w:t xml:space="preserve">Fonte.</w:t>
-      </w:r>
-      <w:r>
-        <w:rPr>
-          <w:rFonts w:ascii="Cambria" w:cs="Cambria" w:eastAsia="Cambria" w:hAnsi="Cambria"/>
-          <w:color w:val="2B2B33"/>
-          <w:sz w:val="17"/>
-          <w:szCs w:val="17"/>
-        </w:rPr>
-        <w:t xml:space="preserve"> A mentira da serpente ("Deus não é bom de verdade") como raiz comum do legalismo e do antinomismo é a leitura de Sinclair Ferguson, </w:t>
-      </w:r>
-      <w:r>
-        <w:rPr>
-          <w:rFonts w:ascii="Cambria" w:cs="Cambria" w:eastAsia="Cambria" w:hAnsi="Cambria"/>
-          <w:i/>
-          <w:iCs/>
-          <w:color w:val="2B2B33"/>
-          <w:sz w:val="17"/>
-          <w:szCs w:val="17"/>
-        </w:rPr>
-        <w:t xml:space="preserve">The Whole Christ</w:t>
-      </w:r>
-      <w:r>
-        <w:rPr>
-          <w:rFonts w:ascii="Cambria" w:cs="Cambria" w:eastAsia="Cambria" w:hAnsi="Cambria"/>
-          <w:color w:val="2B2B33"/>
-          <w:sz w:val="17"/>
-          <w:szCs w:val="17"/>
-        </w:rPr>
-        <w:t xml:space="preserve"> (Wheaton: Crossway, 2016), retomada por Timothy Keller em </w:t>
-      </w:r>
-      <w:r>
-        <w:rPr>
-          <w:rFonts w:ascii="Cambria" w:cs="Cambria" w:eastAsia="Cambria" w:hAnsi="Cambria"/>
-          <w:i/>
-          <w:iCs/>
-          <w:color w:val="2B2B33"/>
-          <w:sz w:val="17"/>
-          <w:szCs w:val="17"/>
-        </w:rPr>
-        <w:t xml:space="preserve">Pregação</w:t>
-      </w:r>
-      <w:r>
-        <w:rPr>
-          <w:rFonts w:ascii="Cambria" w:cs="Cambria" w:eastAsia="Cambria" w:hAnsi="Cambria"/>
-          <w:color w:val="2B2B33"/>
-          <w:sz w:val="17"/>
-          <w:szCs w:val="17"/>
-        </w:rPr>
-        <w:t xml:space="preserve"> (Vida Nova, 2017).</w:t>
+        <w:t xml:space="preserve">Hebraico.</w:t>
+      </w:r>
+      <w:r>
+        <w:rPr>
+          <w:rFonts w:ascii="Cambria" w:cs="Cambria" w:eastAsia="Cambria" w:hAnsi="Cambria"/>
+          <w:color w:val="2B2B33"/>
+          <w:sz w:val="17"/>
+          <w:szCs w:val="17"/>
+        </w:rPr>
+        <w:t xml:space="preserve"> Em Gn 2.16, Deus diz </w:t>
+      </w:r>
+      <w:r>
+        <w:rPr>
+          <w:rFonts w:ascii="Cambria" w:cs="Cambria" w:eastAsia="Cambria" w:hAnsi="Cambria"/>
+          <w:i/>
+          <w:iCs/>
+          <w:color w:val="2B2B33"/>
+          <w:sz w:val="17"/>
+          <w:szCs w:val="17"/>
+        </w:rPr>
+        <w:t xml:space="preserve">mikkol 'ets … 'akhol tokhel</w:t>
+      </w:r>
+      <w:r>
+        <w:rPr>
+          <w:rFonts w:ascii="Cambria" w:cs="Cambria" w:eastAsia="Cambria" w:hAnsi="Cambria"/>
+          <w:color w:val="2B2B33"/>
+          <w:sz w:val="17"/>
+          <w:szCs w:val="17"/>
+        </w:rPr>
+        <w:t xml:space="preserve">: "de toda árvore comer comerás", isto é, "você pode comer livremente". A pergunta da serpente em Gn 3.1 é ambígua em hebraico (a ARA traduz "não comereis de toda árvore?"); a NAA explicita o exagero: "de nenhuma árvore". A generosidade enfática de Deus vira proibição na boca da serpente.</w:t>
       </w:r>
     </w:p>
   </w:footnote>
@@ -10236,16 +10311,56 @@
           <w:sz w:val="17"/>
           <w:szCs w:val="17"/>
         </w:rPr>
-        <w:t xml:space="preserve">Aprofundamento.</w:t>
-      </w:r>
-      <w:r>
-        <w:rPr>
-          <w:rFonts w:ascii="Cambria" w:cs="Cambria" w:eastAsia="Cambria" w:hAnsi="Cambria"/>
-          <w:color w:val="2B2B33"/>
-          <w:sz w:val="17"/>
-          <w:szCs w:val="17"/>
-        </w:rPr>
-        <w:t xml:space="preserve"> Jonas também se ressentiu da bondade de Deus com os que não mereciam: "eu sabia que és Deus clemente e misericordioso" (Jn 4.2). O livro termina com uma pergunta de Deus sem resposta do profeta (Jn 4.10-11), como a parábola.</w:t>
+        <w:t xml:space="preserve">Fonte.</w:t>
+      </w:r>
+      <w:r>
+        <w:rPr>
+          <w:rFonts w:ascii="Cambria" w:cs="Cambria" w:eastAsia="Cambria" w:hAnsi="Cambria"/>
+          <w:color w:val="2B2B33"/>
+          <w:sz w:val="17"/>
+          <w:szCs w:val="17"/>
+        </w:rPr>
+        <w:t xml:space="preserve"> A mentira da serpente ("Deus não é bom de verdade") como raiz comum do legalismo e do antinomismo é a leitura de Sinclair Ferguson, </w:t>
+      </w:r>
+      <w:r>
+        <w:rPr>
+          <w:rFonts w:ascii="Cambria" w:cs="Cambria" w:eastAsia="Cambria" w:hAnsi="Cambria"/>
+          <w:i/>
+          <w:iCs/>
+          <w:color w:val="2B2B33"/>
+          <w:sz w:val="17"/>
+          <w:szCs w:val="17"/>
+        </w:rPr>
+        <w:t xml:space="preserve">The Whole Christ</w:t>
+      </w:r>
+      <w:r>
+        <w:rPr>
+          <w:rFonts w:ascii="Cambria" w:cs="Cambria" w:eastAsia="Cambria" w:hAnsi="Cambria"/>
+          <w:color w:val="2B2B33"/>
+          <w:sz w:val="17"/>
+          <w:szCs w:val="17"/>
+        </w:rPr>
+        <w:t xml:space="preserve"> (Wheaton: Crossway, 2016), retomada por Timothy Keller em </w:t>
+      </w:r>
+      <w:r>
+        <w:rPr>
+          <w:rFonts w:ascii="Cambria" w:cs="Cambria" w:eastAsia="Cambria" w:hAnsi="Cambria"/>
+          <w:i/>
+          <w:iCs/>
+          <w:color w:val="2B2B33"/>
+          <w:sz w:val="17"/>
+          <w:szCs w:val="17"/>
+        </w:rPr>
+        <w:t xml:space="preserve">Pregação</w:t>
+      </w:r>
+      <w:r>
+        <w:rPr>
+          <w:rFonts w:ascii="Cambria" w:cs="Cambria" w:eastAsia="Cambria" w:hAnsi="Cambria"/>
+          <w:color w:val="2B2B33"/>
+          <w:sz w:val="17"/>
+          <w:szCs w:val="17"/>
+        </w:rPr>
+        <w:t xml:space="preserve"> (Vida Nova, 2017).</w:t>
       </w:r>
     </w:p>
   </w:footnote>
@@ -10277,116 +10392,16 @@
           <w:sz w:val="17"/>
           <w:szCs w:val="17"/>
         </w:rPr>
-        <w:t xml:space="preserve">Grego.</w:t>
-      </w:r>
-      <w:r>
-        <w:rPr>
-          <w:rFonts w:ascii="Cambria" w:cs="Cambria" w:eastAsia="Cambria" w:hAnsi="Cambria"/>
-          <w:color w:val="2B2B33"/>
-          <w:sz w:val="17"/>
-          <w:szCs w:val="17"/>
-        </w:rPr>
-        <w:t xml:space="preserve"> Na boca de Jesus, "que queres?" é </w:t>
-      </w:r>
-      <w:r>
-        <w:rPr>
-          <w:rFonts w:ascii="Cambria" w:cs="Cambria" w:eastAsia="Cambria" w:hAnsi="Cambria"/>
-          <w:i/>
-          <w:iCs/>
-          <w:color w:val="2B2B33"/>
-          <w:sz w:val="17"/>
-          <w:szCs w:val="17"/>
-        </w:rPr>
-        <w:t xml:space="preserve">ti theleis?</w:t>
-      </w:r>
-      <w:r>
-        <w:rPr>
-          <w:rFonts w:ascii="Cambria" w:cs="Cambria" w:eastAsia="Cambria" w:hAnsi="Cambria"/>
-          <w:color w:val="2B2B33"/>
-          <w:sz w:val="17"/>
-          <w:szCs w:val="17"/>
-        </w:rPr>
-        <w:t xml:space="preserve"> (τί θέλεις;, 20.21); aos cegos, "que quereis que eu vos faça?" é </w:t>
-      </w:r>
-      <w:r>
-        <w:rPr>
-          <w:rFonts w:ascii="Cambria" w:cs="Cambria" w:eastAsia="Cambria" w:hAnsi="Cambria"/>
-          <w:i/>
-          <w:iCs/>
-          <w:color w:val="2B2B33"/>
-          <w:sz w:val="17"/>
-          <w:szCs w:val="17"/>
-        </w:rPr>
-        <w:t xml:space="preserve">ti thelete poiēsō hymin?</w:t>
-      </w:r>
-      <w:r>
-        <w:rPr>
-          <w:rFonts w:ascii="Cambria" w:cs="Cambria" w:eastAsia="Cambria" w:hAnsi="Cambria"/>
-          <w:color w:val="2B2B33"/>
-          <w:sz w:val="17"/>
-          <w:szCs w:val="17"/>
-        </w:rPr>
-        <w:t xml:space="preserve"> (τί θέλετε ποιήσω ὑμῖν;, 20.32). É o mesmo verbo do dono: "eu </w:t>
-      </w:r>
-      <w:r>
-        <w:rPr>
-          <w:rFonts w:ascii="Cambria" w:cs="Cambria" w:eastAsia="Cambria" w:hAnsi="Cambria"/>
-          <w:i/>
-          <w:iCs/>
-          <w:color w:val="2B2B33"/>
-          <w:sz w:val="17"/>
-          <w:szCs w:val="17"/>
-        </w:rPr>
-        <w:t xml:space="preserve">quero</w:t>
-      </w:r>
-      <w:r>
-        <w:rPr>
-          <w:rFonts w:ascii="Cambria" w:cs="Cambria" w:eastAsia="Cambria" w:hAnsi="Cambria"/>
-          <w:color w:val="2B2B33"/>
-          <w:sz w:val="17"/>
-          <w:szCs w:val="17"/>
-        </w:rPr>
-        <w:t xml:space="preserve"> dar" (</w:t>
-      </w:r>
-      <w:r>
-        <w:rPr>
-          <w:rFonts w:ascii="Cambria" w:cs="Cambria" w:eastAsia="Cambria" w:hAnsi="Cambria"/>
-          <w:i/>
-          <w:iCs/>
-          <w:color w:val="2B2B33"/>
-          <w:sz w:val="17"/>
-          <w:szCs w:val="17"/>
-        </w:rPr>
-        <w:t xml:space="preserve">thelō</w:t>
-      </w:r>
-      <w:r>
-        <w:rPr>
-          <w:rFonts w:ascii="Cambria" w:cs="Cambria" w:eastAsia="Cambria" w:hAnsi="Cambria"/>
-          <w:color w:val="2B2B33"/>
-          <w:sz w:val="17"/>
-          <w:szCs w:val="17"/>
-        </w:rPr>
-        <w:t xml:space="preserve">, 20.14). </w:t>
-      </w:r>
-      <w:r>
-        <w:rPr>
-          <w:rFonts w:ascii="Cambria" w:cs="Cambria" w:eastAsia="Cambria" w:hAnsi="Cambria"/>
-          <w:b/>
-          <w:bCs/>
-          <w:color w:val="2B2B33"/>
-          <w:sz w:val="17"/>
-          <w:szCs w:val="17"/>
-        </w:rPr>
-        <w:t xml:space="preserve">Fonte:</w:t>
-      </w:r>
-      <w:r>
-        <w:rPr>
-          <w:rFonts w:ascii="Cambria" w:cs="Cambria" w:eastAsia="Cambria" w:hAnsi="Cambria"/>
-          <w:color w:val="2B2B33"/>
-          <w:sz w:val="17"/>
-          <w:szCs w:val="17"/>
-        </w:rPr>
-        <w:t xml:space="preserve"> a ligação entre as duas perguntas é de Snodgrass.</w:t>
+        <w:t xml:space="preserve">Aprofundamento.</w:t>
+      </w:r>
+      <w:r>
+        <w:rPr>
+          <w:rFonts w:ascii="Cambria" w:cs="Cambria" w:eastAsia="Cambria" w:hAnsi="Cambria"/>
+          <w:color w:val="2B2B33"/>
+          <w:sz w:val="17"/>
+          <w:szCs w:val="17"/>
+        </w:rPr>
+        <w:t xml:space="preserve"> Jonas também se ressentiu da bondade de Deus com os que não mereciam: "sabia que tu és Deus bondoso e compassivo, tardio em irar-se e grande em misericórdia" (Jn 4.2). O livro termina com uma pergunta de Deus sem resposta do profeta (Jn 4.10-11), como a parábola.</w:t>
       </w:r>
     </w:p>
   </w:footnote>
@@ -10427,27 +10442,87 @@
           <w:sz w:val="17"/>
           <w:szCs w:val="17"/>
         </w:rPr>
-        <w:t xml:space="preserve"> </w:t>
-      </w:r>
-      <w:r>
-        <w:rPr>
-          <w:rFonts w:ascii="Cambria" w:cs="Cambria" w:eastAsia="Cambria" w:hAnsi="Cambria"/>
-          <w:i/>
-          <w:iCs/>
-          <w:color w:val="2B2B33"/>
-          <w:sz w:val="17"/>
-          <w:szCs w:val="17"/>
-        </w:rPr>
-        <w:t xml:space="preserve">ēganaktēsan</w:t>
-      </w:r>
-      <w:r>
-        <w:rPr>
-          <w:rFonts w:ascii="Cambria" w:cs="Cambria" w:eastAsia="Cambria" w:hAnsi="Cambria"/>
-          <w:color w:val="2B2B33"/>
-          <w:sz w:val="17"/>
-          <w:szCs w:val="17"/>
-        </w:rPr>
-        <w:t xml:space="preserve"> (ἠγανάκτησαν), "ficaram indignados". Mateus usa o mesmo verbo para os principais sacerdotes diante das crianças que louvam Jesus (21.15) e para os discípulos diante da mulher que derrama o perfume em Betânia (26.8), a cena em que João põe Judas fazendo a conta dos trezentos denários (Jo 12.4-5).</w:t>
+        <w:t xml:space="preserve"> Na boca de Jesus, "o que você quer?" é </w:t>
+      </w:r>
+      <w:r>
+        <w:rPr>
+          <w:rFonts w:ascii="Cambria" w:cs="Cambria" w:eastAsia="Cambria" w:hAnsi="Cambria"/>
+          <w:i/>
+          <w:iCs/>
+          <w:color w:val="2B2B33"/>
+          <w:sz w:val="17"/>
+          <w:szCs w:val="17"/>
+        </w:rPr>
+        <w:t xml:space="preserve">ti theleis?</w:t>
+      </w:r>
+      <w:r>
+        <w:rPr>
+          <w:rFonts w:ascii="Cambria" w:cs="Cambria" w:eastAsia="Cambria" w:hAnsi="Cambria"/>
+          <w:color w:val="2B2B33"/>
+          <w:sz w:val="17"/>
+          <w:szCs w:val="17"/>
+        </w:rPr>
+        <w:t xml:space="preserve"> (τί θέλεις;, 20.21); aos cegos, "o que vocês querem que eu lhes faça?" é </w:t>
+      </w:r>
+      <w:r>
+        <w:rPr>
+          <w:rFonts w:ascii="Cambria" w:cs="Cambria" w:eastAsia="Cambria" w:hAnsi="Cambria"/>
+          <w:i/>
+          <w:iCs/>
+          <w:color w:val="2B2B33"/>
+          <w:sz w:val="17"/>
+          <w:szCs w:val="17"/>
+        </w:rPr>
+        <w:t xml:space="preserve">ti thelete poiēsō hymin?</w:t>
+      </w:r>
+      <w:r>
+        <w:rPr>
+          <w:rFonts w:ascii="Cambria" w:cs="Cambria" w:eastAsia="Cambria" w:hAnsi="Cambria"/>
+          <w:color w:val="2B2B33"/>
+          <w:sz w:val="17"/>
+          <w:szCs w:val="17"/>
+        </w:rPr>
+        <w:t xml:space="preserve"> (τί θέλετε ποιήσω ὑμῖν;, 20.32). É o mesmo verbo do dono: "quero dar" (</w:t>
+      </w:r>
+      <w:r>
+        <w:rPr>
+          <w:rFonts w:ascii="Cambria" w:cs="Cambria" w:eastAsia="Cambria" w:hAnsi="Cambria"/>
+          <w:i/>
+          <w:iCs/>
+          <w:color w:val="2B2B33"/>
+          <w:sz w:val="17"/>
+          <w:szCs w:val="17"/>
+        </w:rPr>
+        <w:t xml:space="preserve">thelō</w:t>
+      </w:r>
+      <w:r>
+        <w:rPr>
+          <w:rFonts w:ascii="Cambria" w:cs="Cambria" w:eastAsia="Cambria" w:hAnsi="Cambria"/>
+          <w:color w:val="2B2B33"/>
+          <w:sz w:val="17"/>
+          <w:szCs w:val="17"/>
+        </w:rPr>
+        <w:t xml:space="preserve">, 20.14). </w:t>
+      </w:r>
+      <w:r>
+        <w:rPr>
+          <w:rFonts w:ascii="Cambria" w:cs="Cambria" w:eastAsia="Cambria" w:hAnsi="Cambria"/>
+          <w:b/>
+          <w:bCs/>
+          <w:color w:val="2B2B33"/>
+          <w:sz w:val="17"/>
+          <w:szCs w:val="17"/>
+        </w:rPr>
+        <w:t xml:space="preserve">Fonte:</w:t>
+      </w:r>
+      <w:r>
+        <w:rPr>
+          <w:rFonts w:ascii="Cambria" w:cs="Cambria" w:eastAsia="Cambria" w:hAnsi="Cambria"/>
+          <w:color w:val="2B2B33"/>
+          <w:sz w:val="17"/>
+          <w:szCs w:val="17"/>
+        </w:rPr>
+        <w:t xml:space="preserve"> a ligação entre as duas perguntas é de Snodgrass.</w:t>
       </w:r>
     </w:p>
   </w:footnote>
@@ -10479,76 +10554,36 @@
           <w:sz w:val="17"/>
           <w:szCs w:val="17"/>
         </w:rPr>
-        <w:t xml:space="preserve">Fonte.</w:t>
-      </w:r>
-      <w:r>
-        <w:rPr>
-          <w:rFonts w:ascii="Cambria" w:cs="Cambria" w:eastAsia="Cambria" w:hAnsi="Cambria"/>
-          <w:color w:val="2B2B33"/>
-          <w:sz w:val="17"/>
-          <w:szCs w:val="17"/>
-        </w:rPr>
-        <w:t xml:space="preserve"> Dietrich Bonhoeffer, </w:t>
-      </w:r>
-      <w:r>
-        <w:rPr>
-          <w:rFonts w:ascii="Cambria" w:cs="Cambria" w:eastAsia="Cambria" w:hAnsi="Cambria"/>
-          <w:i/>
-          <w:iCs/>
-          <w:color w:val="2B2B33"/>
-          <w:sz w:val="17"/>
-          <w:szCs w:val="17"/>
-        </w:rPr>
-        <w:t xml:space="preserve">Life Together</w:t>
-      </w:r>
-      <w:r>
-        <w:rPr>
-          <w:rFonts w:ascii="Cambria" w:cs="Cambria" w:eastAsia="Cambria" w:hAnsi="Cambria"/>
-          <w:color w:val="2B2B33"/>
-          <w:sz w:val="17"/>
-          <w:szCs w:val="17"/>
-        </w:rPr>
-        <w:t xml:space="preserve"> (</w:t>
-      </w:r>
-      <w:r>
-        <w:rPr>
-          <w:rFonts w:ascii="Cambria" w:cs="Cambria" w:eastAsia="Cambria" w:hAnsi="Cambria"/>
-          <w:i/>
-          <w:iCs/>
-          <w:color w:val="2B2B33"/>
-          <w:sz w:val="17"/>
-          <w:szCs w:val="17"/>
-        </w:rPr>
-        <w:t xml:space="preserve">Gemeinsames Leben</w:t>
-      </w:r>
-      <w:r>
-        <w:rPr>
-          <w:rFonts w:ascii="Cambria" w:cs="Cambria" w:eastAsia="Cambria" w:hAnsi="Cambria"/>
-          <w:color w:val="2B2B33"/>
-          <w:sz w:val="17"/>
-          <w:szCs w:val="17"/>
-        </w:rPr>
-        <w:t xml:space="preserve">, 1939), cap. 4, "Ministry", comentando Lc 9.46 ("levantou-se entre eles uma discussão sobre qual deles seria o maior"); ed. bras. </w:t>
-      </w:r>
-      <w:r>
-        <w:rPr>
-          <w:rFonts w:ascii="Cambria" w:cs="Cambria" w:eastAsia="Cambria" w:hAnsi="Cambria"/>
-          <w:i/>
-          <w:iCs/>
-          <w:color w:val="2B2B33"/>
-          <w:sz w:val="17"/>
-          <w:szCs w:val="17"/>
-        </w:rPr>
-        <w:t xml:space="preserve">Vida em Comunhão</w:t>
-      </w:r>
-      <w:r>
-        <w:rPr>
-          <w:rFonts w:ascii="Cambria" w:cs="Cambria" w:eastAsia="Cambria" w:hAnsi="Cambria"/>
-          <w:color w:val="2B2B33"/>
-          <w:sz w:val="17"/>
-          <w:szCs w:val="17"/>
-        </w:rPr>
-        <w:t xml:space="preserve">. Conferir a página na edição usada.</w:t>
+        <w:t xml:space="preserve">Grego.</w:t>
+      </w:r>
+      <w:r>
+        <w:rPr>
+          <w:rFonts w:ascii="Cambria" w:cs="Cambria" w:eastAsia="Cambria" w:hAnsi="Cambria"/>
+          <w:color w:val="2B2B33"/>
+          <w:sz w:val="17"/>
+          <w:szCs w:val="17"/>
+        </w:rPr>
+        <w:t xml:space="preserve"> </w:t>
+      </w:r>
+      <w:r>
+        <w:rPr>
+          <w:rFonts w:ascii="Cambria" w:cs="Cambria" w:eastAsia="Cambria" w:hAnsi="Cambria"/>
+          <w:i/>
+          <w:iCs/>
+          <w:color w:val="2B2B33"/>
+          <w:sz w:val="17"/>
+          <w:szCs w:val="17"/>
+        </w:rPr>
+        <w:t xml:space="preserve">ēganaktēsan</w:t>
+      </w:r>
+      <w:r>
+        <w:rPr>
+          <w:rFonts w:ascii="Cambria" w:cs="Cambria" w:eastAsia="Cambria" w:hAnsi="Cambria"/>
+          <w:color w:val="2B2B33"/>
+          <w:sz w:val="17"/>
+          <w:szCs w:val="17"/>
+        </w:rPr>
+        <w:t xml:space="preserve"> (ἠγανάκτησαν), "ficaram indignados". Mateus usa o mesmo verbo para os principais sacerdotes diante das crianças que louvam Jesus (21.15) e para os discípulos diante da mulher que derrama o perfume em Betânia (26.8), a cena em que João põe Judas fazendo a conta dos trezentos denários (Jo 12.4-5).</w:t>
       </w:r>
     </w:p>
   </w:footnote>
@@ -10589,27 +10624,67 @@
           <w:sz w:val="17"/>
           <w:szCs w:val="17"/>
         </w:rPr>
-        <w:t xml:space="preserve"> Søren Kierkegaard, </w:t>
-      </w:r>
-      <w:r>
-        <w:rPr>
-          <w:rFonts w:ascii="Cambria" w:cs="Cambria" w:eastAsia="Cambria" w:hAnsi="Cambria"/>
-          <w:i/>
-          <w:iCs/>
-          <w:color w:val="2B2B33"/>
-          <w:sz w:val="17"/>
-          <w:szCs w:val="17"/>
-        </w:rPr>
-        <w:t xml:space="preserve">Upbuilding Discourses in Various Spirits</w:t>
-      </w:r>
-      <w:r>
-        <w:rPr>
-          <w:rFonts w:ascii="Cambria" w:cs="Cambria" w:eastAsia="Cambria" w:hAnsi="Cambria"/>
-          <w:color w:val="2B2B33"/>
-          <w:sz w:val="17"/>
-          <w:szCs w:val="17"/>
-        </w:rPr>
-        <w:t xml:space="preserve"> (1847), parte II, "O que aprendemos dos lírios do campo e das aves do céu", 1º discurso (trad. Hong). A imagem do mineiro está no mesmo discurso. Conferir a página na edição usada. A pista para Kierkegaard veio de Snodgrass.</w:t>
+        <w:t xml:space="preserve"> Dietrich Bonhoeffer, </w:t>
+      </w:r>
+      <w:r>
+        <w:rPr>
+          <w:rFonts w:ascii="Cambria" w:cs="Cambria" w:eastAsia="Cambria" w:hAnsi="Cambria"/>
+          <w:i/>
+          <w:iCs/>
+          <w:color w:val="2B2B33"/>
+          <w:sz w:val="17"/>
+          <w:szCs w:val="17"/>
+        </w:rPr>
+        <w:t xml:space="preserve">Life Together</w:t>
+      </w:r>
+      <w:r>
+        <w:rPr>
+          <w:rFonts w:ascii="Cambria" w:cs="Cambria" w:eastAsia="Cambria" w:hAnsi="Cambria"/>
+          <w:color w:val="2B2B33"/>
+          <w:sz w:val="17"/>
+          <w:szCs w:val="17"/>
+        </w:rPr>
+        <w:t xml:space="preserve"> (</w:t>
+      </w:r>
+      <w:r>
+        <w:rPr>
+          <w:rFonts w:ascii="Cambria" w:cs="Cambria" w:eastAsia="Cambria" w:hAnsi="Cambria"/>
+          <w:i/>
+          <w:iCs/>
+          <w:color w:val="2B2B33"/>
+          <w:sz w:val="17"/>
+          <w:szCs w:val="17"/>
+        </w:rPr>
+        <w:t xml:space="preserve">Gemeinsames Leben</w:t>
+      </w:r>
+      <w:r>
+        <w:rPr>
+          <w:rFonts w:ascii="Cambria" w:cs="Cambria" w:eastAsia="Cambria" w:hAnsi="Cambria"/>
+          <w:color w:val="2B2B33"/>
+          <w:sz w:val="17"/>
+          <w:szCs w:val="17"/>
+        </w:rPr>
+        <w:t xml:space="preserve">, 1939), cap. 4, "Ministry", comentando Lc 9.46 ("Surgiu entre os discípulos uma discussão sobre qual deles seria o maior"); ed. bras. </w:t>
+      </w:r>
+      <w:r>
+        <w:rPr>
+          <w:rFonts w:ascii="Cambria" w:cs="Cambria" w:eastAsia="Cambria" w:hAnsi="Cambria"/>
+          <w:i/>
+          <w:iCs/>
+          <w:color w:val="2B2B33"/>
+          <w:sz w:val="17"/>
+          <w:szCs w:val="17"/>
+        </w:rPr>
+        <w:t xml:space="preserve">Vida em Comunhão</w:t>
+      </w:r>
+      <w:r>
+        <w:rPr>
+          <w:rFonts w:ascii="Cambria" w:cs="Cambria" w:eastAsia="Cambria" w:hAnsi="Cambria"/>
+          <w:color w:val="2B2B33"/>
+          <w:sz w:val="17"/>
+          <w:szCs w:val="17"/>
+        </w:rPr>
+        <w:t xml:space="preserve">. Conferir a página na edição usada.</w:t>
       </w:r>
     </w:p>
   </w:footnote>
@@ -10650,27 +10725,27 @@
           <w:sz w:val="17"/>
           <w:szCs w:val="17"/>
         </w:rPr>
-        <w:t xml:space="preserve"> Leon Morris cita T. R. Glover: "Talvez haja tantos irmãos mais velhos murmurando quanto filhos pródigos se arrependendo" (</w:t>
-      </w:r>
-      <w:r>
-        <w:rPr>
-          <w:rFonts w:ascii="Cambria" w:cs="Cambria" w:eastAsia="Cambria" w:hAnsi="Cambria"/>
-          <w:i/>
-          <w:iCs/>
-          <w:color w:val="2B2B33"/>
-          <w:sz w:val="17"/>
-          <w:szCs w:val="17"/>
-        </w:rPr>
-        <w:t xml:space="preserve">Matthew</w:t>
-      </w:r>
-      <w:r>
-        <w:rPr>
-          <w:rFonts w:ascii="Cambria" w:cs="Cambria" w:eastAsia="Cambria" w:hAnsi="Cambria"/>
-          <w:color w:val="2B2B33"/>
-          <w:sz w:val="17"/>
-          <w:szCs w:val="17"/>
-        </w:rPr>
-        <w:t xml:space="preserve">, PNTC, pp. 498-505). Ver o sermão anterior da série, sobre Lc 15.11-32.</w:t>
+        <w:t xml:space="preserve"> Søren Kierkegaard, </w:t>
+      </w:r>
+      <w:r>
+        <w:rPr>
+          <w:rFonts w:ascii="Cambria" w:cs="Cambria" w:eastAsia="Cambria" w:hAnsi="Cambria"/>
+          <w:i/>
+          <w:iCs/>
+          <w:color w:val="2B2B33"/>
+          <w:sz w:val="17"/>
+          <w:szCs w:val="17"/>
+        </w:rPr>
+        <w:t xml:space="preserve">Upbuilding Discourses in Various Spirits</w:t>
+      </w:r>
+      <w:r>
+        <w:rPr>
+          <w:rFonts w:ascii="Cambria" w:cs="Cambria" w:eastAsia="Cambria" w:hAnsi="Cambria"/>
+          <w:color w:val="2B2B33"/>
+          <w:sz w:val="17"/>
+          <w:szCs w:val="17"/>
+        </w:rPr>
+        <w:t xml:space="preserve"> (1847), parte II, "O que aprendemos dos lírios do campo e das aves do céu", 1º discurso (trad. Hong). A imagem do mineiro está no mesmo discurso. Conferir a página na edição usada. A pista para Kierkegaard veio de Snodgrass.</w:t>
       </w:r>
     </w:p>
   </w:footnote>
@@ -10711,27 +10786,27 @@
           <w:sz w:val="17"/>
           <w:szCs w:val="17"/>
         </w:rPr>
-        <w:t xml:space="preserve"> D. A. Carson: o anúncio da paixão (20.17-19) "pode rememorar a parábola precedente ao indicar os fundamentos da graça de Deus: o que seu Filho fez na cruz" (</w:t>
-      </w:r>
-      <w:r>
-        <w:rPr>
-          <w:rFonts w:ascii="Cambria" w:cs="Cambria" w:eastAsia="Cambria" w:hAnsi="Cambria"/>
-          <w:i/>
-          <w:iCs/>
-          <w:color w:val="2B2B33"/>
-          <w:sz w:val="17"/>
-          <w:szCs w:val="17"/>
-        </w:rPr>
-        <w:t xml:space="preserve">O Comentário de Mateus</w:t>
-      </w:r>
-      <w:r>
-        <w:rPr>
-          <w:rFonts w:ascii="Cambria" w:cs="Cambria" w:eastAsia="Cambria" w:hAnsi="Cambria"/>
-          <w:color w:val="2B2B33"/>
-          <w:sz w:val="17"/>
-          <w:szCs w:val="17"/>
-        </w:rPr>
-        <w:t xml:space="preserve">, pp. 498-500). A cristologia do sermão vem desse contexto, não de uma alegoria dos detalhes da parábola.</w:t>
+        <w:t xml:space="preserve"> Leon Morris cita T. R. Glover: "Talvez haja tantos irmãos mais velhos murmurando quanto filhos pródigos se arrependendo" (</w:t>
+      </w:r>
+      <w:r>
+        <w:rPr>
+          <w:rFonts w:ascii="Cambria" w:cs="Cambria" w:eastAsia="Cambria" w:hAnsi="Cambria"/>
+          <w:i/>
+          <w:iCs/>
+          <w:color w:val="2B2B33"/>
+          <w:sz w:val="17"/>
+          <w:szCs w:val="17"/>
+        </w:rPr>
+        <w:t xml:space="preserve">Matthew</w:t>
+      </w:r>
+      <w:r>
+        <w:rPr>
+          <w:rFonts w:ascii="Cambria" w:cs="Cambria" w:eastAsia="Cambria" w:hAnsi="Cambria"/>
+          <w:color w:val="2B2B33"/>
+          <w:sz w:val="17"/>
+          <w:szCs w:val="17"/>
+        </w:rPr>
+        <w:t xml:space="preserve">, PNTC, pp. 498-505). Ver o sermão anterior da série, sobre Lc 15.11-32.</w:t>
       </w:r>
     </w:p>
   </w:footnote>
@@ -10763,56 +10838,36 @@
           <w:sz w:val="17"/>
           <w:szCs w:val="17"/>
         </w:rPr>
-        <w:t xml:space="preserve">Grego.</w:t>
-      </w:r>
-      <w:r>
-        <w:rPr>
-          <w:rFonts w:ascii="Cambria" w:cs="Cambria" w:eastAsia="Cambria" w:hAnsi="Cambria"/>
-          <w:color w:val="2B2B33"/>
-          <w:sz w:val="17"/>
-          <w:szCs w:val="17"/>
-        </w:rPr>
-        <w:t xml:space="preserve"> </w:t>
-      </w:r>
-      <w:r>
-        <w:rPr>
-          <w:rFonts w:ascii="Cambria" w:cs="Cambria" w:eastAsia="Cambria" w:hAnsi="Cambria"/>
-          <w:i/>
-          <w:iCs/>
-          <w:color w:val="2B2B33"/>
-          <w:sz w:val="17"/>
-          <w:szCs w:val="17"/>
-        </w:rPr>
-        <w:t xml:space="preserve">lytron anti pollōn</w:t>
-      </w:r>
-      <w:r>
-        <w:rPr>
-          <w:rFonts w:ascii="Cambria" w:cs="Cambria" w:eastAsia="Cambria" w:hAnsi="Cambria"/>
-          <w:color w:val="2B2B33"/>
-          <w:sz w:val="17"/>
-          <w:szCs w:val="17"/>
-        </w:rPr>
-        <w:t xml:space="preserve"> (λύτρον ἀντὶ πολλῶν): "resgate", o preço pago para libertar um escravo ou prisioneiro; </w:t>
-      </w:r>
-      <w:r>
-        <w:rPr>
-          <w:rFonts w:ascii="Cambria" w:cs="Cambria" w:eastAsia="Cambria" w:hAnsi="Cambria"/>
-          <w:i/>
-          <w:iCs/>
-          <w:color w:val="2B2B33"/>
-          <w:sz w:val="17"/>
-          <w:szCs w:val="17"/>
-        </w:rPr>
-        <w:t xml:space="preserve">anti</w:t>
-      </w:r>
-      <w:r>
-        <w:rPr>
-          <w:rFonts w:ascii="Cambria" w:cs="Cambria" w:eastAsia="Cambria" w:hAnsi="Cambria"/>
-          <w:color w:val="2B2B33"/>
-          <w:sz w:val="17"/>
-          <w:szCs w:val="17"/>
-        </w:rPr>
-        <w:t xml:space="preserve">, "em lugar de". É linguagem de substituição, com ecos de Is 53.10-12.</w:t>
+        <w:t xml:space="preserve">Fonte.</w:t>
+      </w:r>
+      <w:r>
+        <w:rPr>
+          <w:rFonts w:ascii="Cambria" w:cs="Cambria" w:eastAsia="Cambria" w:hAnsi="Cambria"/>
+          <w:color w:val="2B2B33"/>
+          <w:sz w:val="17"/>
+          <w:szCs w:val="17"/>
+        </w:rPr>
+        <w:t xml:space="preserve"> D. A. Carson: o anúncio da paixão (20.17-19) "pode rememorar a parábola precedente ao indicar os fundamentos da graça de Deus: o que seu Filho fez na cruz" (</w:t>
+      </w:r>
+      <w:r>
+        <w:rPr>
+          <w:rFonts w:ascii="Cambria" w:cs="Cambria" w:eastAsia="Cambria" w:hAnsi="Cambria"/>
+          <w:i/>
+          <w:iCs/>
+          <w:color w:val="2B2B33"/>
+          <w:sz w:val="17"/>
+          <w:szCs w:val="17"/>
+        </w:rPr>
+        <w:t xml:space="preserve">O Comentário de Mateus</w:t>
+      </w:r>
+      <w:r>
+        <w:rPr>
+          <w:rFonts w:ascii="Cambria" w:cs="Cambria" w:eastAsia="Cambria" w:hAnsi="Cambria"/>
+          <w:color w:val="2B2B33"/>
+          <w:sz w:val="17"/>
+          <w:szCs w:val="17"/>
+        </w:rPr>
+        <w:t xml:space="preserve">, pp. 498-500). A cristologia do sermão vem desse contexto, não de uma alegoria dos detalhes da parábola.</w:t>
       </w:r>
     </w:p>
   </w:footnote>
@@ -10864,16 +10919,36 @@
           <w:sz w:val="17"/>
           <w:szCs w:val="17"/>
         </w:rPr>
-        <w:t xml:space="preserve">dikaion kai dikaiounta</w:t>
-      </w:r>
-      <w:r>
-        <w:rPr>
-          <w:rFonts w:ascii="Cambria" w:cs="Cambria" w:eastAsia="Cambria" w:hAnsi="Cambria"/>
-          <w:color w:val="2B2B33"/>
-          <w:sz w:val="17"/>
-          <w:szCs w:val="17"/>
-        </w:rPr>
-        <w:t xml:space="preserve"> (δίκαιον καὶ δικαιοῦντα), "justo e justificador": a mesma raiz duas vezes. Deus não abre mão da justiça para justificar; ele a cumpre em Cristo.</w:t>
+        <w:t xml:space="preserve">lytron anti pollōn</w:t>
+      </w:r>
+      <w:r>
+        <w:rPr>
+          <w:rFonts w:ascii="Cambria" w:cs="Cambria" w:eastAsia="Cambria" w:hAnsi="Cambria"/>
+          <w:color w:val="2B2B33"/>
+          <w:sz w:val="17"/>
+          <w:szCs w:val="17"/>
+        </w:rPr>
+        <w:t xml:space="preserve"> (λύτρον ἀντὶ πολλῶν): "resgate", o preço pago para libertar um escravo ou prisioneiro; </w:t>
+      </w:r>
+      <w:r>
+        <w:rPr>
+          <w:rFonts w:ascii="Cambria" w:cs="Cambria" w:eastAsia="Cambria" w:hAnsi="Cambria"/>
+          <w:i/>
+          <w:iCs/>
+          <w:color w:val="2B2B33"/>
+          <w:sz w:val="17"/>
+          <w:szCs w:val="17"/>
+        </w:rPr>
+        <w:t xml:space="preserve">anti</w:t>
+      </w:r>
+      <w:r>
+        <w:rPr>
+          <w:rFonts w:ascii="Cambria" w:cs="Cambria" w:eastAsia="Cambria" w:hAnsi="Cambria"/>
+          <w:color w:val="2B2B33"/>
+          <w:sz w:val="17"/>
+          <w:szCs w:val="17"/>
+        </w:rPr>
+        <w:t xml:space="preserve">, "em lugar de". É linguagem de substituição, com ecos de Is 53.10-12.</w:t>
       </w:r>
     </w:p>
   </w:footnote>
@@ -10905,36 +10980,36 @@
           <w:sz w:val="17"/>
           <w:szCs w:val="17"/>
         </w:rPr>
-        <w:t xml:space="preserve">Fonte.</w:t>
-      </w:r>
-      <w:r>
-        <w:rPr>
-          <w:rFonts w:ascii="Cambria" w:cs="Cambria" w:eastAsia="Cambria" w:hAnsi="Cambria"/>
-          <w:color w:val="2B2B33"/>
-          <w:sz w:val="17"/>
-          <w:szCs w:val="17"/>
-        </w:rPr>
-        <w:t xml:space="preserve"> A frase vem das notas de preparação do Rev. Allan. </w:t>
-      </w:r>
-      <w:r>
-        <w:rPr>
-          <w:rFonts w:ascii="Cambria" w:cs="Cambria" w:eastAsia="Cambria" w:hAnsi="Cambria"/>
-          <w:b/>
-          <w:bCs/>
-          <w:color w:val="2B2B33"/>
-          <w:sz w:val="17"/>
-          <w:szCs w:val="17"/>
-        </w:rPr>
-        <w:t xml:space="preserve">Aprofundamento:</w:t>
-      </w:r>
-      <w:r>
-        <w:rPr>
-          <w:rFonts w:ascii="Cambria" w:cs="Cambria" w:eastAsia="Cambria" w:hAnsi="Cambria"/>
-          <w:color w:val="2B2B33"/>
-          <w:sz w:val="17"/>
-          <w:szCs w:val="17"/>
-        </w:rPr>
-        <w:t xml:space="preserve"> é síntese teológica, não alegoria do denário. Snodgrass lembra que, na parábola, o dono representa Deus, não Jesus; a ligação com Cristo vem do contexto (20.17-19, 28) e da teologia da imputação (Heidelberg 60; 2Co 5.21).</w:t>
+        <w:t xml:space="preserve">Grego.</w:t>
+      </w:r>
+      <w:r>
+        <w:rPr>
+          <w:rFonts w:ascii="Cambria" w:cs="Cambria" w:eastAsia="Cambria" w:hAnsi="Cambria"/>
+          <w:color w:val="2B2B33"/>
+          <w:sz w:val="17"/>
+          <w:szCs w:val="17"/>
+        </w:rPr>
+        <w:t xml:space="preserve"> </w:t>
+      </w:r>
+      <w:r>
+        <w:rPr>
+          <w:rFonts w:ascii="Cambria" w:cs="Cambria" w:eastAsia="Cambria" w:hAnsi="Cambria"/>
+          <w:i/>
+          <w:iCs/>
+          <w:color w:val="2B2B33"/>
+          <w:sz w:val="17"/>
+          <w:szCs w:val="17"/>
+        </w:rPr>
+        <w:t xml:space="preserve">dikaion kai dikaiounta</w:t>
+      </w:r>
+      <w:r>
+        <w:rPr>
+          <w:rFonts w:ascii="Cambria" w:cs="Cambria" w:eastAsia="Cambria" w:hAnsi="Cambria"/>
+          <w:color w:val="2B2B33"/>
+          <w:sz w:val="17"/>
+          <w:szCs w:val="17"/>
+        </w:rPr>
+        <w:t xml:space="preserve"> (δίκαιον καὶ δικαιοῦντα), "justo e justificador": a mesma raiz duas vezes. Deus não abre mão da justiça para justificar; ele a cumpre em Cristo.</w:t>
       </w:r>
     </w:p>
   </w:footnote>
@@ -10975,27 +11050,27 @@
           <w:sz w:val="17"/>
           <w:szCs w:val="17"/>
         </w:rPr>
-        <w:t xml:space="preserve"> D. L. Turner anota "cf. 27:45-46" ao comentar as horas da parábola (</w:t>
-      </w:r>
-      <w:r>
-        <w:rPr>
-          <w:rFonts w:ascii="Cambria" w:cs="Cambria" w:eastAsia="Cambria" w:hAnsi="Cambria"/>
-          <w:i/>
-          <w:iCs/>
-          <w:color w:val="2B2B33"/>
-          <w:sz w:val="17"/>
-          <w:szCs w:val="17"/>
-        </w:rPr>
-        <w:t xml:space="preserve">Matthew</w:t>
-      </w:r>
-      <w:r>
-        <w:rPr>
-          <w:rFonts w:ascii="Cambria" w:cs="Cambria" w:eastAsia="Cambria" w:hAnsi="Cambria"/>
-          <w:color w:val="2B2B33"/>
-          <w:sz w:val="17"/>
-          <w:szCs w:val="17"/>
-        </w:rPr>
-        <w:t xml:space="preserve">, BECNT, pp. 477-481); G. R. Osborne lembra que Marcos divide a crucificação em blocos de três horas (Mc 15.25, 33-34). É ressonância homilética, não chave de leitura.</w:t>
+        <w:t xml:space="preserve"> A frase vem das notas de preparação do Rev. Allan. </w:t>
+      </w:r>
+      <w:r>
+        <w:rPr>
+          <w:rFonts w:ascii="Cambria" w:cs="Cambria" w:eastAsia="Cambria" w:hAnsi="Cambria"/>
+          <w:b/>
+          <w:bCs/>
+          <w:color w:val="2B2B33"/>
+          <w:sz w:val="17"/>
+          <w:szCs w:val="17"/>
+        </w:rPr>
+        <w:t xml:space="preserve">Aprofundamento:</w:t>
+      </w:r>
+      <w:r>
+        <w:rPr>
+          <w:rFonts w:ascii="Cambria" w:cs="Cambria" w:eastAsia="Cambria" w:hAnsi="Cambria"/>
+          <w:color w:val="2B2B33"/>
+          <w:sz w:val="17"/>
+          <w:szCs w:val="17"/>
+        </w:rPr>
+        <w:t xml:space="preserve"> é síntese teológica, não alegoria do denário. Snodgrass lembra que, na parábola, o dono representa Deus, não Jesus; a ligação com Cristo vem do contexto (20.17-19, 28) e da teologia da imputação (Heidelberg 60; 2Co 5.21).</w:t>
       </w:r>
     </w:p>
   </w:footnote>
@@ -11036,47 +11111,27 @@
           <w:sz w:val="17"/>
           <w:szCs w:val="17"/>
         </w:rPr>
-        <w:t xml:space="preserve"> Catecismo de Heidelberg (1563), Domingo 23, Pergunta 60. Texto em redação próxima à tradução corrente; conferir com a edição usada pela igreja. </w:t>
-      </w:r>
-      <w:r>
-        <w:rPr>
-          <w:rFonts w:ascii="Cambria" w:cs="Cambria" w:eastAsia="Cambria" w:hAnsi="Cambria"/>
-          <w:b/>
-          <w:bCs/>
-          <w:color w:val="2B2B33"/>
-          <w:sz w:val="17"/>
-          <w:szCs w:val="17"/>
-        </w:rPr>
-        <w:t xml:space="preserve">Grego:</w:t>
-      </w:r>
-      <w:r>
-        <w:rPr>
-          <w:rFonts w:ascii="Cambria" w:cs="Cambria" w:eastAsia="Cambria" w:hAnsi="Cambria"/>
-          <w:color w:val="2B2B33"/>
-          <w:sz w:val="17"/>
-          <w:szCs w:val="17"/>
-        </w:rPr>
-        <w:t xml:space="preserve"> "imputar" traduz </w:t>
-      </w:r>
-      <w:r>
-        <w:rPr>
-          <w:rFonts w:ascii="Cambria" w:cs="Cambria" w:eastAsia="Cambria" w:hAnsi="Cambria"/>
-          <w:i/>
-          <w:iCs/>
-          <w:color w:val="2B2B33"/>
-          <w:sz w:val="17"/>
-          <w:szCs w:val="17"/>
-        </w:rPr>
-        <w:t xml:space="preserve">logizomai</w:t>
-      </w:r>
-      <w:r>
-        <w:rPr>
-          <w:rFonts w:ascii="Cambria" w:cs="Cambria" w:eastAsia="Cambria" w:hAnsi="Cambria"/>
-          <w:color w:val="2B2B33"/>
-          <w:sz w:val="17"/>
-          <w:szCs w:val="17"/>
-        </w:rPr>
-        <w:t xml:space="preserve"> (λογίζομαι, Rm 4.3-8), linguagem de contabilidade: "lançar na conta". O único lançamento que nos salva é o que Deus faz da obediência de Cristo.</w:t>
+        <w:t xml:space="preserve"> D. L. Turner anota "cf. 27:45-46" ao comentar as horas da parábola (</w:t>
+      </w:r>
+      <w:r>
+        <w:rPr>
+          <w:rFonts w:ascii="Cambria" w:cs="Cambria" w:eastAsia="Cambria" w:hAnsi="Cambria"/>
+          <w:i/>
+          <w:iCs/>
+          <w:color w:val="2B2B33"/>
+          <w:sz w:val="17"/>
+          <w:szCs w:val="17"/>
+        </w:rPr>
+        <w:t xml:space="preserve">Matthew</w:t>
+      </w:r>
+      <w:r>
+        <w:rPr>
+          <w:rFonts w:ascii="Cambria" w:cs="Cambria" w:eastAsia="Cambria" w:hAnsi="Cambria"/>
+          <w:color w:val="2B2B33"/>
+          <w:sz w:val="17"/>
+          <w:szCs w:val="17"/>
+        </w:rPr>
+        <w:t xml:space="preserve">, BECNT, pp. 477-481); G. R. Osborne lembra que Marcos divide a crucificação em blocos de três horas (Mc 15.25, 33-34). Na NAA a ligação fica visível, porque as mesmas horas aparecem nos dois textos: "meio-dia" e "três horas da tarde" (20.5; 27.45). É ressonância homilética, não chave de leitura.</w:t>
       </w:r>
     </w:p>
   </w:footnote>
@@ -11108,36 +11163,56 @@
           <w:sz w:val="17"/>
           <w:szCs w:val="17"/>
         </w:rPr>
-        <w:t xml:space="preserve">Aprofundamento.</w:t>
-      </w:r>
-      <w:r>
-        <w:rPr>
-          <w:rFonts w:ascii="Cambria" w:cs="Cambria" w:eastAsia="Cambria" w:hAnsi="Cambria"/>
-          <w:color w:val="2B2B33"/>
-          <w:sz w:val="17"/>
-          <w:szCs w:val="17"/>
-        </w:rPr>
-        <w:t xml:space="preserve"> É a chamada dupla imputação: o nosso pecado lançado sobre Cristo ("o fez pecado", </w:t>
-      </w:r>
-      <w:r>
-        <w:rPr>
-          <w:rFonts w:ascii="Cambria" w:cs="Cambria" w:eastAsia="Cambria" w:hAnsi="Cambria"/>
-          <w:i/>
-          <w:iCs/>
-          <w:color w:val="2B2B33"/>
-          <w:sz w:val="17"/>
-          <w:szCs w:val="17"/>
-        </w:rPr>
-        <w:t xml:space="preserve">hamartian epoiēsen</w:t>
-      </w:r>
-      <w:r>
-        <w:rPr>
-          <w:rFonts w:ascii="Cambria" w:cs="Cambria" w:eastAsia="Cambria" w:hAnsi="Cambria"/>
-          <w:color w:val="2B2B33"/>
-          <w:sz w:val="17"/>
-          <w:szCs w:val="17"/>
-        </w:rPr>
-        <w:t xml:space="preserve">) e a justiça de Deus creditada a nós "nele".</w:t>
+        <w:t xml:space="preserve">Fonte.</w:t>
+      </w:r>
+      <w:r>
+        <w:rPr>
+          <w:rFonts w:ascii="Cambria" w:cs="Cambria" w:eastAsia="Cambria" w:hAnsi="Cambria"/>
+          <w:color w:val="2B2B33"/>
+          <w:sz w:val="17"/>
+          <w:szCs w:val="17"/>
+        </w:rPr>
+        <w:t xml:space="preserve"> Catecismo de Heidelberg (1563), Domingo 23, Pergunta 60. Texto em redação próxima à tradução corrente; conferir com a edição usada pela igreja. </w:t>
+      </w:r>
+      <w:r>
+        <w:rPr>
+          <w:rFonts w:ascii="Cambria" w:cs="Cambria" w:eastAsia="Cambria" w:hAnsi="Cambria"/>
+          <w:b/>
+          <w:bCs/>
+          <w:color w:val="2B2B33"/>
+          <w:sz w:val="17"/>
+          <w:szCs w:val="17"/>
+        </w:rPr>
+        <w:t xml:space="preserve">Grego:</w:t>
+      </w:r>
+      <w:r>
+        <w:rPr>
+          <w:rFonts w:ascii="Cambria" w:cs="Cambria" w:eastAsia="Cambria" w:hAnsi="Cambria"/>
+          <w:color w:val="2B2B33"/>
+          <w:sz w:val="17"/>
+          <w:szCs w:val="17"/>
+        </w:rPr>
+        <w:t xml:space="preserve"> "imputar" traduz </w:t>
+      </w:r>
+      <w:r>
+        <w:rPr>
+          <w:rFonts w:ascii="Cambria" w:cs="Cambria" w:eastAsia="Cambria" w:hAnsi="Cambria"/>
+          <w:i/>
+          <w:iCs/>
+          <w:color w:val="2B2B33"/>
+          <w:sz w:val="17"/>
+          <w:szCs w:val="17"/>
+        </w:rPr>
+        <w:t xml:space="preserve">logizomai</w:t>
+      </w:r>
+      <w:r>
+        <w:rPr>
+          <w:rFonts w:ascii="Cambria" w:cs="Cambria" w:eastAsia="Cambria" w:hAnsi="Cambria"/>
+          <w:color w:val="2B2B33"/>
+          <w:sz w:val="17"/>
+          <w:szCs w:val="17"/>
+        </w:rPr>
+        <w:t xml:space="preserve"> (λογίζομαι, Rm 4.3-8), linguagem de contabilidade: "lançar na conta". O único lançamento que nos salva é o que Deus faz da obediência de Cristo.</w:t>
       </w:r>
     </w:p>
   </w:footnote>
@@ -11169,56 +11244,36 @@
           <w:sz w:val="17"/>
           <w:szCs w:val="17"/>
         </w:rPr>
-        <w:t xml:space="preserve">Hebraico.</w:t>
-      </w:r>
-      <w:r>
-        <w:rPr>
-          <w:rFonts w:ascii="Cambria" w:cs="Cambria" w:eastAsia="Cambria" w:hAnsi="Cambria"/>
-          <w:color w:val="2B2B33"/>
-          <w:sz w:val="17"/>
-          <w:szCs w:val="17"/>
-        </w:rPr>
-        <w:t xml:space="preserve"> </w:t>
-      </w:r>
-      <w:r>
-        <w:rPr>
-          <w:rFonts w:ascii="Cambria" w:cs="Cambria" w:eastAsia="Cambria" w:hAnsi="Cambria"/>
-          <w:i/>
-          <w:iCs/>
-          <w:color w:val="2B2B33"/>
-          <w:sz w:val="17"/>
-          <w:szCs w:val="17"/>
-        </w:rPr>
-        <w:t xml:space="preserve">benê beliyya'al</w:t>
-      </w:r>
-      <w:r>
-        <w:rPr>
-          <w:rFonts w:ascii="Cambria" w:cs="Cambria" w:eastAsia="Cambria" w:hAnsi="Cambria"/>
-          <w:color w:val="2B2B33"/>
-          <w:sz w:val="17"/>
-          <w:szCs w:val="17"/>
-        </w:rPr>
-        <w:t xml:space="preserve"> (בְנֵי בְלִיַּעַל), "filhos de Belial": gente sem valor, imprestável. Davi transforma a partilha igual em "estatuto e direito" (</w:t>
-      </w:r>
-      <w:r>
-        <w:rPr>
-          <w:rFonts w:ascii="Cambria" w:cs="Cambria" w:eastAsia="Cambria" w:hAnsi="Cambria"/>
-          <w:i/>
-          <w:iCs/>
-          <w:color w:val="2B2B33"/>
-          <w:sz w:val="17"/>
-          <w:szCs w:val="17"/>
-        </w:rPr>
-        <w:t xml:space="preserve">choq umishpat</w:t>
-      </w:r>
-      <w:r>
-        <w:rPr>
-          <w:rFonts w:ascii="Cambria" w:cs="Cambria" w:eastAsia="Cambria" w:hAnsi="Cambria"/>
-          <w:color w:val="2B2B33"/>
-          <w:sz w:val="17"/>
-          <w:szCs w:val="17"/>
-        </w:rPr>
-        <w:t xml:space="preserve">) para Israel (1Sm 30.25).</w:t>
+        <w:t xml:space="preserve">Aprofundamento.</w:t>
+      </w:r>
+      <w:r>
+        <w:rPr>
+          <w:rFonts w:ascii="Cambria" w:cs="Cambria" w:eastAsia="Cambria" w:hAnsi="Cambria"/>
+          <w:color w:val="2B2B33"/>
+          <w:sz w:val="17"/>
+          <w:szCs w:val="17"/>
+        </w:rPr>
+        <w:t xml:space="preserve"> É a chamada dupla imputação: o nosso pecado lançado sobre Cristo ("o fez pecado", </w:t>
+      </w:r>
+      <w:r>
+        <w:rPr>
+          <w:rFonts w:ascii="Cambria" w:cs="Cambria" w:eastAsia="Cambria" w:hAnsi="Cambria"/>
+          <w:i/>
+          <w:iCs/>
+          <w:color w:val="2B2B33"/>
+          <w:sz w:val="17"/>
+          <w:szCs w:val="17"/>
+        </w:rPr>
+        <w:t xml:space="preserve">hamartian epoiēsen</w:t>
+      </w:r>
+      <w:r>
+        <w:rPr>
+          <w:rFonts w:ascii="Cambria" w:cs="Cambria" w:eastAsia="Cambria" w:hAnsi="Cambria"/>
+          <w:color w:val="2B2B33"/>
+          <w:sz w:val="17"/>
+          <w:szCs w:val="17"/>
+        </w:rPr>
+        <w:t xml:space="preserve">) e a justiça de Deus creditada a nós "nele".</w:t>
       </w:r>
     </w:p>
   </w:footnote>
@@ -11250,16 +11305,76 @@
           <w:sz w:val="17"/>
           <w:szCs w:val="17"/>
         </w:rPr>
-        <w:t xml:space="preserve">Aprofundamento.</w:t>
-      </w:r>
-      <w:r>
-        <w:rPr>
-          <w:rFonts w:ascii="Cambria" w:cs="Cambria" w:eastAsia="Cambria" w:hAnsi="Cambria"/>
-          <w:color w:val="2B2B33"/>
-          <w:sz w:val="17"/>
-          <w:szCs w:val="17"/>
-        </w:rPr>
-        <w:t xml:space="preserve"> Marcos (10.46-52) e Lucas (18.35-43) falam de um cego (Bartimeu, em Marcos); Mateus fala de dois, como já em 9.27-31. "Filho de Davi" é título messiânico (2Sm 7.12-16): o mesmo Rei que, na figura de Davi, repartiu igual em 1Sm 30.</w:t>
+        <w:t xml:space="preserve">Hebraico.</w:t>
+      </w:r>
+      <w:r>
+        <w:rPr>
+          <w:rFonts w:ascii="Cambria" w:cs="Cambria" w:eastAsia="Cambria" w:hAnsi="Cambria"/>
+          <w:color w:val="2B2B33"/>
+          <w:sz w:val="17"/>
+          <w:szCs w:val="17"/>
+        </w:rPr>
+        <w:t xml:space="preserve"> "Malignos" traduz </w:t>
+      </w:r>
+      <w:r>
+        <w:rPr>
+          <w:rFonts w:ascii="Cambria" w:cs="Cambria" w:eastAsia="Cambria" w:hAnsi="Cambria"/>
+          <w:i/>
+          <w:iCs/>
+          <w:color w:val="2B2B33"/>
+          <w:sz w:val="17"/>
+          <w:szCs w:val="17"/>
+        </w:rPr>
+        <w:t xml:space="preserve">benê beliyya'al</w:t>
+      </w:r>
+      <w:r>
+        <w:rPr>
+          <w:rFonts w:ascii="Cambria" w:cs="Cambria" w:eastAsia="Cambria" w:hAnsi="Cambria"/>
+          <w:color w:val="2B2B33"/>
+          <w:sz w:val="17"/>
+          <w:szCs w:val="17"/>
+        </w:rPr>
+        <w:t xml:space="preserve"> (בְנֵי בְלִיַּעַל), "filhos de Belial" na ARA: gente sem valor, imprestável. Davi transforma a partilha igual em "estatuto e direito" (</w:t>
+      </w:r>
+      <w:r>
+        <w:rPr>
+          <w:rFonts w:ascii="Cambria" w:cs="Cambria" w:eastAsia="Cambria" w:hAnsi="Cambria"/>
+          <w:i/>
+          <w:iCs/>
+          <w:color w:val="2B2B33"/>
+          <w:sz w:val="17"/>
+          <w:szCs w:val="17"/>
+        </w:rPr>
+        <w:t xml:space="preserve">choq umishpat</w:t>
+      </w:r>
+      <w:r>
+        <w:rPr>
+          <w:rFonts w:ascii="Cambria" w:cs="Cambria" w:eastAsia="Cambria" w:hAnsi="Cambria"/>
+          <w:color w:val="2B2B33"/>
+          <w:sz w:val="17"/>
+          <w:szCs w:val="17"/>
+        </w:rPr>
+        <w:t xml:space="preserve">) para Israel (1Sm 30.25). </w:t>
+      </w:r>
+      <w:r>
+        <w:rPr>
+          <w:rFonts w:ascii="Cambria" w:cs="Cambria" w:eastAsia="Cambria" w:hAnsi="Cambria"/>
+          <w:b/>
+          <w:bCs/>
+          <w:color w:val="2B2B33"/>
+          <w:sz w:val="17"/>
+          <w:szCs w:val="17"/>
+        </w:rPr>
+        <w:t xml:space="preserve">Aprofundamento:</w:t>
+      </w:r>
+      <w:r>
+        <w:rPr>
+          <w:rFonts w:ascii="Cambria" w:cs="Cambria" w:eastAsia="Cambria" w:hAnsi="Cambria"/>
+          <w:color w:val="2B2B33"/>
+          <w:sz w:val="17"/>
+          <w:szCs w:val="17"/>
+        </w:rPr>
+        <w:t xml:space="preserve"> Davi já tinha sido ungido (1Sm 16.13), mas só seria rei depois da morte de Saul (2Sm 2.4); por isso o sermão diz "já ungido rei, mas ainda sem trono".</w:t>
       </w:r>
     </w:p>
   </w:footnote>
@@ -11291,36 +11406,16 @@
           <w:sz w:val="17"/>
           <w:szCs w:val="17"/>
         </w:rPr>
-        <w:t xml:space="preserve">Grego.</w:t>
-      </w:r>
-      <w:r>
-        <w:rPr>
-          <w:rFonts w:ascii="Cambria" w:cs="Cambria" w:eastAsia="Cambria" w:hAnsi="Cambria"/>
-          <w:color w:val="2B2B33"/>
-          <w:sz w:val="17"/>
-          <w:szCs w:val="17"/>
-        </w:rPr>
-        <w:t xml:space="preserve"> "Condoído" traduz </w:t>
-      </w:r>
-      <w:r>
-        <w:rPr>
-          <w:rFonts w:ascii="Cambria" w:cs="Cambria" w:eastAsia="Cambria" w:hAnsi="Cambria"/>
-          <w:i/>
-          <w:iCs/>
-          <w:color w:val="2B2B33"/>
-          <w:sz w:val="17"/>
-          <w:szCs w:val="17"/>
-        </w:rPr>
-        <w:t xml:space="preserve">splanchnistheis</w:t>
-      </w:r>
-      <w:r>
-        <w:rPr>
-          <w:rFonts w:ascii="Cambria" w:cs="Cambria" w:eastAsia="Cambria" w:hAnsi="Cambria"/>
-          <w:color w:val="2B2B33"/>
-          <w:sz w:val="17"/>
-          <w:szCs w:val="17"/>
-        </w:rPr>
-        <w:t xml:space="preserve"> (σπλαγχνισθείς), "movido nas entranhas": compaixão visceral. É o verbo da compaixão de Jesus pelas multidões (9.36; 14.14; 15.32) e o do pai que vê o filho de longe em Lc 15.20, sermão anterior da série.</w:t>
+        <w:t xml:space="preserve">Aprofundamento.</w:t>
+      </w:r>
+      <w:r>
+        <w:rPr>
+          <w:rFonts w:ascii="Cambria" w:cs="Cambria" w:eastAsia="Cambria" w:hAnsi="Cambria"/>
+          <w:color w:val="2B2B33"/>
+          <w:sz w:val="17"/>
+          <w:szCs w:val="17"/>
+        </w:rPr>
+        <w:t xml:space="preserve"> Marcos (10.46-52) e Lucas (18.35-43) falam de um cego (Bartimeu, em Marcos); Mateus fala de dois, como já em 9.27-31. "Filho de Davi" é título messiânico (2Sm 7.12-16): o mesmo Rei que, na figura de Davi, repartiu igual em 1Sm 30.</w:t>
       </w:r>
     </w:p>
   </w:footnote>
@@ -11361,27 +11456,27 @@
           <w:sz w:val="17"/>
           <w:szCs w:val="17"/>
         </w:rPr>
-        <w:t xml:space="preserve"> </w:t>
-      </w:r>
-      <w:r>
-        <w:rPr>
-          <w:rFonts w:ascii="Cambria" w:cs="Cambria" w:eastAsia="Cambria" w:hAnsi="Cambria"/>
-          <w:i/>
-          <w:iCs/>
-          <w:color w:val="2B2B33"/>
-          <w:sz w:val="17"/>
-          <w:szCs w:val="17"/>
-        </w:rPr>
-        <w:t xml:space="preserve">ēkolouthēsan autō</w:t>
-      </w:r>
-      <w:r>
-        <w:rPr>
-          <w:rFonts w:ascii="Cambria" w:cs="Cambria" w:eastAsia="Cambria" w:hAnsi="Cambria"/>
-          <w:color w:val="2B2B33"/>
-          <w:sz w:val="17"/>
-          <w:szCs w:val="17"/>
-        </w:rPr>
-        <w:t xml:space="preserve"> (ἠκολούθησαν αὐτῷ), "o seguiram": verbo do discipulado. É o "segue-me" dirigido ao jovem rico (19.21) e o "nós te seguimos" de Pedro (19.27). Os cegos curados fazem o que o jovem rico não quis fazer.</w:t>
+        <w:t xml:space="preserve"> "Profundamente compadecido" traduz </w:t>
+      </w:r>
+      <w:r>
+        <w:rPr>
+          <w:rFonts w:ascii="Cambria" w:cs="Cambria" w:eastAsia="Cambria" w:hAnsi="Cambria"/>
+          <w:i/>
+          <w:iCs/>
+          <w:color w:val="2B2B33"/>
+          <w:sz w:val="17"/>
+          <w:szCs w:val="17"/>
+        </w:rPr>
+        <w:t xml:space="preserve">splanchnistheis</w:t>
+      </w:r>
+      <w:r>
+        <w:rPr>
+          <w:rFonts w:ascii="Cambria" w:cs="Cambria" w:eastAsia="Cambria" w:hAnsi="Cambria"/>
+          <w:color w:val="2B2B33"/>
+          <w:sz w:val="17"/>
+          <w:szCs w:val="17"/>
+        </w:rPr>
+        <w:t xml:space="preserve"> (σπλαγχνισθείς), "movido nas entranhas": compaixão visceral. É o verbo da compaixão de Jesus pelas multidões (9.36; 14.14; 15.32) e o do pai que vê o filho de longe em Lc 15.20, sermão anterior da série.</w:t>
       </w:r>
     </w:p>
   </w:footnote>
@@ -11413,56 +11508,36 @@
           <w:sz w:val="17"/>
           <w:szCs w:val="17"/>
         </w:rPr>
-        <w:t xml:space="preserve">Hebraico/Grego.</w:t>
-      </w:r>
-      <w:r>
-        <w:rPr>
-          <w:rFonts w:ascii="Cambria" w:cs="Cambria" w:eastAsia="Cambria" w:hAnsi="Cambria"/>
-          <w:color w:val="2B2B33"/>
-          <w:sz w:val="17"/>
-          <w:szCs w:val="17"/>
-        </w:rPr>
-        <w:t xml:space="preserve"> "Galardão" é </w:t>
-      </w:r>
-      <w:r>
-        <w:rPr>
-          <w:rFonts w:ascii="Cambria" w:cs="Cambria" w:eastAsia="Cambria" w:hAnsi="Cambria"/>
-          <w:i/>
-          <w:iCs/>
-          <w:color w:val="2B2B33"/>
-          <w:sz w:val="17"/>
-          <w:szCs w:val="17"/>
-        </w:rPr>
-        <w:t xml:space="preserve">sekhar</w:t>
-      </w:r>
-      <w:r>
-        <w:rPr>
-          <w:rFonts w:ascii="Cambria" w:cs="Cambria" w:eastAsia="Cambria" w:hAnsi="Cambria"/>
-          <w:color w:val="2B2B33"/>
-          <w:sz w:val="17"/>
-          <w:szCs w:val="17"/>
-        </w:rPr>
-        <w:t xml:space="preserve"> (שָׂכָר), "salário, recompensa"; a Septuaginta traduz por </w:t>
-      </w:r>
-      <w:r>
-        <w:rPr>
-          <w:rFonts w:ascii="Cambria" w:cs="Cambria" w:eastAsia="Cambria" w:hAnsi="Cambria"/>
-          <w:i/>
-          <w:iCs/>
-          <w:color w:val="2B2B33"/>
-          <w:sz w:val="17"/>
-          <w:szCs w:val="17"/>
-        </w:rPr>
-        <w:t xml:space="preserve">misthos</w:t>
-      </w:r>
-      <w:r>
-        <w:rPr>
-          <w:rFonts w:ascii="Cambria" w:cs="Cambria" w:eastAsia="Cambria" w:hAnsi="Cambria"/>
-          <w:color w:val="2B2B33"/>
-          <w:sz w:val="17"/>
-          <w:szCs w:val="17"/>
-        </w:rPr>
-        <w:t xml:space="preserve"> (μισθός), a mesma palavra do "salário" em Mt 20.8. Deus mesmo é o salário de Abraão.</w:t>
+        <w:t xml:space="preserve">Grego.</w:t>
+      </w:r>
+      <w:r>
+        <w:rPr>
+          <w:rFonts w:ascii="Cambria" w:cs="Cambria" w:eastAsia="Cambria" w:hAnsi="Cambria"/>
+          <w:color w:val="2B2B33"/>
+          <w:sz w:val="17"/>
+          <w:szCs w:val="17"/>
+        </w:rPr>
+        <w:t xml:space="preserve"> </w:t>
+      </w:r>
+      <w:r>
+        <w:rPr>
+          <w:rFonts w:ascii="Cambria" w:cs="Cambria" w:eastAsia="Cambria" w:hAnsi="Cambria"/>
+          <w:i/>
+          <w:iCs/>
+          <w:color w:val="2B2B33"/>
+          <w:sz w:val="17"/>
+          <w:szCs w:val="17"/>
+        </w:rPr>
+        <w:t xml:space="preserve">ēkolouthēsan autō</w:t>
+      </w:r>
+      <w:r>
+        <w:rPr>
+          <w:rFonts w:ascii="Cambria" w:cs="Cambria" w:eastAsia="Cambria" w:hAnsi="Cambria"/>
+          <w:color w:val="2B2B33"/>
+          <w:sz w:val="17"/>
+          <w:szCs w:val="17"/>
+        </w:rPr>
+        <w:t xml:space="preserve"> (ἠκολούθησαν αὐτῷ), "o seguiram": verbo do discipulado. É o "siga-me" dirigido ao jovem rico (19.21) e o "seguimos o senhor" de Pedro (19.27). Os cegos curados fazem o que o jovem rico não quis fazer.</w:t>
       </w:r>
     </w:p>
   </w:footnote>
@@ -11494,36 +11569,96 @@
           <w:sz w:val="17"/>
           <w:szCs w:val="17"/>
         </w:rPr>
-        <w:t xml:space="preserve">Fonte.</w:t>
-      </w:r>
-      <w:r>
-        <w:rPr>
-          <w:rFonts w:ascii="Cambria" w:cs="Cambria" w:eastAsia="Cambria" w:hAnsi="Cambria"/>
-          <w:color w:val="2B2B33"/>
-          <w:sz w:val="17"/>
-          <w:szCs w:val="17"/>
-        </w:rPr>
-        <w:t xml:space="preserve"> Daniel M. Doriani: "somos fariseus em recuperação"; a "Graça Maravilhosa" pode virar "graça entediante" (</w:t>
-      </w:r>
-      <w:r>
-        <w:rPr>
-          <w:rFonts w:ascii="Cambria" w:cs="Cambria" w:eastAsia="Cambria" w:hAnsi="Cambria"/>
-          <w:i/>
-          <w:iCs/>
-          <w:color w:val="2B2B33"/>
-          <w:sz w:val="17"/>
-          <w:szCs w:val="17"/>
-        </w:rPr>
-        <w:t xml:space="preserve">Matthew</w:t>
-      </w:r>
-      <w:r>
-        <w:rPr>
-          <w:rFonts w:ascii="Cambria" w:cs="Cambria" w:eastAsia="Cambria" w:hAnsi="Cambria"/>
-          <w:color w:val="2B2B33"/>
-          <w:sz w:val="17"/>
-          <w:szCs w:val="17"/>
-        </w:rPr>
-        <w:t xml:space="preserve">, REC, cap. 71).</w:t>
+        <w:t xml:space="preserve">Hebraico/Grego.</w:t>
+      </w:r>
+      <w:r>
+        <w:rPr>
+          <w:rFonts w:ascii="Cambria" w:cs="Cambria" w:eastAsia="Cambria" w:hAnsi="Cambria"/>
+          <w:color w:val="2B2B33"/>
+          <w:sz w:val="17"/>
+          <w:szCs w:val="17"/>
+        </w:rPr>
+        <w:t xml:space="preserve"> O hebraico de Gn 15.1 (</w:t>
+      </w:r>
+      <w:r>
+        <w:rPr>
+          <w:rFonts w:ascii="Cambria" w:cs="Cambria" w:eastAsia="Cambria" w:hAnsi="Cambria"/>
+          <w:i/>
+          <w:iCs/>
+          <w:color w:val="2B2B33"/>
+          <w:sz w:val="17"/>
+          <w:szCs w:val="17"/>
+        </w:rPr>
+        <w:t xml:space="preserve">'anokhi magen lakh, sekharkha harbeh me'od</w:t>
+      </w:r>
+      <w:r>
+        <w:rPr>
+          <w:rFonts w:ascii="Cambria" w:cs="Cambria" w:eastAsia="Cambria" w:hAnsi="Cambria"/>
+          <w:color w:val="2B2B33"/>
+          <w:sz w:val="17"/>
+          <w:szCs w:val="17"/>
+        </w:rPr>
+        <w:t xml:space="preserve">) admite duas leituras: "eu sou o teu escudo, o teu grandíssimo galardão" (ARA: Deus mesmo é a recompensa) ou "a tua recompensa será muito grande" (Septuaginta, </w:t>
+      </w:r>
+      <w:r>
+        <w:rPr>
+          <w:rFonts w:ascii="Cambria" w:cs="Cambria" w:eastAsia="Cambria" w:hAnsi="Cambria"/>
+          <w:i/>
+          <w:iCs/>
+          <w:color w:val="2B2B33"/>
+          <w:sz w:val="17"/>
+          <w:szCs w:val="17"/>
+        </w:rPr>
+        <w:t xml:space="preserve">ho misthos sou polys estai sphodra</w:t>
+      </w:r>
+      <w:r>
+        <w:rPr>
+          <w:rFonts w:ascii="Cambria" w:cs="Cambria" w:eastAsia="Cambria" w:hAnsi="Cambria"/>
+          <w:color w:val="2B2B33"/>
+          <w:sz w:val="17"/>
+          <w:szCs w:val="17"/>
+        </w:rPr>
+        <w:t xml:space="preserve">; a NAA segue essa linha: "lhe darei uma grande recompensa"). </w:t>
+      </w:r>
+      <w:r>
+        <w:rPr>
+          <w:rFonts w:ascii="Cambria" w:cs="Cambria" w:eastAsia="Cambria" w:hAnsi="Cambria"/>
+          <w:i/>
+          <w:iCs/>
+          <w:color w:val="2B2B33"/>
+          <w:sz w:val="17"/>
+          <w:szCs w:val="17"/>
+        </w:rPr>
+        <w:t xml:space="preserve">Sekhar</w:t>
+      </w:r>
+      <w:r>
+        <w:rPr>
+          <w:rFonts w:ascii="Cambria" w:cs="Cambria" w:eastAsia="Cambria" w:hAnsi="Cambria"/>
+          <w:color w:val="2B2B33"/>
+          <w:sz w:val="17"/>
+          <w:szCs w:val="17"/>
+        </w:rPr>
+        <w:t xml:space="preserve"> é "salário, recompensa", e </w:t>
+      </w:r>
+      <w:r>
+        <w:rPr>
+          <w:rFonts w:ascii="Cambria" w:cs="Cambria" w:eastAsia="Cambria" w:hAnsi="Cambria"/>
+          <w:i/>
+          <w:iCs/>
+          <w:color w:val="2B2B33"/>
+          <w:sz w:val="17"/>
+          <w:szCs w:val="17"/>
+        </w:rPr>
+        <w:t xml:space="preserve">misthos</w:t>
+      </w:r>
+      <w:r>
+        <w:rPr>
+          <w:rFonts w:ascii="Cambria" w:cs="Cambria" w:eastAsia="Cambria" w:hAnsi="Cambria"/>
+          <w:color w:val="2B2B33"/>
+          <w:sz w:val="17"/>
+          <w:szCs w:val="17"/>
+        </w:rPr>
+        <w:t xml:space="preserve"> é a mesma palavra do "salário" em Mt 20.8. Como Gn 15.1 admite as duas leituras, o sermão não apoia nele, sozinho, a afirmação de que a recompensa é o próprio Deus: o apoio explícito vem do Sl 73.25-26 (cf. Sl 16.5: "O Senhor é a porção da minha herança e o meu cálice").</w:t>
       </w:r>
     </w:p>
   </w:footnote>
@@ -11555,6 +11690,67 @@
           <w:sz w:val="17"/>
           <w:szCs w:val="17"/>
         </w:rPr>
+        <w:t xml:space="preserve">Fonte.</w:t>
+      </w:r>
+      <w:r>
+        <w:rPr>
+          <w:rFonts w:ascii="Cambria" w:cs="Cambria" w:eastAsia="Cambria" w:hAnsi="Cambria"/>
+          <w:color w:val="2B2B33"/>
+          <w:sz w:val="17"/>
+          <w:szCs w:val="17"/>
+        </w:rPr>
+        <w:t xml:space="preserve"> Daniel M. Doriani: "somos fariseus em recuperação"; a "Graça Maravilhosa" pode virar "graça entediante" (</w:t>
+      </w:r>
+      <w:r>
+        <w:rPr>
+          <w:rFonts w:ascii="Cambria" w:cs="Cambria" w:eastAsia="Cambria" w:hAnsi="Cambria"/>
+          <w:i/>
+          <w:iCs/>
+          <w:color w:val="2B2B33"/>
+          <w:sz w:val="17"/>
+          <w:szCs w:val="17"/>
+        </w:rPr>
+        <w:t xml:space="preserve">Matthew</w:t>
+      </w:r>
+      <w:r>
+        <w:rPr>
+          <w:rFonts w:ascii="Cambria" w:cs="Cambria" w:eastAsia="Cambria" w:hAnsi="Cambria"/>
+          <w:color w:val="2B2B33"/>
+          <w:sz w:val="17"/>
+          <w:szCs w:val="17"/>
+        </w:rPr>
+        <w:t xml:space="preserve">, REC, cap. 71).</w:t>
+      </w:r>
+    </w:p>
+  </w:footnote>
+  <w:footnote w:id="71">
+    <w:p>
+      <w:pPr>
+        <w:spacing w:after="40" w:line="240" w:lineRule="auto"/>
+        <w:jc w:val="both"/>
+      </w:pPr>
+      <w:r>
+        <w:rPr>
+          <w:rStyle w:val="FootnoteReference"/>
+        </w:rPr>
+        <w:footnoteRef/>
+      </w:r>
+      <w:r>
+        <w:rPr>
+          <w:sz w:val="17"/>
+          <w:szCs w:val="17"/>
+        </w:rPr>
+        <w:t xml:space="preserve"> </w:t>
+      </w:r>
+      <w:r>
+        <w:rPr>
+          <w:rFonts w:ascii="Cambria" w:cs="Cambria" w:eastAsia="Cambria" w:hAnsi="Cambria"/>
+          <w:b/>
+          <w:bCs/>
+          <w:color w:val="2B2B33"/>
+          <w:sz w:val="17"/>
+          <w:szCs w:val="17"/>
+        </w:rPr>
         <w:t xml:space="preserve">Grego.</w:t>
       </w:r>
       <w:r>
@@ -11564,7 +11760,7 @@
           <w:sz w:val="17"/>
           <w:szCs w:val="17"/>
         </w:rPr>
-        <w:t xml:space="preserve"> Em Mt 6.2, 5 e 16, sobre quem pratica a piedade para ser visto, Jesus diz: "já receberam a recompensa" (</w:t>
+        <w:t xml:space="preserve"> Em Mt 6.2, 5 e 16, sobre quem pratica a piedade para ser visto, Jesus diz: "eles já receberam a sua recompensa" (</w:t>
       </w:r>
       <w:r>
         <w:rPr>
